--- a/3rd year/Summer_practice/Отчет_по_практике_ВласовАА_КЭ-342.docx
+++ b/3rd year/Summer_practice/Отчет_по_практике_ВласовАА_КЭ-342.docx
@@ -211,8 +211,18 @@
           <w:sz w:val="32"/>
           <w:szCs w:val="32"/>
         </w:rPr>
-        <w:t>Разработка веб-приложения для онлайн-бронирования номеров в сети отелей на платформе Django</w:t>
-      </w:r>
+        <w:t xml:space="preserve">Разработка веб-приложения для онлайн-бронирования номеров в сети отелей на платформе </w:t>
+      </w:r>
+      <w:proofErr w:type="spellStart"/>
+      <w:r>
+        <w:rPr>
+          <w:b/>
+          <w:sz w:val="32"/>
+          <w:szCs w:val="32"/>
+        </w:rPr>
+        <w:t>Django</w:t>
+      </w:r>
+      <w:proofErr w:type="spellEnd"/>
     </w:p>
     <w:p>
       <w:pPr>
@@ -468,6 +478,7 @@
                 <w:szCs w:val="28"/>
               </w:rPr>
             </w:pPr>
+            <w:proofErr w:type="spellStart"/>
             <w:r>
               <w:rPr>
                 <w:sz w:val="28"/>
@@ -475,6 +486,7 @@
               </w:rPr>
               <w:t>Нормоконтролер</w:t>
             </w:r>
+            <w:proofErr w:type="spellEnd"/>
             <w:r>
               <w:rPr>
                 <w:vanish/>
@@ -504,7 +516,15 @@
                 <w:sz w:val="28"/>
                 <w:szCs w:val="28"/>
               </w:rPr>
-              <w:t>Доцент кафедры СП, к.</w:t>
+              <w:t xml:space="preserve">Доцент кафедры СП, </w:t>
+            </w:r>
+            <w:proofErr w:type="spellStart"/>
+            <w:r>
+              <w:rPr>
+                <w:sz w:val="28"/>
+                <w:szCs w:val="28"/>
+              </w:rPr>
+              <w:t>к.</w:t>
             </w:r>
             <w:r>
               <w:rPr>
@@ -520,6 +540,7 @@
               </w:rPr>
               <w:t>.н</w:t>
             </w:r>
+            <w:proofErr w:type="spellEnd"/>
           </w:p>
           <w:p>
             <w:pPr>
@@ -565,6 +586,7 @@
               </w:rPr>
               <w:t xml:space="preserve">. </w:t>
             </w:r>
+            <w:proofErr w:type="spellStart"/>
             <w:r>
               <w:rPr>
                 <w:sz w:val="28"/>
@@ -572,6 +594,7 @@
               </w:rPr>
               <w:t>Гисс</w:t>
             </w:r>
+            <w:proofErr w:type="spellEnd"/>
           </w:p>
           <w:p>
             <w:pPr>
@@ -586,7 +609,25 @@
                 <w:sz w:val="28"/>
                 <w:szCs w:val="28"/>
               </w:rPr>
-              <w:t xml:space="preserve">“___”___________ </w:t>
+              <w:t>“__</w:t>
+            </w:r>
+            <w:proofErr w:type="gramStart"/>
+            <w:r>
+              <w:rPr>
+                <w:bCs/>
+                <w:sz w:val="28"/>
+                <w:szCs w:val="28"/>
+              </w:rPr>
+              <w:t>_”_</w:t>
+            </w:r>
+            <w:proofErr w:type="gramEnd"/>
+            <w:r>
+              <w:rPr>
+                <w:bCs/>
+                <w:sz w:val="28"/>
+                <w:szCs w:val="28"/>
+              </w:rPr>
+              <w:t xml:space="preserve">__________ </w:t>
             </w:r>
             <w:r>
               <w:rPr>
@@ -674,7 +715,15 @@
                 <w:sz w:val="28"/>
                 <w:szCs w:val="28"/>
               </w:rPr>
-              <w:t>Доцент кафедры СП, к.</w:t>
+              <w:t xml:space="preserve">Доцент кафедры СП, </w:t>
+            </w:r>
+            <w:proofErr w:type="spellStart"/>
+            <w:r>
+              <w:rPr>
+                <w:sz w:val="28"/>
+                <w:szCs w:val="28"/>
+              </w:rPr>
+              <w:t>к.</w:t>
             </w:r>
             <w:r>
               <w:rPr>
@@ -690,6 +739,7 @@
               </w:rPr>
               <w:t>.н</w:t>
             </w:r>
+            <w:proofErr w:type="spellEnd"/>
           </w:p>
           <w:p>
             <w:pPr>
@@ -742,6 +792,7 @@
               </w:rPr>
               <w:t xml:space="preserve"> </w:t>
             </w:r>
+            <w:proofErr w:type="spellStart"/>
             <w:r>
               <w:rPr>
                 <w:sz w:val="28"/>
@@ -749,6 +800,7 @@
               </w:rPr>
               <w:t>Гисс</w:t>
             </w:r>
+            <w:proofErr w:type="spellEnd"/>
           </w:p>
           <w:p>
             <w:pPr>
@@ -916,7 +968,25 @@
                 <w:sz w:val="28"/>
                 <w:szCs w:val="28"/>
               </w:rPr>
-              <w:t xml:space="preserve">“___”___________ </w:t>
+              <w:t>“__</w:t>
+            </w:r>
+            <w:proofErr w:type="gramStart"/>
+            <w:r>
+              <w:rPr>
+                <w:bCs/>
+                <w:sz w:val="28"/>
+                <w:szCs w:val="28"/>
+              </w:rPr>
+              <w:t>_”_</w:t>
+            </w:r>
+            <w:proofErr w:type="gramEnd"/>
+            <w:r>
+              <w:rPr>
+                <w:bCs/>
+                <w:sz w:val="28"/>
+                <w:szCs w:val="28"/>
+              </w:rPr>
+              <w:t xml:space="preserve">__________ </w:t>
             </w:r>
             <w:r>
               <w:rPr>
@@ -1874,8 +1944,16 @@
         <w:rPr>
           <w:bCs/>
         </w:rPr>
-        <w:t>Разработка веб-приложения для онлайн-бронирования номеров в сети отелей на платформе Django</w:t>
-      </w:r>
+        <w:t xml:space="preserve">Разработка веб-приложения для онлайн-бронирования номеров в сети отелей на платформе </w:t>
+      </w:r>
+      <w:proofErr w:type="spellStart"/>
+      <w:r>
+        <w:rPr>
+          <w:bCs/>
+        </w:rPr>
+        <w:t>Django</w:t>
+      </w:r>
+      <w:proofErr w:type="spellEnd"/>
       <w:r>
         <w:rPr>
           <w:bCs/>
@@ -2139,6 +2217,7 @@
           </w:rPr>
           <w:t>.</w:t>
         </w:r>
+        <w:proofErr w:type="spellStart"/>
         <w:r>
           <w:rPr>
             <w:rStyle w:val="a9"/>
@@ -2148,6 +2227,7 @@
           </w:rPr>
           <w:t>djangoproject</w:t>
         </w:r>
+        <w:proofErr w:type="spellEnd"/>
         <w:r>
           <w:rPr>
             <w:rStyle w:val="a9"/>
@@ -2173,6 +2253,7 @@
           </w:rPr>
           <w:t>/</w:t>
         </w:r>
+        <w:proofErr w:type="spellStart"/>
         <w:r>
           <w:rPr>
             <w:rStyle w:val="a9"/>
@@ -2182,6 +2263,7 @@
           </w:rPr>
           <w:t>en</w:t>
         </w:r>
+        <w:proofErr w:type="spellEnd"/>
         <w:r>
           <w:rPr>
             <w:rStyle w:val="a9"/>
@@ -2353,6 +2435,7 @@
           </w:rPr>
           <w:t>.</w:t>
         </w:r>
+        <w:proofErr w:type="spellStart"/>
         <w:r>
           <w:rPr>
             <w:rStyle w:val="a9"/>
@@ -2362,6 +2445,7 @@
           </w:rPr>
           <w:t>postgresql</w:t>
         </w:r>
+        <w:proofErr w:type="spellEnd"/>
         <w:r>
           <w:rPr>
             <w:rStyle w:val="a9"/>
@@ -2495,6 +2579,7 @@
         </w:rPr>
         <w:t xml:space="preserve"> </w:t>
       </w:r>
+      <w:proofErr w:type="gramStart"/>
       <w:r>
         <w:rPr>
           <w:sz w:val="28"/>
@@ -2508,7 +2593,15 @@
           <w:sz w:val="28"/>
           <w:szCs w:val="28"/>
         </w:rPr>
-        <w:t xml:space="preserve"> : учебно-методическое пособие. – [</w:t>
+        <w:t xml:space="preserve"> :</w:t>
+      </w:r>
+      <w:proofErr w:type="gramEnd"/>
+      <w:r>
+        <w:rPr>
+          <w:sz w:val="28"/>
+          <w:szCs w:val="28"/>
+        </w:rPr>
+        <w:t xml:space="preserve"> учебно-методическое пособие. – [</w:t>
       </w:r>
       <w:r>
         <w:rPr>
@@ -2688,6 +2781,7 @@
           </w:rPr>
           <w:t>://</w:t>
         </w:r>
+        <w:proofErr w:type="spellStart"/>
         <w:r>
           <w:rPr>
             <w:rStyle w:val="a9"/>
@@ -2696,6 +2790,7 @@
           </w:rPr>
           <w:t>tailwindcss</w:t>
         </w:r>
+        <w:proofErr w:type="spellEnd"/>
         <w:r>
           <w:rPr>
             <w:rStyle w:val="a9"/>
@@ -2763,6 +2858,7 @@
           </w:rPr>
           <w:t>-</w:t>
         </w:r>
+        <w:proofErr w:type="spellStart"/>
         <w:r>
           <w:rPr>
             <w:rStyle w:val="a9"/>
@@ -2771,6 +2867,7 @@
           </w:rPr>
           <w:t>vite</w:t>
         </w:r>
+        <w:proofErr w:type="spellEnd"/>
       </w:hyperlink>
       <w:r>
         <w:t xml:space="preserve"> </w:t>
@@ -2860,12 +2957,14 @@
         </w:rPr>
         <w:t xml:space="preserve"> </w:t>
       </w:r>
+      <w:proofErr w:type="spellStart"/>
       <w:r>
         <w:rPr>
           <w:sz w:val="28"/>
         </w:rPr>
         <w:t>documentation</w:t>
       </w:r>
+      <w:proofErr w:type="spellEnd"/>
       <w:r>
         <w:rPr>
           <w:sz w:val="28"/>
@@ -2921,6 +3020,7 @@
           </w:rPr>
           <w:t>.</w:t>
         </w:r>
+        <w:proofErr w:type="spellStart"/>
         <w:r>
           <w:rPr>
             <w:rStyle w:val="a9"/>
@@ -2929,6 +3029,7 @@
           </w:rPr>
           <w:t>mozilla</w:t>
         </w:r>
+        <w:proofErr w:type="spellEnd"/>
         <w:r>
           <w:rPr>
             <w:rStyle w:val="a9"/>
@@ -2951,6 +3052,7 @@
           </w:rPr>
           <w:t>/</w:t>
         </w:r>
+        <w:proofErr w:type="spellStart"/>
         <w:r>
           <w:rPr>
             <w:rStyle w:val="a9"/>
@@ -2959,6 +3061,7 @@
           </w:rPr>
           <w:t>en</w:t>
         </w:r>
+        <w:proofErr w:type="spellEnd"/>
         <w:r>
           <w:rPr>
             <w:rStyle w:val="a9"/>
@@ -3452,13 +3555,31 @@
           <w:sz w:val="28"/>
           <w:szCs w:val="24"/>
         </w:rPr>
-        <w:t>доцент кафедры СП, к.п.н.</w:t>
-      </w:r>
-      <w:r>
-        <w:rPr>
+        <w:t xml:space="preserve">доцент кафедры СП, </w:t>
+      </w:r>
+      <w:proofErr w:type="spellStart"/>
+      <w:r>
+        <w:rPr>
+          <w:spacing w:val="-2"/>
           <w:sz w:val="28"/>
           <w:szCs w:val="24"/>
         </w:rPr>
+        <w:t>к.п.н</w:t>
+      </w:r>
+      <w:proofErr w:type="spellEnd"/>
+      <w:r>
+        <w:rPr>
+          <w:spacing w:val="-2"/>
+          <w:sz w:val="28"/>
+          <w:szCs w:val="24"/>
+        </w:rPr>
+        <w:t>.</w:t>
+      </w:r>
+      <w:r>
+        <w:rPr>
+          <w:sz w:val="28"/>
+          <w:szCs w:val="24"/>
+        </w:rPr>
         <w:tab/>
       </w:r>
       <w:r>
@@ -3497,6 +3618,7 @@
         </w:rPr>
         <w:t xml:space="preserve">. </w:t>
       </w:r>
+      <w:proofErr w:type="spellStart"/>
       <w:r>
         <w:rPr>
           <w:spacing w:val="-2"/>
@@ -3505,6 +3627,7 @@
         </w:rPr>
         <w:t>Гисс</w:t>
       </w:r>
+      <w:proofErr w:type="spellEnd"/>
     </w:p>
     <w:p>
       <w:pPr>
@@ -5021,7 +5144,25 @@
                 <w:sz w:val="28"/>
                 <w:szCs w:val="28"/>
               </w:rPr>
-              <w:t>вариантов</w:t>
+              <w:t>вари</w:t>
+            </w:r>
+            <w:r>
+              <w:rPr>
+                <w:rStyle w:val="a9"/>
+                <w:noProof/>
+                <w:sz w:val="28"/>
+                <w:szCs w:val="28"/>
+              </w:rPr>
+              <w:t>а</w:t>
+            </w:r>
+            <w:r>
+              <w:rPr>
+                <w:rStyle w:val="a9"/>
+                <w:noProof/>
+                <w:sz w:val="28"/>
+                <w:szCs w:val="28"/>
+              </w:rPr>
+              <w:t>нтов</w:t>
             </w:r>
             <w:r>
               <w:rPr>
@@ -7087,7 +7228,23 @@
         <w:pStyle w:val="a3"/>
       </w:pPr>
       <w:r>
-        <w:t>Современные веб-приложения в области бронирования должны обеспечивать стабильную работу с базами данных, защищённую авторизацию и возможность работы с датами и расписаниями. При этом востребованы технологии, позволяющие быстро разрабатывать надёжные и масштабируемые системы. В качестве таких технологий особенно актуален фреймворк Django, обеспечивающий структурированную реализацию серверной логики, взаимодействие с реляционными СУБД и наличие встроенной административной панели. Также важную роль играет современная верстка с использованием CSS-фреймворков, таких как Tailwind CSS, позволяющая создавать гибкие и адаптивные пользовательские интерфейсы.</w:t>
+        <w:t xml:space="preserve">Современные веб-приложения в области бронирования должны обеспечивать стабильную работу с базами данных, защищённую авторизацию и возможность работы с датами и расписаниями. При этом востребованы технологии, позволяющие быстро разрабатывать надёжные и масштабируемые системы. В качестве таких технологий особенно актуален фреймворк </w:t>
+      </w:r>
+      <w:proofErr w:type="spellStart"/>
+      <w:r>
+        <w:t>Django</w:t>
+      </w:r>
+      <w:proofErr w:type="spellEnd"/>
+      <w:r>
+        <w:t xml:space="preserve">, обеспечивающий структурированную реализацию серверной логики, взаимодействие с реляционными СУБД и наличие встроенной административной панели. Также важную роль играет современная верстка с использованием CSS-фреймворков, таких как </w:t>
+      </w:r>
+      <w:proofErr w:type="spellStart"/>
+      <w:r>
+        <w:t>Tailwind</w:t>
+      </w:r>
+      <w:proofErr w:type="spellEnd"/>
+      <w:r>
+        <w:t xml:space="preserve"> CSS, позволяющая создавать гибкие и адаптивные пользовательские интерфейсы.</w:t>
       </w:r>
     </w:p>
     <w:p>
@@ -7498,7 +7655,15 @@
       </w:pPr>
       <w:r>
         <w:lastRenderedPageBreak/>
-        <w:t>Третья глава посвящена реализации. Приведены детали разработки клиентской и серверной части с использованием Django. Описана структура шаблонов, реализация маршрутов, форм, моделей и административной панели.</w:t>
+        <w:t xml:space="preserve">Третья глава посвящена реализации. Приведены детали разработки клиентской и серверной части с использованием </w:t>
+      </w:r>
+      <w:proofErr w:type="spellStart"/>
+      <w:r>
+        <w:t>Django</w:t>
+      </w:r>
+      <w:proofErr w:type="spellEnd"/>
+      <w:r>
+        <w:t>. Описана структура шаблонов, реализация маршрутов, форм, моделей и административной панели.</w:t>
       </w:r>
     </w:p>
     <w:p>
@@ -8047,7 +8212,25 @@
           <w:szCs w:val="28"/>
           <w:lang w:eastAsia="ru-RU"/>
         </w:rPr>
-        <w:t>Одним из наиболее популярных сервисов является Booking.com, предлагающий расширенный функционал по поиску жилья, его фильтрации, чтению отзывов и моментальному бронированию. Приложение реализует сложную архитектуру, включающую микросервисную структуру, высоконагруженные API и масштабируемую базу данных</w:t>
+        <w:t xml:space="preserve">Одним из наиболее популярных сервисов является Booking.com, предлагающий расширенный функционал по поиску жилья, его фильтрации, чтению отзывов и моментальному бронированию. Приложение реализует сложную архитектуру, включающую </w:t>
+      </w:r>
+      <w:proofErr w:type="spellStart"/>
+      <w:r>
+        <w:rPr>
+          <w:sz w:val="28"/>
+          <w:szCs w:val="28"/>
+          <w:lang w:eastAsia="ru-RU"/>
+        </w:rPr>
+        <w:t>микросервисную</w:t>
+      </w:r>
+      <w:proofErr w:type="spellEnd"/>
+      <w:r>
+        <w:rPr>
+          <w:sz w:val="28"/>
+          <w:szCs w:val="28"/>
+          <w:lang w:eastAsia="ru-RU"/>
+        </w:rPr>
+        <w:t xml:space="preserve"> структуру, высоконагруженные API и масштабируемую базу данных</w:t>
       </w:r>
       <w:r>
         <w:rPr>
@@ -8751,11 +8934,19 @@
           <w:lang w:eastAsia="ru-RU"/>
         </w:rPr>
       </w:pPr>
-      <w:r>
-        <w:rPr>
-          <w:lang w:eastAsia="ru-RU"/>
-        </w:rPr>
-        <w:t>Tutu Отели ориентирован на простоту. Интерфейс упрощён до базовых элементов: город, даты, количество гостей. Он лучше подходит для пользователей, уже знакомых с экосистемой Tutu.ru (ж/д и авиа), и для бронирования в пределах России. По сравнению с Booking.com — более лёгкий и быстрый по загрузке, но ограниченный по функциям.</w:t>
+      <w:proofErr w:type="spellStart"/>
+      <w:r>
+        <w:rPr>
+          <w:lang w:eastAsia="ru-RU"/>
+        </w:rPr>
+        <w:t>Tutu</w:t>
+      </w:r>
+      <w:proofErr w:type="spellEnd"/>
+      <w:r>
+        <w:rPr>
+          <w:lang w:eastAsia="ru-RU"/>
+        </w:rPr>
+        <w:t xml:space="preserve"> Отели ориентирован на простоту. Интерфейс упрощён до базовых элементов: город, даты, количество гостей. Он лучше подходит для пользователей, уже знакомых с экосистемой Tutu.ru (ж/д и авиа), и для бронирования в пределах России. По сравнению с Booking.com — более лёгкий и быстрый по загрузке, но ограниченный по функциям.</w:t>
       </w:r>
     </w:p>
     <w:p>
@@ -8765,12 +8956,20 @@
           <w:lang w:eastAsia="ru-RU"/>
         </w:rPr>
       </w:pPr>
+      <w:proofErr w:type="spellStart"/>
       <w:r>
         <w:rPr>
           <w:lang w:eastAsia="ru-RU"/>
         </w:rPr>
         <w:lastRenderedPageBreak/>
-        <w:t>Ostrovok занимает промежуточное положение. Интерфейс современный и отзывчивый, поддерживает отображение отелей на карте, гибкие фильтры, работу с типами размещения. Сервис удобен как для российских, так и для иностранных пользователей. Отзывы, фотографии и цены представлены в удобной форме, а интеграция с платёжными системами упрощает бронирование.</w:t>
+        <w:t>Ostrovok</w:t>
+      </w:r>
+      <w:proofErr w:type="spellEnd"/>
+      <w:r>
+        <w:rPr>
+          <w:lang w:eastAsia="ru-RU"/>
+        </w:rPr>
+        <w:t xml:space="preserve"> занимает промежуточное положение. Интерфейс современный и отзывчивый, поддерживает отображение отелей на карте, гибкие фильтры, работу с типами размещения. Сервис удобен как для российских, так и для иностранных пользователей. Отзывы, фотографии и цены представлены в удобной форме, а интеграция с платёжными системами упрощает бронирование.</w:t>
       </w:r>
     </w:p>
     <w:p>
@@ -8784,7 +8983,21 @@
         <w:rPr>
           <w:lang w:eastAsia="ru-RU"/>
         </w:rPr>
-        <w:t xml:space="preserve">Сервисы различаются по степени функциональной насыщенности, интерфейсным решениям и целевой аудитории. Booking.com подходит для опытных путешественников, Tutu — для пользователей, ищущих простоту и скорость, а </w:t>
+        <w:t xml:space="preserve">Сервисы различаются по степени функциональной насыщенности, интерфейсным решениям и целевой аудитории. Booking.com подходит для опытных путешественников, </w:t>
+      </w:r>
+      <w:proofErr w:type="spellStart"/>
+      <w:r>
+        <w:rPr>
+          <w:lang w:eastAsia="ru-RU"/>
+        </w:rPr>
+        <w:t>Tutu</w:t>
+      </w:r>
+      <w:proofErr w:type="spellEnd"/>
+      <w:r>
+        <w:rPr>
+          <w:lang w:eastAsia="ru-RU"/>
+        </w:rPr>
+        <w:t xml:space="preserve"> — для пользователей, ищущих простоту и скорость, а </w:t>
       </w:r>
       <w:r>
         <w:rPr>
@@ -8808,7 +9021,21 @@
         <w:rPr>
           <w:lang w:eastAsia="ru-RU"/>
         </w:rPr>
-        <w:t xml:space="preserve">избрав простой интерфейс, аналогичный Tutu, и гибкость фильтрации и отображения информации, </w:t>
+        <w:t xml:space="preserve">избрав простой интерфейс, аналогичный </w:t>
+      </w:r>
+      <w:proofErr w:type="spellStart"/>
+      <w:r>
+        <w:rPr>
+          <w:lang w:eastAsia="ru-RU"/>
+        </w:rPr>
+        <w:t>Tutu</w:t>
+      </w:r>
+      <w:proofErr w:type="spellEnd"/>
+      <w:r>
+        <w:rPr>
+          <w:lang w:eastAsia="ru-RU"/>
+        </w:rPr>
+        <w:t xml:space="preserve">, и гибкость фильтрации и отображения информации, </w:t>
       </w:r>
       <w:r>
         <w:rPr>
@@ -8944,7 +9171,14 @@
       </w:pPr>
       <w:r>
         <w:tab/>
-        <w:t>Django (Python) [</w:t>
+      </w:r>
+      <w:proofErr w:type="spellStart"/>
+      <w:r>
+        <w:t>Django</w:t>
+      </w:r>
+      <w:proofErr w:type="spellEnd"/>
+      <w:r>
+        <w:t xml:space="preserve"> (Python) [</w:t>
       </w:r>
       <w:r>
         <w:fldChar w:fldCharType="begin"/>
@@ -8970,9 +9204,30 @@
         <w:pStyle w:val="a3"/>
         <w:ind w:firstLine="720"/>
       </w:pPr>
+      <w:proofErr w:type="spellStart"/>
       <w:r>
         <w:lastRenderedPageBreak/>
-        <w:t>Laravel (PHP) — популярный фреймворк на PHP с поддержкой MVC, миграций, шаблонов Blade и системы маршрутизации. Laravel обладает развитой экосистемой, но менее строгой архитектурой, чем Django.</w:t>
+        <w:t>Laravel</w:t>
+      </w:r>
+      <w:proofErr w:type="spellEnd"/>
+      <w:r>
+        <w:t xml:space="preserve"> (PHP) — популярный фреймворк на PHP с поддержкой MVC, миграций, шаблонов Blade и системы маршрутизации. </w:t>
+      </w:r>
+      <w:proofErr w:type="spellStart"/>
+      <w:r>
+        <w:t>Laravel</w:t>
+      </w:r>
+      <w:proofErr w:type="spellEnd"/>
+      <w:r>
+        <w:t xml:space="preserve"> обладает развитой экосистемой, но менее строгой архитектурой, чем </w:t>
+      </w:r>
+      <w:proofErr w:type="spellStart"/>
+      <w:r>
+        <w:t>Django</w:t>
+      </w:r>
+      <w:proofErr w:type="spellEnd"/>
+      <w:r>
+        <w:t>.</w:t>
       </w:r>
     </w:p>
     <w:p>
@@ -8980,7 +9235,23 @@
         <w:pStyle w:val="a3"/>
       </w:pPr>
       <w:r>
-        <w:t>Ruby on Rails (Ruby) — мощный инструмент для быстрой разработки CRUD-приложений. Обладает высоким уровнем абстракции, но требует хорошего знания Ruby и специфической экосистемы.</w:t>
+        <w:t xml:space="preserve">Ruby </w:t>
+      </w:r>
+      <w:proofErr w:type="spellStart"/>
+      <w:r>
+        <w:t>on</w:t>
+      </w:r>
+      <w:proofErr w:type="spellEnd"/>
+      <w:r>
+        <w:t xml:space="preserve"> </w:t>
+      </w:r>
+      <w:proofErr w:type="spellStart"/>
+      <w:r>
+        <w:t>Rails</w:t>
+      </w:r>
+      <w:proofErr w:type="spellEnd"/>
+      <w:r>
+        <w:t xml:space="preserve"> (Ruby) — мощный инструмент для быстрой разработки CRUD-приложений. Обладает высоким уровнем абстракции, но требует хорошего знания Ruby и специфической экосистемы.</w:t>
       </w:r>
     </w:p>
     <w:p>
@@ -9222,8 +9493,13 @@
       <w:pPr>
         <w:pStyle w:val="a3"/>
       </w:pPr>
-      <w:r>
-        <w:t xml:space="preserve">TypeScript </w:t>
+      <w:proofErr w:type="spellStart"/>
+      <w:r>
+        <w:t>TypeScript</w:t>
+      </w:r>
+      <w:proofErr w:type="spellEnd"/>
+      <w:r>
+        <w:t xml:space="preserve"> </w:t>
       </w:r>
       <w:r>
         <w:t>–</w:t>
@@ -9326,7 +9602,43 @@
           <w:szCs w:val="28"/>
           <w:lang w:eastAsia="ru-RU"/>
         </w:rPr>
-        <w:t>Анализ аналогичных решений (Booking.com, Tutu Отели, Ostrovok) позволил выделить типовые функции, реализуемые в современных коммерческих платформах</w:t>
+        <w:t xml:space="preserve">Анализ аналогичных решений (Booking.com, </w:t>
+      </w:r>
+      <w:proofErr w:type="spellStart"/>
+      <w:r>
+        <w:rPr>
+          <w:sz w:val="28"/>
+          <w:szCs w:val="28"/>
+          <w:lang w:eastAsia="ru-RU"/>
+        </w:rPr>
+        <w:t>Tutu</w:t>
+      </w:r>
+      <w:proofErr w:type="spellEnd"/>
+      <w:r>
+        <w:rPr>
+          <w:sz w:val="28"/>
+          <w:szCs w:val="28"/>
+          <w:lang w:eastAsia="ru-RU"/>
+        </w:rPr>
+        <w:t xml:space="preserve"> Отели, </w:t>
+      </w:r>
+      <w:proofErr w:type="spellStart"/>
+      <w:r>
+        <w:rPr>
+          <w:sz w:val="28"/>
+          <w:szCs w:val="28"/>
+          <w:lang w:eastAsia="ru-RU"/>
+        </w:rPr>
+        <w:t>Ostrovok</w:t>
+      </w:r>
+      <w:proofErr w:type="spellEnd"/>
+      <w:r>
+        <w:rPr>
+          <w:sz w:val="28"/>
+          <w:szCs w:val="28"/>
+          <w:lang w:eastAsia="ru-RU"/>
+        </w:rPr>
+        <w:t>) позволил выделить типовые функции, реализуемые в современных коммерческих платформах</w:t>
       </w:r>
       <w:r>
         <w:rPr>
@@ -9357,7 +9669,61 @@
           <w:szCs w:val="28"/>
           <w:lang w:eastAsia="ru-RU"/>
         </w:rPr>
-        <w:t>Также был проведён обзор возможных технологических решений, которые могут быть использованы при создании системы. В качестве серверного фреймворка выбран Django благодаря его надёжности, встроенной ORM, административной панели и гибкой архитектуре. В качестве СУБД выбрана PostgreSQL, обеспечивающая стабильную работу с большими объёмами данных. Для клиентской части используются HTML-шаблоны, Tailwind CSS для стилизации и JavaScript для реализации интерактивных компонентов.</w:t>
+        <w:t xml:space="preserve">Также был проведён обзор возможных технологических решений, которые могут быть использованы при создании системы. В качестве серверного фреймворка выбран </w:t>
+      </w:r>
+      <w:proofErr w:type="spellStart"/>
+      <w:r>
+        <w:rPr>
+          <w:sz w:val="28"/>
+          <w:szCs w:val="28"/>
+          <w:lang w:eastAsia="ru-RU"/>
+        </w:rPr>
+        <w:t>Django</w:t>
+      </w:r>
+      <w:proofErr w:type="spellEnd"/>
+      <w:r>
+        <w:rPr>
+          <w:sz w:val="28"/>
+          <w:szCs w:val="28"/>
+          <w:lang w:eastAsia="ru-RU"/>
+        </w:rPr>
+        <w:t xml:space="preserve"> благодаря его надёжности, встроенной ORM, административной панели и гибкой архитектуре. В качестве СУБД выбрана </w:t>
+      </w:r>
+      <w:proofErr w:type="spellStart"/>
+      <w:r>
+        <w:rPr>
+          <w:sz w:val="28"/>
+          <w:szCs w:val="28"/>
+          <w:lang w:eastAsia="ru-RU"/>
+        </w:rPr>
+        <w:t>PostgreSQL</w:t>
+      </w:r>
+      <w:proofErr w:type="spellEnd"/>
+      <w:r>
+        <w:rPr>
+          <w:sz w:val="28"/>
+          <w:szCs w:val="28"/>
+          <w:lang w:eastAsia="ru-RU"/>
+        </w:rPr>
+        <w:t xml:space="preserve">, обеспечивающая стабильную работу с большими объёмами данных. Для клиентской части используются HTML-шаблоны, </w:t>
+      </w:r>
+      <w:proofErr w:type="spellStart"/>
+      <w:r>
+        <w:rPr>
+          <w:sz w:val="28"/>
+          <w:szCs w:val="28"/>
+          <w:lang w:eastAsia="ru-RU"/>
+        </w:rPr>
+        <w:t>Tailwind</w:t>
+      </w:r>
+      <w:proofErr w:type="spellEnd"/>
+      <w:r>
+        <w:rPr>
+          <w:sz w:val="28"/>
+          <w:szCs w:val="28"/>
+          <w:lang w:eastAsia="ru-RU"/>
+        </w:rPr>
+        <w:t xml:space="preserve"> CSS для стилизации и JavaScript для реализации интерактивных компонентов.</w:t>
       </w:r>
     </w:p>
     <w:p>
@@ -9567,7 +9933,21 @@
         <w:rPr>
           <w:lang w:eastAsia="ru-RU"/>
         </w:rPr>
-        <w:t>.xlsx)</w:t>
+        <w:t>.</w:t>
+      </w:r>
+      <w:proofErr w:type="spellStart"/>
+      <w:r>
+        <w:rPr>
+          <w:lang w:eastAsia="ru-RU"/>
+        </w:rPr>
+        <w:t>xlsx</w:t>
+      </w:r>
+      <w:proofErr w:type="spellEnd"/>
+      <w:r>
+        <w:rPr>
+          <w:lang w:eastAsia="ru-RU"/>
+        </w:rPr>
+        <w:t>)</w:t>
       </w:r>
       <w:r>
         <w:rPr>
@@ -9579,8 +9959,16 @@
         <w:rPr>
           <w:lang w:eastAsia="ru-RU"/>
         </w:rPr>
-        <w:t>.csv</w:t>
-      </w:r>
+        <w:t>.</w:t>
+      </w:r>
+      <w:proofErr w:type="spellStart"/>
+      <w:r>
+        <w:rPr>
+          <w:lang w:eastAsia="ru-RU"/>
+        </w:rPr>
+        <w:t>csv</w:t>
+      </w:r>
+      <w:proofErr w:type="spellEnd"/>
       <w:r>
         <w:rPr>
           <w:lang w:eastAsia="ru-RU"/>
@@ -9593,12 +9981,14 @@
         </w:rPr>
         <w:t>.</w:t>
       </w:r>
+      <w:proofErr w:type="spellStart"/>
       <w:r>
         <w:rPr>
           <w:lang w:val="en-US" w:eastAsia="ru-RU"/>
         </w:rPr>
         <w:t>ods</w:t>
       </w:r>
+      <w:proofErr w:type="spellEnd"/>
       <w:r>
         <w:rPr>
           <w:lang w:eastAsia="ru-RU"/>
@@ -10483,22 +10873,29 @@
     </w:p>
     <w:p>
       <w:pPr>
-        <w:keepNext/>
         <w:widowControl/>
         <w:autoSpaceDE/>
         <w:autoSpaceDN/>
         <w:spacing w:line="360" w:lineRule="auto"/>
         <w:jc w:val="center"/>
+        <w:rPr>
+          <w:sz w:val="28"/>
+          <w:szCs w:val="28"/>
+          <w:lang w:eastAsia="ru-RU"/>
+        </w:rPr>
       </w:pPr>
       <w:r>
         <w:rPr>
           <w:noProof/>
+          <w:sz w:val="28"/>
+          <w:szCs w:val="28"/>
+          <w:lang w:eastAsia="ru-RU"/>
         </w:rPr>
         <w:drawing>
-          <wp:inline distT="0" distB="0" distL="0" distR="0" wp14:anchorId="1A89E4AA" wp14:editId="24C981A1">
-            <wp:extent cx="4954919" cy="5286375"/>
-            <wp:effectExtent l="19050" t="19050" r="17145" b="9525"/>
-            <wp:docPr id="2043403644" name="Рисунок 1"/>
+          <wp:inline distT="0" distB="0" distL="0" distR="0" wp14:anchorId="12AB4A55" wp14:editId="7F770649">
+            <wp:extent cx="5755005" cy="3039110"/>
+            <wp:effectExtent l="19050" t="19050" r="17145" b="27940"/>
+            <wp:docPr id="1257977121" name="Рисунок 4"/>
             <wp:cNvGraphicFramePr>
               <a:graphicFrameLocks xmlns:a="http://schemas.openxmlformats.org/drawingml/2006/main" noChangeAspect="1"/>
             </wp:cNvGraphicFramePr>
@@ -10506,23 +10903,33 @@
               <a:graphicData uri="http://schemas.openxmlformats.org/drawingml/2006/picture">
                 <pic:pic xmlns:pic="http://schemas.openxmlformats.org/drawingml/2006/picture">
                   <pic:nvPicPr>
-                    <pic:cNvPr id="2043403644" name=""/>
-                    <pic:cNvPicPr/>
+                    <pic:cNvPr id="0" name="Picture 1"/>
+                    <pic:cNvPicPr>
+                      <a:picLocks noChangeAspect="1" noChangeArrowheads="1"/>
+                    </pic:cNvPicPr>
                   </pic:nvPicPr>
                   <pic:blipFill>
-                    <a:blip r:embed="rId20"/>
+                    <a:blip r:embed="rId20" cstate="print">
+                      <a:extLst>
+                        <a:ext uri="{28A0092B-C50C-407E-A947-70E740481C1C}">
+                          <a14:useLocalDpi xmlns:a14="http://schemas.microsoft.com/office/drawing/2010/main" val="0"/>
+                        </a:ext>
+                      </a:extLst>
+                    </a:blip>
+                    <a:srcRect/>
                     <a:stretch>
                       <a:fillRect/>
                     </a:stretch>
                   </pic:blipFill>
-                  <pic:spPr>
+                  <pic:spPr bwMode="auto">
                     <a:xfrm>
                       <a:off x="0" y="0"/>
-                      <a:ext cx="4992372" cy="5326334"/>
+                      <a:ext cx="5755005" cy="3039110"/>
                     </a:xfrm>
                     <a:prstGeom prst="rect">
                       <a:avLst/>
                     </a:prstGeom>
+                    <a:noFill/>
                     <a:ln>
                       <a:solidFill>
                         <a:schemeClr val="tx1"/>
@@ -10575,8 +10982,42 @@
         <w:pStyle w:val="a3"/>
       </w:pPr>
       <w:r>
+        <w:t>В диаграмме выделено три основных уровня компонентов: пользовательский интерфейс, менеджер логики и функциональные модули.</w:t>
+      </w:r>
+    </w:p>
+    <w:p>
+      <w:pPr>
+        <w:pStyle w:val="a3"/>
+      </w:pPr>
+      <w:r>
+        <w:t xml:space="preserve">Пользовательский интерфейс </w:t>
+      </w:r>
+      <w:r>
+        <w:t>–</w:t>
+      </w:r>
+      <w:r>
+        <w:t xml:space="preserve"> это компонент, с которым взаимодействует пользователь. Он отвечает за отображение визуальных элементов и получение пользовательского ввода. Интерфейс напрямую взаимодействует с компонентом менеджера логики</w:t>
+      </w:r>
+      <w:r>
+        <w:t>.</w:t>
+      </w:r>
+    </w:p>
+    <w:p>
+      <w:pPr>
+        <w:pStyle w:val="a3"/>
+      </w:pPr>
+      <w:r>
         <w:lastRenderedPageBreak/>
-        <w:t>Архитектура приложения включает три основных компонента: клиентскую часть, веб-приложение Django и базу данных. Клиент представляет собой пользовательский интерфейс, доступный через веб-браузер. Веб-приложение реализует серверную логику, обрабатывает запросы и управляет данными. Оно включает в себя несколько взаимосвязанных компонентов: представления (views), шаблоны (templates) и модели (models). База данных служит хранилищем информации и взаимодействует с приложением через слой моделей.</w:t>
+        <w:t xml:space="preserve">Менеджер логики </w:t>
+      </w:r>
+      <w:r>
+        <w:t>–</w:t>
+      </w:r>
+      <w:r>
+        <w:t xml:space="preserve"> центральный компонент, который управляет основной бизнес-логикой приложения. Он служит посредником между пользовательским интерфейсом и остальными функциональными модулями. Именно менеджер логики обрабатывает команды, полученные от интерфейса, и делегирует выполнение соответствующим компонентам</w:t>
+      </w:r>
+      <w:r>
+        <w:t>.</w:t>
       </w:r>
     </w:p>
     <w:p>
@@ -10584,7 +11025,16 @@
         <w:pStyle w:val="a3"/>
       </w:pPr>
       <w:r>
-        <w:t>Компонент представлений отвечает за обработку входящих HTTP-запросов, выбор необходимых данных и подготовку их к отображению. Он играет центральную роль, соединяя клиентскую часть с внутренними компонентами веб-приложения. Полученные или сформированные данные передаются в компонент шаблонов, где происходит генерация HTML-страниц, возвращаемых пользователю в браузер.</w:t>
+        <w:t xml:space="preserve">Загрузка файлов </w:t>
+      </w:r>
+      <w:r>
+        <w:t>–</w:t>
+      </w:r>
+      <w:r>
+        <w:t xml:space="preserve"> отвечает за получение, обработку и хранение данных из загружаемых пользователем файлов</w:t>
+      </w:r>
+      <w:r>
+        <w:t>.</w:t>
       </w:r>
     </w:p>
     <w:p>
@@ -10592,7 +11042,16 @@
         <w:pStyle w:val="a3"/>
       </w:pPr>
       <w:r>
-        <w:t>Компонент моделей представляет собой описание структуры и логики хранения данных. Модели определяются в виде классов, которые напрямую связаны с таблицами базы данных. Они используются для чтения, записи, фильтрации и обновления информации, хранящейся в базе. Все обращения к данным проходят через этот компонент, обеспечивая высокий уровень абстракции и безопасности.</w:t>
+        <w:t xml:space="preserve">Формирование условий сравнения </w:t>
+      </w:r>
+      <w:r>
+        <w:t>–</w:t>
+      </w:r>
+      <w:r>
+        <w:t xml:space="preserve"> реализует построение логических правил и условий, по которым будет производиться сравнение данных</w:t>
+      </w:r>
+      <w:r>
+        <w:t>.</w:t>
       </w:r>
     </w:p>
     <w:p>
@@ -10600,7 +11059,44 @@
         <w:pStyle w:val="a3"/>
       </w:pPr>
       <w:r>
-        <w:t>База данных отвечает за хранение данных, которые используются при работе веб-приложения. Компонент моделей взаимодействует с базой данных, генерируя SQL-запросы на основе логики, описанной в модели.</w:t>
+        <w:t xml:space="preserve">Сохранение результатов </w:t>
+      </w:r>
+      <w:r>
+        <w:t>–</w:t>
+      </w:r>
+      <w:r>
+        <w:t xml:space="preserve"> занимается сохранением итогов сравнения в указанный формат и путь</w:t>
+      </w:r>
+      <w:r>
+        <w:t>.</w:t>
+      </w:r>
+    </w:p>
+    <w:p>
+      <w:pPr>
+        <w:pStyle w:val="a3"/>
+      </w:pPr>
+      <w:r>
+        <w:t xml:space="preserve">Скачивание шаблона </w:t>
+      </w:r>
+      <w:r>
+        <w:t xml:space="preserve">– </w:t>
+      </w:r>
+      <w:r>
+        <w:t>предоставляет возможность загрузки заранее подготовленного шаблона файла, который пользователь может использовать в качестве основы для подготовки данных</w:t>
+      </w:r>
+      <w:r>
+        <w:t>.</w:t>
+      </w:r>
+    </w:p>
+    <w:p>
+      <w:pPr>
+        <w:pStyle w:val="a3"/>
+      </w:pPr>
+      <w:r>
+        <w:t>Связи между компонентами на диаграмме отражают направление взаимодействия: пользовательский интерфейс передаёт команды менеджеру логики, а тот в свою очередь управляет остальными компонентами, вызывая нужные операции</w:t>
+      </w:r>
+      <w:r>
+        <w:t>.</w:t>
       </w:r>
     </w:p>
     <w:p>
@@ -10687,7 +11183,23 @@
           <w:szCs w:val="28"/>
           <w:lang w:eastAsia="ru-RU"/>
         </w:rPr>
-        <w:t>и для варианта использования «Просмотр номеров»</w:t>
+        <w:t>и для варианта использования «</w:t>
+      </w:r>
+      <w:r>
+        <w:rPr>
+          <w:sz w:val="28"/>
+          <w:szCs w:val="28"/>
+          <w:lang w:eastAsia="ru-RU"/>
+        </w:rPr>
+        <w:t>Сравнить файлы</w:t>
+      </w:r>
+      <w:r>
+        <w:rPr>
+          <w:sz w:val="28"/>
+          <w:szCs w:val="28"/>
+          <w:lang w:eastAsia="ru-RU"/>
+        </w:rPr>
+        <w:t>»</w:t>
       </w:r>
       <w:r>
         <w:rPr>
@@ -10716,10 +11228,10 @@
         </w:rPr>
         <w:lastRenderedPageBreak/>
         <w:drawing>
-          <wp:inline distT="0" distB="0" distL="0" distR="0" wp14:anchorId="581BF192" wp14:editId="1B2C41E3">
-            <wp:extent cx="5762625" cy="2790825"/>
-            <wp:effectExtent l="0" t="0" r="9525" b="9525"/>
-            <wp:docPr id="1048765957" name="Рисунок 7"/>
+          <wp:inline distT="0" distB="0" distL="0" distR="0" wp14:anchorId="1AF91E48" wp14:editId="6C69CF60">
+            <wp:extent cx="5453270" cy="6214635"/>
+            <wp:effectExtent l="0" t="0" r="0" b="0"/>
+            <wp:docPr id="536653427" name="Рисунок 6"/>
             <wp:cNvGraphicFramePr>
               <a:graphicFrameLocks xmlns:a="http://schemas.openxmlformats.org/drawingml/2006/main" noChangeAspect="1"/>
             </wp:cNvGraphicFramePr>
@@ -10727,7 +11239,7 @@
               <a:graphicData uri="http://schemas.openxmlformats.org/drawingml/2006/picture">
                 <pic:pic xmlns:pic="http://schemas.openxmlformats.org/drawingml/2006/picture">
                   <pic:nvPicPr>
-                    <pic:cNvPr id="0" name="Picture 2"/>
+                    <pic:cNvPr id="0" name="Picture 3"/>
                     <pic:cNvPicPr>
                       <a:picLocks noChangeAspect="1" noChangeArrowheads="1"/>
                     </pic:cNvPicPr>
@@ -10748,7 +11260,7 @@
                   <pic:spPr bwMode="auto">
                     <a:xfrm>
                       <a:off x="0" y="0"/>
-                      <a:ext cx="5762625" cy="2790825"/>
+                      <a:ext cx="5496854" cy="6264304"/>
                     </a:xfrm>
                     <a:prstGeom prst="rect">
                       <a:avLst/>
@@ -10802,7 +11314,21 @@
           <w:szCs w:val="28"/>
           <w:lang w:eastAsia="ru-RU"/>
         </w:rPr>
-        <w:t>«Просмотр номеров»</w:t>
+        <w:t>«</w:t>
+      </w:r>
+      <w:r>
+        <w:rPr>
+          <w:szCs w:val="28"/>
+          <w:lang w:eastAsia="ru-RU"/>
+        </w:rPr>
+        <w:t>Сравнить файлы</w:t>
+      </w:r>
+      <w:r>
+        <w:rPr>
+          <w:szCs w:val="28"/>
+          <w:lang w:eastAsia="ru-RU"/>
+        </w:rPr>
+        <w:t>»</w:t>
       </w:r>
     </w:p>
     <w:p>
@@ -10840,7 +11366,63 @@
           <w:szCs w:val="28"/>
           <w:lang w:eastAsia="ru-RU"/>
         </w:rPr>
-        <w:t>Диаграмма последовательностей описывает процесс просмотра доступных номеров в системе. Процесс начинается с авторизованного пользователя, который заполняет форму поиска номеров и нажимает кнопку "Найти". После этого интерфейс передает введенные данные контроллеру. Контроллер, в свою очередь, обращается к модели с запросом на поиск доступных номеров. Модель формирует SQL-запрос к базе данных для получения информации о номерах. База данных выполняет запрос и возвращает список номеров модели. Модель передает полученные данные контроллеру, который затем отправляет их интерфейсу. В завершение интерфейс отображает пользователю список доступных номеров. Таким образом, диаграмма иллюстрирует последовательность взаимодействий между пользователем, интерфейсом, контроллером, моделью и базой данных в процессе поиска и отображения номеров</w:t>
+        <w:t xml:space="preserve">Диаграмма последовательностей иллюстрирует процесс взаимодействия между пользователем, пользовательским интерфейсом и менеджером логики при сравнении данных из двух файлов. Всё начинается с того, что пользователь нажимает кнопку для загрузки первого файла, после чего интерфейс передаёт выбранный файл менеджеру логики. Менеджер обрабатывает полученный файл и отправляет интерфейсу </w:t>
+      </w:r>
+      <w:r>
+        <w:rPr>
+          <w:sz w:val="28"/>
+          <w:szCs w:val="28"/>
+          <w:lang w:eastAsia="ru-RU"/>
+        </w:rPr>
+        <w:t>ответ о статусе обработки файла</w:t>
+      </w:r>
+      <w:r>
+        <w:rPr>
+          <w:sz w:val="28"/>
+          <w:szCs w:val="28"/>
+          <w:lang w:eastAsia="ru-RU"/>
+        </w:rPr>
+        <w:t xml:space="preserve">, в результате чего пользователь видит </w:t>
+      </w:r>
+      <w:r>
+        <w:rPr>
+          <w:sz w:val="28"/>
+          <w:szCs w:val="28"/>
+          <w:lang w:eastAsia="ru-RU"/>
+        </w:rPr>
+        <w:lastRenderedPageBreak/>
+        <w:t>соответствующее окно загрузки. Аналогичным образом происходит загрузка второго файла</w:t>
+      </w:r>
+      <w:r>
+        <w:rPr>
+          <w:sz w:val="28"/>
+          <w:szCs w:val="28"/>
+          <w:lang w:eastAsia="ru-RU"/>
+        </w:rPr>
+        <w:t>.</w:t>
+      </w:r>
+    </w:p>
+    <w:p>
+      <w:pPr>
+        <w:widowControl/>
+        <w:autoSpaceDE/>
+        <w:autoSpaceDN/>
+        <w:spacing w:line="360" w:lineRule="auto"/>
+        <w:ind w:firstLine="709"/>
+        <w:jc w:val="both"/>
+        <w:rPr>
+          <w:sz w:val="28"/>
+          <w:szCs w:val="28"/>
+          <w:lang w:eastAsia="ru-RU"/>
+        </w:rPr>
+      </w:pPr>
+      <w:r>
+        <w:rPr>
+          <w:sz w:val="28"/>
+          <w:szCs w:val="28"/>
+          <w:lang w:eastAsia="ru-RU"/>
+        </w:rPr>
+        <w:t>Далее пользователь задаёт условия сравнения, например, указывает поля или логические операторы, и нажимает кнопку "Сравнить". Интерфейс передаёт команду сравнения вместе с введёнными условиями менеджеру логики. Менеджер производит сравнение данных из двух загруженных файлов в соответствии с заданными параметрами и формирует результат. Этот результат отправляется обратно в интерфейс, который отображает пользователю окно с числом строк, удовлетворяющих условиям сравнения. Таким образом, диаграмма демонстрирует полную цепочку действий от загрузки файлов до отображения результата сравнения, подчёркивая взаимодействие всех ключевых компонентов системы</w:t>
       </w:r>
       <w:r>
         <w:rPr>
@@ -10912,7 +11494,23 @@
           <w:szCs w:val="28"/>
           <w:lang w:eastAsia="ru-RU"/>
         </w:rPr>
-        <w:t>На рисунке 7 представлена диаграмма деятельности, которая описывает процесс бронирования номера.</w:t>
+        <w:t xml:space="preserve">На рисунке 7 представлена диаграмма деятельности, которая описывает процесс </w:t>
+      </w:r>
+      <w:r>
+        <w:rPr>
+          <w:sz w:val="28"/>
+          <w:szCs w:val="28"/>
+          <w:lang w:eastAsia="ru-RU"/>
+        </w:rPr>
+        <w:t>сравнения файлов</w:t>
+      </w:r>
+      <w:r>
+        <w:rPr>
+          <w:sz w:val="28"/>
+          <w:szCs w:val="28"/>
+          <w:lang w:eastAsia="ru-RU"/>
+        </w:rPr>
+        <w:t>.</w:t>
       </w:r>
     </w:p>
     <w:p>
@@ -10928,16 +11526,10 @@
         </w:rPr>
         <w:lastRenderedPageBreak/>
         <w:drawing>
-          <wp:inline distT="0" distB="0" distL="0" distR="0" wp14:anchorId="08F59DAA" wp14:editId="51AE41EC">
-            <wp:extent cx="5673725" cy="6149975"/>
-            <wp:effectExtent l="0" t="0" r="3175" b="3175"/>
-            <wp:docPr id="14340" name="Рисунок 11">
-              <a:extLst xmlns:a="http://schemas.openxmlformats.org/drawingml/2006/main">
-                <a:ext uri="{FF2B5EF4-FFF2-40B4-BE49-F238E27FC236}">
-                  <a16:creationId xmlns:a16="http://schemas.microsoft.com/office/drawing/2014/main" id="{A6AFDEE7-2AB4-AE8E-232D-2F6B47F8C27A}"/>
-                </a:ext>
-              </a:extLst>
-            </wp:docPr>
+          <wp:inline distT="0" distB="0" distL="0" distR="0" wp14:anchorId="2A06A2D4" wp14:editId="4BAF9676">
+            <wp:extent cx="5760085" cy="7611110"/>
+            <wp:effectExtent l="19050" t="19050" r="12065" b="27940"/>
+            <wp:docPr id="296261213" name="Рисунок 7"/>
             <wp:cNvGraphicFramePr>
               <a:graphicFrameLocks xmlns:a="http://schemas.openxmlformats.org/drawingml/2006/main" noChangeAspect="1"/>
             </wp:cNvGraphicFramePr>
@@ -10945,13 +11537,7 @@
               <a:graphicData uri="http://schemas.openxmlformats.org/drawingml/2006/picture">
                 <pic:pic xmlns:pic="http://schemas.openxmlformats.org/drawingml/2006/picture">
                   <pic:nvPicPr>
-                    <pic:cNvPr id="14340" name="Рисунок 11">
-                      <a:extLst>
-                        <a:ext uri="{FF2B5EF4-FFF2-40B4-BE49-F238E27FC236}">
-                          <a16:creationId xmlns:a16="http://schemas.microsoft.com/office/drawing/2014/main" id="{A6AFDEE7-2AB4-AE8E-232D-2F6B47F8C27A}"/>
-                        </a:ext>
-                      </a:extLst>
-                    </pic:cNvPr>
+                    <pic:cNvPr id="0" name="Picture 4"/>
                     <pic:cNvPicPr>
                       <a:picLocks noChangeAspect="1" noChangeArrowheads="1"/>
                     </pic:cNvPicPr>
@@ -10972,34 +11558,17 @@
                   <pic:spPr bwMode="auto">
                     <a:xfrm>
                       <a:off x="0" y="0"/>
-                      <a:ext cx="5673725" cy="6149975"/>
+                      <a:ext cx="5760085" cy="7611110"/>
                     </a:xfrm>
                     <a:prstGeom prst="rect">
                       <a:avLst/>
                     </a:prstGeom>
                     <a:noFill/>
                     <a:ln>
-                      <a:noFill/>
+                      <a:solidFill>
+                        <a:schemeClr val="tx1"/>
+                      </a:solidFill>
                     </a:ln>
-                    <a:extLst>
-                      <a:ext uri="{909E8E84-426E-40DD-AFC4-6F175D3DCCD1}">
-                        <a14:hiddenFill xmlns:a14="http://schemas.microsoft.com/office/drawing/2010/main">
-                          <a:solidFill>
-                            <a:srgbClr val="FFFFFF"/>
-                          </a:solidFill>
-                        </a14:hiddenFill>
-                      </a:ext>
-                      <a:ext uri="{91240B29-F687-4F45-9708-019B960494DF}">
-                        <a14:hiddenLine xmlns:a14="http://schemas.microsoft.com/office/drawing/2010/main" w="9525">
-                          <a:solidFill>
-                            <a:srgbClr val="000000"/>
-                          </a:solidFill>
-                          <a:miter lim="800000"/>
-                          <a:headEnd/>
-                          <a:tailEnd/>
-                        </a14:hiddenLine>
-                      </a:ext>
-                    </a:extLst>
                   </pic:spPr>
                 </pic:pic>
               </a:graphicData>
@@ -11074,63 +11643,7 @@
           <w:szCs w:val="28"/>
           <w:lang w:eastAsia="ru-RU"/>
         </w:rPr>
-        <w:t>Процесс начинается с действий </w:t>
-      </w:r>
-      <w:r>
-        <w:rPr>
-          <w:sz w:val="28"/>
-          <w:szCs w:val="28"/>
-          <w:lang w:eastAsia="ru-RU"/>
-        </w:rPr>
-        <w:t>авторизованного пользователя</w:t>
-      </w:r>
-      <w:r>
-        <w:rPr>
-          <w:sz w:val="28"/>
-          <w:szCs w:val="28"/>
-          <w:lang w:eastAsia="ru-RU"/>
-        </w:rPr>
-        <w:t xml:space="preserve">, который сначала заполняет форму поиска подходящих номеров. После того как система </w:t>
-      </w:r>
-      <w:r>
-        <w:rPr>
-          <w:sz w:val="28"/>
-          <w:szCs w:val="28"/>
-          <w:lang w:eastAsia="ru-RU"/>
-        </w:rPr>
-        <w:t>получает данные о номерах из базы данных и отображает</w:t>
-      </w:r>
-      <w:r>
-        <w:rPr>
-          <w:sz w:val="28"/>
-          <w:szCs w:val="28"/>
-          <w:lang w:eastAsia="ru-RU"/>
-        </w:rPr>
-        <w:t xml:space="preserve"> результаты</w:t>
-      </w:r>
-      <w:r>
-        <w:rPr>
-          <w:sz w:val="28"/>
-          <w:szCs w:val="28"/>
-          <w:lang w:eastAsia="ru-RU"/>
-        </w:rPr>
-        <w:t>. Если номеров, соответствующих параметрам, не найдено</w:t>
-      </w:r>
-      <w:r>
-        <w:rPr>
-          <w:sz w:val="28"/>
-          <w:szCs w:val="28"/>
-          <w:lang w:eastAsia="ru-RU"/>
-        </w:rPr>
-        <w:t xml:space="preserve">, пользователь может попробовать заново начать поиск номеров или закончить бронирование номера. Если же номера, соответствующие параметрам, были найдены, </w:t>
-      </w:r>
-      <w:r>
-        <w:rPr>
-          <w:sz w:val="28"/>
-          <w:szCs w:val="28"/>
-          <w:lang w:eastAsia="ru-RU"/>
-        </w:rPr>
-        <w:t xml:space="preserve">пользователь выбирает из списка </w:t>
+        <w:t xml:space="preserve">Диаграмма деятельности описывает общий поток действий пользователя и системы при работе с приложением сравнения файлов. Всё </w:t>
       </w:r>
       <w:r>
         <w:rPr>
@@ -11139,47 +11652,46 @@
           <w:lang w:eastAsia="ru-RU"/>
         </w:rPr>
         <w:lastRenderedPageBreak/>
-        <w:t>понравившийся ему номер и нажимает кнопку "Забронировать".</w:t>
-      </w:r>
-      <w:r>
-        <w:rPr>
-          <w:sz w:val="28"/>
-          <w:szCs w:val="28"/>
-          <w:lang w:eastAsia="ru-RU"/>
-        </w:rPr>
-        <w:t xml:space="preserve"> Далее </w:t>
-      </w:r>
-      <w:r>
-        <w:rPr>
-          <w:sz w:val="28"/>
-          <w:szCs w:val="28"/>
-          <w:lang w:eastAsia="ru-RU"/>
-        </w:rPr>
-        <w:t>веб-приложение создает заявку на бронирование этого номера. Данные о новой брони записываются в </w:t>
-      </w:r>
-      <w:r>
-        <w:rPr>
-          <w:sz w:val="28"/>
-          <w:szCs w:val="28"/>
-          <w:lang w:eastAsia="ru-RU"/>
-        </w:rPr>
-        <w:t>б</w:t>
-      </w:r>
-      <w:r>
-        <w:rPr>
-          <w:sz w:val="28"/>
-          <w:szCs w:val="28"/>
-          <w:lang w:eastAsia="ru-RU"/>
-        </w:rPr>
-        <w:t>азу данных. Одновременно с этим веб-приложение отправляет пользователю уведомление</w:t>
-      </w:r>
-      <w:r>
-        <w:rPr>
-          <w:sz w:val="28"/>
-          <w:szCs w:val="28"/>
-          <w:lang w:eastAsia="ru-RU"/>
-        </w:rPr>
-        <w:t xml:space="preserve"> о том</w:t>
+        <w:t>начинается с загрузки файлов. Система проверяет формат каждого загружаемого файла. Если формат поддерживается, процесс продолжается. Если формат неподдерживаемый,</w:t>
+      </w:r>
+      <w:r>
+        <w:rPr>
+          <w:sz w:val="28"/>
+          <w:szCs w:val="28"/>
+          <w:lang w:eastAsia="ru-RU"/>
+        </w:rPr>
+        <w:t xml:space="preserve"> то пользователь должен попробовать загрузить другой файл</w:t>
+      </w:r>
+      <w:r>
+        <w:rPr>
+          <w:sz w:val="28"/>
+          <w:szCs w:val="28"/>
+          <w:lang w:eastAsia="ru-RU"/>
+        </w:rPr>
+        <w:t>.</w:t>
+      </w:r>
+    </w:p>
+    <w:p>
+      <w:pPr>
+        <w:widowControl/>
+        <w:autoSpaceDE/>
+        <w:autoSpaceDN/>
+        <w:spacing w:line="360" w:lineRule="auto"/>
+        <w:ind w:firstLine="709"/>
+        <w:jc w:val="both"/>
+        <w:rPr>
+          <w:sz w:val="28"/>
+          <w:szCs w:val="28"/>
+          <w:lang w:eastAsia="ru-RU"/>
+        </w:rPr>
+      </w:pPr>
+      <w:r>
+        <w:rPr>
+          <w:sz w:val="28"/>
+          <w:szCs w:val="28"/>
+          <w:lang w:eastAsia="ru-RU"/>
+        </w:rPr>
+        <w:t>После успешной загрузки пользователь задаёт условия сравнения. Далее инициируется процесс сравнения файлов. На этом этапе возможны два исхода: либо система не может выполнить сравнение</w:t>
       </w:r>
       <w:r>
         <w:rPr>
@@ -11195,7 +11707,46 @@
           <w:szCs w:val="28"/>
           <w:lang w:eastAsia="ru-RU"/>
         </w:rPr>
-        <w:t xml:space="preserve"> что номер успешно забронирован.</w:t>
+        <w:t xml:space="preserve"> и тогда отображается окно с возможными причинами ошибки, либо сравнение проходит успешно</w:t>
+      </w:r>
+      <w:r>
+        <w:rPr>
+          <w:sz w:val="28"/>
+          <w:szCs w:val="28"/>
+          <w:lang w:eastAsia="ru-RU"/>
+        </w:rPr>
+        <w:t>.</w:t>
+      </w:r>
+    </w:p>
+    <w:p>
+      <w:pPr>
+        <w:widowControl/>
+        <w:autoSpaceDE/>
+        <w:autoSpaceDN/>
+        <w:spacing w:line="360" w:lineRule="auto"/>
+        <w:ind w:firstLine="709"/>
+        <w:jc w:val="both"/>
+        <w:rPr>
+          <w:sz w:val="28"/>
+          <w:szCs w:val="28"/>
+          <w:lang w:eastAsia="ru-RU"/>
+        </w:rPr>
+      </w:pPr>
+      <w:r>
+        <w:rPr>
+          <w:sz w:val="28"/>
+          <w:szCs w:val="28"/>
+          <w:lang w:eastAsia="ru-RU"/>
+        </w:rPr>
+        <w:t>Если файлы успешно сравнились, пользователю отображается окно с числом строк, соответствующих заданным условиям. Затем пользователь может нажать кнопку "Сохранить", чтобы сохранить результат в файл, либо нажать "ОК", чтобы завершить процесс без сохранения. На любом этапе пользователь может взаимодействовать с интерфейсом для повторной загрузки файлов или изменения условий, если результат его не устраивает</w:t>
+      </w:r>
+      <w:r>
+        <w:rPr>
+          <w:sz w:val="28"/>
+          <w:szCs w:val="28"/>
+          <w:lang w:eastAsia="ru-RU"/>
+        </w:rPr>
+        <w:t>.</w:t>
       </w:r>
     </w:p>
     <w:p>
@@ -11250,19 +11801,10 @@
         <w:pStyle w:val="a3"/>
       </w:pPr>
       <w:r>
-        <w:t>В результате проведённого анализа и проектирования были определены функциональные и нефункциональные требования к создаваемой системе онлайн-бронирования номеров в сети отелей. Установлены роли основных участников взаимодействия с системой: неавторизованного пользователя, авторизованного пользователя и администратора. Для каждого из акт</w:t>
-      </w:r>
-      <w:r>
-        <w:t>е</w:t>
-      </w:r>
-      <w:r>
-        <w:t xml:space="preserve">ров были сформулированы соответствующие </w:t>
-      </w:r>
-      <w:r>
-        <w:t>прецеденты</w:t>
-      </w:r>
-      <w:r>
-        <w:t>, визуализированные на диаграмме вариантов использования.</w:t>
+        <w:t>В ходе второго этапа разработки была проведена всесторонняя аналитическая и проектная работа, направленная на формирование основ для реализации системы сравнения табличных данных. На основе анализа предметной области были чётко определены функциональные и нефункциональные требования, отражающие ключевые задачи, которые должна решать система, а также технические и эксплуатационные характеристики, которым она должна соответствовать</w:t>
+      </w:r>
+      <w:r>
+        <w:t>.</w:t>
       </w:r>
     </w:p>
     <w:p>
@@ -11270,10 +11812,14 @@
         <w:pStyle w:val="a3"/>
       </w:pPr>
       <w:r>
-        <w:t>Б</w:t>
-      </w:r>
-      <w:r>
-        <w:t>ыла спроектирована архитектура веб-приложения в виде диаграммы компонентов, где отражены ключевые модули клиентской и серверной части, а также связи между ними.</w:t>
+        <w:t xml:space="preserve">С помощью UML-диаграмм (вариантов использования, компонентов, последовательности и деятельности) была визуализирована архитектура и логика функционирования системы. Диаграмма вариантов использования показала, какие функции доступны пользователю и как они связаны между собой. Диаграмма компонентов описала структуру системы и взаимодействие между её ключевыми модулями. Диаграмма </w:t>
+      </w:r>
+      <w:r>
+        <w:lastRenderedPageBreak/>
+        <w:t>последовательности продемонстрировала порядок обмена данными между компонентами при выполнении сценария сравнения файлов. Диаграмма деятельности отразила общий поток действий пользователя и логики приложения с учётом возможных исключений и ветвлений процесса</w:t>
+      </w:r>
+      <w:r>
+        <w:t>.</w:t>
       </w:r>
     </w:p>
     <w:p>
@@ -11281,21 +11827,11 @@
         <w:pStyle w:val="a3"/>
       </w:pPr>
       <w:r>
-        <w:t>Также были разработаны диаграммы последовательности и деятельности, на которых представлены процессы поиска и бронирования номеров. Эти диаграммы наглядно демонстрируют шаги, предпринимаемые пользователем и системой, а также порядок обращения к компонентам системы, включая базу данных.</w:t>
-      </w:r>
-    </w:p>
-    <w:p>
-      <w:pPr>
-        <w:pStyle w:val="a3"/>
-      </w:pPr>
-      <w:r>
-        <w:t>Таким образом, проведённый анализ предметной области и проектирование архитектуры обеспечивают основу для последующей реализации системы. Полученные модели дают полное представление о логике работы приложения и позволяют приступить к этапу программной реализации.</w:t>
-      </w:r>
-    </w:p>
-    <w:p>
-      <w:pPr>
-        <w:pStyle w:val="a3"/>
-      </w:pPr>
+        <w:t>Таким образом, результатом главы стало формирование полной архитектурной модели системы, обеспечивающей основу для её дальнейшей реализации, тестирования и сопровождения</w:t>
+      </w:r>
+      <w:r>
+        <w:t>.</w:t>
+      </w:r>
     </w:p>
     <w:p>
       <w:pPr>
@@ -11399,7 +11935,23 @@
         <w:t>]</w:t>
       </w:r>
       <w:r>
-        <w:t>, который широко применяется в веб-разработке благодаря читаемости синтаксиса, обширной экосистеме и наличию высокоуровневых фреймворков. Основу серверной части системы составил веб-фреймворк Django, предоставляющий встроенные средства для работы с базой данных, управления пользователями, валидации форм и маршрутизации. Django также включает в себя административную панель, позволяющую удобно управлять данными без дополнительного программирования.</w:t>
+        <w:t xml:space="preserve">, который широко применяется в веб-разработке благодаря читаемости синтаксиса, обширной экосистеме и наличию высокоуровневых фреймворков. Основу серверной части системы составил веб-фреймворк </w:t>
+      </w:r>
+      <w:proofErr w:type="spellStart"/>
+      <w:r>
+        <w:t>Django</w:t>
+      </w:r>
+      <w:proofErr w:type="spellEnd"/>
+      <w:r>
+        <w:t xml:space="preserve">, предоставляющий встроенные средства для работы с базой данных, управления пользователями, валидации форм и маршрутизации. </w:t>
+      </w:r>
+      <w:proofErr w:type="spellStart"/>
+      <w:r>
+        <w:t>Django</w:t>
+      </w:r>
+      <w:proofErr w:type="spellEnd"/>
+      <w:r>
+        <w:t xml:space="preserve"> также включает в себя административную панель, позволяющую удобно управлять данными без дополнительного программирования.</w:t>
       </w:r>
     </w:p>
     <w:p>
@@ -11407,7 +11959,23 @@
         <w:pStyle w:val="a3"/>
       </w:pPr>
       <w:r>
-        <w:t>Для реализации визуальной части проекта применялись HTML-шаблоны Django, а стилизация страниц выполнялась с использованием утилитарного CSS-фреймворка Tailwind CSS, позволяющего гибко и быстро настраивать внешний вид элементов без написания большого количества кастомных классов.</w:t>
+        <w:t xml:space="preserve">Для реализации визуальной части проекта применялись HTML-шаблоны </w:t>
+      </w:r>
+      <w:proofErr w:type="spellStart"/>
+      <w:r>
+        <w:t>Django</w:t>
+      </w:r>
+      <w:proofErr w:type="spellEnd"/>
+      <w:r>
+        <w:t xml:space="preserve">, а стилизация страниц выполнялась с использованием утилитарного CSS-фреймворка </w:t>
+      </w:r>
+      <w:proofErr w:type="spellStart"/>
+      <w:r>
+        <w:t>Tailwind</w:t>
+      </w:r>
+      <w:proofErr w:type="spellEnd"/>
+      <w:r>
+        <w:t xml:space="preserve"> CSS, позволяющего гибко и быстро настраивать внешний вид элементов без написания большого количества кастомных классов.</w:t>
       </w:r>
     </w:p>
     <w:p>
@@ -11429,11 +11997,51 @@
         <w:pStyle w:val="a3"/>
       </w:pPr>
       <w:r>
-        <w:t xml:space="preserve">В качестве системы управления базами данных была выбрана PostgreSQL, обладающая высокой производительностью, поддержкой транзакций, расширенной системой типов данных и строгим соблюдением стандартов SQL. Связь между Django и PostgreSQL обеспечивается с </w:t>
+        <w:t xml:space="preserve">В качестве системы управления базами данных была выбрана </w:t>
+      </w:r>
+      <w:proofErr w:type="spellStart"/>
+      <w:r>
+        <w:t>PostgreSQL</w:t>
+      </w:r>
+      <w:proofErr w:type="spellEnd"/>
+      <w:r>
+        <w:t xml:space="preserve">, обладающая высокой производительностью, поддержкой транзакций, расширенной системой типов данных и строгим соблюдением стандартов SQL. Связь между </w:t>
+      </w:r>
+      <w:proofErr w:type="spellStart"/>
+      <w:r>
+        <w:t>Django</w:t>
+      </w:r>
+      <w:proofErr w:type="spellEnd"/>
+      <w:r>
+        <w:t xml:space="preserve"> и </w:t>
+      </w:r>
+      <w:proofErr w:type="spellStart"/>
+      <w:r>
+        <w:t>PostgreSQL</w:t>
+      </w:r>
+      <w:proofErr w:type="spellEnd"/>
+      <w:r>
+        <w:t xml:space="preserve"> обеспечивается с </w:t>
       </w:r>
       <w:r>
         <w:lastRenderedPageBreak/>
-        <w:t>помощью встроенного ORM (Object-Relational Mapping), позволяющего работать с базой данных на уровне Python-объектов.</w:t>
+        <w:t>помощью встроенного ORM (Object-</w:t>
+      </w:r>
+      <w:proofErr w:type="spellStart"/>
+      <w:r>
+        <w:t>Relational</w:t>
+      </w:r>
+      <w:proofErr w:type="spellEnd"/>
+      <w:r>
+        <w:t xml:space="preserve"> </w:t>
+      </w:r>
+      <w:proofErr w:type="spellStart"/>
+      <w:r>
+        <w:t>Mapping</w:t>
+      </w:r>
+      <w:proofErr w:type="spellEnd"/>
+      <w:r>
+        <w:t>), позволяющего работать с базой данных на уровне Python-объектов.</w:t>
       </w:r>
     </w:p>
     <w:p>
@@ -11441,8 +12049,13 @@
         <w:pStyle w:val="a3"/>
       </w:pPr>
       <w:r>
-        <w:t>В качестве основной среды разработки использовалась PyCharm</w:t>
-      </w:r>
+        <w:t xml:space="preserve">В качестве основной среды разработки использовалась </w:t>
+      </w:r>
+      <w:proofErr w:type="spellStart"/>
+      <w:r>
+        <w:t>PyCharm</w:t>
+      </w:r>
+      <w:proofErr w:type="spellEnd"/>
       <w:r>
         <w:t xml:space="preserve"> </w:t>
       </w:r>
@@ -11468,7 +12081,31 @@
         <w:t>]</w:t>
       </w:r>
       <w:r>
-        <w:t xml:space="preserve"> — интегрированная среда разработки от компании JetBrains, специально ориентированная на язык Python. Она предоставляет широкий набор инструментов, включая интеллектуальную подсветку синтаксиса, навигацию по проекту, встроенный терминал, управление зависимостями и удобную отладку. Использование PyCharm значительно ускорило процесс разработки, сделало структуру проекта более управляемой и упростило работу с шаблонами, моделями и представлениями Django.</w:t>
+        <w:t xml:space="preserve"> — интегрированная среда разработки от компании </w:t>
+      </w:r>
+      <w:proofErr w:type="spellStart"/>
+      <w:r>
+        <w:t>JetBrains</w:t>
+      </w:r>
+      <w:proofErr w:type="spellEnd"/>
+      <w:r>
+        <w:t xml:space="preserve">, специально ориентированная на язык Python. Она предоставляет широкий набор инструментов, включая интеллектуальную подсветку синтаксиса, навигацию по проекту, встроенный терминал, управление зависимостями и удобную отладку. Использование </w:t>
+      </w:r>
+      <w:proofErr w:type="spellStart"/>
+      <w:r>
+        <w:t>PyCharm</w:t>
+      </w:r>
+      <w:proofErr w:type="spellEnd"/>
+      <w:r>
+        <w:t xml:space="preserve"> значительно ускорило процесс разработки, сделало структуру проекта более управляемой и упростило работу с шаблонами, моделями и представлениями </w:t>
+      </w:r>
+      <w:proofErr w:type="spellStart"/>
+      <w:r>
+        <w:t>Django</w:t>
+      </w:r>
+      <w:proofErr w:type="spellEnd"/>
+      <w:r>
+        <w:t>.</w:t>
       </w:r>
     </w:p>
     <w:p>
@@ -11476,8 +12113,13 @@
         <w:pStyle w:val="a3"/>
       </w:pPr>
       <w:r>
-        <w:t>Управление версиями исходного кода осуществлялось с помощью системы контроля версий Git</w:t>
-      </w:r>
+        <w:t xml:space="preserve">Управление версиями исходного кода осуществлялось с помощью системы контроля версий </w:t>
+      </w:r>
+      <w:proofErr w:type="spellStart"/>
+      <w:r>
+        <w:t>Git</w:t>
+      </w:r>
+      <w:proofErr w:type="spellEnd"/>
       <w:r>
         <w:t xml:space="preserve"> [</w:t>
       </w:r>
@@ -11607,7 +12249,97 @@
           <w:szCs w:val="28"/>
           <w:lang w:eastAsia="ru-RU"/>
         </w:rPr>
-        <w:t>Архитектура базы данных веб-приложения разработана с применением подхода «code-first», при котором структура таблиц определяется через Python-классы, описанные в виде моделей Django. Такой подход позволяет вести разработку непосредственно на уровне объектной модели приложения, не прибегая к ручному написанию SQL-запросов. Использование ORM (Object-Relational Mapping) Django обеспечивает автоматическое создание схемы базы данных и даёт возможность оперировать данными как Python-объектами, обеспечивая абстракцию над SQL.</w:t>
+        <w:t>Архитектура базы данных веб-приложения разработана с применением подхода «</w:t>
+      </w:r>
+      <w:proofErr w:type="spellStart"/>
+      <w:r>
+        <w:rPr>
+          <w:sz w:val="28"/>
+          <w:szCs w:val="28"/>
+          <w:lang w:eastAsia="ru-RU"/>
+        </w:rPr>
+        <w:t>code-first</w:t>
+      </w:r>
+      <w:proofErr w:type="spellEnd"/>
+      <w:r>
+        <w:rPr>
+          <w:sz w:val="28"/>
+          <w:szCs w:val="28"/>
+          <w:lang w:eastAsia="ru-RU"/>
+        </w:rPr>
+        <w:t xml:space="preserve">», при котором структура таблиц определяется через Python-классы, описанные в виде моделей </w:t>
+      </w:r>
+      <w:proofErr w:type="spellStart"/>
+      <w:r>
+        <w:rPr>
+          <w:sz w:val="28"/>
+          <w:szCs w:val="28"/>
+          <w:lang w:eastAsia="ru-RU"/>
+        </w:rPr>
+        <w:t>Django</w:t>
+      </w:r>
+      <w:proofErr w:type="spellEnd"/>
+      <w:r>
+        <w:rPr>
+          <w:sz w:val="28"/>
+          <w:szCs w:val="28"/>
+          <w:lang w:eastAsia="ru-RU"/>
+        </w:rPr>
+        <w:t>. Такой подход позволяет вести разработку непосредственно на уровне объектной модели приложения, не прибегая к ручному написанию SQL-запросов. Использование ORM (Object-</w:t>
+      </w:r>
+      <w:proofErr w:type="spellStart"/>
+      <w:r>
+        <w:rPr>
+          <w:sz w:val="28"/>
+          <w:szCs w:val="28"/>
+          <w:lang w:eastAsia="ru-RU"/>
+        </w:rPr>
+        <w:t>Relational</w:t>
+      </w:r>
+      <w:proofErr w:type="spellEnd"/>
+      <w:r>
+        <w:rPr>
+          <w:sz w:val="28"/>
+          <w:szCs w:val="28"/>
+          <w:lang w:eastAsia="ru-RU"/>
+        </w:rPr>
+        <w:t xml:space="preserve"> </w:t>
+      </w:r>
+      <w:proofErr w:type="spellStart"/>
+      <w:r>
+        <w:rPr>
+          <w:sz w:val="28"/>
+          <w:szCs w:val="28"/>
+          <w:lang w:eastAsia="ru-RU"/>
+        </w:rPr>
+        <w:t>Mapping</w:t>
+      </w:r>
+      <w:proofErr w:type="spellEnd"/>
+      <w:r>
+        <w:rPr>
+          <w:sz w:val="28"/>
+          <w:szCs w:val="28"/>
+          <w:lang w:eastAsia="ru-RU"/>
+        </w:rPr>
+        <w:t xml:space="preserve">) </w:t>
+      </w:r>
+      <w:proofErr w:type="spellStart"/>
+      <w:r>
+        <w:rPr>
+          <w:sz w:val="28"/>
+          <w:szCs w:val="28"/>
+          <w:lang w:eastAsia="ru-RU"/>
+        </w:rPr>
+        <w:t>Django</w:t>
+      </w:r>
+      <w:proofErr w:type="spellEnd"/>
+      <w:r>
+        <w:rPr>
+          <w:sz w:val="28"/>
+          <w:szCs w:val="28"/>
+          <w:lang w:eastAsia="ru-RU"/>
+        </w:rPr>
+        <w:t xml:space="preserve"> обеспечивает автоматическое создание схемы базы данных и даёт возможность оперировать данными как Python-объектами, обеспечивая абстракцию над SQL.</w:t>
       </w:r>
     </w:p>
     <w:p>
@@ -11631,7 +12363,43 @@
           <w:lang w:eastAsia="ru-RU"/>
         </w:rPr>
         <w:lastRenderedPageBreak/>
-        <w:t>Создание базы данных началось с определения моделей — классов, унаследованных от django.db.models.Model. Каждая модель описывает отдельную таблицу базы данных и включает в себя поля, определяющие типы данных, ограничения, а также связи между таблицами.</w:t>
+        <w:t xml:space="preserve">Создание базы данных началось с определения моделей — классов, унаследованных от </w:t>
+      </w:r>
+      <w:proofErr w:type="spellStart"/>
+      <w:r>
+        <w:rPr>
+          <w:sz w:val="28"/>
+          <w:szCs w:val="28"/>
+          <w:lang w:eastAsia="ru-RU"/>
+        </w:rPr>
+        <w:t>django.</w:t>
+      </w:r>
+      <w:proofErr w:type="gramStart"/>
+      <w:r>
+        <w:rPr>
+          <w:sz w:val="28"/>
+          <w:szCs w:val="28"/>
+          <w:lang w:eastAsia="ru-RU"/>
+        </w:rPr>
+        <w:t>db.models</w:t>
+      </w:r>
+      <w:proofErr w:type="gramEnd"/>
+      <w:r>
+        <w:rPr>
+          <w:sz w:val="28"/>
+          <w:szCs w:val="28"/>
+          <w:lang w:eastAsia="ru-RU"/>
+        </w:rPr>
+        <w:t>.Model</w:t>
+      </w:r>
+      <w:proofErr w:type="spellEnd"/>
+      <w:r>
+        <w:rPr>
+          <w:sz w:val="28"/>
+          <w:szCs w:val="28"/>
+          <w:lang w:eastAsia="ru-RU"/>
+        </w:rPr>
+        <w:t>. Каждая модель описывает отдельную таблицу базы данных и включает в себя поля, определяющие типы данных, ограничения, а также связи между таблицами.</w:t>
       </w:r>
       <w:r>
         <w:rPr>
@@ -11663,48 +12431,70 @@
         </w:rPr>
         <w:t xml:space="preserve">Модель </w:t>
       </w:r>
+      <w:proofErr w:type="spellStart"/>
       <w:r>
         <w:rPr>
           <w:rStyle w:val="af5"/>
         </w:rPr>
         <w:t>CustomUser</w:t>
       </w:r>
-      <w:r>
-        <w:rPr>
-          <w:lang w:eastAsia="ru-RU"/>
-        </w:rPr>
-        <w:t xml:space="preserve"> расширяет стандартную модель пользователя Django (</w:t>
-      </w:r>
+      <w:proofErr w:type="spellEnd"/>
+      <w:r>
+        <w:rPr>
+          <w:lang w:eastAsia="ru-RU"/>
+        </w:rPr>
+        <w:t xml:space="preserve"> расширяет стандартную модель пользователя </w:t>
+      </w:r>
+      <w:proofErr w:type="spellStart"/>
+      <w:r>
+        <w:rPr>
+          <w:lang w:eastAsia="ru-RU"/>
+        </w:rPr>
+        <w:t>Django</w:t>
+      </w:r>
+      <w:proofErr w:type="spellEnd"/>
+      <w:r>
+        <w:rPr>
+          <w:lang w:eastAsia="ru-RU"/>
+        </w:rPr>
+        <w:t xml:space="preserve"> (</w:t>
+      </w:r>
+      <w:proofErr w:type="spellStart"/>
       <w:r>
         <w:rPr>
           <w:rStyle w:val="af5"/>
         </w:rPr>
         <w:t>AbstractUser</w:t>
       </w:r>
+      <w:proofErr w:type="spellEnd"/>
       <w:r>
         <w:rPr>
           <w:lang w:eastAsia="ru-RU"/>
         </w:rPr>
         <w:t xml:space="preserve">) и содержит дополнительные поля — </w:t>
       </w:r>
+      <w:proofErr w:type="spellStart"/>
       <w:r>
         <w:rPr>
           <w:rStyle w:val="af5"/>
         </w:rPr>
         <w:t>email</w:t>
       </w:r>
+      <w:proofErr w:type="spellEnd"/>
       <w:r>
         <w:rPr>
           <w:lang w:eastAsia="ru-RU"/>
         </w:rPr>
         <w:t xml:space="preserve">, который является уникальным, и </w:t>
       </w:r>
+      <w:proofErr w:type="spellStart"/>
       <w:r>
         <w:rPr>
           <w:rStyle w:val="af5"/>
         </w:rPr>
         <w:t>phone_number</w:t>
       </w:r>
+      <w:proofErr w:type="spellEnd"/>
       <w:r>
         <w:rPr>
           <w:lang w:eastAsia="ru-RU"/>
@@ -11735,12 +12525,21 @@
         </w:rPr>
         <w:t xml:space="preserve"> </w:t>
       </w:r>
+      <w:proofErr w:type="spellStart"/>
       <w:r>
         <w:rPr>
           <w:rStyle w:val="af5"/>
           <w:lang w:val="en-US"/>
         </w:rPr>
-        <w:t xml:space="preserve">CustomUser </w:t>
+        <w:t>CustomUser</w:t>
+      </w:r>
+      <w:proofErr w:type="spellEnd"/>
+      <w:r>
+        <w:rPr>
+          <w:rStyle w:val="af5"/>
+          <w:lang w:val="en-US"/>
+        </w:rPr>
+        <w:t xml:space="preserve"> </w:t>
       </w:r>
       <w:r>
         <w:rPr>
@@ -11824,6 +12623,7 @@
         </w:rPr>
         <w:t xml:space="preserve"> </w:t>
       </w:r>
+      <w:proofErr w:type="spellStart"/>
       <w:r>
         <w:rPr>
           <w:rStyle w:val="af5"/>
@@ -11831,6 +12631,7 @@
         </w:rPr>
         <w:t>CustomUser</w:t>
       </w:r>
+      <w:proofErr w:type="spellEnd"/>
     </w:p>
     <w:p>
       <w:pPr>
@@ -11843,21 +12644,111 @@
         <w:rPr>
           <w:lang w:val="en-US"/>
         </w:rPr>
-        <w:t>class CustomUser(AbstractUser):</w:t>
+        <w:t xml:space="preserve">class </w:t>
+      </w:r>
+      <w:proofErr w:type="spellStart"/>
+      <w:proofErr w:type="gramStart"/>
+      <w:r>
+        <w:rPr>
+          <w:lang w:val="en-US"/>
+        </w:rPr>
+        <w:t>CustomUser</w:t>
+      </w:r>
+      <w:proofErr w:type="spellEnd"/>
+      <w:r>
+        <w:rPr>
+          <w:lang w:val="en-US"/>
+        </w:rPr>
+        <w:t>(</w:t>
+      </w:r>
+      <w:proofErr w:type="spellStart"/>
+      <w:proofErr w:type="gramEnd"/>
+      <w:r>
+        <w:rPr>
+          <w:lang w:val="en-US"/>
+        </w:rPr>
+        <w:t>AbstractUser</w:t>
+      </w:r>
+      <w:proofErr w:type="spellEnd"/>
+      <w:r>
+        <w:rPr>
+          <w:lang w:val="en-US"/>
+        </w:rPr>
+        <w:t>):</w:t>
       </w:r>
       <w:r>
         <w:rPr>
           <w:lang w:val="en-US"/>
         </w:rPr>
         <w:br/>
-        <w:t xml:space="preserve">    email = models.EmailField(unique=True)</w:t>
+        <w:t xml:space="preserve">    email = </w:t>
+      </w:r>
+      <w:proofErr w:type="spellStart"/>
+      <w:proofErr w:type="gramStart"/>
+      <w:r>
+        <w:rPr>
+          <w:lang w:val="en-US"/>
+        </w:rPr>
+        <w:t>models.EmailField</w:t>
+      </w:r>
+      <w:proofErr w:type="spellEnd"/>
+      <w:proofErr w:type="gramEnd"/>
+      <w:r>
+        <w:rPr>
+          <w:lang w:val="en-US"/>
+        </w:rPr>
+        <w:t>(unique=True)</w:t>
       </w:r>
       <w:r>
         <w:rPr>
           <w:lang w:val="en-US"/>
         </w:rPr>
         <w:br/>
-        <w:t xml:space="preserve">    phone_number = models.CharField(max_length=20, blank=True, null=True)</w:t>
+        <w:t xml:space="preserve">    </w:t>
+      </w:r>
+      <w:proofErr w:type="spellStart"/>
+      <w:r>
+        <w:rPr>
+          <w:lang w:val="en-US"/>
+        </w:rPr>
+        <w:t>phone_number</w:t>
+      </w:r>
+      <w:proofErr w:type="spellEnd"/>
+      <w:r>
+        <w:rPr>
+          <w:lang w:val="en-US"/>
+        </w:rPr>
+        <w:t xml:space="preserve"> = </w:t>
+      </w:r>
+      <w:proofErr w:type="spellStart"/>
+      <w:proofErr w:type="gramStart"/>
+      <w:r>
+        <w:rPr>
+          <w:lang w:val="en-US"/>
+        </w:rPr>
+        <w:t>models.CharField</w:t>
+      </w:r>
+      <w:proofErr w:type="spellEnd"/>
+      <w:proofErr w:type="gramEnd"/>
+      <w:r>
+        <w:rPr>
+          <w:lang w:val="en-US"/>
+        </w:rPr>
+        <w:t>(</w:t>
+      </w:r>
+      <w:proofErr w:type="spellStart"/>
+      <w:r>
+        <w:rPr>
+          <w:lang w:val="en-US"/>
+        </w:rPr>
+        <w:t>max_length</w:t>
+      </w:r>
+      <w:proofErr w:type="spellEnd"/>
+      <w:r>
+        <w:rPr>
+          <w:lang w:val="en-US"/>
+        </w:rPr>
+        <w:t>=20, blank=True, null=True)</w:t>
       </w:r>
     </w:p>
     <w:p>
@@ -11939,9 +12830,6 @@
     <w:p>
       <w:pPr>
         <w:pStyle w:val="af2"/>
-        <w:rPr>
-          <w:lang w:val="en-US"/>
-        </w:rPr>
       </w:pPr>
       <w:r>
         <w:rPr>
@@ -11950,9 +12838,6 @@
         <w:t>class</w:t>
       </w:r>
       <w:r>
-        <w:rPr>
-          <w:lang w:val="en-US"/>
-        </w:rPr>
         <w:t xml:space="preserve"> </w:t>
       </w:r>
       <w:r>
@@ -11962,11 +12847,9 @@
         <w:t>Hotel</w:t>
       </w:r>
       <w:r>
-        <w:rPr>
-          <w:lang w:val="en-US"/>
-        </w:rPr>
         <w:t>(</w:t>
       </w:r>
+      <w:proofErr w:type="gramStart"/>
       <w:r>
         <w:rPr>
           <w:lang w:val="en-US"/>
@@ -11974,9 +12857,6 @@
         <w:t>models</w:t>
       </w:r>
       <w:r>
-        <w:rPr>
-          <w:lang w:val="en-US"/>
-        </w:rPr>
         <w:t>.</w:t>
       </w:r>
       <w:r>
@@ -11985,16 +12865,11 @@
         </w:rPr>
         <w:t>Model</w:t>
       </w:r>
-      <w:r>
-        <w:rPr>
-          <w:lang w:val="en-US"/>
-        </w:rPr>
+      <w:proofErr w:type="gramEnd"/>
+      <w:r>
         <w:t>):</w:t>
       </w:r>
       <w:r>
-        <w:rPr>
-          <w:lang w:val="en-US"/>
-        </w:rPr>
         <w:br/>
         <w:t xml:space="preserve">    </w:t>
       </w:r>
@@ -12005,11 +12880,9 @@
         <w:t>name</w:t>
       </w:r>
       <w:r>
-        <w:rPr>
-          <w:lang w:val="en-US"/>
-        </w:rPr>
         <w:t xml:space="preserve"> = </w:t>
       </w:r>
+      <w:proofErr w:type="gramStart"/>
       <w:r>
         <w:rPr>
           <w:lang w:val="en-US"/>
@@ -12017,21 +12890,18 @@
         <w:t>models</w:t>
       </w:r>
       <w:r>
-        <w:rPr>
-          <w:lang w:val="en-US"/>
-        </w:rPr>
         <w:t>.</w:t>
       </w:r>
+      <w:proofErr w:type="spellStart"/>
       <w:r>
         <w:rPr>
           <w:lang w:val="en-US"/>
         </w:rPr>
         <w:t>CharField</w:t>
       </w:r>
-      <w:r>
-        <w:rPr>
-          <w:lang w:val="en-US"/>
-        </w:rPr>
+      <w:proofErr w:type="spellEnd"/>
+      <w:proofErr w:type="gramEnd"/>
+      <w:r>
         <w:t>(</w:t>
       </w:r>
       <w:r>
@@ -12041,9 +12911,6 @@
         <w:t>max</w:t>
       </w:r>
       <w:r>
-        <w:rPr>
-          <w:lang w:val="en-US"/>
-        </w:rPr>
         <w:t>_</w:t>
       </w:r>
       <w:r>
@@ -12053,15 +12920,9 @@
         <w:t>length</w:t>
       </w:r>
       <w:r>
-        <w:rPr>
-          <w:lang w:val="en-US"/>
-        </w:rPr>
         <w:t>=200)</w:t>
       </w:r>
       <w:r>
-        <w:rPr>
-          <w:lang w:val="en-US"/>
-        </w:rPr>
         <w:br/>
         <w:t xml:space="preserve">    </w:t>
       </w:r>
@@ -12072,11 +12933,9 @@
         <w:t>address</w:t>
       </w:r>
       <w:r>
-        <w:rPr>
-          <w:lang w:val="en-US"/>
-        </w:rPr>
         <w:t xml:space="preserve"> = </w:t>
       </w:r>
+      <w:proofErr w:type="gramStart"/>
       <w:r>
         <w:rPr>
           <w:lang w:val="en-US"/>
@@ -12084,27 +12943,21 @@
         <w:t>models</w:t>
       </w:r>
       <w:r>
-        <w:rPr>
-          <w:lang w:val="en-US"/>
-        </w:rPr>
         <w:t>.</w:t>
       </w:r>
+      <w:proofErr w:type="spellStart"/>
       <w:r>
         <w:rPr>
           <w:lang w:val="en-US"/>
         </w:rPr>
         <w:t>TextField</w:t>
       </w:r>
-      <w:r>
-        <w:rPr>
-          <w:lang w:val="en-US"/>
-        </w:rPr>
+      <w:proofErr w:type="spellEnd"/>
+      <w:proofErr w:type="gramEnd"/>
+      <w:r>
         <w:t>()</w:t>
       </w:r>
       <w:r>
-        <w:rPr>
-          <w:lang w:val="en-US"/>
-        </w:rPr>
         <w:br/>
         <w:t xml:space="preserve">    </w:t>
       </w:r>
@@ -12115,11 +12968,9 @@
         <w:t>city</w:t>
       </w:r>
       <w:r>
-        <w:rPr>
-          <w:lang w:val="en-US"/>
-        </w:rPr>
         <w:t xml:space="preserve"> = </w:t>
       </w:r>
+      <w:proofErr w:type="gramStart"/>
       <w:r>
         <w:rPr>
           <w:lang w:val="en-US"/>
@@ -12127,21 +12978,18 @@
         <w:t>models</w:t>
       </w:r>
       <w:r>
-        <w:rPr>
-          <w:lang w:val="en-US"/>
-        </w:rPr>
         <w:t>.</w:t>
       </w:r>
+      <w:proofErr w:type="spellStart"/>
       <w:r>
         <w:rPr>
           <w:lang w:val="en-US"/>
         </w:rPr>
         <w:t>CharField</w:t>
       </w:r>
-      <w:r>
-        <w:rPr>
-          <w:lang w:val="en-US"/>
-        </w:rPr>
+      <w:proofErr w:type="spellEnd"/>
+      <w:proofErr w:type="gramEnd"/>
+      <w:r>
         <w:t>(</w:t>
       </w:r>
       <w:r>
@@ -12151,9 +12999,6 @@
         <w:t>max</w:t>
       </w:r>
       <w:r>
-        <w:rPr>
-          <w:lang w:val="en-US"/>
-        </w:rPr>
         <w:t>_</w:t>
       </w:r>
       <w:r>
@@ -12163,15 +13008,9 @@
         <w:t>length</w:t>
       </w:r>
       <w:r>
-        <w:rPr>
-          <w:lang w:val="en-US"/>
-        </w:rPr>
         <w:t>=100)</w:t>
       </w:r>
       <w:r>
-        <w:rPr>
-          <w:lang w:val="en-US"/>
-        </w:rPr>
         <w:br/>
         <w:t xml:space="preserve">    </w:t>
       </w:r>
@@ -12182,11 +13021,9 @@
         <w:t>description</w:t>
       </w:r>
       <w:r>
-        <w:rPr>
-          <w:lang w:val="en-US"/>
-        </w:rPr>
         <w:t xml:space="preserve"> = </w:t>
       </w:r>
+      <w:proofErr w:type="gramStart"/>
       <w:r>
         <w:rPr>
           <w:lang w:val="en-US"/>
@@ -12194,21 +13031,18 @@
         <w:t>models</w:t>
       </w:r>
       <w:r>
-        <w:rPr>
-          <w:lang w:val="en-US"/>
-        </w:rPr>
         <w:t>.</w:t>
       </w:r>
+      <w:proofErr w:type="spellStart"/>
       <w:r>
         <w:rPr>
           <w:lang w:val="en-US"/>
         </w:rPr>
         <w:t>TextField</w:t>
       </w:r>
-      <w:r>
-        <w:rPr>
-          <w:lang w:val="en-US"/>
-        </w:rPr>
+      <w:proofErr w:type="spellEnd"/>
+      <w:proofErr w:type="gramEnd"/>
+      <w:r>
         <w:t>(</w:t>
       </w:r>
       <w:r>
@@ -12218,9 +13052,6 @@
         <w:t>blank</w:t>
       </w:r>
       <w:r>
-        <w:rPr>
-          <w:lang w:val="en-US"/>
-        </w:rPr>
         <w:t>=</w:t>
       </w:r>
       <w:r>
@@ -12230,15 +13061,9 @@
         <w:t>True</w:t>
       </w:r>
       <w:r>
-        <w:rPr>
-          <w:lang w:val="en-US"/>
-        </w:rPr>
         <w:t>)</w:t>
       </w:r>
       <w:r>
-        <w:rPr>
-          <w:lang w:val="en-US"/>
-        </w:rPr>
         <w:br/>
         <w:t xml:space="preserve">    </w:t>
       </w:r>
@@ -12249,11 +13074,9 @@
         <w:t>rating</w:t>
       </w:r>
       <w:r>
-        <w:rPr>
-          <w:lang w:val="en-US"/>
-        </w:rPr>
         <w:t xml:space="preserve"> = </w:t>
       </w:r>
+      <w:proofErr w:type="gramStart"/>
       <w:r>
         <w:rPr>
           <w:lang w:val="en-US"/>
@@ -12261,30 +13084,24 @@
         <w:t>models</w:t>
       </w:r>
       <w:r>
-        <w:rPr>
-          <w:lang w:val="en-US"/>
-        </w:rPr>
         <w:t>.</w:t>
       </w:r>
+      <w:proofErr w:type="spellStart"/>
       <w:r>
         <w:rPr>
           <w:lang w:val="en-US"/>
         </w:rPr>
         <w:t>PositiveIntegerField</w:t>
       </w:r>
-      <w:r>
-        <w:rPr>
-          <w:lang w:val="en-US"/>
-        </w:rPr>
+      <w:proofErr w:type="spellEnd"/>
+      <w:proofErr w:type="gramEnd"/>
+      <w:r>
         <w:t>()</w:t>
       </w:r>
     </w:p>
     <w:p>
       <w:pPr>
         <w:pStyle w:val="a3"/>
-        <w:rPr>
-          <w:lang w:val="en-US"/>
-        </w:rPr>
       </w:pPr>
     </w:p>
     <w:p>
@@ -12297,12 +13114,14 @@
       <w:r>
         <w:t xml:space="preserve">Модель </w:t>
       </w:r>
+      <w:proofErr w:type="spellStart"/>
       <w:r>
         <w:rPr>
           <w:rStyle w:val="af5"/>
         </w:rPr>
         <w:t>Room</w:t>
       </w:r>
+      <w:proofErr w:type="spellEnd"/>
       <w:r>
         <w:t xml:space="preserve"> описывает отдельные номера в отеле. Каждый номер связан с конкретным отелем через внешний ключ. В структуре модели предусмотрены поля, описывающие характеристики номера: его название, описание, вместимость, наличие интернета, тип питания, площадь, элементы комфорта (санузел, электроника и др.).</w:t>
       </w:r>
@@ -12456,56 +13275,238 @@
         <w:rPr>
           <w:lang w:val="en-US"/>
         </w:rPr>
-        <w:t>class Room(models.Model):</w:t>
+        <w:t>class Room(</w:t>
+      </w:r>
+      <w:proofErr w:type="spellStart"/>
+      <w:r>
+        <w:rPr>
+          <w:lang w:val="en-US"/>
+        </w:rPr>
+        <w:t>models.Model</w:t>
+      </w:r>
+      <w:proofErr w:type="spellEnd"/>
+      <w:r>
+        <w:rPr>
+          <w:lang w:val="en-US"/>
+        </w:rPr>
+        <w:t>):</w:t>
       </w:r>
       <w:r>
         <w:rPr>
           <w:lang w:val="en-US"/>
         </w:rPr>
         <w:br/>
-        <w:t xml:space="preserve">    hotel = models.ForeignKey(Hotel, on_delete=models.CASCADE, related_name='rooms')</w:t>
+        <w:t xml:space="preserve">    hotel = </w:t>
+      </w:r>
+      <w:proofErr w:type="spellStart"/>
+      <w:r>
+        <w:rPr>
+          <w:lang w:val="en-US"/>
+        </w:rPr>
+        <w:t>models.ForeignKey</w:t>
+      </w:r>
+      <w:proofErr w:type="spellEnd"/>
+      <w:r>
+        <w:rPr>
+          <w:lang w:val="en-US"/>
+        </w:rPr>
+        <w:t xml:space="preserve">(Hotel, </w:t>
+      </w:r>
+      <w:proofErr w:type="spellStart"/>
+      <w:r>
+        <w:rPr>
+          <w:lang w:val="en-US"/>
+        </w:rPr>
+        <w:t>on_delete</w:t>
+      </w:r>
+      <w:proofErr w:type="spellEnd"/>
+      <w:r>
+        <w:rPr>
+          <w:lang w:val="en-US"/>
+        </w:rPr>
+        <w:t>=</w:t>
+      </w:r>
+      <w:proofErr w:type="spellStart"/>
+      <w:r>
+        <w:rPr>
+          <w:lang w:val="en-US"/>
+        </w:rPr>
+        <w:t>models.CASCADE</w:t>
+      </w:r>
+      <w:proofErr w:type="spellEnd"/>
+      <w:r>
+        <w:rPr>
+          <w:lang w:val="en-US"/>
+        </w:rPr>
+        <w:t xml:space="preserve">, </w:t>
+      </w:r>
+      <w:proofErr w:type="spellStart"/>
+      <w:r>
+        <w:rPr>
+          <w:lang w:val="en-US"/>
+        </w:rPr>
+        <w:t>related_name</w:t>
+      </w:r>
+      <w:proofErr w:type="spellEnd"/>
+      <w:r>
+        <w:rPr>
+          <w:lang w:val="en-US"/>
+        </w:rPr>
+        <w:t>='rooms')</w:t>
       </w:r>
       <w:r>
         <w:rPr>
           <w:lang w:val="en-US"/>
         </w:rPr>
         <w:br/>
-        <w:t xml:space="preserve">    name = models.CharField(max_length=100)</w:t>
+        <w:t xml:space="preserve">    name = </w:t>
+      </w:r>
+      <w:proofErr w:type="spellStart"/>
+      <w:r>
+        <w:rPr>
+          <w:lang w:val="en-US"/>
+        </w:rPr>
+        <w:t>models.CharField</w:t>
+      </w:r>
+      <w:proofErr w:type="spellEnd"/>
+      <w:r>
+        <w:rPr>
+          <w:lang w:val="en-US"/>
+        </w:rPr>
+        <w:t>(</w:t>
+      </w:r>
+      <w:proofErr w:type="spellStart"/>
+      <w:r>
+        <w:rPr>
+          <w:lang w:val="en-US"/>
+        </w:rPr>
+        <w:t>max_length</w:t>
+      </w:r>
+      <w:proofErr w:type="spellEnd"/>
+      <w:r>
+        <w:rPr>
+          <w:lang w:val="en-US"/>
+        </w:rPr>
+        <w:t>=100)</w:t>
       </w:r>
       <w:r>
         <w:rPr>
           <w:lang w:val="en-US"/>
         </w:rPr>
         <w:br/>
-        <w:t xml:space="preserve">    description = models.TextField()</w:t>
+        <w:t xml:space="preserve">    description = </w:t>
+      </w:r>
+      <w:proofErr w:type="spellStart"/>
+      <w:r>
+        <w:rPr>
+          <w:lang w:val="en-US"/>
+        </w:rPr>
+        <w:t>models.TextField</w:t>
+      </w:r>
+      <w:proofErr w:type="spellEnd"/>
+      <w:r>
+        <w:rPr>
+          <w:lang w:val="en-US"/>
+        </w:rPr>
+        <w:t>()</w:t>
       </w:r>
       <w:r>
         <w:rPr>
           <w:lang w:val="en-US"/>
         </w:rPr>
         <w:br/>
-        <w:t xml:space="preserve">    capacity = models.PositiveIntegerField()</w:t>
+        <w:t xml:space="preserve">    capacity = </w:t>
+      </w:r>
+      <w:proofErr w:type="spellStart"/>
+      <w:r>
+        <w:rPr>
+          <w:lang w:val="en-US"/>
+        </w:rPr>
+        <w:t>models.PositiveIntegerField</w:t>
+      </w:r>
+      <w:proofErr w:type="spellEnd"/>
+      <w:r>
+        <w:rPr>
+          <w:lang w:val="en-US"/>
+        </w:rPr>
+        <w:t>()</w:t>
       </w:r>
       <w:r>
         <w:rPr>
           <w:lang w:val="en-US"/>
         </w:rPr>
         <w:br/>
-        <w:t xml:space="preserve">    is_available = models.BooleanField(default=True)</w:t>
+        <w:t xml:space="preserve">    </w:t>
+      </w:r>
+      <w:proofErr w:type="spellStart"/>
+      <w:r>
+        <w:rPr>
+          <w:lang w:val="en-US"/>
+        </w:rPr>
+        <w:t>is_available</w:t>
+      </w:r>
+      <w:proofErr w:type="spellEnd"/>
+      <w:r>
+        <w:rPr>
+          <w:lang w:val="en-US"/>
+        </w:rPr>
+        <w:t xml:space="preserve"> = </w:t>
+      </w:r>
+      <w:proofErr w:type="spellStart"/>
+      <w:r>
+        <w:rPr>
+          <w:lang w:val="en-US"/>
+        </w:rPr>
+        <w:t>models.BooleanField</w:t>
+      </w:r>
+      <w:proofErr w:type="spellEnd"/>
+      <w:r>
+        <w:rPr>
+          <w:lang w:val="en-US"/>
+        </w:rPr>
+        <w:t>(default=True)</w:t>
       </w:r>
       <w:r>
         <w:rPr>
           <w:lang w:val="en-US"/>
         </w:rPr>
         <w:br/>
-        <w:t xml:space="preserve">    nutrition = models.BooleanField(default=False)</w:t>
+        <w:t xml:space="preserve">    nutrition = </w:t>
+      </w:r>
+      <w:proofErr w:type="spellStart"/>
+      <w:r>
+        <w:rPr>
+          <w:lang w:val="en-US"/>
+        </w:rPr>
+        <w:t>models.BooleanField</w:t>
+      </w:r>
+      <w:proofErr w:type="spellEnd"/>
+      <w:r>
+        <w:rPr>
+          <w:lang w:val="en-US"/>
+        </w:rPr>
+        <w:t>(default=False)</w:t>
       </w:r>
       <w:r>
         <w:rPr>
           <w:lang w:val="en-US"/>
         </w:rPr>
         <w:br/>
-        <w:t xml:space="preserve">    bedroom = models.TextField(default='</w:t>
+        <w:t xml:space="preserve">    bedroom = </w:t>
+      </w:r>
+      <w:proofErr w:type="spellStart"/>
+      <w:r>
+        <w:rPr>
+          <w:lang w:val="en-US"/>
+        </w:rPr>
+        <w:t>models.TextField</w:t>
+      </w:r>
+      <w:proofErr w:type="spellEnd"/>
+      <w:r>
+        <w:rPr>
+          <w:lang w:val="en-US"/>
+        </w:rPr>
+        <w:t>(default='</w:t>
       </w:r>
       <w:r>
         <w:t>Односпальная</w:t>
@@ -12530,7 +13531,21 @@
           <w:lang w:val="en-US"/>
         </w:rPr>
         <w:br/>
-        <w:t xml:space="preserve">    bathroom = models.TextField(default='</w:t>
+        <w:t xml:space="preserve">    bathroom = </w:t>
+      </w:r>
+      <w:proofErr w:type="spellStart"/>
+      <w:r>
+        <w:rPr>
+          <w:lang w:val="en-US"/>
+        </w:rPr>
+        <w:t>models.TextField</w:t>
+      </w:r>
+      <w:proofErr w:type="spellEnd"/>
+      <w:r>
+        <w:rPr>
+          <w:lang w:val="en-US"/>
+        </w:rPr>
+        <w:t>(default='</w:t>
       </w:r>
       <w:r>
         <w:t>Ванная</w:t>
@@ -12555,14 +13570,42 @@
           <w:lang w:val="en-US"/>
         </w:rPr>
         <w:br/>
-        <w:t xml:space="preserve">    internet = models.BooleanField(default=True)</w:t>
+        <w:t xml:space="preserve">    internet = </w:t>
+      </w:r>
+      <w:proofErr w:type="spellStart"/>
+      <w:r>
+        <w:rPr>
+          <w:lang w:val="en-US"/>
+        </w:rPr>
+        <w:t>models.BooleanField</w:t>
+      </w:r>
+      <w:proofErr w:type="spellEnd"/>
+      <w:r>
+        <w:rPr>
+          <w:lang w:val="en-US"/>
+        </w:rPr>
+        <w:t>(default=True)</w:t>
       </w:r>
       <w:r>
         <w:rPr>
           <w:lang w:val="en-US"/>
         </w:rPr>
         <w:br/>
-        <w:t xml:space="preserve">    electronics = models.TextField(default='</w:t>
+        <w:t xml:space="preserve">    electronics = </w:t>
+      </w:r>
+      <w:proofErr w:type="spellStart"/>
+      <w:r>
+        <w:rPr>
+          <w:lang w:val="en-US"/>
+        </w:rPr>
+        <w:t>models.TextField</w:t>
+      </w:r>
+      <w:proofErr w:type="spellEnd"/>
+      <w:r>
+        <w:rPr>
+          <w:lang w:val="en-US"/>
+        </w:rPr>
+        <w:t>(default='</w:t>
       </w:r>
       <w:r>
         <w:t>Телевизор</w:t>
@@ -12578,7 +13621,21 @@
           <w:lang w:val="en-US"/>
         </w:rPr>
         <w:br/>
-        <w:t xml:space="preserve">    square = models.PositiveIntegerField()</w:t>
+        <w:t xml:space="preserve">    square = </w:t>
+      </w:r>
+      <w:proofErr w:type="spellStart"/>
+      <w:r>
+        <w:rPr>
+          <w:lang w:val="en-US"/>
+        </w:rPr>
+        <w:t>models.PositiveIntegerField</w:t>
+      </w:r>
+      <w:proofErr w:type="spellEnd"/>
+      <w:r>
+        <w:rPr>
+          <w:lang w:val="en-US"/>
+        </w:rPr>
+        <w:t>()</w:t>
       </w:r>
     </w:p>
     <w:p>
@@ -12599,21 +13656,25 @@
       <w:r>
         <w:t xml:space="preserve">Для хранения изображений были реализованы две вспомогательные модели: </w:t>
       </w:r>
+      <w:proofErr w:type="spellStart"/>
       <w:r>
         <w:rPr>
           <w:rStyle w:val="af5"/>
         </w:rPr>
         <w:t>RoomImage</w:t>
       </w:r>
+      <w:proofErr w:type="spellEnd"/>
       <w:r>
         <w:t xml:space="preserve"> и </w:t>
       </w:r>
+      <w:proofErr w:type="spellStart"/>
       <w:r>
         <w:rPr>
           <w:rStyle w:val="af5"/>
         </w:rPr>
         <w:t>HotelImage</w:t>
       </w:r>
+      <w:proofErr w:type="spellEnd"/>
       <w:r>
         <w:t>. Первая используется для хранения фотографий конкретных номеров, вторая — для изображений отелей. Каждое изображение связано с родительским объектом через внешний ключ и хранится в соответствующей директории на сервере.</w:t>
       </w:r>
@@ -12626,12 +13687,14 @@
         </w:rPr>
         <w:t xml:space="preserve">Код модели </w:t>
       </w:r>
+      <w:proofErr w:type="spellStart"/>
       <w:r>
         <w:rPr>
           <w:rStyle w:val="af5"/>
         </w:rPr>
         <w:t>RoomImage</w:t>
       </w:r>
+      <w:proofErr w:type="spellEnd"/>
       <w:r>
         <w:t xml:space="preserve"> </w:t>
       </w:r>
@@ -12641,12 +13704,14 @@
         </w:rPr>
         <w:t xml:space="preserve">приведен в листинге 4, а код модели </w:t>
       </w:r>
+      <w:proofErr w:type="spellStart"/>
       <w:r>
         <w:rPr>
           <w:rStyle w:val="af5"/>
         </w:rPr>
         <w:t>HotelImage</w:t>
       </w:r>
+      <w:proofErr w:type="spellEnd"/>
       <w:r>
         <w:rPr>
           <w:lang w:eastAsia="ru-RU"/>
@@ -12699,6 +13764,7 @@
         </w:rPr>
         <w:t xml:space="preserve"> </w:t>
       </w:r>
+      <w:proofErr w:type="spellStart"/>
       <w:r>
         <w:rPr>
           <w:rStyle w:val="af5"/>
@@ -12706,6 +13772,7 @@
         </w:rPr>
         <w:t>RoomImage</w:t>
       </w:r>
+      <w:proofErr w:type="spellEnd"/>
     </w:p>
     <w:p>
       <w:pPr>
@@ -12718,21 +13785,155 @@
         <w:rPr>
           <w:lang w:val="en-US"/>
         </w:rPr>
-        <w:t>class RoomImage(models.Model):</w:t>
+        <w:t xml:space="preserve">class </w:t>
+      </w:r>
+      <w:proofErr w:type="spellStart"/>
+      <w:r>
+        <w:rPr>
+          <w:lang w:val="en-US"/>
+        </w:rPr>
+        <w:t>RoomImage</w:t>
+      </w:r>
+      <w:proofErr w:type="spellEnd"/>
+      <w:r>
+        <w:rPr>
+          <w:lang w:val="en-US"/>
+        </w:rPr>
+        <w:t>(</w:t>
+      </w:r>
+      <w:proofErr w:type="spellStart"/>
+      <w:proofErr w:type="gramStart"/>
+      <w:r>
+        <w:rPr>
+          <w:lang w:val="en-US"/>
+        </w:rPr>
+        <w:t>models.Model</w:t>
+      </w:r>
+      <w:proofErr w:type="spellEnd"/>
+      <w:proofErr w:type="gramEnd"/>
+      <w:r>
+        <w:rPr>
+          <w:lang w:val="en-US"/>
+        </w:rPr>
+        <w:t>):</w:t>
       </w:r>
       <w:r>
         <w:rPr>
           <w:lang w:val="en-US"/>
         </w:rPr>
         <w:br/>
-        <w:t xml:space="preserve">    room = models.ForeignKey(Room, on_delete=models.CASCADE, related_name='images')</w:t>
+        <w:t xml:space="preserve">    room = </w:t>
+      </w:r>
+      <w:proofErr w:type="spellStart"/>
+      <w:proofErr w:type="gramStart"/>
+      <w:r>
+        <w:rPr>
+          <w:lang w:val="en-US"/>
+        </w:rPr>
+        <w:t>models.ForeignKey</w:t>
+      </w:r>
+      <w:proofErr w:type="spellEnd"/>
+      <w:proofErr w:type="gramEnd"/>
+      <w:r>
+        <w:rPr>
+          <w:lang w:val="en-US"/>
+        </w:rPr>
+        <w:t xml:space="preserve">(Room, </w:t>
+      </w:r>
+      <w:proofErr w:type="spellStart"/>
+      <w:r>
+        <w:rPr>
+          <w:lang w:val="en-US"/>
+        </w:rPr>
+        <w:t>on_delete</w:t>
+      </w:r>
+      <w:proofErr w:type="spellEnd"/>
+      <w:r>
+        <w:rPr>
+          <w:lang w:val="en-US"/>
+        </w:rPr>
+        <w:t>=</w:t>
+      </w:r>
+      <w:proofErr w:type="spellStart"/>
+      <w:proofErr w:type="gramStart"/>
+      <w:r>
+        <w:rPr>
+          <w:lang w:val="en-US"/>
+        </w:rPr>
+        <w:t>models.CASCADE</w:t>
+      </w:r>
+      <w:proofErr w:type="spellEnd"/>
+      <w:proofErr w:type="gramEnd"/>
+      <w:r>
+        <w:rPr>
+          <w:lang w:val="en-US"/>
+        </w:rPr>
+        <w:t xml:space="preserve">, </w:t>
+      </w:r>
+      <w:proofErr w:type="spellStart"/>
+      <w:r>
+        <w:rPr>
+          <w:lang w:val="en-US"/>
+        </w:rPr>
+        <w:t>related_name</w:t>
+      </w:r>
+      <w:proofErr w:type="spellEnd"/>
+      <w:r>
+        <w:rPr>
+          <w:lang w:val="en-US"/>
+        </w:rPr>
+        <w:t>='images')</w:t>
       </w:r>
       <w:r>
         <w:rPr>
           <w:lang w:val="en-US"/>
         </w:rPr>
         <w:br/>
-        <w:t xml:space="preserve">    image = models.ImageField(upload_to='room_images/')</w:t>
+        <w:t xml:space="preserve">    image = </w:t>
+      </w:r>
+      <w:proofErr w:type="spellStart"/>
+      <w:proofErr w:type="gramStart"/>
+      <w:r>
+        <w:rPr>
+          <w:lang w:val="en-US"/>
+        </w:rPr>
+        <w:t>models.ImageField</w:t>
+      </w:r>
+      <w:proofErr w:type="spellEnd"/>
+      <w:proofErr w:type="gramEnd"/>
+      <w:r>
+        <w:rPr>
+          <w:lang w:val="en-US"/>
+        </w:rPr>
+        <w:t>(</w:t>
+      </w:r>
+      <w:proofErr w:type="spellStart"/>
+      <w:r>
+        <w:rPr>
+          <w:lang w:val="en-US"/>
+        </w:rPr>
+        <w:t>upload_to</w:t>
+      </w:r>
+      <w:proofErr w:type="spellEnd"/>
+      <w:r>
+        <w:rPr>
+          <w:lang w:val="en-US"/>
+        </w:rPr>
+        <w:t>='</w:t>
+      </w:r>
+      <w:proofErr w:type="spellStart"/>
+      <w:r>
+        <w:rPr>
+          <w:lang w:val="en-US"/>
+        </w:rPr>
+        <w:t>room_images</w:t>
+      </w:r>
+      <w:proofErr w:type="spellEnd"/>
+      <w:r>
+        <w:rPr>
+          <w:lang w:val="en-US"/>
+        </w:rPr>
+        <w:t>/')</w:t>
       </w:r>
     </w:p>
     <w:p>
@@ -12800,6 +14001,7 @@
         </w:rPr>
         <w:t xml:space="preserve"> </w:t>
       </w:r>
+      <w:proofErr w:type="spellStart"/>
       <w:r>
         <w:rPr>
           <w:rStyle w:val="af5"/>
@@ -12807,6 +14009,7 @@
         </w:rPr>
         <w:t>HotelImage</w:t>
       </w:r>
+      <w:proofErr w:type="spellEnd"/>
     </w:p>
     <w:p>
       <w:pPr>
@@ -12819,21 +14022,155 @@
         <w:rPr>
           <w:lang w:val="en-US"/>
         </w:rPr>
-        <w:t>class HotelImage(models.Model):</w:t>
+        <w:t xml:space="preserve">class </w:t>
+      </w:r>
+      <w:proofErr w:type="spellStart"/>
+      <w:r>
+        <w:rPr>
+          <w:lang w:val="en-US"/>
+        </w:rPr>
+        <w:t>HotelImage</w:t>
+      </w:r>
+      <w:proofErr w:type="spellEnd"/>
+      <w:r>
+        <w:rPr>
+          <w:lang w:val="en-US"/>
+        </w:rPr>
+        <w:t>(</w:t>
+      </w:r>
+      <w:proofErr w:type="spellStart"/>
+      <w:proofErr w:type="gramStart"/>
+      <w:r>
+        <w:rPr>
+          <w:lang w:val="en-US"/>
+        </w:rPr>
+        <w:t>models.Model</w:t>
+      </w:r>
+      <w:proofErr w:type="spellEnd"/>
+      <w:proofErr w:type="gramEnd"/>
+      <w:r>
+        <w:rPr>
+          <w:lang w:val="en-US"/>
+        </w:rPr>
+        <w:t>):</w:t>
       </w:r>
       <w:r>
         <w:rPr>
           <w:lang w:val="en-US"/>
         </w:rPr>
         <w:br/>
-        <w:t xml:space="preserve">    hotel = models.ForeignKey(Hotel, on_delete=models.CASCADE, related_name='images')</w:t>
+        <w:t xml:space="preserve">    hotel = </w:t>
+      </w:r>
+      <w:proofErr w:type="spellStart"/>
+      <w:proofErr w:type="gramStart"/>
+      <w:r>
+        <w:rPr>
+          <w:lang w:val="en-US"/>
+        </w:rPr>
+        <w:t>models.ForeignKey</w:t>
+      </w:r>
+      <w:proofErr w:type="spellEnd"/>
+      <w:proofErr w:type="gramEnd"/>
+      <w:r>
+        <w:rPr>
+          <w:lang w:val="en-US"/>
+        </w:rPr>
+        <w:t xml:space="preserve">(Hotel, </w:t>
+      </w:r>
+      <w:proofErr w:type="spellStart"/>
+      <w:r>
+        <w:rPr>
+          <w:lang w:val="en-US"/>
+        </w:rPr>
+        <w:t>on_delete</w:t>
+      </w:r>
+      <w:proofErr w:type="spellEnd"/>
+      <w:r>
+        <w:rPr>
+          <w:lang w:val="en-US"/>
+        </w:rPr>
+        <w:t>=</w:t>
+      </w:r>
+      <w:proofErr w:type="spellStart"/>
+      <w:proofErr w:type="gramStart"/>
+      <w:r>
+        <w:rPr>
+          <w:lang w:val="en-US"/>
+        </w:rPr>
+        <w:t>models.CASCADE</w:t>
+      </w:r>
+      <w:proofErr w:type="spellEnd"/>
+      <w:proofErr w:type="gramEnd"/>
+      <w:r>
+        <w:rPr>
+          <w:lang w:val="en-US"/>
+        </w:rPr>
+        <w:t xml:space="preserve">, </w:t>
+      </w:r>
+      <w:proofErr w:type="spellStart"/>
+      <w:r>
+        <w:rPr>
+          <w:lang w:val="en-US"/>
+        </w:rPr>
+        <w:t>related_name</w:t>
+      </w:r>
+      <w:proofErr w:type="spellEnd"/>
+      <w:r>
+        <w:rPr>
+          <w:lang w:val="en-US"/>
+        </w:rPr>
+        <w:t>='images')</w:t>
       </w:r>
       <w:r>
         <w:rPr>
           <w:lang w:val="en-US"/>
         </w:rPr>
         <w:br/>
-        <w:t xml:space="preserve">    image = models.ImageField(upload_to='hotel_images/')</w:t>
+        <w:t xml:space="preserve">    image = </w:t>
+      </w:r>
+      <w:proofErr w:type="spellStart"/>
+      <w:proofErr w:type="gramStart"/>
+      <w:r>
+        <w:rPr>
+          <w:lang w:val="en-US"/>
+        </w:rPr>
+        <w:t>models.ImageField</w:t>
+      </w:r>
+      <w:proofErr w:type="spellEnd"/>
+      <w:proofErr w:type="gramEnd"/>
+      <w:r>
+        <w:rPr>
+          <w:lang w:val="en-US"/>
+        </w:rPr>
+        <w:t>(</w:t>
+      </w:r>
+      <w:proofErr w:type="spellStart"/>
+      <w:r>
+        <w:rPr>
+          <w:lang w:val="en-US"/>
+        </w:rPr>
+        <w:t>upload_to</w:t>
+      </w:r>
+      <w:proofErr w:type="spellEnd"/>
+      <w:r>
+        <w:rPr>
+          <w:lang w:val="en-US"/>
+        </w:rPr>
+        <w:t>='</w:t>
+      </w:r>
+      <w:proofErr w:type="spellStart"/>
+      <w:r>
+        <w:rPr>
+          <w:lang w:val="en-US"/>
+        </w:rPr>
+        <w:t>hotel_images</w:t>
+      </w:r>
+      <w:proofErr w:type="spellEnd"/>
+      <w:r>
+        <w:rPr>
+          <w:lang w:val="en-US"/>
+        </w:rPr>
+        <w:t>/')</w:t>
       </w:r>
     </w:p>
     <w:p>
@@ -12858,30 +14195,36 @@
       <w:r>
         <w:t xml:space="preserve">Центральным элементом системы является модель </w:t>
       </w:r>
+      <w:proofErr w:type="spellStart"/>
       <w:r>
         <w:rPr>
           <w:rStyle w:val="af5"/>
         </w:rPr>
         <w:t>Booking</w:t>
       </w:r>
+      <w:proofErr w:type="spellEnd"/>
       <w:r>
         <w:t>, реализующая процесс бронирования номеров. Она содержит связи с пользователем (</w:t>
       </w:r>
+      <w:proofErr w:type="spellStart"/>
       <w:r>
         <w:rPr>
           <w:rStyle w:val="af5"/>
         </w:rPr>
         <w:t>CustomUser</w:t>
       </w:r>
+      <w:proofErr w:type="spellEnd"/>
       <w:r>
         <w:t>) и номером (</w:t>
       </w:r>
+      <w:proofErr w:type="spellStart"/>
       <w:r>
         <w:rPr>
           <w:rStyle w:val="af5"/>
         </w:rPr>
         <w:t>Room</w:t>
       </w:r>
+      <w:proofErr w:type="spellEnd"/>
       <w:r>
         <w:t xml:space="preserve">), а также поля для указания даты заезда, даты выезда, времени создания брони и её статуса. Статус может принимать одно из значений: «в ожидании», «подтверждено» или «отменено». Эта модель является связующим звеном между пользователями </w:t>
       </w:r>
@@ -13045,56 +14388,294 @@
         <w:rPr>
           <w:lang w:val="en-US"/>
         </w:rPr>
-        <w:t>class Booking(models.Model):</w:t>
+        <w:t>class Booking(</w:t>
+      </w:r>
+      <w:proofErr w:type="spellStart"/>
+      <w:r>
+        <w:rPr>
+          <w:lang w:val="en-US"/>
+        </w:rPr>
+        <w:t>models.Model</w:t>
+      </w:r>
+      <w:proofErr w:type="spellEnd"/>
+      <w:r>
+        <w:rPr>
+          <w:lang w:val="en-US"/>
+        </w:rPr>
+        <w:t>):</w:t>
       </w:r>
       <w:r>
         <w:rPr>
           <w:lang w:val="en-US"/>
         </w:rPr>
         <w:br/>
-        <w:t xml:space="preserve">    user = models.ForeignKey(CustomUser, on_delete=models.CASCADE)</w:t>
+        <w:t xml:space="preserve">    user = </w:t>
+      </w:r>
+      <w:proofErr w:type="spellStart"/>
+      <w:r>
+        <w:rPr>
+          <w:lang w:val="en-US"/>
+        </w:rPr>
+        <w:t>models.ForeignKey</w:t>
+      </w:r>
+      <w:proofErr w:type="spellEnd"/>
+      <w:r>
+        <w:rPr>
+          <w:lang w:val="en-US"/>
+        </w:rPr>
+        <w:t>(</w:t>
+      </w:r>
+      <w:proofErr w:type="spellStart"/>
+      <w:r>
+        <w:rPr>
+          <w:lang w:val="en-US"/>
+        </w:rPr>
+        <w:t>CustomUser</w:t>
+      </w:r>
+      <w:proofErr w:type="spellEnd"/>
+      <w:r>
+        <w:rPr>
+          <w:lang w:val="en-US"/>
+        </w:rPr>
+        <w:t xml:space="preserve">, </w:t>
+      </w:r>
+      <w:proofErr w:type="spellStart"/>
+      <w:r>
+        <w:rPr>
+          <w:lang w:val="en-US"/>
+        </w:rPr>
+        <w:t>on_delete</w:t>
+      </w:r>
+      <w:proofErr w:type="spellEnd"/>
+      <w:r>
+        <w:rPr>
+          <w:lang w:val="en-US"/>
+        </w:rPr>
+        <w:t>=</w:t>
+      </w:r>
+      <w:proofErr w:type="spellStart"/>
+      <w:r>
+        <w:rPr>
+          <w:lang w:val="en-US"/>
+        </w:rPr>
+        <w:t>models.CASCADE</w:t>
+      </w:r>
+      <w:proofErr w:type="spellEnd"/>
+      <w:r>
+        <w:rPr>
+          <w:lang w:val="en-US"/>
+        </w:rPr>
+        <w:t>)</w:t>
       </w:r>
       <w:r>
         <w:rPr>
           <w:lang w:val="en-US"/>
         </w:rPr>
         <w:br/>
-        <w:t xml:space="preserve">    room = models.ForeignKey(Room, on_delete=models.CASCADE)</w:t>
+        <w:t xml:space="preserve">    room = </w:t>
+      </w:r>
+      <w:proofErr w:type="spellStart"/>
+      <w:r>
+        <w:rPr>
+          <w:lang w:val="en-US"/>
+        </w:rPr>
+        <w:t>models.ForeignKey</w:t>
+      </w:r>
+      <w:proofErr w:type="spellEnd"/>
+      <w:r>
+        <w:rPr>
+          <w:lang w:val="en-US"/>
+        </w:rPr>
+        <w:t xml:space="preserve">(Room, </w:t>
+      </w:r>
+      <w:proofErr w:type="spellStart"/>
+      <w:r>
+        <w:rPr>
+          <w:lang w:val="en-US"/>
+        </w:rPr>
+        <w:t>on_delete</w:t>
+      </w:r>
+      <w:proofErr w:type="spellEnd"/>
+      <w:r>
+        <w:rPr>
+          <w:lang w:val="en-US"/>
+        </w:rPr>
+        <w:t>=</w:t>
+      </w:r>
+      <w:proofErr w:type="spellStart"/>
+      <w:r>
+        <w:rPr>
+          <w:lang w:val="en-US"/>
+        </w:rPr>
+        <w:t>models.CASCADE</w:t>
+      </w:r>
+      <w:proofErr w:type="spellEnd"/>
+      <w:r>
+        <w:rPr>
+          <w:lang w:val="en-US"/>
+        </w:rPr>
+        <w:t>)</w:t>
       </w:r>
       <w:r>
         <w:rPr>
           <w:lang w:val="en-US"/>
         </w:rPr>
         <w:br/>
-        <w:t xml:space="preserve">    check_in = models.DateField()</w:t>
+        <w:t xml:space="preserve">    </w:t>
+      </w:r>
+      <w:proofErr w:type="spellStart"/>
+      <w:r>
+        <w:rPr>
+          <w:lang w:val="en-US"/>
+        </w:rPr>
+        <w:t>check_in</w:t>
+      </w:r>
+      <w:proofErr w:type="spellEnd"/>
+      <w:r>
+        <w:rPr>
+          <w:lang w:val="en-US"/>
+        </w:rPr>
+        <w:t xml:space="preserve"> = </w:t>
+      </w:r>
+      <w:proofErr w:type="spellStart"/>
+      <w:r>
+        <w:rPr>
+          <w:lang w:val="en-US"/>
+        </w:rPr>
+        <w:t>models.DateField</w:t>
+      </w:r>
+      <w:proofErr w:type="spellEnd"/>
+      <w:r>
+        <w:rPr>
+          <w:lang w:val="en-US"/>
+        </w:rPr>
+        <w:t>()</w:t>
       </w:r>
       <w:r>
         <w:rPr>
           <w:lang w:val="en-US"/>
         </w:rPr>
         <w:br/>
-        <w:t xml:space="preserve">    check_out = models.DateField()</w:t>
+        <w:t xml:space="preserve">    </w:t>
+      </w:r>
+      <w:proofErr w:type="spellStart"/>
+      <w:r>
+        <w:rPr>
+          <w:lang w:val="en-US"/>
+        </w:rPr>
+        <w:t>check_out</w:t>
+      </w:r>
+      <w:proofErr w:type="spellEnd"/>
+      <w:r>
+        <w:rPr>
+          <w:lang w:val="en-US"/>
+        </w:rPr>
+        <w:t xml:space="preserve"> = </w:t>
+      </w:r>
+      <w:proofErr w:type="spellStart"/>
+      <w:r>
+        <w:rPr>
+          <w:lang w:val="en-US"/>
+        </w:rPr>
+        <w:t>models.DateField</w:t>
+      </w:r>
+      <w:proofErr w:type="spellEnd"/>
+      <w:r>
+        <w:rPr>
+          <w:lang w:val="en-US"/>
+        </w:rPr>
+        <w:t>()</w:t>
       </w:r>
       <w:r>
         <w:rPr>
           <w:lang w:val="en-US"/>
         </w:rPr>
         <w:br/>
-        <w:t xml:space="preserve">    created_at = models.DateTimeField(auto_now_add=True)</w:t>
+        <w:t xml:space="preserve">    </w:t>
+      </w:r>
+      <w:proofErr w:type="spellStart"/>
+      <w:r>
+        <w:rPr>
+          <w:lang w:val="en-US"/>
+        </w:rPr>
+        <w:t>created_at</w:t>
+      </w:r>
+      <w:proofErr w:type="spellEnd"/>
+      <w:r>
+        <w:rPr>
+          <w:lang w:val="en-US"/>
+        </w:rPr>
+        <w:t xml:space="preserve"> = </w:t>
+      </w:r>
+      <w:proofErr w:type="spellStart"/>
+      <w:r>
+        <w:rPr>
+          <w:lang w:val="en-US"/>
+        </w:rPr>
+        <w:t>models.DateTimeField</w:t>
+      </w:r>
+      <w:proofErr w:type="spellEnd"/>
+      <w:r>
+        <w:rPr>
+          <w:lang w:val="en-US"/>
+        </w:rPr>
+        <w:t>(</w:t>
+      </w:r>
+      <w:proofErr w:type="spellStart"/>
+      <w:r>
+        <w:rPr>
+          <w:lang w:val="en-US"/>
+        </w:rPr>
+        <w:t>auto_now_add</w:t>
+      </w:r>
+      <w:proofErr w:type="spellEnd"/>
+      <w:r>
+        <w:rPr>
+          <w:lang w:val="en-US"/>
+        </w:rPr>
+        <w:t>=True)</w:t>
       </w:r>
       <w:r>
         <w:rPr>
           <w:lang w:val="en-US"/>
         </w:rPr>
         <w:br/>
-        <w:t xml:space="preserve">    status = models.CharField(</w:t>
+        <w:t xml:space="preserve">    status = </w:t>
+      </w:r>
+      <w:proofErr w:type="spellStart"/>
+      <w:r>
+        <w:rPr>
+          <w:lang w:val="en-US"/>
+        </w:rPr>
+        <w:t>models.CharField</w:t>
+      </w:r>
+      <w:proofErr w:type="spellEnd"/>
+      <w:r>
+        <w:rPr>
+          <w:lang w:val="en-US"/>
+        </w:rPr>
+        <w:t>(</w:t>
       </w:r>
       <w:r>
         <w:rPr>
           <w:lang w:val="en-US"/>
         </w:rPr>
         <w:br/>
-        <w:t xml:space="preserve">        max_length=20,</w:t>
+        <w:t xml:space="preserve">        </w:t>
+      </w:r>
+      <w:proofErr w:type="spellStart"/>
+      <w:r>
+        <w:rPr>
+          <w:lang w:val="en-US"/>
+        </w:rPr>
+        <w:t>max_length</w:t>
+      </w:r>
+      <w:proofErr w:type="spellEnd"/>
+      <w:r>
+        <w:rPr>
+          <w:lang w:val="en-US"/>
+        </w:rPr>
+        <w:t>=20,</w:t>
       </w:r>
       <w:r>
         <w:rPr>
@@ -13201,23 +14782,43 @@
       <w:r>
         <w:t xml:space="preserve">После описания моделей были выполнены команды </w:t>
       </w:r>
+      <w:proofErr w:type="spellStart"/>
       <w:r>
         <w:rPr>
           <w:rStyle w:val="af5"/>
         </w:rPr>
         <w:t>makemigrations</w:t>
       </w:r>
+      <w:proofErr w:type="spellEnd"/>
       <w:r>
         <w:t xml:space="preserve"> и </w:t>
       </w:r>
+      <w:proofErr w:type="spellStart"/>
       <w:r>
         <w:rPr>
           <w:rStyle w:val="af5"/>
         </w:rPr>
         <w:t>migrate</w:t>
       </w:r>
-      <w:r>
-        <w:t>, в результате чего Django создала таблицы и связи в базе данных PostgreSQL.</w:t>
+      <w:proofErr w:type="spellEnd"/>
+      <w:r>
+        <w:t xml:space="preserve">, в результате чего </w:t>
+      </w:r>
+      <w:proofErr w:type="spellStart"/>
+      <w:r>
+        <w:t>Django</w:t>
+      </w:r>
+      <w:proofErr w:type="spellEnd"/>
+      <w:r>
+        <w:t xml:space="preserve"> создала таблицы и связи в базе данных </w:t>
+      </w:r>
+      <w:proofErr w:type="spellStart"/>
+      <w:r>
+        <w:t>PostgreSQL</w:t>
+      </w:r>
+      <w:proofErr w:type="spellEnd"/>
+      <w:r>
+        <w:t>.</w:t>
       </w:r>
     </w:p>
     <w:p>
@@ -13366,7 +14967,25 @@
           <w:szCs w:val="28"/>
           <w:lang w:eastAsia="ru-RU"/>
         </w:rPr>
-        <w:t>Модуль авторизации и регистрации играет ключевую роль в обеспечении безопасного доступа пользователей к функциональности веб-приложения. Он отвечает за создание новых учетных записей, а также проверку учетных данных при входе в систему. Для реализации данного модуля в рамках проекта были использованы встроенные механизмы Django, в частности система форм и модели пользователей.</w:t>
+        <w:t xml:space="preserve">Модуль авторизации и регистрации играет ключевую роль в обеспечении безопасного доступа пользователей к функциональности веб-приложения. Он отвечает за создание новых учетных записей, а также проверку учетных данных при входе в систему. Для реализации данного модуля в рамках проекта были использованы встроенные механизмы </w:t>
+      </w:r>
+      <w:proofErr w:type="spellStart"/>
+      <w:r>
+        <w:rPr>
+          <w:sz w:val="28"/>
+          <w:szCs w:val="28"/>
+          <w:lang w:eastAsia="ru-RU"/>
+        </w:rPr>
+        <w:t>Django</w:t>
+      </w:r>
+      <w:proofErr w:type="spellEnd"/>
+      <w:r>
+        <w:rPr>
+          <w:sz w:val="28"/>
+          <w:szCs w:val="28"/>
+          <w:lang w:eastAsia="ru-RU"/>
+        </w:rPr>
+        <w:t>, в частности система форм и модели пользователей.</w:t>
       </w:r>
     </w:p>
     <w:p>
@@ -13391,12 +15010,14 @@
         </w:rPr>
         <w:t xml:space="preserve">Регистрация осуществляется с использованием формы </w:t>
       </w:r>
+      <w:proofErr w:type="spellStart"/>
       <w:r>
         <w:rPr>
           <w:rStyle w:val="af5"/>
         </w:rPr>
         <w:t>RegisterForm</w:t>
       </w:r>
+      <w:proofErr w:type="spellEnd"/>
       <w:r>
         <w:rPr>
           <w:sz w:val="28"/>
@@ -13405,12 +15026,14 @@
         </w:rPr>
         <w:t xml:space="preserve">, определённой в файле forms.py. Эта форма наследуется от стандартного класса </w:t>
       </w:r>
+      <w:proofErr w:type="spellStart"/>
       <w:r>
         <w:rPr>
           <w:rStyle w:val="af5"/>
         </w:rPr>
         <w:t>UserCreationForm</w:t>
       </w:r>
+      <w:proofErr w:type="spellEnd"/>
       <w:r>
         <w:rPr>
           <w:sz w:val="28"/>
@@ -13419,12 +15042,14 @@
         </w:rPr>
         <w:t xml:space="preserve">, предоставляющего готовую логику проверки пароля, повторного ввода и создания нового пользователя. Дополнительно в форму было включено поле </w:t>
       </w:r>
+      <w:proofErr w:type="spellStart"/>
       <w:r>
         <w:rPr>
           <w:rStyle w:val="af5"/>
         </w:rPr>
         <w:t>email</w:t>
       </w:r>
+      <w:proofErr w:type="spellEnd"/>
       <w:r>
         <w:rPr>
           <w:sz w:val="28"/>
@@ -13473,6 +15098,7 @@
         </w:rPr>
         <w:t xml:space="preserve"> </w:t>
       </w:r>
+      <w:proofErr w:type="spellStart"/>
       <w:r>
         <w:rPr>
           <w:rStyle w:val="af5"/>
@@ -13480,6 +15106,7 @@
         </w:rPr>
         <w:t>RegisterForm</w:t>
       </w:r>
+      <w:proofErr w:type="spellEnd"/>
       <w:r>
         <w:rPr>
           <w:sz w:val="28"/>
@@ -13594,6 +15221,7 @@
         </w:rPr>
         <w:t xml:space="preserve"> </w:t>
       </w:r>
+      <w:proofErr w:type="spellStart"/>
       <w:r>
         <w:rPr>
           <w:rStyle w:val="af5"/>
@@ -13601,6 +15229,7 @@
         </w:rPr>
         <w:t>RegisterForm</w:t>
       </w:r>
+      <w:proofErr w:type="spellEnd"/>
     </w:p>
     <w:p>
       <w:pPr>
@@ -13613,14 +15242,60 @@
         <w:rPr>
           <w:lang w:val="en-US"/>
         </w:rPr>
-        <w:t>class RegisterForm(UserCreationForm):</w:t>
+        <w:t xml:space="preserve">class </w:t>
+      </w:r>
+      <w:proofErr w:type="spellStart"/>
+      <w:proofErr w:type="gramStart"/>
+      <w:r>
+        <w:rPr>
+          <w:lang w:val="en-US"/>
+        </w:rPr>
+        <w:t>RegisterForm</w:t>
+      </w:r>
+      <w:proofErr w:type="spellEnd"/>
+      <w:r>
+        <w:rPr>
+          <w:lang w:val="en-US"/>
+        </w:rPr>
+        <w:t>(</w:t>
+      </w:r>
+      <w:proofErr w:type="spellStart"/>
+      <w:proofErr w:type="gramEnd"/>
+      <w:r>
+        <w:rPr>
+          <w:lang w:val="en-US"/>
+        </w:rPr>
+        <w:t>UserCreationForm</w:t>
+      </w:r>
+      <w:proofErr w:type="spellEnd"/>
+      <w:r>
+        <w:rPr>
+          <w:lang w:val="en-US"/>
+        </w:rPr>
+        <w:t>):</w:t>
       </w:r>
       <w:r>
         <w:rPr>
           <w:lang w:val="en-US"/>
         </w:rPr>
         <w:br/>
-        <w:t xml:space="preserve">    email = forms.EmailField(required=True, label='Email')</w:t>
+        <w:t xml:space="preserve">    email = </w:t>
+      </w:r>
+      <w:proofErr w:type="spellStart"/>
+      <w:proofErr w:type="gramStart"/>
+      <w:r>
+        <w:rPr>
+          <w:lang w:val="en-US"/>
+        </w:rPr>
+        <w:t>forms.EmailField</w:t>
+      </w:r>
+      <w:proofErr w:type="spellEnd"/>
+      <w:proofErr w:type="gramEnd"/>
+      <w:r>
+        <w:rPr>
+          <w:lang w:val="en-US"/>
+        </w:rPr>
+        <w:t>(required=True, label='Email')</w:t>
       </w:r>
       <w:r>
         <w:rPr>
@@ -13634,14 +15309,50 @@
           <w:lang w:val="en-US"/>
         </w:rPr>
         <w:br/>
-        <w:t xml:space="preserve">        model = CustomUser</w:t>
-      </w:r>
+        <w:t xml:space="preserve">        model = </w:t>
+      </w:r>
+      <w:proofErr w:type="spellStart"/>
+      <w:r>
+        <w:rPr>
+          <w:lang w:val="en-US"/>
+        </w:rPr>
+        <w:t>CustomUser</w:t>
+      </w:r>
+      <w:proofErr w:type="spellEnd"/>
       <w:r>
         <w:rPr>
           <w:lang w:val="en-US"/>
         </w:rPr>
         <w:br/>
-        <w:t xml:space="preserve">        fields = ['email', 'last_name', 'first_name']</w:t>
+        <w:t xml:space="preserve">        fields = ['email', '</w:t>
+      </w:r>
+      <w:proofErr w:type="spellStart"/>
+      <w:r>
+        <w:rPr>
+          <w:lang w:val="en-US"/>
+        </w:rPr>
+        <w:t>last_name</w:t>
+      </w:r>
+      <w:proofErr w:type="spellEnd"/>
+      <w:r>
+        <w:rPr>
+          <w:lang w:val="en-US"/>
+        </w:rPr>
+        <w:t>', '</w:t>
+      </w:r>
+      <w:proofErr w:type="spellStart"/>
+      <w:r>
+        <w:rPr>
+          <w:lang w:val="en-US"/>
+        </w:rPr>
+        <w:t>first_name</w:t>
+      </w:r>
+      <w:proofErr w:type="spellEnd"/>
+      <w:r>
+        <w:rPr>
+          <w:lang w:val="en-US"/>
+        </w:rPr>
+        <w:t>']</w:t>
       </w:r>
       <w:r>
         <w:rPr>
@@ -13655,7 +15366,45 @@
           <w:lang w:val="en-US"/>
         </w:rPr>
         <w:br/>
-        <w:t xml:space="preserve">            'email': forms.EmailInput(attrs={'class': 'w-full border rounded p-2'}),}</w:t>
+        <w:t xml:space="preserve">            'email': </w:t>
+      </w:r>
+      <w:proofErr w:type="spellStart"/>
+      <w:proofErr w:type="gramStart"/>
+      <w:r>
+        <w:rPr>
+          <w:lang w:val="en-US"/>
+        </w:rPr>
+        <w:t>forms.EmailInput</w:t>
+      </w:r>
+      <w:proofErr w:type="spellEnd"/>
+      <w:proofErr w:type="gramEnd"/>
+      <w:r>
+        <w:rPr>
+          <w:lang w:val="en-US"/>
+        </w:rPr>
+        <w:t>(</w:t>
+      </w:r>
+      <w:proofErr w:type="spellStart"/>
+      <w:r>
+        <w:rPr>
+          <w:lang w:val="en-US"/>
+        </w:rPr>
+        <w:t>attrs</w:t>
+      </w:r>
+      <w:proofErr w:type="spellEnd"/>
+      <w:proofErr w:type="gramStart"/>
+      <w:r>
+        <w:rPr>
+          <w:lang w:val="en-US"/>
+        </w:rPr>
+        <w:t>={</w:t>
+      </w:r>
+      <w:proofErr w:type="gramEnd"/>
+      <w:r>
+        <w:rPr>
+          <w:lang w:val="en-US"/>
+        </w:rPr>
+        <w:t>'class': 'w-full border rounded p-2'}),}</w:t>
       </w:r>
     </w:p>
     <w:p>
@@ -13680,51 +15429,68 @@
       <w:r>
         <w:t xml:space="preserve">Для входа в систему реализована форма </w:t>
       </w:r>
+      <w:proofErr w:type="spellStart"/>
       <w:r>
         <w:rPr>
           <w:rStyle w:val="af5"/>
         </w:rPr>
         <w:t>LoginForm</w:t>
       </w:r>
+      <w:proofErr w:type="spellEnd"/>
       <w:r>
         <w:t xml:space="preserve">, основанная на стандартном классе </w:t>
       </w:r>
+      <w:proofErr w:type="spellStart"/>
+      <w:proofErr w:type="gramStart"/>
       <w:r>
         <w:rPr>
           <w:rStyle w:val="af5"/>
         </w:rPr>
         <w:t>forms.Form</w:t>
       </w:r>
+      <w:proofErr w:type="spellEnd"/>
+      <w:proofErr w:type="gramEnd"/>
       <w:r>
         <w:t xml:space="preserve">. В ней определены два поля: </w:t>
       </w:r>
+      <w:proofErr w:type="spellStart"/>
       <w:r>
         <w:rPr>
           <w:rStyle w:val="af5"/>
         </w:rPr>
         <w:t>email</w:t>
       </w:r>
+      <w:proofErr w:type="spellEnd"/>
       <w:r>
         <w:t xml:space="preserve"> и </w:t>
       </w:r>
+      <w:proofErr w:type="spellStart"/>
       <w:r>
         <w:rPr>
           <w:rStyle w:val="af5"/>
         </w:rPr>
         <w:t>password</w:t>
       </w:r>
-      <w:r>
-        <w:t>. Поле пароля визуально скрыто с помощью виджета PasswordInput</w:t>
-      </w:r>
+      <w:proofErr w:type="spellEnd"/>
+      <w:r>
+        <w:t xml:space="preserve">. Поле пароля визуально скрыто с помощью виджета </w:t>
+      </w:r>
+      <w:proofErr w:type="spellStart"/>
+      <w:r>
+        <w:t>PasswordInput</w:t>
+      </w:r>
+      <w:proofErr w:type="spellEnd"/>
       <w:r>
         <w:t xml:space="preserve">. Код формы </w:t>
       </w:r>
+      <w:proofErr w:type="spellStart"/>
       <w:r>
         <w:rPr>
           <w:rStyle w:val="af5"/>
         </w:rPr>
         <w:t>LoginForm</w:t>
       </w:r>
+      <w:proofErr w:type="spellEnd"/>
       <w:r>
         <w:rPr>
           <w:rStyle w:val="af5"/>
@@ -13813,6 +15579,7 @@
         </w:rPr>
         <w:t xml:space="preserve"> </w:t>
       </w:r>
+      <w:proofErr w:type="spellStart"/>
       <w:r>
         <w:rPr>
           <w:rStyle w:val="af5"/>
@@ -13820,6 +15587,7 @@
         </w:rPr>
         <w:t>LoginForm</w:t>
       </w:r>
+      <w:proofErr w:type="spellEnd"/>
     </w:p>
     <w:p>
       <w:pPr>
@@ -13832,21 +15600,83 @@
         <w:rPr>
           <w:lang w:val="en-US"/>
         </w:rPr>
-        <w:t>class LoginForm(forms.Form):</w:t>
+        <w:t xml:space="preserve">class </w:t>
+      </w:r>
+      <w:proofErr w:type="spellStart"/>
+      <w:r>
+        <w:rPr>
+          <w:lang w:val="en-US"/>
+        </w:rPr>
+        <w:t>LoginForm</w:t>
+      </w:r>
+      <w:proofErr w:type="spellEnd"/>
+      <w:r>
+        <w:rPr>
+          <w:lang w:val="en-US"/>
+        </w:rPr>
+        <w:t>(</w:t>
+      </w:r>
+      <w:proofErr w:type="spellStart"/>
+      <w:proofErr w:type="gramStart"/>
+      <w:r>
+        <w:rPr>
+          <w:lang w:val="en-US"/>
+        </w:rPr>
+        <w:t>forms.Form</w:t>
+      </w:r>
+      <w:proofErr w:type="spellEnd"/>
+      <w:proofErr w:type="gramEnd"/>
+      <w:r>
+        <w:rPr>
+          <w:lang w:val="en-US"/>
+        </w:rPr>
+        <w:t>):</w:t>
       </w:r>
       <w:r>
         <w:rPr>
           <w:lang w:val="en-US"/>
         </w:rPr>
         <w:br/>
-        <w:t xml:space="preserve">    email = forms.EmailField(label='Email')</w:t>
+        <w:t xml:space="preserve">    email = </w:t>
+      </w:r>
+      <w:proofErr w:type="spellStart"/>
+      <w:proofErr w:type="gramStart"/>
+      <w:r>
+        <w:rPr>
+          <w:lang w:val="en-US"/>
+        </w:rPr>
+        <w:t>forms.EmailField</w:t>
+      </w:r>
+      <w:proofErr w:type="spellEnd"/>
+      <w:proofErr w:type="gramEnd"/>
+      <w:r>
+        <w:rPr>
+          <w:lang w:val="en-US"/>
+        </w:rPr>
+        <w:t>(label='Email')</w:t>
       </w:r>
       <w:r>
         <w:rPr>
           <w:lang w:val="en-US"/>
         </w:rPr>
         <w:br/>
-        <w:t xml:space="preserve">    password = forms.CharField(label='</w:t>
+        <w:t xml:space="preserve">    password = </w:t>
+      </w:r>
+      <w:proofErr w:type="spellStart"/>
+      <w:proofErr w:type="gramStart"/>
+      <w:r>
+        <w:rPr>
+          <w:lang w:val="en-US"/>
+        </w:rPr>
+        <w:t>forms.CharField</w:t>
+      </w:r>
+      <w:proofErr w:type="spellEnd"/>
+      <w:proofErr w:type="gramEnd"/>
+      <w:r>
+        <w:rPr>
+          <w:lang w:val="en-US"/>
+        </w:rPr>
+        <w:t>(label='</w:t>
       </w:r>
       <w:r>
         <w:t>Пароль</w:t>
@@ -13855,7 +15685,23 @@
         <w:rPr>
           <w:lang w:val="en-US"/>
         </w:rPr>
-        <w:t>', widget=forms.PasswordInput)</w:t>
+        <w:t>', widget=</w:t>
+      </w:r>
+      <w:proofErr w:type="spellStart"/>
+      <w:proofErr w:type="gramStart"/>
+      <w:r>
+        <w:rPr>
+          <w:lang w:val="en-US"/>
+        </w:rPr>
+        <w:t>forms.PasswordInput</w:t>
+      </w:r>
+      <w:proofErr w:type="spellEnd"/>
+      <w:proofErr w:type="gramEnd"/>
+      <w:r>
+        <w:rPr>
+          <w:lang w:val="en-US"/>
+        </w:rPr>
+        <w:t>)</w:t>
       </w:r>
       <w:r>
         <w:rPr>
@@ -13869,8 +15715,16 @@
           <w:lang w:val="en-US"/>
         </w:rPr>
         <w:br/>
-        <w:t xml:space="preserve">        model = CustomUser</w:t>
-      </w:r>
+        <w:t xml:space="preserve">        model = </w:t>
+      </w:r>
+      <w:proofErr w:type="spellStart"/>
+      <w:r>
+        <w:rPr>
+          <w:lang w:val="en-US"/>
+        </w:rPr>
+        <w:t>CustomUser</w:t>
+      </w:r>
+      <w:proofErr w:type="spellEnd"/>
       <w:r>
         <w:rPr>
           <w:lang w:val="en-US"/>
@@ -13940,7 +15794,25 @@
           <w:szCs w:val="28"/>
           <w:lang w:eastAsia="ru-RU"/>
         </w:rPr>
-        <w:t>В рамках реализации веб-приложения на Django важное значение имеют механизмы маршрутизации и представлений, обеспечивающие связь между пользовательским интерфейсом и логикой серверной обработки.</w:t>
+        <w:t xml:space="preserve">В рамках реализации веб-приложения на </w:t>
+      </w:r>
+      <w:proofErr w:type="spellStart"/>
+      <w:r>
+        <w:rPr>
+          <w:sz w:val="28"/>
+          <w:szCs w:val="28"/>
+          <w:lang w:eastAsia="ru-RU"/>
+        </w:rPr>
+        <w:t>Django</w:t>
+      </w:r>
+      <w:proofErr w:type="spellEnd"/>
+      <w:r>
+        <w:rPr>
+          <w:sz w:val="28"/>
+          <w:szCs w:val="28"/>
+          <w:lang w:eastAsia="ru-RU"/>
+        </w:rPr>
+        <w:t xml:space="preserve"> важное значение имеют механизмы маршрутизации и представлений, обеспечивающие связь между пользовательским интерфейсом и логикой серверной обработки.</w:t>
       </w:r>
     </w:p>
     <w:p>
@@ -13963,7 +15835,43 @@
           <w:szCs w:val="28"/>
           <w:lang w:eastAsia="ru-RU"/>
         </w:rPr>
-        <w:t>Представления (views) в Django — это функции или классы, которые обрабатывают HTTP-запросы и возвращают HTTP-ответы. Они отвечают за обработку входных данных, выбор нужной информации из базы данных, подготовку контекста и передачу его в шаблон. Таким образом, представление является связующим звеном между интерфейсом и моделью данных.</w:t>
+        <w:t>Представления (</w:t>
+      </w:r>
+      <w:proofErr w:type="spellStart"/>
+      <w:r>
+        <w:rPr>
+          <w:sz w:val="28"/>
+          <w:szCs w:val="28"/>
+          <w:lang w:eastAsia="ru-RU"/>
+        </w:rPr>
+        <w:t>views</w:t>
+      </w:r>
+      <w:proofErr w:type="spellEnd"/>
+      <w:r>
+        <w:rPr>
+          <w:sz w:val="28"/>
+          <w:szCs w:val="28"/>
+          <w:lang w:eastAsia="ru-RU"/>
+        </w:rPr>
+        <w:t xml:space="preserve">) в </w:t>
+      </w:r>
+      <w:proofErr w:type="spellStart"/>
+      <w:r>
+        <w:rPr>
+          <w:sz w:val="28"/>
+          <w:szCs w:val="28"/>
+          <w:lang w:eastAsia="ru-RU"/>
+        </w:rPr>
+        <w:t>Django</w:t>
+      </w:r>
+      <w:proofErr w:type="spellEnd"/>
+      <w:r>
+        <w:rPr>
+          <w:sz w:val="28"/>
+          <w:szCs w:val="28"/>
+          <w:lang w:eastAsia="ru-RU"/>
+        </w:rPr>
+        <w:t xml:space="preserve"> — это функции или классы, которые обрабатывают HTTP-запросы и возвращают HTTP-ответы. Они отвечают за обработку входных данных, выбор нужной информации из базы данных, подготовку контекста и передачу его в шаблон. Таким образом, представление является связующим звеном между интерфейсом и моделью данных.</w:t>
       </w:r>
     </w:p>
     <w:p>
@@ -13986,13 +15894,65 @@
           <w:szCs w:val="28"/>
           <w:lang w:eastAsia="ru-RU"/>
         </w:rPr>
-        <w:t xml:space="preserve">Маршрутизация (URLconf) — это механизм сопоставления URL-адресов с соответствующими представлениями. Django позволяет централизованно настраивать маршруты с помощью функции </w:t>
-      </w:r>
+        <w:t>Маршрутизация (</w:t>
+      </w:r>
+      <w:proofErr w:type="spellStart"/>
+      <w:r>
+        <w:rPr>
+          <w:sz w:val="28"/>
+          <w:szCs w:val="28"/>
+          <w:lang w:eastAsia="ru-RU"/>
+        </w:rPr>
+        <w:t>URLconf</w:t>
+      </w:r>
+      <w:proofErr w:type="spellEnd"/>
+      <w:r>
+        <w:rPr>
+          <w:sz w:val="28"/>
+          <w:szCs w:val="28"/>
+          <w:lang w:eastAsia="ru-RU"/>
+        </w:rPr>
+        <w:t xml:space="preserve">) — это механизм сопоставления URL-адресов с соответствующими представлениями. </w:t>
+      </w:r>
+      <w:proofErr w:type="spellStart"/>
+      <w:r>
+        <w:rPr>
+          <w:sz w:val="28"/>
+          <w:szCs w:val="28"/>
+          <w:lang w:eastAsia="ru-RU"/>
+        </w:rPr>
+        <w:t>Django</w:t>
+      </w:r>
+      <w:proofErr w:type="spellEnd"/>
+      <w:r>
+        <w:rPr>
+          <w:sz w:val="28"/>
+          <w:szCs w:val="28"/>
+          <w:lang w:eastAsia="ru-RU"/>
+        </w:rPr>
+        <w:t xml:space="preserve"> позволяет централизованно настраивать маршруты с помощью функции </w:t>
+      </w:r>
+      <w:proofErr w:type="spellStart"/>
+      <w:proofErr w:type="gramStart"/>
       <w:r>
         <w:rPr>
           <w:rStyle w:val="af5"/>
         </w:rPr>
-        <w:t>path()</w:t>
+        <w:t>path</w:t>
+      </w:r>
+      <w:proofErr w:type="spellEnd"/>
+      <w:r>
+        <w:rPr>
+          <w:rStyle w:val="af5"/>
+        </w:rPr>
+        <w:t>(</w:t>
+      </w:r>
+      <w:proofErr w:type="gramEnd"/>
+      <w:r>
+        <w:rPr>
+          <w:rStyle w:val="af5"/>
+        </w:rPr>
+        <w:t>)</w:t>
       </w:r>
       <w:r>
         <w:rPr>
@@ -14143,102 +16103,460 @@
           <w:lang w:val="en-US" w:eastAsia="ru-RU"/>
         </w:rPr>
       </w:pPr>
+      <w:proofErr w:type="spellStart"/>
       <w:r>
         <w:rPr>
           <w:lang w:val="en-US" w:eastAsia="ru-RU"/>
         </w:rPr>
-        <w:t>urlpatterns = [</w:t>
-      </w:r>
+        <w:t>urlpatterns</w:t>
+      </w:r>
+      <w:proofErr w:type="spellEnd"/>
       <w:r>
         <w:rPr>
           <w:lang w:val="en-US" w:eastAsia="ru-RU"/>
         </w:rPr>
+        <w:t xml:space="preserve"> = [</w:t>
+      </w:r>
+      <w:r>
+        <w:rPr>
+          <w:lang w:val="en-US" w:eastAsia="ru-RU"/>
+        </w:rPr>
         <w:br/>
-        <w:t xml:space="preserve">    path('hotels/', hotel_list, name='hotel_list'),</w:t>
-      </w:r>
+        <w:t xml:space="preserve">    path('hotels/', </w:t>
+      </w:r>
+      <w:proofErr w:type="spellStart"/>
       <w:r>
         <w:rPr>
           <w:lang w:val="en-US" w:eastAsia="ru-RU"/>
         </w:rPr>
+        <w:t>hotel_list</w:t>
+      </w:r>
+      <w:proofErr w:type="spellEnd"/>
+      <w:r>
+        <w:rPr>
+          <w:lang w:val="en-US" w:eastAsia="ru-RU"/>
+        </w:rPr>
+        <w:t>, name='</w:t>
+      </w:r>
+      <w:proofErr w:type="spellStart"/>
+      <w:r>
+        <w:rPr>
+          <w:lang w:val="en-US" w:eastAsia="ru-RU"/>
+        </w:rPr>
+        <w:t>hotel_list</w:t>
+      </w:r>
+      <w:proofErr w:type="spellEnd"/>
+      <w:r>
+        <w:rPr>
+          <w:lang w:val="en-US" w:eastAsia="ru-RU"/>
+        </w:rPr>
+        <w:t>'),</w:t>
+      </w:r>
+      <w:r>
+        <w:rPr>
+          <w:lang w:val="en-US" w:eastAsia="ru-RU"/>
+        </w:rPr>
         <w:br/>
-        <w:t xml:space="preserve">    path('', room_list, name='room_list'),</w:t>
-      </w:r>
+        <w:t xml:space="preserve">    path('', </w:t>
+      </w:r>
+      <w:proofErr w:type="spellStart"/>
       <w:r>
         <w:rPr>
           <w:lang w:val="en-US" w:eastAsia="ru-RU"/>
         </w:rPr>
+        <w:t>room_list</w:t>
+      </w:r>
+      <w:proofErr w:type="spellEnd"/>
+      <w:r>
+        <w:rPr>
+          <w:lang w:val="en-US" w:eastAsia="ru-RU"/>
+        </w:rPr>
+        <w:t>, name='</w:t>
+      </w:r>
+      <w:proofErr w:type="spellStart"/>
+      <w:r>
+        <w:rPr>
+          <w:lang w:val="en-US" w:eastAsia="ru-RU"/>
+        </w:rPr>
+        <w:t>room_list</w:t>
+      </w:r>
+      <w:proofErr w:type="spellEnd"/>
+      <w:r>
+        <w:rPr>
+          <w:lang w:val="en-US" w:eastAsia="ru-RU"/>
+        </w:rPr>
+        <w:t>'),</w:t>
+      </w:r>
+      <w:r>
+        <w:rPr>
+          <w:lang w:val="en-US" w:eastAsia="ru-RU"/>
+        </w:rPr>
         <w:br/>
-        <w:t xml:space="preserve">    path('rooms/&lt;int:pk&gt;/', room_detail, name='room_detail'),</w:t>
-      </w:r>
+        <w:t xml:space="preserve">    path('rooms/&lt;</w:t>
+      </w:r>
+      <w:proofErr w:type="spellStart"/>
       <w:r>
         <w:rPr>
           <w:lang w:val="en-US" w:eastAsia="ru-RU"/>
         </w:rPr>
+        <w:t>int:pk</w:t>
+      </w:r>
+      <w:proofErr w:type="spellEnd"/>
+      <w:r>
+        <w:rPr>
+          <w:lang w:val="en-US" w:eastAsia="ru-RU"/>
+        </w:rPr>
+        <w:t xml:space="preserve">&gt;/', </w:t>
+      </w:r>
+      <w:proofErr w:type="spellStart"/>
+      <w:r>
+        <w:rPr>
+          <w:lang w:val="en-US" w:eastAsia="ru-RU"/>
+        </w:rPr>
+        <w:t>room_detail</w:t>
+      </w:r>
+      <w:proofErr w:type="spellEnd"/>
+      <w:r>
+        <w:rPr>
+          <w:lang w:val="en-US" w:eastAsia="ru-RU"/>
+        </w:rPr>
+        <w:t>, name='</w:t>
+      </w:r>
+      <w:proofErr w:type="spellStart"/>
+      <w:r>
+        <w:rPr>
+          <w:lang w:val="en-US" w:eastAsia="ru-RU"/>
+        </w:rPr>
+        <w:t>room_detail</w:t>
+      </w:r>
+      <w:proofErr w:type="spellEnd"/>
+      <w:r>
+        <w:rPr>
+          <w:lang w:val="en-US" w:eastAsia="ru-RU"/>
+        </w:rPr>
+        <w:t>'),</w:t>
+      </w:r>
+      <w:r>
+        <w:rPr>
+          <w:lang w:val="en-US" w:eastAsia="ru-RU"/>
+        </w:rPr>
         <w:br/>
-        <w:t xml:space="preserve">    path('hotels/&lt;int:pk&gt;/', hotel_detail, name='hotel_detail'),</w:t>
-      </w:r>
+        <w:t xml:space="preserve">    path('hotels/&lt;</w:t>
+      </w:r>
+      <w:proofErr w:type="spellStart"/>
       <w:r>
         <w:rPr>
           <w:lang w:val="en-US" w:eastAsia="ru-RU"/>
         </w:rPr>
+        <w:t>int:pk</w:t>
+      </w:r>
+      <w:proofErr w:type="spellEnd"/>
+      <w:r>
+        <w:rPr>
+          <w:lang w:val="en-US" w:eastAsia="ru-RU"/>
+        </w:rPr>
+        <w:t xml:space="preserve">&gt;/', </w:t>
+      </w:r>
+      <w:proofErr w:type="spellStart"/>
+      <w:r>
+        <w:rPr>
+          <w:lang w:val="en-US" w:eastAsia="ru-RU"/>
+        </w:rPr>
+        <w:t>hotel_detail</w:t>
+      </w:r>
+      <w:proofErr w:type="spellEnd"/>
+      <w:r>
+        <w:rPr>
+          <w:lang w:val="en-US" w:eastAsia="ru-RU"/>
+        </w:rPr>
+        <w:t>, name='</w:t>
+      </w:r>
+      <w:proofErr w:type="spellStart"/>
+      <w:r>
+        <w:rPr>
+          <w:lang w:val="en-US" w:eastAsia="ru-RU"/>
+        </w:rPr>
+        <w:t>hotel_detail</w:t>
+      </w:r>
+      <w:proofErr w:type="spellEnd"/>
+      <w:r>
+        <w:rPr>
+          <w:lang w:val="en-US" w:eastAsia="ru-RU"/>
+        </w:rPr>
+        <w:t>'),</w:t>
+      </w:r>
+      <w:r>
+        <w:rPr>
+          <w:lang w:val="en-US" w:eastAsia="ru-RU"/>
+        </w:rPr>
         <w:br/>
-        <w:t xml:space="preserve">    path('register/', register_view, name='register'),</w:t>
-      </w:r>
+        <w:t xml:space="preserve">    path('register/', </w:t>
+      </w:r>
+      <w:proofErr w:type="spellStart"/>
       <w:r>
         <w:rPr>
           <w:lang w:val="en-US" w:eastAsia="ru-RU"/>
         </w:rPr>
+        <w:t>register_view</w:t>
+      </w:r>
+      <w:proofErr w:type="spellEnd"/>
+      <w:r>
+        <w:rPr>
+          <w:lang w:val="en-US" w:eastAsia="ru-RU"/>
+        </w:rPr>
+        <w:t>, name='register'),</w:t>
+      </w:r>
+      <w:r>
+        <w:rPr>
+          <w:lang w:val="en-US" w:eastAsia="ru-RU"/>
+        </w:rPr>
         <w:br/>
-        <w:t xml:space="preserve">    path('login/', login_view, name='login'),</w:t>
-      </w:r>
+        <w:t xml:space="preserve">    path('login/', </w:t>
+      </w:r>
+      <w:proofErr w:type="spellStart"/>
       <w:r>
         <w:rPr>
           <w:lang w:val="en-US" w:eastAsia="ru-RU"/>
         </w:rPr>
+        <w:t>login_view</w:t>
+      </w:r>
+      <w:proofErr w:type="spellEnd"/>
+      <w:r>
+        <w:rPr>
+          <w:lang w:val="en-US" w:eastAsia="ru-RU"/>
+        </w:rPr>
+        <w:t>, name='login'),</w:t>
+      </w:r>
+      <w:r>
+        <w:rPr>
+          <w:lang w:val="en-US" w:eastAsia="ru-RU"/>
+        </w:rPr>
         <w:br/>
-        <w:t xml:space="preserve">    path('logout/', logout_view, name='logout'),</w:t>
-      </w:r>
+        <w:t xml:space="preserve">    path('logout/', </w:t>
+      </w:r>
+      <w:proofErr w:type="spellStart"/>
       <w:r>
         <w:rPr>
           <w:lang w:val="en-US" w:eastAsia="ru-RU"/>
         </w:rPr>
+        <w:t>logout_view</w:t>
+      </w:r>
+      <w:proofErr w:type="spellEnd"/>
+      <w:r>
+        <w:rPr>
+          <w:lang w:val="en-US" w:eastAsia="ru-RU"/>
+        </w:rPr>
+        <w:t>, name='logout'),</w:t>
+      </w:r>
+      <w:r>
+        <w:rPr>
+          <w:lang w:val="en-US" w:eastAsia="ru-RU"/>
+        </w:rPr>
         <w:br/>
-        <w:t xml:space="preserve">    path('my-bookings/', my_bookings, name='my_bookings'),</w:t>
-      </w:r>
+        <w:t xml:space="preserve">    path('my-bookings/', </w:t>
+      </w:r>
+      <w:proofErr w:type="spellStart"/>
       <w:r>
         <w:rPr>
           <w:lang w:val="en-US" w:eastAsia="ru-RU"/>
         </w:rPr>
+        <w:t>my_bookings</w:t>
+      </w:r>
+      <w:proofErr w:type="spellEnd"/>
+      <w:r>
+        <w:rPr>
+          <w:lang w:val="en-US" w:eastAsia="ru-RU"/>
+        </w:rPr>
+        <w:t>, name='</w:t>
+      </w:r>
+      <w:proofErr w:type="spellStart"/>
+      <w:r>
+        <w:rPr>
+          <w:lang w:val="en-US" w:eastAsia="ru-RU"/>
+        </w:rPr>
+        <w:t>my_bookings</w:t>
+      </w:r>
+      <w:proofErr w:type="spellEnd"/>
+      <w:r>
+        <w:rPr>
+          <w:lang w:val="en-US" w:eastAsia="ru-RU"/>
+        </w:rPr>
+        <w:t>'),</w:t>
+      </w:r>
+      <w:r>
+        <w:rPr>
+          <w:lang w:val="en-US" w:eastAsia="ru-RU"/>
+        </w:rPr>
         <w:br/>
-        <w:t xml:space="preserve">    path('profile/', profile_view, name='profile'),</w:t>
-      </w:r>
+        <w:t xml:space="preserve">    path('profile/', </w:t>
+      </w:r>
+      <w:proofErr w:type="spellStart"/>
       <w:r>
         <w:rPr>
           <w:lang w:val="en-US" w:eastAsia="ru-RU"/>
         </w:rPr>
+        <w:t>profile_view</w:t>
+      </w:r>
+      <w:proofErr w:type="spellEnd"/>
+      <w:r>
+        <w:rPr>
+          <w:lang w:val="en-US" w:eastAsia="ru-RU"/>
+        </w:rPr>
+        <w:t>, name='profile'),</w:t>
+      </w:r>
+      <w:r>
+        <w:rPr>
+          <w:lang w:val="en-US" w:eastAsia="ru-RU"/>
+        </w:rPr>
         <w:br/>
-        <w:t xml:space="preserve">    path('confirm-code/', confirm_code_view, name='confirm_code'),</w:t>
-      </w:r>
+        <w:t xml:space="preserve">    path('confirm-code/', </w:t>
+      </w:r>
+      <w:proofErr w:type="spellStart"/>
       <w:r>
         <w:rPr>
           <w:lang w:val="en-US" w:eastAsia="ru-RU"/>
         </w:rPr>
+        <w:t>confirm_code_view</w:t>
+      </w:r>
+      <w:proofErr w:type="spellEnd"/>
+      <w:r>
+        <w:rPr>
+          <w:lang w:val="en-US" w:eastAsia="ru-RU"/>
+        </w:rPr>
+        <w:t>, name='</w:t>
+      </w:r>
+      <w:proofErr w:type="spellStart"/>
+      <w:r>
+        <w:rPr>
+          <w:lang w:val="en-US" w:eastAsia="ru-RU"/>
+        </w:rPr>
+        <w:t>confirm_code</w:t>
+      </w:r>
+      <w:proofErr w:type="spellEnd"/>
+      <w:r>
+        <w:rPr>
+          <w:lang w:val="en-US" w:eastAsia="ru-RU"/>
+        </w:rPr>
+        <w:t>'),</w:t>
+      </w:r>
+      <w:r>
+        <w:rPr>
+          <w:lang w:val="en-US" w:eastAsia="ru-RU"/>
+        </w:rPr>
         <w:br/>
-        <w:t xml:space="preserve">    path('confirm-code-for-register/', confirm_code_for_register_view, name='confirm_code_for_register'),</w:t>
-      </w:r>
+        <w:t xml:space="preserve">    path('confirm-code-for-register/', </w:t>
+      </w:r>
+      <w:proofErr w:type="spellStart"/>
       <w:r>
         <w:rPr>
           <w:lang w:val="en-US" w:eastAsia="ru-RU"/>
         </w:rPr>
+        <w:t>confirm_code_for_register_view</w:t>
+      </w:r>
+      <w:proofErr w:type="spellEnd"/>
+      <w:r>
+        <w:rPr>
+          <w:lang w:val="en-US" w:eastAsia="ru-RU"/>
+        </w:rPr>
+        <w:t>, name='</w:t>
+      </w:r>
+      <w:proofErr w:type="spellStart"/>
+      <w:r>
+        <w:rPr>
+          <w:lang w:val="en-US" w:eastAsia="ru-RU"/>
+        </w:rPr>
+        <w:t>confirm_code_for_register</w:t>
+      </w:r>
+      <w:proofErr w:type="spellEnd"/>
+      <w:r>
+        <w:rPr>
+          <w:lang w:val="en-US" w:eastAsia="ru-RU"/>
+        </w:rPr>
+        <w:t>'),</w:t>
+      </w:r>
+      <w:r>
+        <w:rPr>
+          <w:lang w:val="en-US" w:eastAsia="ru-RU"/>
+        </w:rPr>
         <w:br/>
-        <w:t xml:space="preserve">    path('update-email/', update_email, name='update_email'),</w:t>
-      </w:r>
+        <w:t xml:space="preserve">    path('update-email/', </w:t>
+      </w:r>
+      <w:proofErr w:type="spellStart"/>
       <w:r>
         <w:rPr>
           <w:lang w:val="en-US" w:eastAsia="ru-RU"/>
         </w:rPr>
+        <w:t>update_email</w:t>
+      </w:r>
+      <w:proofErr w:type="spellEnd"/>
+      <w:r>
+        <w:rPr>
+          <w:lang w:val="en-US" w:eastAsia="ru-RU"/>
+        </w:rPr>
+        <w:t>, name='</w:t>
+      </w:r>
+      <w:proofErr w:type="spellStart"/>
+      <w:r>
+        <w:rPr>
+          <w:lang w:val="en-US" w:eastAsia="ru-RU"/>
+        </w:rPr>
+        <w:t>update_email</w:t>
+      </w:r>
+      <w:proofErr w:type="spellEnd"/>
+      <w:r>
+        <w:rPr>
+          <w:lang w:val="en-US" w:eastAsia="ru-RU"/>
+        </w:rPr>
+        <w:t>'),</w:t>
+      </w:r>
+      <w:r>
+        <w:rPr>
+          <w:lang w:val="en-US" w:eastAsia="ru-RU"/>
+        </w:rPr>
         <w:br/>
-        <w:t xml:space="preserve">    path('cancel-booking/&lt;int:booking_id&gt;/', cancel_booking_view, name='cancel_booking'),</w:t>
+        <w:t xml:space="preserve">    path('cancel-booking/&lt;</w:t>
+      </w:r>
+      <w:proofErr w:type="spellStart"/>
+      <w:r>
+        <w:rPr>
+          <w:lang w:val="en-US" w:eastAsia="ru-RU"/>
+        </w:rPr>
+        <w:t>int:booking_id</w:t>
+      </w:r>
+      <w:proofErr w:type="spellEnd"/>
+      <w:r>
+        <w:rPr>
+          <w:lang w:val="en-US" w:eastAsia="ru-RU"/>
+        </w:rPr>
+        <w:t xml:space="preserve">&gt;/', </w:t>
+      </w:r>
+      <w:proofErr w:type="spellStart"/>
+      <w:r>
+        <w:rPr>
+          <w:lang w:val="en-US" w:eastAsia="ru-RU"/>
+        </w:rPr>
+        <w:t>cancel_booking_view</w:t>
+      </w:r>
+      <w:proofErr w:type="spellEnd"/>
+      <w:r>
+        <w:rPr>
+          <w:lang w:val="en-US" w:eastAsia="ru-RU"/>
+        </w:rPr>
+        <w:t>, name='</w:t>
+      </w:r>
+      <w:proofErr w:type="spellStart"/>
+      <w:r>
+        <w:rPr>
+          <w:lang w:val="en-US" w:eastAsia="ru-RU"/>
+        </w:rPr>
+        <w:t>cancel_booking</w:t>
+      </w:r>
+      <w:proofErr w:type="spellEnd"/>
+      <w:r>
+        <w:rPr>
+          <w:lang w:val="en-US" w:eastAsia="ru-RU"/>
+        </w:rPr>
+        <w:t>'),</w:t>
       </w:r>
       <w:r>
         <w:rPr>
@@ -14270,59 +16588,89 @@
         <w:lastRenderedPageBreak/>
         <w:t>Список маршрутов включает в себя отображение отелей (</w:t>
       </w:r>
+      <w:proofErr w:type="spellStart"/>
       <w:r>
         <w:rPr>
           <w:rStyle w:val="af5"/>
         </w:rPr>
         <w:t>hotel_list</w:t>
       </w:r>
+      <w:proofErr w:type="spellEnd"/>
       <w:r>
         <w:rPr>
           <w:lang w:eastAsia="ru-RU"/>
         </w:rPr>
         <w:t>) и номеров (</w:t>
       </w:r>
+      <w:proofErr w:type="spellStart"/>
       <w:r>
         <w:rPr>
           <w:rStyle w:val="af5"/>
         </w:rPr>
         <w:t>room_list</w:t>
       </w:r>
+      <w:proofErr w:type="spellEnd"/>
       <w:r>
         <w:rPr>
           <w:lang w:eastAsia="ru-RU"/>
         </w:rPr>
         <w:t>), просмотр деталей отеля и номера (</w:t>
       </w:r>
+      <w:proofErr w:type="spellStart"/>
       <w:r>
         <w:rPr>
           <w:rStyle w:val="af5"/>
         </w:rPr>
         <w:t>hotel_detail</w:t>
       </w:r>
+      <w:proofErr w:type="spellEnd"/>
       <w:r>
         <w:rPr>
           <w:lang w:eastAsia="ru-RU"/>
         </w:rPr>
         <w:t xml:space="preserve">, </w:t>
       </w:r>
+      <w:proofErr w:type="spellStart"/>
       <w:r>
         <w:rPr>
           <w:rStyle w:val="af5"/>
         </w:rPr>
         <w:t>room_detail</w:t>
       </w:r>
+      <w:proofErr w:type="spellEnd"/>
       <w:r>
         <w:rPr>
           <w:lang w:eastAsia="ru-RU"/>
         </w:rPr>
         <w:t xml:space="preserve">), а также маршруты, связанные с регистрацией, авторизацией, личным кабинетом, подтверждением почты и отменой бронирования. Все маршруты снабжены уникальными именами (например, </w:t>
       </w:r>
+      <w:proofErr w:type="spellStart"/>
       <w:r>
         <w:rPr>
           <w:rStyle w:val="af5"/>
         </w:rPr>
-        <w:t>name='room_list'</w:t>
+        <w:t>name</w:t>
+      </w:r>
+      <w:proofErr w:type="spellEnd"/>
+      <w:r>
+        <w:rPr>
+          <w:rStyle w:val="af5"/>
+        </w:rPr>
+        <w:t>='</w:t>
+      </w:r>
+      <w:proofErr w:type="spellStart"/>
+      <w:r>
+        <w:rPr>
+          <w:rStyle w:val="af5"/>
+        </w:rPr>
+        <w:t>room_list</w:t>
+      </w:r>
+      <w:proofErr w:type="spellEnd"/>
+      <w:r>
+        <w:rPr>
+          <w:rStyle w:val="af5"/>
+        </w:rPr>
+        <w:t>'</w:t>
       </w:r>
       <w:r>
         <w:rPr>
@@ -14344,12 +16692,14 @@
         </w:rPr>
         <w:t xml:space="preserve">Одним из ключевых компонентов является представление </w:t>
       </w:r>
+      <w:proofErr w:type="spellStart"/>
       <w:r>
         <w:rPr>
           <w:rStyle w:val="af5"/>
         </w:rPr>
         <w:t>room_list</w:t>
       </w:r>
+      <w:proofErr w:type="spellEnd"/>
       <w:r>
         <w:rPr>
           <w:lang w:eastAsia="ru-RU"/>
@@ -14370,12 +16720,14 @@
         </w:rPr>
         <w:t xml:space="preserve">Внутри представления извлекаются параметры из GET-запроса, и на их основе формируется выборка из модели </w:t>
       </w:r>
+      <w:proofErr w:type="spellStart"/>
       <w:r>
         <w:rPr>
           <w:rStyle w:val="af5"/>
         </w:rPr>
         <w:t>Room</w:t>
       </w:r>
+      <w:proofErr w:type="spellEnd"/>
       <w:r>
         <w:rPr>
           <w:lang w:eastAsia="ru-RU"/>
@@ -14391,12 +16743,14 @@
       <w:r>
         <w:t xml:space="preserve">Код представления </w:t>
       </w:r>
+      <w:proofErr w:type="spellStart"/>
       <w:r>
         <w:rPr>
           <w:rStyle w:val="af5"/>
         </w:rPr>
         <w:t>room_list</w:t>
       </w:r>
+      <w:proofErr w:type="spellEnd"/>
       <w:r>
         <w:t xml:space="preserve"> </w:t>
       </w:r>
@@ -14455,6 +16809,7 @@
         </w:rPr>
         <w:t xml:space="preserve"> </w:t>
       </w:r>
+      <w:proofErr w:type="spellStart"/>
       <w:r>
         <w:rPr>
           <w:rStyle w:val="af5"/>
@@ -14462,6 +16817,7 @@
         </w:rPr>
         <w:t>room_list</w:t>
       </w:r>
+      <w:proofErr w:type="spellEnd"/>
     </w:p>
     <w:p>
       <w:pPr>
@@ -14474,56 +16830,252 @@
         <w:rPr>
           <w:lang w:val="en-US" w:eastAsia="ru-RU"/>
         </w:rPr>
-        <w:t>def room_list(request):</w:t>
-      </w:r>
+        <w:t xml:space="preserve">def </w:t>
+      </w:r>
+      <w:proofErr w:type="spellStart"/>
       <w:r>
         <w:rPr>
           <w:lang w:val="en-US" w:eastAsia="ru-RU"/>
         </w:rPr>
+        <w:t>room_list</w:t>
+      </w:r>
+      <w:proofErr w:type="spellEnd"/>
+      <w:r>
+        <w:rPr>
+          <w:lang w:val="en-US" w:eastAsia="ru-RU"/>
+        </w:rPr>
+        <w:t>(request):</w:t>
+      </w:r>
+      <w:r>
+        <w:rPr>
+          <w:lang w:val="en-US" w:eastAsia="ru-RU"/>
+        </w:rPr>
         <w:br/>
-        <w:t xml:space="preserve">    check_in = request.GET.get('check_in')</w:t>
-      </w:r>
+        <w:t xml:space="preserve">    </w:t>
+      </w:r>
+      <w:proofErr w:type="spellStart"/>
       <w:r>
         <w:rPr>
           <w:lang w:val="en-US" w:eastAsia="ru-RU"/>
         </w:rPr>
+        <w:t>check_in</w:t>
+      </w:r>
+      <w:proofErr w:type="spellEnd"/>
+      <w:r>
+        <w:rPr>
+          <w:lang w:val="en-US" w:eastAsia="ru-RU"/>
+        </w:rPr>
+        <w:t xml:space="preserve"> = </w:t>
+      </w:r>
+      <w:proofErr w:type="spellStart"/>
+      <w:r>
+        <w:rPr>
+          <w:lang w:val="en-US" w:eastAsia="ru-RU"/>
+        </w:rPr>
+        <w:t>request.GET.get</w:t>
+      </w:r>
+      <w:proofErr w:type="spellEnd"/>
+      <w:r>
+        <w:rPr>
+          <w:lang w:val="en-US" w:eastAsia="ru-RU"/>
+        </w:rPr>
+        <w:t>('</w:t>
+      </w:r>
+      <w:proofErr w:type="spellStart"/>
+      <w:r>
+        <w:rPr>
+          <w:lang w:val="en-US" w:eastAsia="ru-RU"/>
+        </w:rPr>
+        <w:t>check_in</w:t>
+      </w:r>
+      <w:proofErr w:type="spellEnd"/>
+      <w:r>
+        <w:rPr>
+          <w:lang w:val="en-US" w:eastAsia="ru-RU"/>
+        </w:rPr>
+        <w:t>')</w:t>
+      </w:r>
+      <w:r>
+        <w:rPr>
+          <w:lang w:val="en-US" w:eastAsia="ru-RU"/>
+        </w:rPr>
         <w:br/>
-        <w:t xml:space="preserve">    check_out = request.GET.get('check_out')</w:t>
-      </w:r>
+        <w:t xml:space="preserve">    </w:t>
+      </w:r>
+      <w:proofErr w:type="spellStart"/>
       <w:r>
         <w:rPr>
           <w:lang w:val="en-US" w:eastAsia="ru-RU"/>
         </w:rPr>
+        <w:t>check_out</w:t>
+      </w:r>
+      <w:proofErr w:type="spellEnd"/>
+      <w:r>
+        <w:rPr>
+          <w:lang w:val="en-US" w:eastAsia="ru-RU"/>
+        </w:rPr>
+        <w:t xml:space="preserve"> = </w:t>
+      </w:r>
+      <w:proofErr w:type="spellStart"/>
+      <w:r>
+        <w:rPr>
+          <w:lang w:val="en-US" w:eastAsia="ru-RU"/>
+        </w:rPr>
+        <w:t>request.GET.get</w:t>
+      </w:r>
+      <w:proofErr w:type="spellEnd"/>
+      <w:r>
+        <w:rPr>
+          <w:lang w:val="en-US" w:eastAsia="ru-RU"/>
+        </w:rPr>
+        <w:t>('</w:t>
+      </w:r>
+      <w:proofErr w:type="spellStart"/>
+      <w:r>
+        <w:rPr>
+          <w:lang w:val="en-US" w:eastAsia="ru-RU"/>
+        </w:rPr>
+        <w:t>check_out</w:t>
+      </w:r>
+      <w:proofErr w:type="spellEnd"/>
+      <w:r>
+        <w:rPr>
+          <w:lang w:val="en-US" w:eastAsia="ru-RU"/>
+        </w:rPr>
+        <w:t>')</w:t>
+      </w:r>
+      <w:r>
+        <w:rPr>
+          <w:lang w:val="en-US" w:eastAsia="ru-RU"/>
+        </w:rPr>
         <w:br/>
-        <w:t xml:space="preserve">    city = request.GET.get('city')</w:t>
-      </w:r>
+        <w:t xml:space="preserve">    city = </w:t>
+      </w:r>
+      <w:proofErr w:type="spellStart"/>
       <w:r>
         <w:rPr>
           <w:lang w:val="en-US" w:eastAsia="ru-RU"/>
         </w:rPr>
+        <w:t>request.GET.get</w:t>
+      </w:r>
+      <w:proofErr w:type="spellEnd"/>
+      <w:r>
+        <w:rPr>
+          <w:lang w:val="en-US" w:eastAsia="ru-RU"/>
+        </w:rPr>
+        <w:t>('city')</w:t>
+      </w:r>
+      <w:r>
+        <w:rPr>
+          <w:lang w:val="en-US" w:eastAsia="ru-RU"/>
+        </w:rPr>
         <w:br/>
-        <w:t xml:space="preserve">    hotel_name = request.GET.get('hotel')</w:t>
-      </w:r>
+        <w:t xml:space="preserve">    </w:t>
+      </w:r>
+      <w:proofErr w:type="spellStart"/>
       <w:r>
         <w:rPr>
           <w:lang w:val="en-US" w:eastAsia="ru-RU"/>
         </w:rPr>
+        <w:t>hotel_name</w:t>
+      </w:r>
+      <w:proofErr w:type="spellEnd"/>
+      <w:r>
+        <w:rPr>
+          <w:lang w:val="en-US" w:eastAsia="ru-RU"/>
+        </w:rPr>
+        <w:t xml:space="preserve"> = </w:t>
+      </w:r>
+      <w:proofErr w:type="spellStart"/>
+      <w:r>
+        <w:rPr>
+          <w:lang w:val="en-US" w:eastAsia="ru-RU"/>
+        </w:rPr>
+        <w:t>request.GET.get</w:t>
+      </w:r>
+      <w:proofErr w:type="spellEnd"/>
+      <w:r>
+        <w:rPr>
+          <w:lang w:val="en-US" w:eastAsia="ru-RU"/>
+        </w:rPr>
+        <w:t>('hotel')</w:t>
+      </w:r>
+      <w:r>
+        <w:rPr>
+          <w:lang w:val="en-US" w:eastAsia="ru-RU"/>
+        </w:rPr>
         <w:br/>
-        <w:t xml:space="preserve">    guests = request.GET.get('guests')</w:t>
-      </w:r>
+        <w:t xml:space="preserve">    guests = </w:t>
+      </w:r>
+      <w:proofErr w:type="spellStart"/>
       <w:r>
         <w:rPr>
           <w:lang w:val="en-US" w:eastAsia="ru-RU"/>
         </w:rPr>
+        <w:t>request.GET.get</w:t>
+      </w:r>
+      <w:proofErr w:type="spellEnd"/>
+      <w:r>
+        <w:rPr>
+          <w:lang w:val="en-US" w:eastAsia="ru-RU"/>
+        </w:rPr>
+        <w:t>('guests')</w:t>
+      </w:r>
+      <w:r>
+        <w:rPr>
+          <w:lang w:val="en-US" w:eastAsia="ru-RU"/>
+        </w:rPr>
         <w:br/>
-        <w:t xml:space="preserve">    today = date.today()</w:t>
-      </w:r>
+        <w:t xml:space="preserve">    today = </w:t>
+      </w:r>
+      <w:proofErr w:type="spellStart"/>
       <w:r>
         <w:rPr>
           <w:lang w:val="en-US" w:eastAsia="ru-RU"/>
         </w:rPr>
+        <w:t>date.today</w:t>
+      </w:r>
+      <w:proofErr w:type="spellEnd"/>
+      <w:r>
+        <w:rPr>
+          <w:lang w:val="en-US" w:eastAsia="ru-RU"/>
+        </w:rPr>
+        <w:t>()</w:t>
+      </w:r>
+      <w:r>
+        <w:rPr>
+          <w:lang w:val="en-US" w:eastAsia="ru-RU"/>
+        </w:rPr>
         <w:br/>
-        <w:t xml:space="preserve">    rooms = Room.objects.filter(is_available=True)</w:t>
+        <w:t xml:space="preserve">    rooms = </w:t>
+      </w:r>
+      <w:proofErr w:type="spellStart"/>
+      <w:r>
+        <w:rPr>
+          <w:lang w:val="en-US" w:eastAsia="ru-RU"/>
+        </w:rPr>
+        <w:t>Room.objects.filter</w:t>
+      </w:r>
+      <w:proofErr w:type="spellEnd"/>
+      <w:r>
+        <w:rPr>
+          <w:lang w:val="en-US" w:eastAsia="ru-RU"/>
+        </w:rPr>
+        <w:t>(</w:t>
+      </w:r>
+      <w:proofErr w:type="spellStart"/>
+      <w:r>
+        <w:rPr>
+          <w:lang w:val="en-US" w:eastAsia="ru-RU"/>
+        </w:rPr>
+        <w:t>is_available</w:t>
+      </w:r>
+      <w:proofErr w:type="spellEnd"/>
+      <w:r>
+        <w:rPr>
+          <w:lang w:val="en-US" w:eastAsia="ru-RU"/>
+        </w:rPr>
+        <w:t>=True)</w:t>
       </w:r>
       <w:r>
         <w:rPr>
@@ -14537,21 +17089,105 @@
           <w:lang w:val="en-US" w:eastAsia="ru-RU"/>
         </w:rPr>
         <w:br/>
-        <w:t xml:space="preserve">        rooms = rooms.filter(hotel__city__icontains=city)</w:t>
-      </w:r>
+        <w:t xml:space="preserve">        rooms = </w:t>
+      </w:r>
+      <w:proofErr w:type="spellStart"/>
       <w:r>
         <w:rPr>
           <w:lang w:val="en-US" w:eastAsia="ru-RU"/>
         </w:rPr>
+        <w:t>rooms.filter</w:t>
+      </w:r>
+      <w:proofErr w:type="spellEnd"/>
+      <w:r>
+        <w:rPr>
+          <w:lang w:val="en-US" w:eastAsia="ru-RU"/>
+        </w:rPr>
+        <w:t>(hotel__city__</w:t>
+      </w:r>
+      <w:proofErr w:type="spellStart"/>
+      <w:r>
+        <w:rPr>
+          <w:lang w:val="en-US" w:eastAsia="ru-RU"/>
+        </w:rPr>
+        <w:t>icontains</w:t>
+      </w:r>
+      <w:proofErr w:type="spellEnd"/>
+      <w:r>
+        <w:rPr>
+          <w:lang w:val="en-US" w:eastAsia="ru-RU"/>
+        </w:rPr>
+        <w:t>=city)</w:t>
+      </w:r>
+      <w:r>
+        <w:rPr>
+          <w:lang w:val="en-US" w:eastAsia="ru-RU"/>
+        </w:rPr>
         <w:br/>
-        <w:t xml:space="preserve">    if hotel_name:</w:t>
-      </w:r>
+        <w:t xml:space="preserve">    if </w:t>
+      </w:r>
+      <w:proofErr w:type="spellStart"/>
       <w:r>
         <w:rPr>
           <w:lang w:val="en-US" w:eastAsia="ru-RU"/>
         </w:rPr>
+        <w:t>hotel_name</w:t>
+      </w:r>
+      <w:proofErr w:type="spellEnd"/>
+      <w:r>
+        <w:rPr>
+          <w:lang w:val="en-US" w:eastAsia="ru-RU"/>
+        </w:rPr>
+        <w:t>:</w:t>
+      </w:r>
+      <w:r>
+        <w:rPr>
+          <w:lang w:val="en-US" w:eastAsia="ru-RU"/>
+        </w:rPr>
         <w:br/>
-        <w:t xml:space="preserve">        rooms = rooms.filter(hotel__name__icontains=hotel_name)</w:t>
+        <w:t xml:space="preserve">        rooms = </w:t>
+      </w:r>
+      <w:proofErr w:type="spellStart"/>
+      <w:r>
+        <w:rPr>
+          <w:lang w:val="en-US" w:eastAsia="ru-RU"/>
+        </w:rPr>
+        <w:t>rooms.filter</w:t>
+      </w:r>
+      <w:proofErr w:type="spellEnd"/>
+      <w:r>
+        <w:rPr>
+          <w:lang w:val="en-US" w:eastAsia="ru-RU"/>
+        </w:rPr>
+        <w:t>(hotel__name__</w:t>
+      </w:r>
+      <w:proofErr w:type="spellStart"/>
+      <w:r>
+        <w:rPr>
+          <w:lang w:val="en-US" w:eastAsia="ru-RU"/>
+        </w:rPr>
+        <w:t>icontains</w:t>
+      </w:r>
+      <w:proofErr w:type="spellEnd"/>
+      <w:r>
+        <w:rPr>
+          <w:lang w:val="en-US" w:eastAsia="ru-RU"/>
+        </w:rPr>
+        <w:t>=</w:t>
+      </w:r>
+      <w:proofErr w:type="spellStart"/>
+      <w:r>
+        <w:rPr>
+          <w:lang w:val="en-US" w:eastAsia="ru-RU"/>
+        </w:rPr>
+        <w:t>hotel_name</w:t>
+      </w:r>
+      <w:proofErr w:type="spellEnd"/>
+      <w:r>
+        <w:rPr>
+          <w:lang w:val="en-US" w:eastAsia="ru-RU"/>
+        </w:rPr>
+        <w:t>)</w:t>
       </w:r>
       <w:r>
         <w:rPr>
@@ -14572,35 +17208,147 @@
           <w:lang w:val="en-US" w:eastAsia="ru-RU"/>
         </w:rPr>
         <w:br/>
-        <w:t xml:space="preserve">            guests_int = int(guests)</w:t>
-      </w:r>
+        <w:t xml:space="preserve">            </w:t>
+      </w:r>
+      <w:proofErr w:type="spellStart"/>
       <w:r>
         <w:rPr>
           <w:lang w:val="en-US" w:eastAsia="ru-RU"/>
         </w:rPr>
+        <w:t>guests_int</w:t>
+      </w:r>
+      <w:proofErr w:type="spellEnd"/>
+      <w:r>
+        <w:rPr>
+          <w:lang w:val="en-US" w:eastAsia="ru-RU"/>
+        </w:rPr>
+        <w:t xml:space="preserve"> = int(guests)</w:t>
+      </w:r>
+      <w:r>
+        <w:rPr>
+          <w:lang w:val="en-US" w:eastAsia="ru-RU"/>
+        </w:rPr>
         <w:br/>
-        <w:t xml:space="preserve">            rooms = rooms.filter(capacity__gte=guests_int)</w:t>
-      </w:r>
+        <w:t xml:space="preserve">            rooms = </w:t>
+      </w:r>
+      <w:proofErr w:type="spellStart"/>
       <w:r>
         <w:rPr>
           <w:lang w:val="en-US" w:eastAsia="ru-RU"/>
         </w:rPr>
+        <w:t>rooms.filter</w:t>
+      </w:r>
+      <w:proofErr w:type="spellEnd"/>
+      <w:r>
+        <w:rPr>
+          <w:lang w:val="en-US" w:eastAsia="ru-RU"/>
+        </w:rPr>
+        <w:t>(capacity__</w:t>
+      </w:r>
+      <w:proofErr w:type="spellStart"/>
+      <w:r>
+        <w:rPr>
+          <w:lang w:val="en-US" w:eastAsia="ru-RU"/>
+        </w:rPr>
+        <w:t>gte</w:t>
+      </w:r>
+      <w:proofErr w:type="spellEnd"/>
+      <w:r>
+        <w:rPr>
+          <w:lang w:val="en-US" w:eastAsia="ru-RU"/>
+        </w:rPr>
+        <w:t>=</w:t>
+      </w:r>
+      <w:proofErr w:type="spellStart"/>
+      <w:r>
+        <w:rPr>
+          <w:lang w:val="en-US" w:eastAsia="ru-RU"/>
+        </w:rPr>
+        <w:t>guests_int</w:t>
+      </w:r>
+      <w:proofErr w:type="spellEnd"/>
+      <w:r>
+        <w:rPr>
+          <w:lang w:val="en-US" w:eastAsia="ru-RU"/>
+        </w:rPr>
+        <w:t>)</w:t>
+      </w:r>
+      <w:r>
+        <w:rPr>
+          <w:lang w:val="en-US" w:eastAsia="ru-RU"/>
+        </w:rPr>
         <w:br/>
-        <w:t xml:space="preserve">        except ValueError:</w:t>
-      </w:r>
+        <w:t xml:space="preserve">        except </w:t>
+      </w:r>
+      <w:proofErr w:type="spellStart"/>
       <w:r>
         <w:rPr>
           <w:lang w:val="en-US" w:eastAsia="ru-RU"/>
         </w:rPr>
+        <w:t>ValueError</w:t>
+      </w:r>
+      <w:proofErr w:type="spellEnd"/>
+      <w:r>
+        <w:rPr>
+          <w:lang w:val="en-US" w:eastAsia="ru-RU"/>
+        </w:rPr>
+        <w:t>:</w:t>
+      </w:r>
+      <w:r>
+        <w:rPr>
+          <w:lang w:val="en-US" w:eastAsia="ru-RU"/>
+        </w:rPr>
         <w:br/>
-        <w:t xml:space="preserve">            rooms = Room.objects.none()</w:t>
-      </w:r>
+        <w:t xml:space="preserve">            rooms = </w:t>
+      </w:r>
+      <w:proofErr w:type="spellStart"/>
       <w:r>
         <w:rPr>
           <w:lang w:val="en-US" w:eastAsia="ru-RU"/>
         </w:rPr>
+        <w:t>Room.objects.none</w:t>
+      </w:r>
+      <w:proofErr w:type="spellEnd"/>
+      <w:r>
+        <w:rPr>
+          <w:lang w:val="en-US" w:eastAsia="ru-RU"/>
+        </w:rPr>
+        <w:t>()</w:t>
+      </w:r>
+      <w:r>
+        <w:rPr>
+          <w:lang w:val="en-US" w:eastAsia="ru-RU"/>
+        </w:rPr>
         <w:br/>
-        <w:t xml:space="preserve">    if check_in and check_out:</w:t>
+        <w:t xml:space="preserve">    if </w:t>
+      </w:r>
+      <w:proofErr w:type="spellStart"/>
+      <w:r>
+        <w:rPr>
+          <w:lang w:val="en-US" w:eastAsia="ru-RU"/>
+        </w:rPr>
+        <w:t>check_in</w:t>
+      </w:r>
+      <w:proofErr w:type="spellEnd"/>
+      <w:r>
+        <w:rPr>
+          <w:lang w:val="en-US" w:eastAsia="ru-RU"/>
+        </w:rPr>
+        <w:t xml:space="preserve"> and </w:t>
+      </w:r>
+      <w:proofErr w:type="spellStart"/>
+      <w:r>
+        <w:rPr>
+          <w:lang w:val="en-US" w:eastAsia="ru-RU"/>
+        </w:rPr>
+        <w:t>check_out</w:t>
+      </w:r>
+      <w:proofErr w:type="spellEnd"/>
+      <w:r>
+        <w:rPr>
+          <w:lang w:val="en-US" w:eastAsia="ru-RU"/>
+        </w:rPr>
+        <w:t>:</w:t>
       </w:r>
       <w:r>
         <w:rPr>
@@ -14614,28 +17362,210 @@
           <w:lang w:val="en-US" w:eastAsia="ru-RU"/>
         </w:rPr>
         <w:br/>
-        <w:t xml:space="preserve">            check_in_date = datetime.strptime(check_in, '%Y-%m-%d').date()</w:t>
-      </w:r>
+        <w:t xml:space="preserve">            </w:t>
+      </w:r>
+      <w:proofErr w:type="spellStart"/>
       <w:r>
         <w:rPr>
           <w:lang w:val="en-US" w:eastAsia="ru-RU"/>
         </w:rPr>
+        <w:t>check_in_date</w:t>
+      </w:r>
+      <w:proofErr w:type="spellEnd"/>
+      <w:r>
+        <w:rPr>
+          <w:lang w:val="en-US" w:eastAsia="ru-RU"/>
+        </w:rPr>
+        <w:t xml:space="preserve"> = </w:t>
+      </w:r>
+      <w:proofErr w:type="spellStart"/>
+      <w:r>
+        <w:rPr>
+          <w:lang w:val="en-US" w:eastAsia="ru-RU"/>
+        </w:rPr>
+        <w:t>datetime.strptime</w:t>
+      </w:r>
+      <w:proofErr w:type="spellEnd"/>
+      <w:r>
+        <w:rPr>
+          <w:lang w:val="en-US" w:eastAsia="ru-RU"/>
+        </w:rPr>
+        <w:t>(</w:t>
+      </w:r>
+      <w:proofErr w:type="spellStart"/>
+      <w:r>
+        <w:rPr>
+          <w:lang w:val="en-US" w:eastAsia="ru-RU"/>
+        </w:rPr>
+        <w:t>check_in</w:t>
+      </w:r>
+      <w:proofErr w:type="spellEnd"/>
+      <w:r>
+        <w:rPr>
+          <w:lang w:val="en-US" w:eastAsia="ru-RU"/>
+        </w:rPr>
+        <w:t>, '%Y-%m-%d').date()</w:t>
+      </w:r>
+      <w:r>
+        <w:rPr>
+          <w:lang w:val="en-US" w:eastAsia="ru-RU"/>
+        </w:rPr>
         <w:br/>
-        <w:t xml:space="preserve">            check_out_date = datetime.strptime(check_out, '%Y-%m-%d').date()</w:t>
-      </w:r>
+        <w:t xml:space="preserve">            </w:t>
+      </w:r>
+      <w:proofErr w:type="spellStart"/>
       <w:r>
         <w:rPr>
           <w:lang w:val="en-US" w:eastAsia="ru-RU"/>
         </w:rPr>
+        <w:t>check_out_date</w:t>
+      </w:r>
+      <w:proofErr w:type="spellEnd"/>
+      <w:r>
+        <w:rPr>
+          <w:lang w:val="en-US" w:eastAsia="ru-RU"/>
+        </w:rPr>
+        <w:t xml:space="preserve"> = </w:t>
+      </w:r>
+      <w:proofErr w:type="spellStart"/>
+      <w:r>
+        <w:rPr>
+          <w:lang w:val="en-US" w:eastAsia="ru-RU"/>
+        </w:rPr>
+        <w:t>datetime.strptime</w:t>
+      </w:r>
+      <w:proofErr w:type="spellEnd"/>
+      <w:r>
+        <w:rPr>
+          <w:lang w:val="en-US" w:eastAsia="ru-RU"/>
+        </w:rPr>
+        <w:t>(</w:t>
+      </w:r>
+      <w:proofErr w:type="spellStart"/>
+      <w:r>
+        <w:rPr>
+          <w:lang w:val="en-US" w:eastAsia="ru-RU"/>
+        </w:rPr>
+        <w:t>check_out</w:t>
+      </w:r>
+      <w:proofErr w:type="spellEnd"/>
+      <w:r>
+        <w:rPr>
+          <w:lang w:val="en-US" w:eastAsia="ru-RU"/>
+        </w:rPr>
+        <w:t>, '%Y-%m-%d').date()</w:t>
+      </w:r>
+      <w:r>
+        <w:rPr>
+          <w:lang w:val="en-US" w:eastAsia="ru-RU"/>
+        </w:rPr>
         <w:br/>
-        <w:t xml:space="preserve">            if check_in_date &gt;= check_out_date or check_in_date &lt; today or check_out_date - check_in_date &gt; timedelta(days=30):</w:t>
-      </w:r>
+        <w:t xml:space="preserve">            if </w:t>
+      </w:r>
+      <w:proofErr w:type="spellStart"/>
       <w:r>
         <w:rPr>
           <w:lang w:val="en-US" w:eastAsia="ru-RU"/>
         </w:rPr>
+        <w:t>check_in_date</w:t>
+      </w:r>
+      <w:proofErr w:type="spellEnd"/>
+      <w:r>
+        <w:rPr>
+          <w:lang w:val="en-US" w:eastAsia="ru-RU"/>
+        </w:rPr>
+        <w:t xml:space="preserve"> &gt;= </w:t>
+      </w:r>
+      <w:proofErr w:type="spellStart"/>
+      <w:r>
+        <w:rPr>
+          <w:lang w:val="en-US" w:eastAsia="ru-RU"/>
+        </w:rPr>
+        <w:t>check_out_date</w:t>
+      </w:r>
+      <w:proofErr w:type="spellEnd"/>
+      <w:r>
+        <w:rPr>
+          <w:lang w:val="en-US" w:eastAsia="ru-RU"/>
+        </w:rPr>
+        <w:t xml:space="preserve"> or </w:t>
+      </w:r>
+      <w:proofErr w:type="spellStart"/>
+      <w:r>
+        <w:rPr>
+          <w:lang w:val="en-US" w:eastAsia="ru-RU"/>
+        </w:rPr>
+        <w:t>check_in_date</w:t>
+      </w:r>
+      <w:proofErr w:type="spellEnd"/>
+      <w:r>
+        <w:rPr>
+          <w:lang w:val="en-US" w:eastAsia="ru-RU"/>
+        </w:rPr>
+        <w:t xml:space="preserve"> &lt; today or </w:t>
+      </w:r>
+      <w:proofErr w:type="spellStart"/>
+      <w:r>
+        <w:rPr>
+          <w:lang w:val="en-US" w:eastAsia="ru-RU"/>
+        </w:rPr>
+        <w:t>check_out_date</w:t>
+      </w:r>
+      <w:proofErr w:type="spellEnd"/>
+      <w:r>
+        <w:rPr>
+          <w:lang w:val="en-US" w:eastAsia="ru-RU"/>
+        </w:rPr>
+        <w:t xml:space="preserve"> - </w:t>
+      </w:r>
+      <w:proofErr w:type="spellStart"/>
+      <w:r>
+        <w:rPr>
+          <w:lang w:val="en-US" w:eastAsia="ru-RU"/>
+        </w:rPr>
+        <w:t>check_in_date</w:t>
+      </w:r>
+      <w:proofErr w:type="spellEnd"/>
+      <w:r>
+        <w:rPr>
+          <w:lang w:val="en-US" w:eastAsia="ru-RU"/>
+        </w:rPr>
+        <w:t xml:space="preserve"> &gt; </w:t>
+      </w:r>
+      <w:proofErr w:type="spellStart"/>
+      <w:r>
+        <w:rPr>
+          <w:lang w:val="en-US" w:eastAsia="ru-RU"/>
+        </w:rPr>
+        <w:t>timedelta</w:t>
+      </w:r>
+      <w:proofErr w:type="spellEnd"/>
+      <w:r>
+        <w:rPr>
+          <w:lang w:val="en-US" w:eastAsia="ru-RU"/>
+        </w:rPr>
+        <w:t>(days=30):</w:t>
+      </w:r>
+      <w:r>
+        <w:rPr>
+          <w:lang w:val="en-US" w:eastAsia="ru-RU"/>
+        </w:rPr>
         <w:br/>
-        <w:t xml:space="preserve">                rooms = Room.objects.none()</w:t>
+        <w:t xml:space="preserve">                rooms = </w:t>
+      </w:r>
+      <w:proofErr w:type="spellStart"/>
+      <w:r>
+        <w:rPr>
+          <w:lang w:val="en-US" w:eastAsia="ru-RU"/>
+        </w:rPr>
+        <w:t>Room.objects.none</w:t>
+      </w:r>
+      <w:proofErr w:type="spellEnd"/>
+      <w:r>
+        <w:rPr>
+          <w:lang w:val="en-US" w:eastAsia="ru-RU"/>
+        </w:rPr>
+        <w:t>()</w:t>
       </w:r>
     </w:p>
     <w:p>
@@ -14690,22 +17620,86 @@
           <w:lang w:val="en-US" w:eastAsia="ru-RU"/>
         </w:rPr>
         <w:br/>
-        <w:t xml:space="preserve">                rooms = rooms.exclude(</w:t>
-      </w:r>
+        <w:t xml:space="preserve">                rooms = </w:t>
+      </w:r>
+      <w:proofErr w:type="spellStart"/>
       <w:r>
         <w:rPr>
           <w:lang w:val="en-US" w:eastAsia="ru-RU"/>
         </w:rPr>
+        <w:t>rooms.exclude</w:t>
+      </w:r>
+      <w:proofErr w:type="spellEnd"/>
+      <w:r>
+        <w:rPr>
+          <w:lang w:val="en-US" w:eastAsia="ru-RU"/>
+        </w:rPr>
+        <w:t>(</w:t>
+      </w:r>
+      <w:r>
+        <w:rPr>
+          <w:lang w:val="en-US" w:eastAsia="ru-RU"/>
+        </w:rPr>
         <w:br/>
-        <w:t xml:space="preserve">                    booking__check_in__lt=check_out_date,</w:t>
-      </w:r>
+        <w:t xml:space="preserve">                    booking__check_in__</w:t>
+      </w:r>
+      <w:proofErr w:type="spellStart"/>
       <w:r>
         <w:rPr>
           <w:lang w:val="en-US" w:eastAsia="ru-RU"/>
         </w:rPr>
+        <w:t>lt</w:t>
+      </w:r>
+      <w:proofErr w:type="spellEnd"/>
+      <w:r>
+        <w:rPr>
+          <w:lang w:val="en-US" w:eastAsia="ru-RU"/>
+        </w:rPr>
+        <w:t>=</w:t>
+      </w:r>
+      <w:proofErr w:type="spellStart"/>
+      <w:r>
+        <w:rPr>
+          <w:lang w:val="en-US" w:eastAsia="ru-RU"/>
+        </w:rPr>
+        <w:t>check_out_date</w:t>
+      </w:r>
+      <w:proofErr w:type="spellEnd"/>
+      <w:r>
+        <w:rPr>
+          <w:lang w:val="en-US" w:eastAsia="ru-RU"/>
+        </w:rPr>
+        <w:t>,</w:t>
+      </w:r>
+      <w:r>
+        <w:rPr>
+          <w:lang w:val="en-US" w:eastAsia="ru-RU"/>
+        </w:rPr>
         <w:br/>
-        <w:t xml:space="preserve">                    booking__check_out__gt=check_in_date</w:t>
-      </w:r>
+        <w:t xml:space="preserve">                    booking__check_out__</w:t>
+      </w:r>
+      <w:proofErr w:type="spellStart"/>
+      <w:r>
+        <w:rPr>
+          <w:lang w:val="en-US" w:eastAsia="ru-RU"/>
+        </w:rPr>
+        <w:t>gt</w:t>
+      </w:r>
+      <w:proofErr w:type="spellEnd"/>
+      <w:r>
+        <w:rPr>
+          <w:lang w:val="en-US" w:eastAsia="ru-RU"/>
+        </w:rPr>
+        <w:t>=</w:t>
+      </w:r>
+      <w:proofErr w:type="spellStart"/>
+      <w:r>
+        <w:rPr>
+          <w:lang w:val="en-US" w:eastAsia="ru-RU"/>
+        </w:rPr>
+        <w:t>check_in_date</w:t>
+      </w:r>
+      <w:proofErr w:type="spellEnd"/>
       <w:r>
         <w:rPr>
           <w:lang w:val="en-US" w:eastAsia="ru-RU"/>
@@ -14718,14 +17712,42 @@
           <w:lang w:val="en-US" w:eastAsia="ru-RU"/>
         </w:rPr>
         <w:br/>
-        <w:t xml:space="preserve">        except ValueError:</w:t>
-      </w:r>
+        <w:t xml:space="preserve">        except </w:t>
+      </w:r>
+      <w:proofErr w:type="spellStart"/>
       <w:r>
         <w:rPr>
           <w:lang w:val="en-US" w:eastAsia="ru-RU"/>
         </w:rPr>
+        <w:t>ValueError</w:t>
+      </w:r>
+      <w:proofErr w:type="spellEnd"/>
+      <w:r>
+        <w:rPr>
+          <w:lang w:val="en-US" w:eastAsia="ru-RU"/>
+        </w:rPr>
+        <w:t>:</w:t>
+      </w:r>
+      <w:r>
+        <w:rPr>
+          <w:lang w:val="en-US" w:eastAsia="ru-RU"/>
+        </w:rPr>
         <w:br/>
-        <w:t xml:space="preserve">            rooms = Room.objects.none()</w:t>
+        <w:t xml:space="preserve">            rooms = </w:t>
+      </w:r>
+      <w:proofErr w:type="spellStart"/>
+      <w:r>
+        <w:rPr>
+          <w:lang w:val="en-US" w:eastAsia="ru-RU"/>
+        </w:rPr>
+        <w:t>Room.objects.none</w:t>
+      </w:r>
+      <w:proofErr w:type="spellEnd"/>
+      <w:r>
+        <w:rPr>
+          <w:lang w:val="en-US" w:eastAsia="ru-RU"/>
+        </w:rPr>
+        <w:t>()</w:t>
       </w:r>
       <w:r>
         <w:rPr>
@@ -14746,14 +17768,70 @@
           <w:lang w:val="en-US" w:eastAsia="ru-RU"/>
         </w:rPr>
         <w:br/>
-        <w:t xml:space="preserve">        'check_in': check_in,</w:t>
-      </w:r>
+        <w:t xml:space="preserve">        '</w:t>
+      </w:r>
+      <w:proofErr w:type="spellStart"/>
       <w:r>
         <w:rPr>
           <w:lang w:val="en-US" w:eastAsia="ru-RU"/>
         </w:rPr>
+        <w:t>check_in</w:t>
+      </w:r>
+      <w:proofErr w:type="spellEnd"/>
+      <w:r>
+        <w:rPr>
+          <w:lang w:val="en-US" w:eastAsia="ru-RU"/>
+        </w:rPr>
+        <w:t xml:space="preserve">': </w:t>
+      </w:r>
+      <w:proofErr w:type="spellStart"/>
+      <w:r>
+        <w:rPr>
+          <w:lang w:val="en-US" w:eastAsia="ru-RU"/>
+        </w:rPr>
+        <w:t>check_in</w:t>
+      </w:r>
+      <w:proofErr w:type="spellEnd"/>
+      <w:r>
+        <w:rPr>
+          <w:lang w:val="en-US" w:eastAsia="ru-RU"/>
+        </w:rPr>
+        <w:t>,</w:t>
+      </w:r>
+      <w:r>
+        <w:rPr>
+          <w:lang w:val="en-US" w:eastAsia="ru-RU"/>
+        </w:rPr>
         <w:br/>
-        <w:t xml:space="preserve">        'check_out': check_out,</w:t>
+        <w:t xml:space="preserve">        '</w:t>
+      </w:r>
+      <w:proofErr w:type="spellStart"/>
+      <w:r>
+        <w:rPr>
+          <w:lang w:val="en-US" w:eastAsia="ru-RU"/>
+        </w:rPr>
+        <w:t>check_out</w:t>
+      </w:r>
+      <w:proofErr w:type="spellEnd"/>
+      <w:r>
+        <w:rPr>
+          <w:lang w:val="en-US" w:eastAsia="ru-RU"/>
+        </w:rPr>
+        <w:t xml:space="preserve">': </w:t>
+      </w:r>
+      <w:proofErr w:type="spellStart"/>
+      <w:r>
+        <w:rPr>
+          <w:lang w:val="en-US" w:eastAsia="ru-RU"/>
+        </w:rPr>
+        <w:t>check_out</w:t>
+      </w:r>
+      <w:proofErr w:type="spellEnd"/>
+      <w:r>
+        <w:rPr>
+          <w:lang w:val="en-US" w:eastAsia="ru-RU"/>
+        </w:rPr>
+        <w:t>,</w:t>
       </w:r>
       <w:r>
         <w:rPr>
@@ -14767,7 +17845,21 @@
           <w:lang w:val="en-US" w:eastAsia="ru-RU"/>
         </w:rPr>
         <w:br/>
-        <w:t xml:space="preserve">        'hotel': hotel_name,</w:t>
+        <w:t xml:space="preserve">        'hotel': </w:t>
+      </w:r>
+      <w:proofErr w:type="spellStart"/>
+      <w:r>
+        <w:rPr>
+          <w:lang w:val="en-US" w:eastAsia="ru-RU"/>
+        </w:rPr>
+        <w:t>hotel_name</w:t>
+      </w:r>
+      <w:proofErr w:type="spellEnd"/>
+      <w:r>
+        <w:rPr>
+          <w:lang w:val="en-US" w:eastAsia="ru-RU"/>
+        </w:rPr>
+        <w:t>,</w:t>
       </w:r>
       <w:r>
         <w:rPr>
@@ -14805,12 +17897,14 @@
         </w:rPr>
         <w:t xml:space="preserve">Вторым важным представлением является </w:t>
       </w:r>
+      <w:proofErr w:type="spellStart"/>
       <w:r>
         <w:rPr>
           <w:rStyle w:val="af5"/>
         </w:rPr>
         <w:t>room_detail</w:t>
       </w:r>
+      <w:proofErr w:type="spellEnd"/>
       <w:r>
         <w:rPr>
           <w:lang w:eastAsia="ru-RU"/>
@@ -14829,7 +17923,21 @@
         <w:rPr>
           <w:lang w:eastAsia="ru-RU"/>
         </w:rPr>
-        <w:t>Если запрос осуществляется методом GET, пользователю отображается страница с подробной информацией о номере и форма бронирования, в которую автоматически подставляются ранее указанные даты. В случае, если отправляется POST-запрос, и пользователь авторизован, происходит создание нового объекта модели Booking, который связывается с текущим пользователем и номером. Статус бронирования по умолчанию устанавливается как «в ожидании».</w:t>
+        <w:t xml:space="preserve">Если запрос осуществляется методом GET, пользователю отображается страница с подробной информацией о номере и форма бронирования, в которую автоматически подставляются ранее указанные даты. В случае, если отправляется POST-запрос, и пользователь авторизован, происходит создание нового объекта модели </w:t>
+      </w:r>
+      <w:proofErr w:type="spellStart"/>
+      <w:r>
+        <w:rPr>
+          <w:lang w:eastAsia="ru-RU"/>
+        </w:rPr>
+        <w:t>Booking</w:t>
+      </w:r>
+      <w:proofErr w:type="spellEnd"/>
+      <w:r>
+        <w:rPr>
+          <w:lang w:eastAsia="ru-RU"/>
+        </w:rPr>
+        <w:t>, который связывается с текущим пользователем и номером. Статус бронирования по умолчанию устанавливается как «в ожидании».</w:t>
       </w:r>
     </w:p>
     <w:p>
@@ -14869,11 +17977,19 @@
       <w:r>
         <w:t xml:space="preserve">Код представления </w:t>
       </w:r>
+      <w:proofErr w:type="spellStart"/>
       <w:r>
         <w:rPr>
           <w:rStyle w:val="af5"/>
         </w:rPr>
-        <w:t>room_</w:t>
+        <w:t>room</w:t>
+      </w:r>
+      <w:proofErr w:type="spellEnd"/>
+      <w:r>
+        <w:rPr>
+          <w:rStyle w:val="af5"/>
+        </w:rPr>
+        <w:t>_</w:t>
       </w:r>
       <w:r>
         <w:rPr>
@@ -14968,7 +18084,21 @@
         <w:rPr>
           <w:lang w:val="en-US"/>
         </w:rPr>
-        <w:t>def room_detail(request, pk):</w:t>
+        <w:t xml:space="preserve">def </w:t>
+      </w:r>
+      <w:proofErr w:type="spellStart"/>
+      <w:r>
+        <w:rPr>
+          <w:lang w:val="en-US"/>
+        </w:rPr>
+        <w:t>room_detail</w:t>
+      </w:r>
+      <w:proofErr w:type="spellEnd"/>
+      <w:r>
+        <w:rPr>
+          <w:lang w:val="en-US"/>
+        </w:rPr>
+        <w:t>(request, pk):</w:t>
       </w:r>
       <w:r>
         <w:rPr>
@@ -14982,14 +18112,98 @@
           <w:lang w:val="en-US"/>
         </w:rPr>
         <w:br/>
-        <w:t xml:space="preserve">    check_in = request.GET.get('check_in')</w:t>
+        <w:t xml:space="preserve">    </w:t>
+      </w:r>
+      <w:proofErr w:type="spellStart"/>
+      <w:r>
+        <w:rPr>
+          <w:lang w:val="en-US"/>
+        </w:rPr>
+        <w:t>check_in</w:t>
+      </w:r>
+      <w:proofErr w:type="spellEnd"/>
+      <w:r>
+        <w:rPr>
+          <w:lang w:val="en-US"/>
+        </w:rPr>
+        <w:t xml:space="preserve"> = </w:t>
+      </w:r>
+      <w:proofErr w:type="spellStart"/>
+      <w:r>
+        <w:rPr>
+          <w:lang w:val="en-US"/>
+        </w:rPr>
+        <w:t>request.GET.get</w:t>
+      </w:r>
+      <w:proofErr w:type="spellEnd"/>
+      <w:r>
+        <w:rPr>
+          <w:lang w:val="en-US"/>
+        </w:rPr>
+        <w:t>('</w:t>
+      </w:r>
+      <w:proofErr w:type="spellStart"/>
+      <w:r>
+        <w:rPr>
+          <w:lang w:val="en-US"/>
+        </w:rPr>
+        <w:t>check_in</w:t>
+      </w:r>
+      <w:proofErr w:type="spellEnd"/>
+      <w:r>
+        <w:rPr>
+          <w:lang w:val="en-US"/>
+        </w:rPr>
+        <w:t>')</w:t>
       </w:r>
       <w:r>
         <w:rPr>
           <w:lang w:val="en-US"/>
         </w:rPr>
         <w:br/>
-        <w:t xml:space="preserve">    check_out = request.GET.get('check_out')</w:t>
+        <w:t xml:space="preserve">    </w:t>
+      </w:r>
+      <w:proofErr w:type="spellStart"/>
+      <w:r>
+        <w:rPr>
+          <w:lang w:val="en-US"/>
+        </w:rPr>
+        <w:t>check_out</w:t>
+      </w:r>
+      <w:proofErr w:type="spellEnd"/>
+      <w:r>
+        <w:rPr>
+          <w:lang w:val="en-US"/>
+        </w:rPr>
+        <w:t xml:space="preserve"> = </w:t>
+      </w:r>
+      <w:proofErr w:type="spellStart"/>
+      <w:r>
+        <w:rPr>
+          <w:lang w:val="en-US"/>
+        </w:rPr>
+        <w:t>request.GET.get</w:t>
+      </w:r>
+      <w:proofErr w:type="spellEnd"/>
+      <w:r>
+        <w:rPr>
+          <w:lang w:val="en-US"/>
+        </w:rPr>
+        <w:t>('</w:t>
+      </w:r>
+      <w:proofErr w:type="spellStart"/>
+      <w:r>
+        <w:rPr>
+          <w:lang w:val="en-US"/>
+        </w:rPr>
+        <w:t>check_out</w:t>
+      </w:r>
+      <w:proofErr w:type="spellEnd"/>
+      <w:r>
+        <w:rPr>
+          <w:lang w:val="en-US"/>
+        </w:rPr>
+        <w:t>')</w:t>
       </w:r>
       <w:r>
         <w:rPr>
@@ -15002,28 +18216,84 @@
           <w:lang w:val="en-US"/>
         </w:rPr>
         <w:br/>
-        <w:t xml:space="preserve">    check_in_display = None</w:t>
+        <w:t xml:space="preserve">    </w:t>
+      </w:r>
+      <w:proofErr w:type="spellStart"/>
+      <w:r>
+        <w:rPr>
+          <w:lang w:val="en-US"/>
+        </w:rPr>
+        <w:t>check_in_display</w:t>
+      </w:r>
+      <w:proofErr w:type="spellEnd"/>
+      <w:r>
+        <w:rPr>
+          <w:lang w:val="en-US"/>
+        </w:rPr>
+        <w:t xml:space="preserve"> = None</w:t>
       </w:r>
       <w:r>
         <w:rPr>
           <w:lang w:val="en-US"/>
         </w:rPr>
         <w:br/>
-        <w:t xml:space="preserve">    check_out_display = None</w:t>
+        <w:t xml:space="preserve">    </w:t>
+      </w:r>
+      <w:proofErr w:type="spellStart"/>
+      <w:r>
+        <w:rPr>
+          <w:lang w:val="en-US"/>
+        </w:rPr>
+        <w:t>check_out_display</w:t>
+      </w:r>
+      <w:proofErr w:type="spellEnd"/>
+      <w:r>
+        <w:rPr>
+          <w:lang w:val="en-US"/>
+        </w:rPr>
+        <w:t xml:space="preserve"> = None</w:t>
       </w:r>
       <w:r>
         <w:rPr>
           <w:lang w:val="en-US"/>
         </w:rPr>
         <w:br/>
-        <w:t xml:space="preserve">    check_in_right_data = None</w:t>
+        <w:t xml:space="preserve">    </w:t>
+      </w:r>
+      <w:proofErr w:type="spellStart"/>
+      <w:r>
+        <w:rPr>
+          <w:lang w:val="en-US"/>
+        </w:rPr>
+        <w:t>check_in_right_data</w:t>
+      </w:r>
+      <w:proofErr w:type="spellEnd"/>
+      <w:r>
+        <w:rPr>
+          <w:lang w:val="en-US"/>
+        </w:rPr>
+        <w:t xml:space="preserve"> = None</w:t>
       </w:r>
       <w:r>
         <w:rPr>
           <w:lang w:val="en-US"/>
         </w:rPr>
         <w:br/>
-        <w:t xml:space="preserve">    check_out_right_data = None</w:t>
+        <w:t xml:space="preserve">    </w:t>
+      </w:r>
+      <w:proofErr w:type="spellStart"/>
+      <w:r>
+        <w:rPr>
+          <w:lang w:val="en-US"/>
+        </w:rPr>
+        <w:t>check_out_right_data</w:t>
+      </w:r>
+      <w:proofErr w:type="spellEnd"/>
+      <w:r>
+        <w:rPr>
+          <w:lang w:val="en-US"/>
+        </w:rPr>
+        <w:t xml:space="preserve"> = None</w:t>
       </w:r>
       <w:r>
         <w:rPr>
@@ -15037,56 +18307,364 @@
           <w:lang w:val="en-US"/>
         </w:rPr>
         <w:br/>
-        <w:t xml:space="preserve">        if check_in:</w:t>
+        <w:t xml:space="preserve">        if </w:t>
+      </w:r>
+      <w:proofErr w:type="spellStart"/>
+      <w:r>
+        <w:rPr>
+          <w:lang w:val="en-US"/>
+        </w:rPr>
+        <w:t>check_in</w:t>
+      </w:r>
+      <w:proofErr w:type="spellEnd"/>
+      <w:r>
+        <w:rPr>
+          <w:lang w:val="en-US"/>
+        </w:rPr>
+        <w:t>:</w:t>
       </w:r>
       <w:r>
         <w:rPr>
           <w:lang w:val="en-US"/>
         </w:rPr>
         <w:br/>
-        <w:t xml:space="preserve">            check_in_display = datetime.strptime(check_in, "%Y-%m-%d").strftime("%d %B %Y")</w:t>
+        <w:t xml:space="preserve">            </w:t>
+      </w:r>
+      <w:proofErr w:type="spellStart"/>
+      <w:r>
+        <w:rPr>
+          <w:lang w:val="en-US"/>
+        </w:rPr>
+        <w:t>check_in_display</w:t>
+      </w:r>
+      <w:proofErr w:type="spellEnd"/>
+      <w:r>
+        <w:rPr>
+          <w:lang w:val="en-US"/>
+        </w:rPr>
+        <w:t xml:space="preserve"> = </w:t>
+      </w:r>
+      <w:proofErr w:type="spellStart"/>
+      <w:r>
+        <w:rPr>
+          <w:lang w:val="en-US"/>
+        </w:rPr>
+        <w:t>datetime.strptime</w:t>
+      </w:r>
+      <w:proofErr w:type="spellEnd"/>
+      <w:r>
+        <w:rPr>
+          <w:lang w:val="en-US"/>
+        </w:rPr>
+        <w:t>(</w:t>
+      </w:r>
+      <w:proofErr w:type="spellStart"/>
+      <w:r>
+        <w:rPr>
+          <w:lang w:val="en-US"/>
+        </w:rPr>
+        <w:t>check_in</w:t>
+      </w:r>
+      <w:proofErr w:type="spellEnd"/>
+      <w:r>
+        <w:rPr>
+          <w:lang w:val="en-US"/>
+        </w:rPr>
+        <w:t>, "%Y-%m-%d").</w:t>
+      </w:r>
+      <w:proofErr w:type="spellStart"/>
+      <w:r>
+        <w:rPr>
+          <w:lang w:val="en-US"/>
+        </w:rPr>
+        <w:t>strftime</w:t>
+      </w:r>
+      <w:proofErr w:type="spellEnd"/>
+      <w:r>
+        <w:rPr>
+          <w:lang w:val="en-US"/>
+        </w:rPr>
+        <w:t>("%d %B %Y")</w:t>
       </w:r>
       <w:r>
         <w:rPr>
           <w:lang w:val="en-US"/>
         </w:rPr>
         <w:br/>
-        <w:t xml:space="preserve">            check_in_right_data = datetime.strptime(check_in, "%Y-%m-%d").strftime("%d.%m.%Y")</w:t>
+        <w:t xml:space="preserve">            </w:t>
+      </w:r>
+      <w:proofErr w:type="spellStart"/>
+      <w:r>
+        <w:rPr>
+          <w:lang w:val="en-US"/>
+        </w:rPr>
+        <w:t>check_in_right_data</w:t>
+      </w:r>
+      <w:proofErr w:type="spellEnd"/>
+      <w:r>
+        <w:rPr>
+          <w:lang w:val="en-US"/>
+        </w:rPr>
+        <w:t xml:space="preserve"> = </w:t>
+      </w:r>
+      <w:proofErr w:type="spellStart"/>
+      <w:r>
+        <w:rPr>
+          <w:lang w:val="en-US"/>
+        </w:rPr>
+        <w:t>datetime.strptime</w:t>
+      </w:r>
+      <w:proofErr w:type="spellEnd"/>
+      <w:r>
+        <w:rPr>
+          <w:lang w:val="en-US"/>
+        </w:rPr>
+        <w:t>(</w:t>
+      </w:r>
+      <w:proofErr w:type="spellStart"/>
+      <w:r>
+        <w:rPr>
+          <w:lang w:val="en-US"/>
+        </w:rPr>
+        <w:t>check_in</w:t>
+      </w:r>
+      <w:proofErr w:type="spellEnd"/>
+      <w:r>
+        <w:rPr>
+          <w:lang w:val="en-US"/>
+        </w:rPr>
+        <w:t>, "%Y-%m-%d").</w:t>
+      </w:r>
+      <w:proofErr w:type="spellStart"/>
+      <w:r>
+        <w:rPr>
+          <w:lang w:val="en-US"/>
+        </w:rPr>
+        <w:t>strftime</w:t>
+      </w:r>
+      <w:proofErr w:type="spellEnd"/>
+      <w:r>
+        <w:rPr>
+          <w:lang w:val="en-US"/>
+        </w:rPr>
+        <w:t>("%</w:t>
+      </w:r>
+      <w:proofErr w:type="spellStart"/>
+      <w:r>
+        <w:rPr>
+          <w:lang w:val="en-US"/>
+        </w:rPr>
+        <w:t>d.%m.%Y</w:t>
+      </w:r>
+      <w:proofErr w:type="spellEnd"/>
+      <w:r>
+        <w:rPr>
+          <w:lang w:val="en-US"/>
+        </w:rPr>
+        <w:t>")</w:t>
       </w:r>
       <w:r>
         <w:rPr>
           <w:lang w:val="en-US"/>
         </w:rPr>
         <w:br/>
-        <w:t xml:space="preserve">        if check_out:</w:t>
+        <w:t xml:space="preserve">        if </w:t>
+      </w:r>
+      <w:proofErr w:type="spellStart"/>
+      <w:r>
+        <w:rPr>
+          <w:lang w:val="en-US"/>
+        </w:rPr>
+        <w:t>check_out</w:t>
+      </w:r>
+      <w:proofErr w:type="spellEnd"/>
+      <w:r>
+        <w:rPr>
+          <w:lang w:val="en-US"/>
+        </w:rPr>
+        <w:t>:</w:t>
       </w:r>
       <w:r>
         <w:rPr>
           <w:lang w:val="en-US"/>
         </w:rPr>
         <w:br/>
-        <w:t xml:space="preserve">            check_out_display = datetime.strptime(check_out, "%Y-%m-%d").strftime("%d %B %Y")</w:t>
+        <w:t xml:space="preserve">            </w:t>
+      </w:r>
+      <w:proofErr w:type="spellStart"/>
+      <w:r>
+        <w:rPr>
+          <w:lang w:val="en-US"/>
+        </w:rPr>
+        <w:t>check_out_display</w:t>
+      </w:r>
+      <w:proofErr w:type="spellEnd"/>
+      <w:r>
+        <w:rPr>
+          <w:lang w:val="en-US"/>
+        </w:rPr>
+        <w:t xml:space="preserve"> = </w:t>
+      </w:r>
+      <w:proofErr w:type="spellStart"/>
+      <w:r>
+        <w:rPr>
+          <w:lang w:val="en-US"/>
+        </w:rPr>
+        <w:t>datetime.strptime</w:t>
+      </w:r>
+      <w:proofErr w:type="spellEnd"/>
+      <w:r>
+        <w:rPr>
+          <w:lang w:val="en-US"/>
+        </w:rPr>
+        <w:t>(</w:t>
+      </w:r>
+      <w:proofErr w:type="spellStart"/>
+      <w:r>
+        <w:rPr>
+          <w:lang w:val="en-US"/>
+        </w:rPr>
+        <w:t>check_out</w:t>
+      </w:r>
+      <w:proofErr w:type="spellEnd"/>
+      <w:r>
+        <w:rPr>
+          <w:lang w:val="en-US"/>
+        </w:rPr>
+        <w:t>, "%Y-%m-%d").</w:t>
+      </w:r>
+      <w:proofErr w:type="spellStart"/>
+      <w:r>
+        <w:rPr>
+          <w:lang w:val="en-US"/>
+        </w:rPr>
+        <w:t>strftime</w:t>
+      </w:r>
+      <w:proofErr w:type="spellEnd"/>
+      <w:r>
+        <w:rPr>
+          <w:lang w:val="en-US"/>
+        </w:rPr>
+        <w:t>("%d %B %Y")</w:t>
       </w:r>
       <w:r>
         <w:rPr>
           <w:lang w:val="en-US"/>
         </w:rPr>
         <w:br/>
-        <w:t xml:space="preserve">            check_out_right_data = datetime.strptime(check_out, "%Y-%m-%d").strftime("%d.%m.%Y")</w:t>
+        <w:t xml:space="preserve">            </w:t>
+      </w:r>
+      <w:proofErr w:type="spellStart"/>
+      <w:r>
+        <w:rPr>
+          <w:lang w:val="en-US"/>
+        </w:rPr>
+        <w:t>check_out_right_data</w:t>
+      </w:r>
+      <w:proofErr w:type="spellEnd"/>
+      <w:r>
+        <w:rPr>
+          <w:lang w:val="en-US"/>
+        </w:rPr>
+        <w:t xml:space="preserve"> = </w:t>
+      </w:r>
+      <w:proofErr w:type="spellStart"/>
+      <w:r>
+        <w:rPr>
+          <w:lang w:val="en-US"/>
+        </w:rPr>
+        <w:t>datetime.strptime</w:t>
+      </w:r>
+      <w:proofErr w:type="spellEnd"/>
+      <w:r>
+        <w:rPr>
+          <w:lang w:val="en-US"/>
+        </w:rPr>
+        <w:t>(</w:t>
+      </w:r>
+      <w:proofErr w:type="spellStart"/>
+      <w:r>
+        <w:rPr>
+          <w:lang w:val="en-US"/>
+        </w:rPr>
+        <w:t>check_out</w:t>
+      </w:r>
+      <w:proofErr w:type="spellEnd"/>
+      <w:r>
+        <w:rPr>
+          <w:lang w:val="en-US"/>
+        </w:rPr>
+        <w:t>, "%Y-%m-%d").</w:t>
+      </w:r>
+      <w:proofErr w:type="spellStart"/>
+      <w:r>
+        <w:rPr>
+          <w:lang w:val="en-US"/>
+        </w:rPr>
+        <w:t>strftime</w:t>
+      </w:r>
+      <w:proofErr w:type="spellEnd"/>
+      <w:r>
+        <w:rPr>
+          <w:lang w:val="en-US"/>
+        </w:rPr>
+        <w:t>("%</w:t>
+      </w:r>
+      <w:proofErr w:type="spellStart"/>
+      <w:r>
+        <w:rPr>
+          <w:lang w:val="en-US"/>
+        </w:rPr>
+        <w:t>d.%m.%Y</w:t>
+      </w:r>
+      <w:proofErr w:type="spellEnd"/>
+      <w:r>
+        <w:rPr>
+          <w:lang w:val="en-US"/>
+        </w:rPr>
+        <w:t>")</w:t>
       </w:r>
       <w:r>
         <w:rPr>
           <w:lang w:val="en-US"/>
         </w:rPr>
         <w:br/>
-        <w:t xml:space="preserve">    except ValueError:</w:t>
+        <w:t xml:space="preserve">    except </w:t>
+      </w:r>
+      <w:proofErr w:type="spellStart"/>
+      <w:r>
+        <w:rPr>
+          <w:lang w:val="en-US"/>
+        </w:rPr>
+        <w:t>ValueError</w:t>
+      </w:r>
+      <w:proofErr w:type="spellEnd"/>
+      <w:r>
+        <w:rPr>
+          <w:lang w:val="en-US"/>
+        </w:rPr>
+        <w:t>:</w:t>
       </w:r>
       <w:r>
         <w:rPr>
           <w:lang w:val="en-US"/>
         </w:rPr>
         <w:br/>
-        <w:t xml:space="preserve">        messages.error(request, "</w:t>
+        <w:t xml:space="preserve">        </w:t>
+      </w:r>
+      <w:proofErr w:type="spellStart"/>
+      <w:r>
+        <w:rPr>
+          <w:lang w:val="en-US"/>
+        </w:rPr>
+        <w:t>messages.error</w:t>
+      </w:r>
+      <w:proofErr w:type="spellEnd"/>
+      <w:r>
+        <w:rPr>
+          <w:lang w:val="en-US"/>
+        </w:rPr>
+        <w:t>(request, "</w:t>
       </w:r>
       <w:r>
         <w:t>Неверный</w:t>
@@ -15126,77 +18704,269 @@
           <w:lang w:val="en-US"/>
         </w:rPr>
         <w:br/>
-        <w:t xml:space="preserve">    check_in = check_in_display</w:t>
-      </w:r>
+        <w:t xml:space="preserve">    </w:t>
+      </w:r>
+      <w:proofErr w:type="spellStart"/>
+      <w:r>
+        <w:rPr>
+          <w:lang w:val="en-US"/>
+        </w:rPr>
+        <w:t>check_in</w:t>
+      </w:r>
+      <w:proofErr w:type="spellEnd"/>
+      <w:r>
+        <w:rPr>
+          <w:lang w:val="en-US"/>
+        </w:rPr>
+        <w:t xml:space="preserve"> = </w:t>
+      </w:r>
+      <w:proofErr w:type="spellStart"/>
+      <w:r>
+        <w:rPr>
+          <w:lang w:val="en-US"/>
+        </w:rPr>
+        <w:t>check_in_display</w:t>
+      </w:r>
+      <w:proofErr w:type="spellEnd"/>
       <w:r>
         <w:rPr>
           <w:lang w:val="en-US"/>
         </w:rPr>
         <w:br/>
-        <w:t xml:space="preserve">    check_out = check_out_display</w:t>
-      </w:r>
+        <w:t xml:space="preserve">    </w:t>
+      </w:r>
+      <w:proofErr w:type="spellStart"/>
+      <w:r>
+        <w:rPr>
+          <w:lang w:val="en-US"/>
+        </w:rPr>
+        <w:t>check_out</w:t>
+      </w:r>
+      <w:proofErr w:type="spellEnd"/>
+      <w:r>
+        <w:rPr>
+          <w:lang w:val="en-US"/>
+        </w:rPr>
+        <w:t xml:space="preserve"> = </w:t>
+      </w:r>
+      <w:proofErr w:type="spellStart"/>
+      <w:r>
+        <w:rPr>
+          <w:lang w:val="en-US"/>
+        </w:rPr>
+        <w:t>check_out_display</w:t>
+      </w:r>
+      <w:proofErr w:type="spellEnd"/>
       <w:r>
         <w:rPr>
           <w:lang w:val="en-US"/>
         </w:rPr>
         <w:br/>
-        <w:t xml:space="preserve">    if request.method == 'POST':</w:t>
+        <w:t xml:space="preserve">    if </w:t>
+      </w:r>
+      <w:proofErr w:type="spellStart"/>
+      <w:r>
+        <w:rPr>
+          <w:lang w:val="en-US"/>
+        </w:rPr>
+        <w:t>request.method</w:t>
+      </w:r>
+      <w:proofErr w:type="spellEnd"/>
+      <w:r>
+        <w:rPr>
+          <w:lang w:val="en-US"/>
+        </w:rPr>
+        <w:t xml:space="preserve"> == 'POST':</w:t>
       </w:r>
       <w:r>
         <w:rPr>
           <w:lang w:val="en-US"/>
         </w:rPr>
         <w:br/>
-        <w:t xml:space="preserve">        if request.user.is_authenticated:</w:t>
+        <w:t xml:space="preserve">        if </w:t>
+      </w:r>
+      <w:proofErr w:type="spellStart"/>
+      <w:r>
+        <w:rPr>
+          <w:lang w:val="en-US"/>
+        </w:rPr>
+        <w:t>request.user.is_authenticated</w:t>
+      </w:r>
+      <w:proofErr w:type="spellEnd"/>
+      <w:r>
+        <w:rPr>
+          <w:lang w:val="en-US"/>
+        </w:rPr>
+        <w:t>:</w:t>
       </w:r>
       <w:r>
         <w:rPr>
           <w:lang w:val="en-US"/>
         </w:rPr>
         <w:br/>
-        <w:t xml:space="preserve">            form = BookingForm(request.POST)</w:t>
+        <w:t xml:space="preserve">            form = </w:t>
+      </w:r>
+      <w:proofErr w:type="spellStart"/>
+      <w:r>
+        <w:rPr>
+          <w:lang w:val="en-US"/>
+        </w:rPr>
+        <w:t>BookingForm</w:t>
+      </w:r>
+      <w:proofErr w:type="spellEnd"/>
+      <w:r>
+        <w:rPr>
+          <w:lang w:val="en-US"/>
+        </w:rPr>
+        <w:t>(</w:t>
+      </w:r>
+      <w:proofErr w:type="spellStart"/>
+      <w:r>
+        <w:rPr>
+          <w:lang w:val="en-US"/>
+        </w:rPr>
+        <w:t>request.POST</w:t>
+      </w:r>
+      <w:proofErr w:type="spellEnd"/>
+      <w:r>
+        <w:rPr>
+          <w:lang w:val="en-US"/>
+        </w:rPr>
+        <w:t>)</w:t>
       </w:r>
       <w:r>
         <w:rPr>
           <w:lang w:val="en-US"/>
         </w:rPr>
         <w:br/>
-        <w:t xml:space="preserve">            if form.is_valid():</w:t>
+        <w:t xml:space="preserve">            if </w:t>
+      </w:r>
+      <w:proofErr w:type="spellStart"/>
+      <w:r>
+        <w:rPr>
+          <w:lang w:val="en-US"/>
+        </w:rPr>
+        <w:t>form.is_valid</w:t>
+      </w:r>
+      <w:proofErr w:type="spellEnd"/>
+      <w:r>
+        <w:rPr>
+          <w:lang w:val="en-US"/>
+        </w:rPr>
+        <w:t>():</w:t>
       </w:r>
       <w:r>
         <w:rPr>
           <w:lang w:val="en-US"/>
         </w:rPr>
         <w:br/>
-        <w:t xml:space="preserve">                booking = form.save(commit=False)</w:t>
+        <w:t xml:space="preserve">                booking = </w:t>
+      </w:r>
+      <w:proofErr w:type="spellStart"/>
+      <w:r>
+        <w:rPr>
+          <w:lang w:val="en-US"/>
+        </w:rPr>
+        <w:t>form.save</w:t>
+      </w:r>
+      <w:proofErr w:type="spellEnd"/>
+      <w:r>
+        <w:rPr>
+          <w:lang w:val="en-US"/>
+        </w:rPr>
+        <w:t>(commit=False)</w:t>
       </w:r>
       <w:r>
         <w:rPr>
           <w:lang w:val="en-US"/>
         </w:rPr>
         <w:br/>
-        <w:t xml:space="preserve">                booking.room = room</w:t>
+        <w:t xml:space="preserve">                </w:t>
+      </w:r>
+      <w:proofErr w:type="spellStart"/>
+      <w:r>
+        <w:rPr>
+          <w:lang w:val="en-US"/>
+        </w:rPr>
+        <w:t>booking.room</w:t>
+      </w:r>
+      <w:proofErr w:type="spellEnd"/>
+      <w:r>
+        <w:rPr>
+          <w:lang w:val="en-US"/>
+        </w:rPr>
+        <w:t xml:space="preserve"> = room</w:t>
       </w:r>
       <w:r>
         <w:rPr>
           <w:lang w:val="en-US"/>
         </w:rPr>
         <w:br/>
-        <w:t xml:space="preserve">                booking.user = request.user</w:t>
-      </w:r>
+        <w:t xml:space="preserve">                </w:t>
+      </w:r>
+      <w:proofErr w:type="spellStart"/>
+      <w:r>
+        <w:rPr>
+          <w:lang w:val="en-US"/>
+        </w:rPr>
+        <w:t>booking.user</w:t>
+      </w:r>
+      <w:proofErr w:type="spellEnd"/>
+      <w:r>
+        <w:rPr>
+          <w:lang w:val="en-US"/>
+        </w:rPr>
+        <w:t xml:space="preserve"> = </w:t>
+      </w:r>
+      <w:proofErr w:type="spellStart"/>
+      <w:r>
+        <w:rPr>
+          <w:lang w:val="en-US"/>
+        </w:rPr>
+        <w:t>request.user</w:t>
+      </w:r>
+      <w:proofErr w:type="spellEnd"/>
       <w:r>
         <w:rPr>
           <w:lang w:val="en-US"/>
         </w:rPr>
         <w:br/>
-        <w:t xml:space="preserve">                booking.status = 'pending'</w:t>
+        <w:t xml:space="preserve">                </w:t>
+      </w:r>
+      <w:proofErr w:type="spellStart"/>
+      <w:r>
+        <w:rPr>
+          <w:lang w:val="en-US"/>
+        </w:rPr>
+        <w:t>booking.status</w:t>
+      </w:r>
+      <w:proofErr w:type="spellEnd"/>
+      <w:r>
+        <w:rPr>
+          <w:lang w:val="en-US"/>
+        </w:rPr>
+        <w:t xml:space="preserve"> = 'pending'</w:t>
       </w:r>
       <w:r>
         <w:rPr>
           <w:lang w:val="en-US"/>
         </w:rPr>
         <w:br/>
-        <w:t xml:space="preserve">                booking.save()</w:t>
+        <w:t xml:space="preserve">                </w:t>
+      </w:r>
+      <w:proofErr w:type="spellStart"/>
+      <w:r>
+        <w:rPr>
+          <w:lang w:val="en-US"/>
+        </w:rPr>
+        <w:t>booking.save</w:t>
+      </w:r>
+      <w:proofErr w:type="spellEnd"/>
+      <w:r>
+        <w:rPr>
+          <w:lang w:val="en-US"/>
+        </w:rPr>
+        <w:t>()</w:t>
       </w:r>
       <w:r>
         <w:rPr>
@@ -15250,7 +19020,35 @@
         <w:rPr>
           <w:lang w:val="en-US"/>
         </w:rPr>
-        <w:t>, {request.user.first_name or request.user.username}!\n\n'</w:t>
+        <w:t>, {</w:t>
+      </w:r>
+      <w:proofErr w:type="spellStart"/>
+      <w:r>
+        <w:rPr>
+          <w:lang w:val="en-US"/>
+        </w:rPr>
+        <w:t>request.user.first_name</w:t>
+      </w:r>
+      <w:proofErr w:type="spellEnd"/>
+      <w:r>
+        <w:rPr>
+          <w:lang w:val="en-US"/>
+        </w:rPr>
+        <w:t xml:space="preserve"> or </w:t>
+      </w:r>
+      <w:proofErr w:type="spellStart"/>
+      <w:r>
+        <w:rPr>
+          <w:lang w:val="en-US"/>
+        </w:rPr>
+        <w:t>request.user.username</w:t>
+      </w:r>
+      <w:proofErr w:type="spellEnd"/>
+      <w:r>
+        <w:rPr>
+          <w:lang w:val="en-US"/>
+        </w:rPr>
+        <w:t>}!\n\n'</w:t>
       </w:r>
       <w:r>
         <w:rPr>
@@ -15377,7 +19175,35 @@
         <w:rPr>
           <w:lang w:val="en-US"/>
         </w:rPr>
-        <w:t xml:space="preserve"> {booking.check_in.strftime("%d.%m.%Y")} </w:t>
+        <w:t xml:space="preserve"> {</w:t>
+      </w:r>
+      <w:proofErr w:type="spellStart"/>
+      <w:r>
+        <w:rPr>
+          <w:lang w:val="en-US"/>
+        </w:rPr>
+        <w:t>booking.check_in.strftime</w:t>
+      </w:r>
+      <w:proofErr w:type="spellEnd"/>
+      <w:r>
+        <w:rPr>
+          <w:lang w:val="en-US"/>
+        </w:rPr>
+        <w:t>("%</w:t>
+      </w:r>
+      <w:proofErr w:type="spellStart"/>
+      <w:r>
+        <w:rPr>
+          <w:lang w:val="en-US"/>
+        </w:rPr>
+        <w:t>d.%m.%Y</w:t>
+      </w:r>
+      <w:proofErr w:type="spellEnd"/>
+      <w:r>
+        <w:rPr>
+          <w:lang w:val="en-US"/>
+        </w:rPr>
+        <w:t xml:space="preserve">")} </w:t>
       </w:r>
       <w:r>
         <w:t>по</w:t>
@@ -15386,7 +19212,35 @@
         <w:rPr>
           <w:lang w:val="en-US"/>
         </w:rPr>
-        <w:t xml:space="preserve"> {booking.check_out.strftime("%d.%m.%Y")}\n'</w:t>
+        <w:t xml:space="preserve"> {</w:t>
+      </w:r>
+      <w:proofErr w:type="spellStart"/>
+      <w:r>
+        <w:rPr>
+          <w:lang w:val="en-US"/>
+        </w:rPr>
+        <w:t>booking.check_out.strftime</w:t>
+      </w:r>
+      <w:proofErr w:type="spellEnd"/>
+      <w:r>
+        <w:rPr>
+          <w:lang w:val="en-US"/>
+        </w:rPr>
+        <w:t>("%</w:t>
+      </w:r>
+      <w:proofErr w:type="spellStart"/>
+      <w:r>
+        <w:rPr>
+          <w:lang w:val="en-US"/>
+        </w:rPr>
+        <w:t>d.%m.%Y</w:t>
+      </w:r>
+      <w:proofErr w:type="spellEnd"/>
+      <w:r>
+        <w:rPr>
+          <w:lang w:val="en-US"/>
+        </w:rPr>
+        <w:t>")}\n'</w:t>
       </w:r>
       <w:r>
         <w:rPr>
@@ -15402,7 +19256,21 @@
         <w:rPr>
           <w:lang w:val="en-US"/>
         </w:rPr>
-        <w:t>: {room.hotel.address}\n'</w:t>
+        <w:t>: {</w:t>
+      </w:r>
+      <w:proofErr w:type="spellStart"/>
+      <w:r>
+        <w:rPr>
+          <w:lang w:val="en-US"/>
+        </w:rPr>
+        <w:t>room.hotel.address</w:t>
+      </w:r>
+      <w:proofErr w:type="spellEnd"/>
+      <w:r>
+        <w:rPr>
+          <w:lang w:val="en-US"/>
+        </w:rPr>
+        <w:t>}\n'</w:t>
       </w:r>
       <w:r>
         <w:rPr>
@@ -15511,7 +19379,21 @@
           <w:lang w:val="en-US"/>
         </w:rPr>
         <w:br/>
-        <w:t xml:space="preserve">                recipient = [request.user.email]</w:t>
+        <w:t xml:space="preserve">                recipient = [</w:t>
+      </w:r>
+      <w:proofErr w:type="spellStart"/>
+      <w:r>
+        <w:rPr>
+          <w:lang w:val="en-US"/>
+        </w:rPr>
+        <w:t>request.user.email</w:t>
+      </w:r>
+      <w:proofErr w:type="spellEnd"/>
+      <w:r>
+        <w:rPr>
+          <w:lang w:val="en-US"/>
+        </w:rPr>
+        <w:t>]</w:t>
       </w:r>
       <w:r>
         <w:rPr>
@@ -15524,7 +19406,35 @@
           <w:lang w:val="en-US"/>
         </w:rPr>
         <w:br/>
-        <w:t xml:space="preserve">                send_mail(subject, message, settings.DEFAULT_FROM_EMAIL, recipient)</w:t>
+        <w:t xml:space="preserve">                </w:t>
+      </w:r>
+      <w:proofErr w:type="spellStart"/>
+      <w:r>
+        <w:rPr>
+          <w:lang w:val="en-US"/>
+        </w:rPr>
+        <w:t>send_mail</w:t>
+      </w:r>
+      <w:proofErr w:type="spellEnd"/>
+      <w:r>
+        <w:rPr>
+          <w:lang w:val="en-US"/>
+        </w:rPr>
+        <w:t xml:space="preserve">(subject, message, </w:t>
+      </w:r>
+      <w:proofErr w:type="spellStart"/>
+      <w:r>
+        <w:rPr>
+          <w:lang w:val="en-US"/>
+        </w:rPr>
+        <w:t>settings.DEFAULT_FROM_EMAIL</w:t>
+      </w:r>
+      <w:proofErr w:type="spellEnd"/>
+      <w:r>
+        <w:rPr>
+          <w:lang w:val="en-US"/>
+        </w:rPr>
+        <w:t>, recipient)</w:t>
       </w:r>
     </w:p>
     <w:p>
@@ -15564,6 +19474,7 @@
       <w:r>
         <w:t xml:space="preserve">                </w:t>
       </w:r>
+      <w:proofErr w:type="gramStart"/>
       <w:r>
         <w:rPr>
           <w:lang w:val="en-US"/>
@@ -15579,6 +19490,7 @@
         </w:rPr>
         <w:t>success</w:t>
       </w:r>
+      <w:proofErr w:type="gramEnd"/>
       <w:r>
         <w:t>(</w:t>
       </w:r>
@@ -15769,21 +19681,91 @@
           <w:lang w:val="en-US"/>
         </w:rPr>
         <w:br/>
-        <w:t xml:space="preserve">        form = BookingForm(initial={</w:t>
+        <w:t xml:space="preserve">        form = </w:t>
+      </w:r>
+      <w:proofErr w:type="spellStart"/>
+      <w:r>
+        <w:rPr>
+          <w:lang w:val="en-US"/>
+        </w:rPr>
+        <w:t>BookingForm</w:t>
+      </w:r>
+      <w:proofErr w:type="spellEnd"/>
+      <w:r>
+        <w:rPr>
+          <w:lang w:val="en-US"/>
+        </w:rPr>
+        <w:t>(initial={</w:t>
       </w:r>
       <w:r>
         <w:rPr>
           <w:lang w:val="en-US"/>
         </w:rPr>
         <w:br/>
-        <w:t xml:space="preserve">            'check_in': check_in,</w:t>
+        <w:t xml:space="preserve">            '</w:t>
+      </w:r>
+      <w:proofErr w:type="spellStart"/>
+      <w:r>
+        <w:rPr>
+          <w:lang w:val="en-US"/>
+        </w:rPr>
+        <w:t>check_in</w:t>
+      </w:r>
+      <w:proofErr w:type="spellEnd"/>
+      <w:r>
+        <w:rPr>
+          <w:lang w:val="en-US"/>
+        </w:rPr>
+        <w:t xml:space="preserve">': </w:t>
+      </w:r>
+      <w:proofErr w:type="spellStart"/>
+      <w:r>
+        <w:rPr>
+          <w:lang w:val="en-US"/>
+        </w:rPr>
+        <w:t>check_in</w:t>
+      </w:r>
+      <w:proofErr w:type="spellEnd"/>
+      <w:r>
+        <w:rPr>
+          <w:lang w:val="en-US"/>
+        </w:rPr>
+        <w:t>,</w:t>
       </w:r>
       <w:r>
         <w:rPr>
           <w:lang w:val="en-US"/>
         </w:rPr>
         <w:br/>
-        <w:t xml:space="preserve">            'check_out': check_out,</w:t>
+        <w:t xml:space="preserve">            '</w:t>
+      </w:r>
+      <w:proofErr w:type="spellStart"/>
+      <w:r>
+        <w:rPr>
+          <w:lang w:val="en-US"/>
+        </w:rPr>
+        <w:t>check_out</w:t>
+      </w:r>
+      <w:proofErr w:type="spellEnd"/>
+      <w:r>
+        <w:rPr>
+          <w:lang w:val="en-US"/>
+        </w:rPr>
+        <w:t xml:space="preserve">': </w:t>
+      </w:r>
+      <w:proofErr w:type="spellStart"/>
+      <w:r>
+        <w:rPr>
+          <w:lang w:val="en-US"/>
+        </w:rPr>
+        <w:t>check_out</w:t>
+      </w:r>
+      <w:proofErr w:type="spellEnd"/>
+      <w:r>
+        <w:rPr>
+          <w:lang w:val="en-US"/>
+        </w:rPr>
+        <w:t>,</w:t>
       </w:r>
       <w:r>
         <w:rPr>
@@ -15824,28 +19806,140 @@
           <w:lang w:val="en-US"/>
         </w:rPr>
         <w:br/>
-        <w:t xml:space="preserve">        'check_in': check_in,</w:t>
+        <w:t xml:space="preserve">        '</w:t>
+      </w:r>
+      <w:proofErr w:type="spellStart"/>
+      <w:r>
+        <w:rPr>
+          <w:lang w:val="en-US"/>
+        </w:rPr>
+        <w:t>check_in</w:t>
+      </w:r>
+      <w:proofErr w:type="spellEnd"/>
+      <w:r>
+        <w:rPr>
+          <w:lang w:val="en-US"/>
+        </w:rPr>
+        <w:t xml:space="preserve">': </w:t>
+      </w:r>
+      <w:proofErr w:type="spellStart"/>
+      <w:r>
+        <w:rPr>
+          <w:lang w:val="en-US"/>
+        </w:rPr>
+        <w:t>check_in</w:t>
+      </w:r>
+      <w:proofErr w:type="spellEnd"/>
+      <w:r>
+        <w:rPr>
+          <w:lang w:val="en-US"/>
+        </w:rPr>
+        <w:t>,</w:t>
       </w:r>
       <w:r>
         <w:rPr>
           <w:lang w:val="en-US"/>
         </w:rPr>
         <w:br/>
-        <w:t xml:space="preserve">        'check_out': check_out,</w:t>
+        <w:t xml:space="preserve">        '</w:t>
+      </w:r>
+      <w:proofErr w:type="spellStart"/>
+      <w:r>
+        <w:rPr>
+          <w:lang w:val="en-US"/>
+        </w:rPr>
+        <w:t>check_out</w:t>
+      </w:r>
+      <w:proofErr w:type="spellEnd"/>
+      <w:r>
+        <w:rPr>
+          <w:lang w:val="en-US"/>
+        </w:rPr>
+        <w:t xml:space="preserve">': </w:t>
+      </w:r>
+      <w:proofErr w:type="spellStart"/>
+      <w:r>
+        <w:rPr>
+          <w:lang w:val="en-US"/>
+        </w:rPr>
+        <w:t>check_out</w:t>
+      </w:r>
+      <w:proofErr w:type="spellEnd"/>
+      <w:r>
+        <w:rPr>
+          <w:lang w:val="en-US"/>
+        </w:rPr>
+        <w:t>,</w:t>
       </w:r>
       <w:r>
         <w:rPr>
           <w:lang w:val="en-US"/>
         </w:rPr>
         <w:br/>
-        <w:t xml:space="preserve">        'check_in_right_data': check_in_right_data,</w:t>
+        <w:t xml:space="preserve">        '</w:t>
+      </w:r>
+      <w:proofErr w:type="spellStart"/>
+      <w:r>
+        <w:rPr>
+          <w:lang w:val="en-US"/>
+        </w:rPr>
+        <w:t>check_in_right_data</w:t>
+      </w:r>
+      <w:proofErr w:type="spellEnd"/>
+      <w:r>
+        <w:rPr>
+          <w:lang w:val="en-US"/>
+        </w:rPr>
+        <w:t xml:space="preserve">': </w:t>
+      </w:r>
+      <w:proofErr w:type="spellStart"/>
+      <w:r>
+        <w:rPr>
+          <w:lang w:val="en-US"/>
+        </w:rPr>
+        <w:t>check_in_right_data</w:t>
+      </w:r>
+      <w:proofErr w:type="spellEnd"/>
+      <w:r>
+        <w:rPr>
+          <w:lang w:val="en-US"/>
+        </w:rPr>
+        <w:t>,</w:t>
       </w:r>
       <w:r>
         <w:rPr>
           <w:lang w:val="en-US"/>
         </w:rPr>
         <w:br/>
-        <w:t xml:space="preserve">        'check_out_right_data': check_out_right_data,</w:t>
+        <w:t xml:space="preserve">        '</w:t>
+      </w:r>
+      <w:proofErr w:type="spellStart"/>
+      <w:r>
+        <w:rPr>
+          <w:lang w:val="en-US"/>
+        </w:rPr>
+        <w:t>check_out_right_data</w:t>
+      </w:r>
+      <w:proofErr w:type="spellEnd"/>
+      <w:r>
+        <w:rPr>
+          <w:lang w:val="en-US"/>
+        </w:rPr>
+        <w:t xml:space="preserve">': </w:t>
+      </w:r>
+      <w:proofErr w:type="spellStart"/>
+      <w:r>
+        <w:rPr>
+          <w:lang w:val="en-US"/>
+        </w:rPr>
+        <w:t>check_out_right_data</w:t>
+      </w:r>
+      <w:proofErr w:type="spellEnd"/>
+      <w:r>
+        <w:rPr>
+          <w:lang w:val="en-US"/>
+        </w:rPr>
+        <w:t>,</w:t>
       </w:r>
       <w:r>
         <w:rPr>
@@ -15877,24 +19971,28 @@
         </w:rPr>
         <w:t xml:space="preserve">Таким образом, представления </w:t>
       </w:r>
+      <w:proofErr w:type="spellStart"/>
       <w:r>
         <w:rPr>
           <w:rStyle w:val="af5"/>
         </w:rPr>
         <w:t>room_list</w:t>
       </w:r>
+      <w:proofErr w:type="spellEnd"/>
       <w:r>
         <w:rPr>
           <w:lang w:eastAsia="ru-RU"/>
         </w:rPr>
         <w:t xml:space="preserve"> и </w:t>
       </w:r>
+      <w:proofErr w:type="spellStart"/>
       <w:r>
         <w:rPr>
           <w:rStyle w:val="af5"/>
         </w:rPr>
         <w:t>room_detail</w:t>
       </w:r>
+      <w:proofErr w:type="spellEnd"/>
       <w:r>
         <w:rPr>
           <w:lang w:eastAsia="ru-RU"/>
@@ -15949,7 +20047,21 @@
         <w:rPr>
           <w:lang w:eastAsia="ru-RU"/>
         </w:rPr>
-        <w:t>Административная панель Django представляет собой встроенный веб-интерфейс для управления содержимым базы данных. Она автоматически создаётся при создании проекта и позволяет администраторам системы выполнять все основные операции с данными: добавление, редактирование, удаление и просмотр записей в таблицах. Это особенно удобно для проектов, где требуется оперативное администрирование, без необходимости ручного обращения к базе данных</w:t>
+        <w:t xml:space="preserve">Административная панель </w:t>
+      </w:r>
+      <w:proofErr w:type="spellStart"/>
+      <w:r>
+        <w:rPr>
+          <w:lang w:eastAsia="ru-RU"/>
+        </w:rPr>
+        <w:t>Django</w:t>
+      </w:r>
+      <w:proofErr w:type="spellEnd"/>
+      <w:r>
+        <w:rPr>
+          <w:lang w:eastAsia="ru-RU"/>
+        </w:rPr>
+        <w:t xml:space="preserve"> представляет собой встроенный веб-интерфейс для управления содержимым базы данных. Она автоматически создаётся при создании проекта и позволяет администраторам системы выполнять все основные операции с данными: добавление, редактирование, удаление и просмотр записей в таблицах. Это особенно удобно для проектов, где требуется оперативное администрирование, без необходимости ручного обращения к базе данных</w:t>
       </w:r>
       <w:r>
         <w:rPr>
@@ -15971,23 +20083,33 @@
         </w:rPr>
         <w:t>Доступ к административной панели предоставляется только пользователям с соответствующими правами — статусом суперпользователя (</w:t>
       </w:r>
+      <w:proofErr w:type="spellStart"/>
       <w:r>
         <w:rPr>
           <w:rStyle w:val="af5"/>
         </w:rPr>
         <w:t>superuser</w:t>
       </w:r>
+      <w:proofErr w:type="spellEnd"/>
       <w:r>
         <w:rPr>
           <w:lang w:eastAsia="ru-RU"/>
         </w:rPr>
         <w:t>) или персонала (</w:t>
       </w:r>
+      <w:proofErr w:type="spellStart"/>
       <w:r>
         <w:rPr>
           <w:rStyle w:val="af5"/>
         </w:rPr>
-        <w:t>is_staff=True</w:t>
+        <w:t>is_staff</w:t>
+      </w:r>
+      <w:proofErr w:type="spellEnd"/>
+      <w:r>
+        <w:rPr>
+          <w:rStyle w:val="af5"/>
+        </w:rPr>
+        <w:t>=True</w:t>
       </w:r>
       <w:r>
         <w:rPr>
@@ -16002,11 +20124,19 @@
         <w:lastRenderedPageBreak/>
         <w:t xml:space="preserve">панель можно по адресу </w:t>
       </w:r>
+      <w:proofErr w:type="spellStart"/>
       <w:r>
         <w:rPr>
           <w:rStyle w:val="af5"/>
         </w:rPr>
-        <w:t>admin/</w:t>
+        <w:t>admin</w:t>
+      </w:r>
+      <w:proofErr w:type="spellEnd"/>
+      <w:r>
+        <w:rPr>
+          <w:rStyle w:val="af5"/>
+        </w:rPr>
+        <w:t>/</w:t>
       </w:r>
       <w:r>
         <w:rPr>
@@ -16014,18 +20144,28 @@
         </w:rPr>
         <w:t xml:space="preserve">, предварительно авторизовавшись с учётной записью администратора. Создание суперпользователя осуществляется через команду </w:t>
       </w:r>
+      <w:proofErr w:type="spellStart"/>
       <w:r>
         <w:rPr>
           <w:rStyle w:val="af5"/>
         </w:rPr>
         <w:t>createsuperuser</w:t>
       </w:r>
-      <w:r>
-        <w:rPr>
-          <w:lang w:eastAsia="ru-RU"/>
-        </w:rPr>
-        <w:t xml:space="preserve"> в консоли управления Django</w:t>
-      </w:r>
+      <w:proofErr w:type="spellEnd"/>
+      <w:r>
+        <w:rPr>
+          <w:lang w:eastAsia="ru-RU"/>
+        </w:rPr>
+        <w:t xml:space="preserve"> в консоли управления </w:t>
+      </w:r>
+      <w:proofErr w:type="spellStart"/>
+      <w:r>
+        <w:rPr>
+          <w:lang w:eastAsia="ru-RU"/>
+        </w:rPr>
+        <w:t>Django</w:t>
+      </w:r>
+      <w:proofErr w:type="spellEnd"/>
       <w:r>
         <w:rPr>
           <w:lang w:eastAsia="ru-RU"/>
@@ -16178,12 +20318,14 @@
       <w:r>
         <w:t>.</w:t>
       </w:r>
+      <w:proofErr w:type="spellStart"/>
       <w:r>
         <w:rPr>
           <w:lang w:val="en-US"/>
         </w:rPr>
         <w:t>py</w:t>
       </w:r>
+      <w:proofErr w:type="spellEnd"/>
       <w:r>
         <w:t xml:space="preserve"> </w:t>
       </w:r>
@@ -16244,12 +20386,14 @@
       <w:r>
         <w:t>.</w:t>
       </w:r>
+      <w:proofErr w:type="spellStart"/>
       <w:r>
         <w:rPr>
           <w:lang w:val="en-US"/>
         </w:rPr>
         <w:t>py</w:t>
       </w:r>
+      <w:proofErr w:type="spellEnd"/>
     </w:p>
     <w:p>
       <w:pPr>
@@ -16262,15 +20406,53 @@
         <w:rPr>
           <w:lang w:val="en-US"/>
         </w:rPr>
-        <w:t>class RoomImageInline(admin.TabularInline):</w:t>
+        <w:t xml:space="preserve">class </w:t>
+      </w:r>
+      <w:proofErr w:type="spellStart"/>
+      <w:r>
+        <w:rPr>
+          <w:lang w:val="en-US"/>
+        </w:rPr>
+        <w:t>RoomImageInline</w:t>
+      </w:r>
+      <w:proofErr w:type="spellEnd"/>
+      <w:r>
+        <w:rPr>
+          <w:lang w:val="en-US"/>
+        </w:rPr>
+        <w:t>(</w:t>
+      </w:r>
+      <w:proofErr w:type="spellStart"/>
+      <w:proofErr w:type="gramStart"/>
+      <w:r>
+        <w:rPr>
+          <w:lang w:val="en-US"/>
+        </w:rPr>
+        <w:t>admin.TabularInline</w:t>
+      </w:r>
+      <w:proofErr w:type="spellEnd"/>
+      <w:proofErr w:type="gramEnd"/>
+      <w:r>
+        <w:rPr>
+          <w:lang w:val="en-US"/>
+        </w:rPr>
+        <w:t>):</w:t>
       </w:r>
       <w:r>
         <w:rPr>
           <w:lang w:val="en-US"/>
         </w:rPr>
         <w:br/>
-        <w:t xml:space="preserve">    model = RoomImage</w:t>
-      </w:r>
+        <w:t xml:space="preserve">    model = </w:t>
+      </w:r>
+      <w:proofErr w:type="spellStart"/>
+      <w:r>
+        <w:rPr>
+          <w:lang w:val="en-US"/>
+        </w:rPr>
+        <w:t>RoomImage</w:t>
+      </w:r>
+      <w:proofErr w:type="spellEnd"/>
       <w:r>
         <w:rPr>
           <w:lang w:val="en-US"/>
@@ -16283,15 +20465,53 @@
           <w:lang w:val="en-US"/>
         </w:rPr>
         <w:br/>
-        <w:t>class HotelImageInline(admin.TabularInline):</w:t>
+        <w:t xml:space="preserve">class </w:t>
+      </w:r>
+      <w:proofErr w:type="spellStart"/>
+      <w:r>
+        <w:rPr>
+          <w:lang w:val="en-US"/>
+        </w:rPr>
+        <w:t>HotelImageInline</w:t>
+      </w:r>
+      <w:proofErr w:type="spellEnd"/>
+      <w:r>
+        <w:rPr>
+          <w:lang w:val="en-US"/>
+        </w:rPr>
+        <w:t>(</w:t>
+      </w:r>
+      <w:proofErr w:type="spellStart"/>
+      <w:proofErr w:type="gramStart"/>
+      <w:r>
+        <w:rPr>
+          <w:lang w:val="en-US"/>
+        </w:rPr>
+        <w:t>admin.TabularInline</w:t>
+      </w:r>
+      <w:proofErr w:type="spellEnd"/>
+      <w:proofErr w:type="gramEnd"/>
+      <w:r>
+        <w:rPr>
+          <w:lang w:val="en-US"/>
+        </w:rPr>
+        <w:t>):</w:t>
       </w:r>
       <w:r>
         <w:rPr>
           <w:lang w:val="en-US"/>
         </w:rPr>
         <w:br/>
-        <w:t xml:space="preserve">    model = HotelImage</w:t>
-      </w:r>
+        <w:t xml:space="preserve">    model = </w:t>
+      </w:r>
+      <w:proofErr w:type="spellStart"/>
+      <w:r>
+        <w:rPr>
+          <w:lang w:val="en-US"/>
+        </w:rPr>
+        <w:t>HotelImage</w:t>
+      </w:r>
+      <w:proofErr w:type="spellEnd"/>
       <w:r>
         <w:rPr>
           <w:lang w:val="en-US"/>
@@ -16304,35 +20524,163 @@
           <w:lang w:val="en-US"/>
         </w:rPr>
         <w:br/>
-        <w:t>admin.site.register(RoomImage)</w:t>
+      </w:r>
+      <w:proofErr w:type="spellStart"/>
+      <w:r>
+        <w:rPr>
+          <w:lang w:val="en-US"/>
+        </w:rPr>
+        <w:t>admin.site.register</w:t>
+      </w:r>
+      <w:proofErr w:type="spellEnd"/>
+      <w:r>
+        <w:rPr>
+          <w:lang w:val="en-US"/>
+        </w:rPr>
+        <w:t>(</w:t>
+      </w:r>
+      <w:proofErr w:type="spellStart"/>
+      <w:r>
+        <w:rPr>
+          <w:lang w:val="en-US"/>
+        </w:rPr>
+        <w:t>RoomImage</w:t>
+      </w:r>
+      <w:proofErr w:type="spellEnd"/>
+      <w:r>
+        <w:rPr>
+          <w:lang w:val="en-US"/>
+        </w:rPr>
+        <w:t>)</w:t>
       </w:r>
       <w:r>
         <w:rPr>
           <w:lang w:val="en-US"/>
         </w:rPr>
         <w:br/>
-        <w:t>admin.site.register(HotelImage)</w:t>
+      </w:r>
+      <w:proofErr w:type="spellStart"/>
+      <w:proofErr w:type="gramStart"/>
+      <w:r>
+        <w:rPr>
+          <w:lang w:val="en-US"/>
+        </w:rPr>
+        <w:t>admin.site</w:t>
+      </w:r>
+      <w:proofErr w:type="gramEnd"/>
+      <w:r>
+        <w:rPr>
+          <w:lang w:val="en-US"/>
+        </w:rPr>
+        <w:t>.</w:t>
+      </w:r>
+      <w:proofErr w:type="gramStart"/>
+      <w:r>
+        <w:rPr>
+          <w:lang w:val="en-US"/>
+        </w:rPr>
+        <w:t>register</w:t>
+      </w:r>
+      <w:proofErr w:type="spellEnd"/>
+      <w:r>
+        <w:rPr>
+          <w:lang w:val="en-US"/>
+        </w:rPr>
+        <w:t>(</w:t>
+      </w:r>
+      <w:proofErr w:type="spellStart"/>
+      <w:proofErr w:type="gramEnd"/>
+      <w:r>
+        <w:rPr>
+          <w:lang w:val="en-US"/>
+        </w:rPr>
+        <w:t>HotelImage</w:t>
+      </w:r>
+      <w:proofErr w:type="spellEnd"/>
+      <w:r>
+        <w:rPr>
+          <w:lang w:val="en-US"/>
+        </w:rPr>
+        <w:t>)</w:t>
       </w:r>
       <w:r>
         <w:rPr>
           <w:lang w:val="en-US"/>
         </w:rPr>
         <w:br/>
-        <w:t>@admin.register(Hotel)</w:t>
+        <w:t>@</w:t>
+      </w:r>
+      <w:proofErr w:type="gramStart"/>
+      <w:r>
+        <w:rPr>
+          <w:lang w:val="en-US"/>
+        </w:rPr>
+        <w:t>admin.register</w:t>
+      </w:r>
+      <w:proofErr w:type="gramEnd"/>
+      <w:r>
+        <w:rPr>
+          <w:lang w:val="en-US"/>
+        </w:rPr>
+        <w:t>(Hotel)</w:t>
       </w:r>
       <w:r>
         <w:rPr>
           <w:lang w:val="en-US"/>
         </w:rPr>
         <w:br/>
-        <w:t>class HotelAdmin(admin.ModelAdmin):</w:t>
+        <w:t xml:space="preserve">class </w:t>
+      </w:r>
+      <w:proofErr w:type="spellStart"/>
+      <w:r>
+        <w:rPr>
+          <w:lang w:val="en-US"/>
+        </w:rPr>
+        <w:t>HotelAdmin</w:t>
+      </w:r>
+      <w:proofErr w:type="spellEnd"/>
+      <w:r>
+        <w:rPr>
+          <w:lang w:val="en-US"/>
+        </w:rPr>
+        <w:t>(</w:t>
+      </w:r>
+      <w:proofErr w:type="spellStart"/>
+      <w:proofErr w:type="gramStart"/>
+      <w:r>
+        <w:rPr>
+          <w:lang w:val="en-US"/>
+        </w:rPr>
+        <w:t>admin.ModelAdmin</w:t>
+      </w:r>
+      <w:proofErr w:type="spellEnd"/>
+      <w:proofErr w:type="gramEnd"/>
+      <w:r>
+        <w:rPr>
+          <w:lang w:val="en-US"/>
+        </w:rPr>
+        <w:t>):</w:t>
       </w:r>
       <w:r>
         <w:rPr>
           <w:lang w:val="en-US"/>
         </w:rPr>
         <w:br/>
-        <w:t xml:space="preserve">    list_display = ('name', 'city', 'rating')</w:t>
+        <w:t xml:space="preserve">    </w:t>
+      </w:r>
+      <w:proofErr w:type="spellStart"/>
+      <w:r>
+        <w:rPr>
+          <w:lang w:val="en-US"/>
+        </w:rPr>
+        <w:t>list_display</w:t>
+      </w:r>
+      <w:proofErr w:type="spellEnd"/>
+      <w:r>
+        <w:rPr>
+          <w:lang w:val="en-US"/>
+        </w:rPr>
+        <w:t xml:space="preserve"> = ('name', 'city', 'rating')</w:t>
       </w:r>
     </w:p>
     <w:p>
@@ -16375,14 +20723,56 @@
         <w:rPr>
           <w:lang w:val="en-US"/>
         </w:rPr>
-        <w:t xml:space="preserve">    search_fields = ('name', 'city', 'rating')</w:t>
+        <w:t xml:space="preserve">    </w:t>
+      </w:r>
+      <w:proofErr w:type="spellStart"/>
+      <w:r>
+        <w:rPr>
+          <w:lang w:val="en-US"/>
+        </w:rPr>
+        <w:t>search_fields</w:t>
+      </w:r>
+      <w:proofErr w:type="spellEnd"/>
+      <w:r>
+        <w:rPr>
+          <w:lang w:val="en-US"/>
+        </w:rPr>
+        <w:t xml:space="preserve"> = ('name', 'city', 'rating')</w:t>
       </w:r>
       <w:r>
         <w:rPr>
           <w:lang w:val="en-US"/>
         </w:rPr>
         <w:br/>
-        <w:t xml:space="preserve">    inlines = [HotelImageInline]</w:t>
+        <w:t xml:space="preserve">    </w:t>
+      </w:r>
+      <w:proofErr w:type="spellStart"/>
+      <w:r>
+        <w:rPr>
+          <w:lang w:val="en-US"/>
+        </w:rPr>
+        <w:t>inlines</w:t>
+      </w:r>
+      <w:proofErr w:type="spellEnd"/>
+      <w:r>
+        <w:rPr>
+          <w:lang w:val="en-US"/>
+        </w:rPr>
+        <w:t xml:space="preserve"> = [</w:t>
+      </w:r>
+      <w:proofErr w:type="spellStart"/>
+      <w:r>
+        <w:rPr>
+          <w:lang w:val="en-US"/>
+        </w:rPr>
+        <w:t>HotelImageInline</w:t>
+      </w:r>
+      <w:proofErr w:type="spellEnd"/>
+      <w:r>
+        <w:rPr>
+          <w:lang w:val="en-US"/>
+        </w:rPr>
+        <w:t>]</w:t>
       </w:r>
     </w:p>
     <w:p>
@@ -16403,35 +20793,161 @@
           <w:lang w:val="en-US"/>
         </w:rPr>
         <w:br/>
-        <w:t>class RoomAdmin(admin.ModelAdmin):</w:t>
+        <w:t xml:space="preserve">class </w:t>
+      </w:r>
+      <w:proofErr w:type="spellStart"/>
+      <w:r>
+        <w:rPr>
+          <w:lang w:val="en-US"/>
+        </w:rPr>
+        <w:t>RoomAdmin</w:t>
+      </w:r>
+      <w:proofErr w:type="spellEnd"/>
+      <w:r>
+        <w:rPr>
+          <w:lang w:val="en-US"/>
+        </w:rPr>
+        <w:t>(</w:t>
+      </w:r>
+      <w:proofErr w:type="spellStart"/>
+      <w:r>
+        <w:rPr>
+          <w:lang w:val="en-US"/>
+        </w:rPr>
+        <w:t>admin.ModelAdmin</w:t>
+      </w:r>
+      <w:proofErr w:type="spellEnd"/>
+      <w:r>
+        <w:rPr>
+          <w:lang w:val="en-US"/>
+        </w:rPr>
+        <w:t>):</w:t>
       </w:r>
       <w:r>
         <w:rPr>
           <w:lang w:val="en-US"/>
         </w:rPr>
         <w:br/>
-        <w:t xml:space="preserve">    list_display = ('name', 'hotel', 'capacity', 'is_available')</w:t>
+        <w:t xml:space="preserve">    </w:t>
+      </w:r>
+      <w:proofErr w:type="spellStart"/>
+      <w:r>
+        <w:rPr>
+          <w:lang w:val="en-US"/>
+        </w:rPr>
+        <w:t>list_display</w:t>
+      </w:r>
+      <w:proofErr w:type="spellEnd"/>
+      <w:r>
+        <w:rPr>
+          <w:lang w:val="en-US"/>
+        </w:rPr>
+        <w:t xml:space="preserve"> = ('name', 'hotel', 'capacity', '</w:t>
+      </w:r>
+      <w:proofErr w:type="spellStart"/>
+      <w:r>
+        <w:rPr>
+          <w:lang w:val="en-US"/>
+        </w:rPr>
+        <w:t>is_available</w:t>
+      </w:r>
+      <w:proofErr w:type="spellEnd"/>
+      <w:r>
+        <w:rPr>
+          <w:lang w:val="en-US"/>
+        </w:rPr>
+        <w:t>')</w:t>
       </w:r>
       <w:r>
         <w:rPr>
           <w:lang w:val="en-US"/>
         </w:rPr>
         <w:br/>
-        <w:t xml:space="preserve">    list_filter = ('hotel', 'is_available')</w:t>
+        <w:t xml:space="preserve">    </w:t>
+      </w:r>
+      <w:proofErr w:type="spellStart"/>
+      <w:r>
+        <w:rPr>
+          <w:lang w:val="en-US"/>
+        </w:rPr>
+        <w:t>list_filter</w:t>
+      </w:r>
+      <w:proofErr w:type="spellEnd"/>
+      <w:r>
+        <w:rPr>
+          <w:lang w:val="en-US"/>
+        </w:rPr>
+        <w:t xml:space="preserve"> = ('hotel', '</w:t>
+      </w:r>
+      <w:proofErr w:type="spellStart"/>
+      <w:r>
+        <w:rPr>
+          <w:lang w:val="en-US"/>
+        </w:rPr>
+        <w:t>is_available</w:t>
+      </w:r>
+      <w:proofErr w:type="spellEnd"/>
+      <w:r>
+        <w:rPr>
+          <w:lang w:val="en-US"/>
+        </w:rPr>
+        <w:t>')</w:t>
       </w:r>
       <w:r>
         <w:rPr>
           <w:lang w:val="en-US"/>
         </w:rPr>
         <w:br/>
-        <w:t xml:space="preserve">    search_fields = ('name',)</w:t>
+        <w:t xml:space="preserve">    </w:t>
+      </w:r>
+      <w:proofErr w:type="spellStart"/>
+      <w:r>
+        <w:rPr>
+          <w:lang w:val="en-US"/>
+        </w:rPr>
+        <w:t>search_fields</w:t>
+      </w:r>
+      <w:proofErr w:type="spellEnd"/>
+      <w:r>
+        <w:rPr>
+          <w:lang w:val="en-US"/>
+        </w:rPr>
+        <w:t xml:space="preserve"> = ('name',)</w:t>
       </w:r>
       <w:r>
         <w:rPr>
           <w:lang w:val="en-US"/>
         </w:rPr>
         <w:br/>
-        <w:t xml:space="preserve">    inlines = [RoomImageInline]</w:t>
+        <w:t xml:space="preserve">    </w:t>
+      </w:r>
+      <w:proofErr w:type="spellStart"/>
+      <w:r>
+        <w:rPr>
+          <w:lang w:val="en-US"/>
+        </w:rPr>
+        <w:t>inlines</w:t>
+      </w:r>
+      <w:proofErr w:type="spellEnd"/>
+      <w:r>
+        <w:rPr>
+          <w:lang w:val="en-US"/>
+        </w:rPr>
+        <w:t xml:space="preserve"> = [</w:t>
+      </w:r>
+      <w:proofErr w:type="spellStart"/>
+      <w:r>
+        <w:rPr>
+          <w:lang w:val="en-US"/>
+        </w:rPr>
+        <w:t>RoomImageInline</w:t>
+      </w:r>
+      <w:proofErr w:type="spellEnd"/>
+      <w:r>
+        <w:rPr>
+          <w:lang w:val="en-US"/>
+        </w:rPr>
+        <w:t>]</w:t>
       </w:r>
       <w:r>
         <w:rPr>
@@ -16445,21 +20961,133 @@
           <w:lang w:val="en-US"/>
         </w:rPr>
         <w:br/>
-        <w:t>class BookingAdmin(admin.ModelAdmin):</w:t>
+        <w:t xml:space="preserve">class </w:t>
+      </w:r>
+      <w:proofErr w:type="spellStart"/>
+      <w:r>
+        <w:rPr>
+          <w:lang w:val="en-US"/>
+        </w:rPr>
+        <w:t>BookingAdmin</w:t>
+      </w:r>
+      <w:proofErr w:type="spellEnd"/>
+      <w:r>
+        <w:rPr>
+          <w:lang w:val="en-US"/>
+        </w:rPr>
+        <w:t>(</w:t>
+      </w:r>
+      <w:proofErr w:type="spellStart"/>
+      <w:r>
+        <w:rPr>
+          <w:lang w:val="en-US"/>
+        </w:rPr>
+        <w:t>admin.ModelAdmin</w:t>
+      </w:r>
+      <w:proofErr w:type="spellEnd"/>
+      <w:r>
+        <w:rPr>
+          <w:lang w:val="en-US"/>
+        </w:rPr>
+        <w:t>):</w:t>
       </w:r>
       <w:r>
         <w:rPr>
           <w:lang w:val="en-US"/>
         </w:rPr>
         <w:br/>
-        <w:t xml:space="preserve">    list_display = ('user', 'room', 'check_in', 'check_out', 'status')</w:t>
+        <w:t xml:space="preserve">    </w:t>
+      </w:r>
+      <w:proofErr w:type="spellStart"/>
+      <w:r>
+        <w:rPr>
+          <w:lang w:val="en-US"/>
+        </w:rPr>
+        <w:t>list_display</w:t>
+      </w:r>
+      <w:proofErr w:type="spellEnd"/>
+      <w:r>
+        <w:rPr>
+          <w:lang w:val="en-US"/>
+        </w:rPr>
+        <w:t xml:space="preserve"> = ('user', 'room', '</w:t>
+      </w:r>
+      <w:proofErr w:type="spellStart"/>
+      <w:r>
+        <w:rPr>
+          <w:lang w:val="en-US"/>
+        </w:rPr>
+        <w:t>check_in</w:t>
+      </w:r>
+      <w:proofErr w:type="spellEnd"/>
+      <w:r>
+        <w:rPr>
+          <w:lang w:val="en-US"/>
+        </w:rPr>
+        <w:t>', '</w:t>
+      </w:r>
+      <w:proofErr w:type="spellStart"/>
+      <w:r>
+        <w:rPr>
+          <w:lang w:val="en-US"/>
+        </w:rPr>
+        <w:t>check_out</w:t>
+      </w:r>
+      <w:proofErr w:type="spellEnd"/>
+      <w:r>
+        <w:rPr>
+          <w:lang w:val="en-US"/>
+        </w:rPr>
+        <w:t>', 'status')</w:t>
       </w:r>
       <w:r>
         <w:rPr>
           <w:lang w:val="en-US"/>
         </w:rPr>
         <w:br/>
-        <w:t xml:space="preserve">    list_filter = ('status', 'check_in', 'check_out')    </w:t>
+        <w:t xml:space="preserve">    </w:t>
+      </w:r>
+      <w:proofErr w:type="spellStart"/>
+      <w:r>
+        <w:rPr>
+          <w:lang w:val="en-US"/>
+        </w:rPr>
+        <w:t>list_filter</w:t>
+      </w:r>
+      <w:proofErr w:type="spellEnd"/>
+      <w:r>
+        <w:rPr>
+          <w:lang w:val="en-US"/>
+        </w:rPr>
+        <w:t xml:space="preserve"> = ('status', '</w:t>
+      </w:r>
+      <w:proofErr w:type="spellStart"/>
+      <w:r>
+        <w:rPr>
+          <w:lang w:val="en-US"/>
+        </w:rPr>
+        <w:t>check_in</w:t>
+      </w:r>
+      <w:proofErr w:type="spellEnd"/>
+      <w:r>
+        <w:rPr>
+          <w:lang w:val="en-US"/>
+        </w:rPr>
+        <w:t>', '</w:t>
+      </w:r>
+      <w:proofErr w:type="spellStart"/>
+      <w:r>
+        <w:rPr>
+          <w:lang w:val="en-US"/>
+        </w:rPr>
+        <w:t>check_out</w:t>
+      </w:r>
+      <w:proofErr w:type="spellEnd"/>
+      <w:r>
+        <w:rPr>
+          <w:lang w:val="en-US"/>
+        </w:rPr>
+        <w:t xml:space="preserve">')    </w:t>
       </w:r>
     </w:p>
     <w:p>
@@ -16469,18 +21097,82 @@
           <w:lang w:val="en-US"/>
         </w:rPr>
       </w:pPr>
-      <w:r>
-        <w:rPr>
-          <w:lang w:val="en-US"/>
-        </w:rPr>
-        <w:t>search_fields = ('user__username', 'room__name')</w:t>
+      <w:proofErr w:type="spellStart"/>
+      <w:r>
+        <w:rPr>
+          <w:lang w:val="en-US"/>
+        </w:rPr>
+        <w:t>search_fields</w:t>
+      </w:r>
+      <w:proofErr w:type="spellEnd"/>
+      <w:r>
+        <w:rPr>
+          <w:lang w:val="en-US"/>
+        </w:rPr>
+        <w:t xml:space="preserve"> = ('</w:t>
+      </w:r>
+      <w:proofErr w:type="spellStart"/>
+      <w:r>
+        <w:rPr>
+          <w:lang w:val="en-US"/>
+        </w:rPr>
+        <w:t>user__username</w:t>
+      </w:r>
+      <w:proofErr w:type="spellEnd"/>
+      <w:r>
+        <w:rPr>
+          <w:lang w:val="en-US"/>
+        </w:rPr>
+        <w:t>', '</w:t>
+      </w:r>
+      <w:proofErr w:type="spellStart"/>
+      <w:r>
+        <w:rPr>
+          <w:lang w:val="en-US"/>
+        </w:rPr>
+        <w:t>room__name</w:t>
+      </w:r>
+      <w:proofErr w:type="spellEnd"/>
+      <w:r>
+        <w:rPr>
+          <w:lang w:val="en-US"/>
+        </w:rPr>
+        <w:t>')</w:t>
       </w:r>
       <w:r>
         <w:rPr>
           <w:lang w:val="en-US"/>
         </w:rPr>
         <w:br/>
-        <w:t xml:space="preserve">    actions = ['confirm_booking', 'cancel_booking']</w:t>
+        <w:t xml:space="preserve">    actions = ['</w:t>
+      </w:r>
+      <w:proofErr w:type="spellStart"/>
+      <w:r>
+        <w:rPr>
+          <w:lang w:val="en-US"/>
+        </w:rPr>
+        <w:t>confirm_booking</w:t>
+      </w:r>
+      <w:proofErr w:type="spellEnd"/>
+      <w:r>
+        <w:rPr>
+          <w:lang w:val="en-US"/>
+        </w:rPr>
+        <w:t>', '</w:t>
+      </w:r>
+      <w:proofErr w:type="spellStart"/>
+      <w:r>
+        <w:rPr>
+          <w:lang w:val="en-US"/>
+        </w:rPr>
+        <w:t>cancel_booking</w:t>
+      </w:r>
+      <w:proofErr w:type="spellEnd"/>
+      <w:r>
+        <w:rPr>
+          <w:lang w:val="en-US"/>
+        </w:rPr>
+        <w:t>']</w:t>
       </w:r>
       <w:r>
         <w:rPr>
@@ -16521,21 +21213,77 @@
           <w:lang w:val="en-US"/>
         </w:rPr>
         <w:br/>
-        <w:t xml:space="preserve">    def confirm_booking(self, request, queryset):</w:t>
+        <w:t xml:space="preserve">    def </w:t>
+      </w:r>
+      <w:proofErr w:type="spellStart"/>
+      <w:r>
+        <w:rPr>
+          <w:lang w:val="en-US"/>
+        </w:rPr>
+        <w:t>confirm_booking</w:t>
+      </w:r>
+      <w:proofErr w:type="spellEnd"/>
+      <w:r>
+        <w:rPr>
+          <w:lang w:val="en-US"/>
+        </w:rPr>
+        <w:t xml:space="preserve">(self, request, </w:t>
+      </w:r>
+      <w:proofErr w:type="spellStart"/>
+      <w:r>
+        <w:rPr>
+          <w:lang w:val="en-US"/>
+        </w:rPr>
+        <w:t>queryset</w:t>
+      </w:r>
+      <w:proofErr w:type="spellEnd"/>
+      <w:r>
+        <w:rPr>
+          <w:lang w:val="en-US"/>
+        </w:rPr>
+        <w:t>):</w:t>
       </w:r>
       <w:r>
         <w:rPr>
           <w:lang w:val="en-US"/>
         </w:rPr>
         <w:br/>
-        <w:t xml:space="preserve">        updated = queryset.update(status='confirmed')</w:t>
+        <w:t xml:space="preserve">        updated = </w:t>
+      </w:r>
+      <w:proofErr w:type="spellStart"/>
+      <w:r>
+        <w:rPr>
+          <w:lang w:val="en-US"/>
+        </w:rPr>
+        <w:t>queryset.update</w:t>
+      </w:r>
+      <w:proofErr w:type="spellEnd"/>
+      <w:r>
+        <w:rPr>
+          <w:lang w:val="en-US"/>
+        </w:rPr>
+        <w:t>(status='confirmed')</w:t>
       </w:r>
       <w:r>
         <w:rPr>
           <w:lang w:val="en-US"/>
         </w:rPr>
         <w:br/>
-        <w:t xml:space="preserve">        self.message_user(request, f"{updated} </w:t>
+        <w:t xml:space="preserve">        </w:t>
+      </w:r>
+      <w:proofErr w:type="spellStart"/>
+      <w:r>
+        <w:rPr>
+          <w:lang w:val="en-US"/>
+        </w:rPr>
+        <w:t>self.message_user</w:t>
+      </w:r>
+      <w:proofErr w:type="spellEnd"/>
+      <w:r>
+        <w:rPr>
+          <w:lang w:val="en-US"/>
+        </w:rPr>
+        <w:t xml:space="preserve">(request, f"{updated} </w:t>
       </w:r>
       <w:r>
         <w:t>бронирований</w:t>
@@ -16594,21 +21342,77 @@
           <w:lang w:val="en-US"/>
         </w:rPr>
         <w:br/>
-        <w:t xml:space="preserve">    def cancel_booking(self, request, queryset):</w:t>
+        <w:t xml:space="preserve">    def </w:t>
+      </w:r>
+      <w:proofErr w:type="spellStart"/>
+      <w:r>
+        <w:rPr>
+          <w:lang w:val="en-US"/>
+        </w:rPr>
+        <w:t>cancel_booking</w:t>
+      </w:r>
+      <w:proofErr w:type="spellEnd"/>
+      <w:r>
+        <w:rPr>
+          <w:lang w:val="en-US"/>
+        </w:rPr>
+        <w:t xml:space="preserve">(self, request, </w:t>
+      </w:r>
+      <w:proofErr w:type="spellStart"/>
+      <w:r>
+        <w:rPr>
+          <w:lang w:val="en-US"/>
+        </w:rPr>
+        <w:t>queryset</w:t>
+      </w:r>
+      <w:proofErr w:type="spellEnd"/>
+      <w:r>
+        <w:rPr>
+          <w:lang w:val="en-US"/>
+        </w:rPr>
+        <w:t>):</w:t>
       </w:r>
       <w:r>
         <w:rPr>
           <w:lang w:val="en-US"/>
         </w:rPr>
         <w:br/>
-        <w:t xml:space="preserve">        updated = queryset.update(status='cancelled')</w:t>
+        <w:t xml:space="preserve">        updated = </w:t>
+      </w:r>
+      <w:proofErr w:type="spellStart"/>
+      <w:r>
+        <w:rPr>
+          <w:lang w:val="en-US"/>
+        </w:rPr>
+        <w:t>queryset.update</w:t>
+      </w:r>
+      <w:proofErr w:type="spellEnd"/>
+      <w:r>
+        <w:rPr>
+          <w:lang w:val="en-US"/>
+        </w:rPr>
+        <w:t>(status='cancelled')</w:t>
       </w:r>
       <w:r>
         <w:rPr>
           <w:lang w:val="en-US"/>
         </w:rPr>
         <w:br/>
-        <w:t xml:space="preserve">        self.message_user(request, f"{updated} </w:t>
+        <w:t xml:space="preserve">        </w:t>
+      </w:r>
+      <w:proofErr w:type="spellStart"/>
+      <w:r>
+        <w:rPr>
+          <w:lang w:val="en-US"/>
+        </w:rPr>
+        <w:t>self.message_user</w:t>
+      </w:r>
+      <w:proofErr w:type="spellEnd"/>
+      <w:r>
+        <w:rPr>
+          <w:lang w:val="en-US"/>
+        </w:rPr>
+        <w:t xml:space="preserve">(request, f"{updated} </w:t>
       </w:r>
       <w:r>
         <w:t>бронирований</w:t>
@@ -16640,28 +21444,176 @@
           <w:lang w:val="en-US"/>
         </w:rPr>
         <w:br/>
-        <w:t>class CustomUserAdmin(UserAdmin):</w:t>
+        <w:t xml:space="preserve">class </w:t>
+      </w:r>
+      <w:proofErr w:type="spellStart"/>
+      <w:r>
+        <w:rPr>
+          <w:lang w:val="en-US"/>
+        </w:rPr>
+        <w:t>CustomUserAdmin</w:t>
+      </w:r>
+      <w:proofErr w:type="spellEnd"/>
+      <w:r>
+        <w:rPr>
+          <w:lang w:val="en-US"/>
+        </w:rPr>
+        <w:t>(</w:t>
+      </w:r>
+      <w:proofErr w:type="spellStart"/>
+      <w:r>
+        <w:rPr>
+          <w:lang w:val="en-US"/>
+        </w:rPr>
+        <w:t>UserAdmin</w:t>
+      </w:r>
+      <w:proofErr w:type="spellEnd"/>
+      <w:r>
+        <w:rPr>
+          <w:lang w:val="en-US"/>
+        </w:rPr>
+        <w:t>):</w:t>
       </w:r>
       <w:r>
         <w:rPr>
           <w:lang w:val="en-US"/>
         </w:rPr>
         <w:br/>
-        <w:t xml:space="preserve">    model = CustomUser</w:t>
-      </w:r>
+        <w:t xml:space="preserve">    model = </w:t>
+      </w:r>
+      <w:proofErr w:type="spellStart"/>
+      <w:r>
+        <w:rPr>
+          <w:lang w:val="en-US"/>
+        </w:rPr>
+        <w:t>CustomUser</w:t>
+      </w:r>
+      <w:proofErr w:type="spellEnd"/>
       <w:r>
         <w:rPr>
           <w:lang w:val="en-US"/>
         </w:rPr>
         <w:br/>
-        <w:t xml:space="preserve">    list_display = ('username', 'email', 'is_superuser', 'is_staff', 'first_name', 'last_name', 'phone_number')</w:t>
+        <w:t xml:space="preserve">    </w:t>
+      </w:r>
+      <w:proofErr w:type="spellStart"/>
+      <w:r>
+        <w:rPr>
+          <w:lang w:val="en-US"/>
+        </w:rPr>
+        <w:t>list_display</w:t>
+      </w:r>
+      <w:proofErr w:type="spellEnd"/>
+      <w:r>
+        <w:rPr>
+          <w:lang w:val="en-US"/>
+        </w:rPr>
+        <w:t xml:space="preserve"> = ('username', 'email', '</w:t>
+      </w:r>
+      <w:proofErr w:type="spellStart"/>
+      <w:r>
+        <w:rPr>
+          <w:lang w:val="en-US"/>
+        </w:rPr>
+        <w:t>is_superuser</w:t>
+      </w:r>
+      <w:proofErr w:type="spellEnd"/>
+      <w:r>
+        <w:rPr>
+          <w:lang w:val="en-US"/>
+        </w:rPr>
+        <w:t>', '</w:t>
+      </w:r>
+      <w:proofErr w:type="spellStart"/>
+      <w:r>
+        <w:rPr>
+          <w:lang w:val="en-US"/>
+        </w:rPr>
+        <w:t>is_staff</w:t>
+      </w:r>
+      <w:proofErr w:type="spellEnd"/>
+      <w:r>
+        <w:rPr>
+          <w:lang w:val="en-US"/>
+        </w:rPr>
+        <w:t>', '</w:t>
+      </w:r>
+      <w:proofErr w:type="spellStart"/>
+      <w:r>
+        <w:rPr>
+          <w:lang w:val="en-US"/>
+        </w:rPr>
+        <w:t>first_name</w:t>
+      </w:r>
+      <w:proofErr w:type="spellEnd"/>
+      <w:r>
+        <w:rPr>
+          <w:lang w:val="en-US"/>
+        </w:rPr>
+        <w:t>', '</w:t>
+      </w:r>
+      <w:proofErr w:type="spellStart"/>
+      <w:r>
+        <w:rPr>
+          <w:lang w:val="en-US"/>
+        </w:rPr>
+        <w:t>last_name</w:t>
+      </w:r>
+      <w:proofErr w:type="spellEnd"/>
+      <w:r>
+        <w:rPr>
+          <w:lang w:val="en-US"/>
+        </w:rPr>
+        <w:t>', '</w:t>
+      </w:r>
+      <w:proofErr w:type="spellStart"/>
+      <w:r>
+        <w:rPr>
+          <w:lang w:val="en-US"/>
+        </w:rPr>
+        <w:t>phone_number</w:t>
+      </w:r>
+      <w:proofErr w:type="spellEnd"/>
+      <w:r>
+        <w:rPr>
+          <w:lang w:val="en-US"/>
+        </w:rPr>
+        <w:t>')</w:t>
       </w:r>
       <w:r>
         <w:rPr>
           <w:lang w:val="en-US"/>
         </w:rPr>
         <w:br/>
-        <w:t xml:space="preserve">    fieldsets = UserAdmin.fieldsets + (</w:t>
+        <w:t xml:space="preserve">    </w:t>
+      </w:r>
+      <w:proofErr w:type="spellStart"/>
+      <w:r>
+        <w:rPr>
+          <w:lang w:val="en-US"/>
+        </w:rPr>
+        <w:t>fieldsets</w:t>
+      </w:r>
+      <w:proofErr w:type="spellEnd"/>
+      <w:r>
+        <w:rPr>
+          <w:lang w:val="en-US"/>
+        </w:rPr>
+        <w:t xml:space="preserve"> = </w:t>
+      </w:r>
+      <w:proofErr w:type="spellStart"/>
+      <w:r>
+        <w:rPr>
+          <w:lang w:val="en-US"/>
+        </w:rPr>
+        <w:t>UserAdmin.fieldsets</w:t>
+      </w:r>
+      <w:proofErr w:type="spellEnd"/>
+      <w:r>
+        <w:rPr>
+          <w:lang w:val="en-US"/>
+        </w:rPr>
+        <w:t xml:space="preserve"> + (</w:t>
       </w:r>
       <w:r>
         <w:rPr>
@@ -16686,7 +21638,21 @@
         <w:rPr>
           <w:lang w:val="en-US"/>
         </w:rPr>
-        <w:t>', {'fields': ('phone_number',)}),</w:t>
+        <w:t>', {'fields': ('</w:t>
+      </w:r>
+      <w:proofErr w:type="spellStart"/>
+      <w:r>
+        <w:rPr>
+          <w:lang w:val="en-US"/>
+        </w:rPr>
+        <w:t>phone_number</w:t>
+      </w:r>
+      <w:proofErr w:type="spellEnd"/>
+      <w:r>
+        <w:rPr>
+          <w:lang w:val="en-US"/>
+        </w:rPr>
+        <w:t>',)}),</w:t>
       </w:r>
       <w:r>
         <w:rPr>
@@ -16724,30 +21690,36 @@
       <w:r>
         <w:t xml:space="preserve"> и </w:t>
       </w:r>
+      <w:proofErr w:type="spellStart"/>
       <w:r>
         <w:rPr>
           <w:rStyle w:val="af5"/>
         </w:rPr>
         <w:t>Room</w:t>
       </w:r>
+      <w:proofErr w:type="spellEnd"/>
       <w:r>
         <w:t xml:space="preserve"> дополнены возможностью встроенного редактирования изображений через классы </w:t>
       </w:r>
+      <w:proofErr w:type="spellStart"/>
       <w:r>
         <w:rPr>
           <w:rStyle w:val="af5"/>
         </w:rPr>
         <w:t>HotelImageInline</w:t>
       </w:r>
+      <w:proofErr w:type="spellEnd"/>
       <w:r>
         <w:t xml:space="preserve"> и </w:t>
       </w:r>
+      <w:proofErr w:type="spellStart"/>
       <w:r>
         <w:rPr>
           <w:rStyle w:val="af5"/>
         </w:rPr>
         <w:t>RoomImageInline</w:t>
       </w:r>
+      <w:proofErr w:type="spellEnd"/>
       <w:r>
         <w:t>, что позволяет добавлять фотографии прямо в карточке отеля или номера.</w:t>
       </w:r>
@@ -16759,12 +21731,14 @@
       <w:r>
         <w:t xml:space="preserve">Для модели </w:t>
       </w:r>
+      <w:proofErr w:type="spellStart"/>
       <w:r>
         <w:rPr>
           <w:rStyle w:val="af5"/>
         </w:rPr>
         <w:t>Room</w:t>
       </w:r>
+      <w:proofErr w:type="spellEnd"/>
       <w:r>
         <w:t xml:space="preserve"> заданы фильтры по доступности и отелю, а также поля для поиска и отображения — это упрощает навигацию при большом количестве записей.</w:t>
       </w:r>
@@ -16776,12 +21750,14 @@
       <w:r>
         <w:t xml:space="preserve">Модель </w:t>
       </w:r>
+      <w:proofErr w:type="spellStart"/>
       <w:r>
         <w:rPr>
           <w:rStyle w:val="af5"/>
         </w:rPr>
         <w:t>Booking</w:t>
       </w:r>
+      <w:proofErr w:type="spellEnd"/>
       <w:r>
         <w:t xml:space="preserve"> снабжена пользовательскими действиями: администратор может массово подтверждать или отменять бронирования с помощью соответствующих команд в панели</w:t>
       </w:r>
@@ -16796,21 +21772,25 @@
       <w:r>
         <w:t xml:space="preserve">Модель пользователя </w:t>
       </w:r>
+      <w:proofErr w:type="spellStart"/>
       <w:r>
         <w:rPr>
           <w:rStyle w:val="af5"/>
         </w:rPr>
         <w:t>CustomUser</w:t>
       </w:r>
+      <w:proofErr w:type="spellEnd"/>
       <w:r>
         <w:t xml:space="preserve"> была расширена через наследование от </w:t>
       </w:r>
+      <w:proofErr w:type="spellStart"/>
       <w:r>
         <w:rPr>
           <w:rStyle w:val="af5"/>
         </w:rPr>
         <w:t>UserAdmin</w:t>
       </w:r>
+      <w:proofErr w:type="spellEnd"/>
       <w:r>
         <w:t>, что позволило добавить отображение и редактирование номера телефона в административном интерфейсе.</w:t>
       </w:r>
@@ -17009,13 +21989,26 @@
         <w:t>]</w:t>
       </w:r>
       <w:r>
-        <w:t>, фреймворка Tailwind CSS и языка JavaScript.</w:t>
+        <w:t xml:space="preserve">, фреймворка </w:t>
+      </w:r>
+      <w:proofErr w:type="spellStart"/>
+      <w:r>
+        <w:t>Tailwind</w:t>
+      </w:r>
+      <w:proofErr w:type="spellEnd"/>
+      <w:r>
+        <w:t xml:space="preserve"> CSS и языка JavaScript.</w:t>
       </w:r>
       <w:r>
         <w:t xml:space="preserve"> </w:t>
       </w:r>
-      <w:r>
-        <w:t>Tailwind CSS позволил гибко управлять визуальным оформлением страниц, применяя утилитарные классы непосредственно в шаблоне без необходимости написания отдельных CSS-файлов. Это позволило ускорить верстку и обеспечить адаптивный дизайн. JavaScript использовался для реализации базовой интерактивности</w:t>
+      <w:proofErr w:type="spellStart"/>
+      <w:r>
+        <w:t>Tailwind</w:t>
+      </w:r>
+      <w:proofErr w:type="spellEnd"/>
+      <w:r>
+        <w:t xml:space="preserve"> CSS позволил гибко управлять визуальным оформлением страниц, применяя утилитарные классы непосредственно в шаблоне без необходимости написания отдельных CSS-файлов. Это позволило ускорить верстку и обеспечить адаптивный дизайн. JavaScript использовался для реализации базовой интерактивности</w:t>
       </w:r>
       <w:r>
         <w:t>.</w:t>
@@ -17026,23 +22019,43 @@
         <w:pStyle w:val="a3"/>
       </w:pPr>
       <w:r>
-        <w:t>Одной из особенностей Django является мощная система шаблонов, обеспечивающая разделение логики и представления. В Django-шаблонах можно использовать управляющие конструкции (</w:t>
-      </w:r>
+        <w:t xml:space="preserve">Одной из особенностей </w:t>
+      </w:r>
+      <w:proofErr w:type="spellStart"/>
+      <w:r>
+        <w:t>Django</w:t>
+      </w:r>
+      <w:proofErr w:type="spellEnd"/>
+      <w:r>
+        <w:t xml:space="preserve"> является мощная система шаблонов, обеспечивающая разделение логики и представления. В </w:t>
+      </w:r>
+      <w:proofErr w:type="spellStart"/>
+      <w:r>
+        <w:t>Django</w:t>
+      </w:r>
+      <w:proofErr w:type="spellEnd"/>
+      <w:r>
+        <w:t>-шаблонах можно использовать управляющие конструкции (</w:t>
+      </w:r>
+      <w:proofErr w:type="spellStart"/>
       <w:r>
         <w:rPr>
           <w:rStyle w:val="af5"/>
         </w:rPr>
         <w:t>if</w:t>
       </w:r>
+      <w:proofErr w:type="spellEnd"/>
       <w:r>
         <w:t xml:space="preserve">, </w:t>
       </w:r>
+      <w:proofErr w:type="spellStart"/>
       <w:r>
         <w:rPr>
           <w:rStyle w:val="af5"/>
         </w:rPr>
         <w:t>for</w:t>
       </w:r>
+      <w:proofErr w:type="spellEnd"/>
       <w:r>
         <w:t>)</w:t>
       </w:r>
@@ -17056,8 +22069,16 @@
         <w:rPr>
           <w:rStyle w:val="af5"/>
         </w:rPr>
-        <w:t>|default</w:t>
-      </w:r>
+        <w:t>|</w:t>
+      </w:r>
+      <w:proofErr w:type="spellStart"/>
+      <w:r>
+        <w:rPr>
+          <w:rStyle w:val="af5"/>
+        </w:rPr>
+        <w:t>default</w:t>
+      </w:r>
+      <w:proofErr w:type="spellEnd"/>
       <w:r>
         <w:t xml:space="preserve">, </w:t>
       </w:r>
@@ -17065,8 +22086,16 @@
         <w:rPr>
           <w:rStyle w:val="af5"/>
         </w:rPr>
-        <w:t>|length</w:t>
-      </w:r>
+        <w:t>|</w:t>
+      </w:r>
+      <w:proofErr w:type="spellStart"/>
+      <w:r>
+        <w:rPr>
+          <w:rStyle w:val="af5"/>
+        </w:rPr>
+        <w:t>length</w:t>
+      </w:r>
+      <w:proofErr w:type="spellEnd"/>
       <w:r>
         <w:t>, и др.)</w:t>
       </w:r>
@@ -17074,7 +22103,15 @@
         <w:t xml:space="preserve">, </w:t>
       </w:r>
       <w:r>
-        <w:t>и, что особенно важно — наследовать шаблоны через механизм {% extends %}.</w:t>
+        <w:t xml:space="preserve">и, что особенно важно — наследовать шаблоны через механизм {% </w:t>
+      </w:r>
+      <w:proofErr w:type="spellStart"/>
+      <w:r>
+        <w:t>extends</w:t>
+      </w:r>
+      <w:proofErr w:type="spellEnd"/>
+      <w:r>
+        <w:t xml:space="preserve"> %}.</w:t>
       </w:r>
     </w:p>
     <w:p>
@@ -17089,35 +22126,55 @@
         <w:rPr>
           <w:rStyle w:val="af5"/>
         </w:rPr>
-        <w:t>{% extends 'base.html' %}</w:t>
+        <w:t xml:space="preserve">{% </w:t>
+      </w:r>
+      <w:proofErr w:type="spellStart"/>
+      <w:r>
+        <w:rPr>
+          <w:rStyle w:val="af5"/>
+        </w:rPr>
+        <w:t>extends</w:t>
+      </w:r>
+      <w:proofErr w:type="spellEnd"/>
+      <w:r>
+        <w:rPr>
+          <w:rStyle w:val="af5"/>
+        </w:rPr>
+        <w:t xml:space="preserve"> 'base.html' %}</w:t>
       </w:r>
       <w:r>
         <w:t xml:space="preserve">, переопределяя только нужные блоки — например, </w:t>
       </w:r>
+      <w:proofErr w:type="spellStart"/>
       <w:r>
         <w:rPr>
           <w:rStyle w:val="af5"/>
         </w:rPr>
         <w:t>title</w:t>
       </w:r>
+      <w:proofErr w:type="spellEnd"/>
       <w:r>
         <w:t xml:space="preserve">, </w:t>
       </w:r>
+      <w:proofErr w:type="spellStart"/>
       <w:r>
         <w:rPr>
           <w:rStyle w:val="af5"/>
         </w:rPr>
         <w:t>content</w:t>
       </w:r>
+      <w:proofErr w:type="spellEnd"/>
       <w:r>
         <w:t xml:space="preserve">, </w:t>
       </w:r>
+      <w:proofErr w:type="spellStart"/>
       <w:r>
         <w:rPr>
           <w:rStyle w:val="af5"/>
         </w:rPr>
         <w:t>header</w:t>
       </w:r>
+      <w:proofErr w:type="spellEnd"/>
       <w:r>
         <w:t xml:space="preserve"> и др. Это повышает повторное использование кода и упрощает сопровождение интерфейса.</w:t>
       </w:r>
@@ -17333,12 +22390,14 @@
       <w:r>
         <w:t xml:space="preserve"> </w:t>
       </w:r>
+      <w:proofErr w:type="spellStart"/>
       <w:r>
         <w:rPr>
           <w:lang w:val="en-US"/>
         </w:rPr>
         <w:t>href</w:t>
       </w:r>
+      <w:proofErr w:type="spellEnd"/>
       <w:r>
         <w:t xml:space="preserve">="/" </w:t>
       </w:r>
@@ -17387,12 +22446,14 @@
       <w:r>
         <w:t>"&gt;</w:t>
       </w:r>
+      <w:proofErr w:type="spellStart"/>
       <w:r>
         <w:rPr>
           <w:lang w:val="en-US"/>
         </w:rPr>
         <w:t>TopBooking</w:t>
       </w:r>
+      <w:proofErr w:type="spellEnd"/>
       <w:r>
         <w:t>&lt;/</w:t>
       </w:r>
@@ -17418,21 +22479,25 @@
       <w:r>
         <w:t xml:space="preserve"> </w:t>
       </w:r>
+      <w:proofErr w:type="spellStart"/>
       <w:r>
         <w:rPr>
           <w:lang w:val="en-US"/>
         </w:rPr>
         <w:t>href</w:t>
       </w:r>
+      <w:proofErr w:type="spellEnd"/>
       <w:r>
         <w:t xml:space="preserve">="{% </w:t>
       </w:r>
+      <w:proofErr w:type="spellStart"/>
       <w:r>
         <w:rPr>
           <w:lang w:val="en-US"/>
         </w:rPr>
         <w:t>url</w:t>
       </w:r>
+      <w:proofErr w:type="spellEnd"/>
       <w:r>
         <w:t xml:space="preserve"> '</w:t>
       </w:r>
@@ -17515,21 +22580,25 @@
       <w:r>
         <w:t xml:space="preserve"> </w:t>
       </w:r>
+      <w:proofErr w:type="spellStart"/>
       <w:r>
         <w:rPr>
           <w:lang w:val="en-US"/>
         </w:rPr>
         <w:t>href</w:t>
       </w:r>
+      <w:proofErr w:type="spellEnd"/>
       <w:r>
         <w:t xml:space="preserve">="{% </w:t>
       </w:r>
+      <w:proofErr w:type="spellStart"/>
       <w:r>
         <w:rPr>
           <w:lang w:val="en-US"/>
         </w:rPr>
         <w:t>url</w:t>
       </w:r>
+      <w:proofErr w:type="spellEnd"/>
       <w:r>
         <w:t xml:space="preserve"> '</w:t>
       </w:r>
@@ -17665,21 +22734,25 @@
       <w:r>
         <w:t xml:space="preserve"> </w:t>
       </w:r>
+      <w:proofErr w:type="spellStart"/>
       <w:r>
         <w:rPr>
           <w:lang w:val="en-US"/>
         </w:rPr>
         <w:t>href</w:t>
       </w:r>
+      <w:proofErr w:type="spellEnd"/>
       <w:r>
         <w:t xml:space="preserve">="{% </w:t>
       </w:r>
+      <w:proofErr w:type="spellStart"/>
       <w:r>
         <w:rPr>
           <w:lang w:val="en-US"/>
         </w:rPr>
         <w:t>url</w:t>
       </w:r>
+      <w:proofErr w:type="spellEnd"/>
       <w:r>
         <w:t xml:space="preserve"> '</w:t>
       </w:r>
@@ -17762,21 +22835,25 @@
       <w:r>
         <w:t xml:space="preserve"> </w:t>
       </w:r>
+      <w:proofErr w:type="spellStart"/>
       <w:r>
         <w:rPr>
           <w:lang w:val="en-US"/>
         </w:rPr>
         <w:t>href</w:t>
       </w:r>
+      <w:proofErr w:type="spellEnd"/>
       <w:r>
         <w:t xml:space="preserve">="{% </w:t>
       </w:r>
+      <w:proofErr w:type="spellStart"/>
       <w:r>
         <w:rPr>
           <w:lang w:val="en-US"/>
         </w:rPr>
         <w:t>url</w:t>
       </w:r>
+      <w:proofErr w:type="spellEnd"/>
       <w:r>
         <w:t xml:space="preserve"> '</w:t>
       </w:r>
@@ -17850,21 +22927,25 @@
       <w:r>
         <w:t xml:space="preserve"> </w:t>
       </w:r>
+      <w:proofErr w:type="spellStart"/>
       <w:r>
         <w:rPr>
           <w:lang w:val="en-US"/>
         </w:rPr>
         <w:t>href</w:t>
       </w:r>
+      <w:proofErr w:type="spellEnd"/>
       <w:r>
         <w:t xml:space="preserve">="{% </w:t>
       </w:r>
+      <w:proofErr w:type="spellStart"/>
       <w:r>
         <w:rPr>
           <w:lang w:val="en-US"/>
         </w:rPr>
         <w:t>url</w:t>
       </w:r>
+      <w:proofErr w:type="spellEnd"/>
       <w:r>
         <w:t xml:space="preserve"> '</w:t>
       </w:r>
@@ -17945,21 +23026,25 @@
       <w:r>
         <w:t xml:space="preserve"> </w:t>
       </w:r>
+      <w:proofErr w:type="spellStart"/>
       <w:r>
         <w:rPr>
           <w:lang w:val="en-US"/>
         </w:rPr>
         <w:t>href</w:t>
       </w:r>
+      <w:proofErr w:type="spellEnd"/>
       <w:r>
         <w:t xml:space="preserve">="{% </w:t>
       </w:r>
+      <w:proofErr w:type="spellStart"/>
       <w:r>
         <w:rPr>
           <w:lang w:val="en-US"/>
         </w:rPr>
         <w:t>url</w:t>
       </w:r>
+      <w:proofErr w:type="spellEnd"/>
       <w:r>
         <w:t xml:space="preserve"> '</w:t>
       </w:r>
@@ -18018,21 +23103,25 @@
       <w:r>
         <w:t xml:space="preserve"> </w:t>
       </w:r>
+      <w:proofErr w:type="spellStart"/>
       <w:r>
         <w:rPr>
           <w:lang w:val="en-US"/>
         </w:rPr>
         <w:t>href</w:t>
       </w:r>
+      <w:proofErr w:type="spellEnd"/>
       <w:r>
         <w:t xml:space="preserve">="{% </w:t>
       </w:r>
+      <w:proofErr w:type="spellStart"/>
       <w:r>
         <w:rPr>
           <w:lang w:val="en-US"/>
         </w:rPr>
         <w:t>url</w:t>
       </w:r>
+      <w:proofErr w:type="spellEnd"/>
       <w:r>
         <w:t xml:space="preserve"> '</w:t>
       </w:r>
@@ -18320,7 +23409,61 @@
           <w:szCs w:val="28"/>
           <w:lang w:eastAsia="ru-RU"/>
         </w:rPr>
-        <w:t xml:space="preserve"> была подробно рассмотрена реализация всех ключевых компонентов веб-приложения для онлайн-бронирования номеров в сети отелей. Были обоснованы выбор и применение программных средств, позволяющих эффективно разработать надёжную, масштабируемую и безопасную систему. Использование стека Django, PostgreSQL, HTML и Tailwind CSS в сочетании с JavaScript обеспечило как надёжную серверную часть, так и удобный пользовательский интерфейс.</w:t>
+        <w:t xml:space="preserve"> была подробно рассмотрена реализация всех ключевых компонентов веб-приложения для онлайн-бронирования номеров в сети отелей. Были обоснованы выбор и применение программных средств, позволяющих эффективно разработать надёжную, масштабируемую и безопасную систему. Использование стека </w:t>
+      </w:r>
+      <w:proofErr w:type="spellStart"/>
+      <w:r>
+        <w:rPr>
+          <w:sz w:val="28"/>
+          <w:szCs w:val="28"/>
+          <w:lang w:eastAsia="ru-RU"/>
+        </w:rPr>
+        <w:t>Django</w:t>
+      </w:r>
+      <w:proofErr w:type="spellEnd"/>
+      <w:r>
+        <w:rPr>
+          <w:sz w:val="28"/>
+          <w:szCs w:val="28"/>
+          <w:lang w:eastAsia="ru-RU"/>
+        </w:rPr>
+        <w:t xml:space="preserve">, </w:t>
+      </w:r>
+      <w:proofErr w:type="spellStart"/>
+      <w:r>
+        <w:rPr>
+          <w:sz w:val="28"/>
+          <w:szCs w:val="28"/>
+          <w:lang w:eastAsia="ru-RU"/>
+        </w:rPr>
+        <w:t>PostgreSQL</w:t>
+      </w:r>
+      <w:proofErr w:type="spellEnd"/>
+      <w:r>
+        <w:rPr>
+          <w:sz w:val="28"/>
+          <w:szCs w:val="28"/>
+          <w:lang w:eastAsia="ru-RU"/>
+        </w:rPr>
+        <w:t xml:space="preserve">, HTML и </w:t>
+      </w:r>
+      <w:proofErr w:type="spellStart"/>
+      <w:r>
+        <w:rPr>
+          <w:sz w:val="28"/>
+          <w:szCs w:val="28"/>
+          <w:lang w:eastAsia="ru-RU"/>
+        </w:rPr>
+        <w:t>Tailwind</w:t>
+      </w:r>
+      <w:proofErr w:type="spellEnd"/>
+      <w:r>
+        <w:rPr>
+          <w:sz w:val="28"/>
+          <w:szCs w:val="28"/>
+          <w:lang w:eastAsia="ru-RU"/>
+        </w:rPr>
+        <w:t xml:space="preserve"> CSS в сочетании с JavaScript обеспечило как надёжную серверную часть, так и удобный пользовательский интерфейс.</w:t>
       </w:r>
     </w:p>
     <w:p>
@@ -18343,7 +23486,43 @@
           <w:szCs w:val="28"/>
           <w:lang w:eastAsia="ru-RU"/>
         </w:rPr>
-        <w:t xml:space="preserve">Разработка базы данных была осуществлена с применением подхода «code-first» средствами Django ORM, что позволило описывать структуру таблиц на уровне моделей Python. Благодаря этому упрощается сопровождение проекта, обеспечивается целостность данных и поддержка сложных связей между объектами. Каждая из реализованных моделей отражает реальные сущности предметной области — отели, номера, </w:t>
+        <w:t>Разработка базы данных была осуществлена с применением подхода «</w:t>
+      </w:r>
+      <w:proofErr w:type="spellStart"/>
+      <w:r>
+        <w:rPr>
+          <w:sz w:val="28"/>
+          <w:szCs w:val="28"/>
+          <w:lang w:eastAsia="ru-RU"/>
+        </w:rPr>
+        <w:t>code-first</w:t>
+      </w:r>
+      <w:proofErr w:type="spellEnd"/>
+      <w:r>
+        <w:rPr>
+          <w:sz w:val="28"/>
+          <w:szCs w:val="28"/>
+          <w:lang w:eastAsia="ru-RU"/>
+        </w:rPr>
+        <w:t xml:space="preserve">» средствами </w:t>
+      </w:r>
+      <w:proofErr w:type="spellStart"/>
+      <w:r>
+        <w:rPr>
+          <w:sz w:val="28"/>
+          <w:szCs w:val="28"/>
+          <w:lang w:eastAsia="ru-RU"/>
+        </w:rPr>
+        <w:t>Django</w:t>
+      </w:r>
+      <w:proofErr w:type="spellEnd"/>
+      <w:r>
+        <w:rPr>
+          <w:sz w:val="28"/>
+          <w:szCs w:val="28"/>
+          <w:lang w:eastAsia="ru-RU"/>
+        </w:rPr>
+        <w:t xml:space="preserve"> ORM, что позволило описывать структуру таблиц на уровне моделей Python. Благодаря этому упрощается сопровождение проекта, обеспечивается целостность данных и поддержка сложных связей между объектами. Каждая из реализованных моделей отражает реальные сущности предметной области — отели, номера, </w:t>
       </w:r>
       <w:r>
         <w:rPr>
@@ -18400,12 +23579,14 @@
         </w:rPr>
         <w:t xml:space="preserve">Отдельное внимание уделено настройке маршрутизации и представлений, обеспечивающих связность между URL-адресами и логикой обработки данных. Представления </w:t>
       </w:r>
+      <w:proofErr w:type="spellStart"/>
       <w:r>
         <w:rPr>
           <w:rStyle w:val="af5"/>
         </w:rPr>
         <w:t>room_list</w:t>
       </w:r>
+      <w:proofErr w:type="spellEnd"/>
       <w:r>
         <w:rPr>
           <w:sz w:val="28"/>
@@ -18414,12 +23595,14 @@
         </w:rPr>
         <w:t xml:space="preserve"> и </w:t>
       </w:r>
+      <w:proofErr w:type="spellStart"/>
       <w:r>
         <w:rPr>
           <w:rStyle w:val="af5"/>
         </w:rPr>
         <w:t>room_detail</w:t>
       </w:r>
+      <w:proofErr w:type="spellEnd"/>
       <w:r>
         <w:rPr>
           <w:sz w:val="28"/>
@@ -18449,7 +23632,25 @@
           <w:szCs w:val="28"/>
           <w:lang w:eastAsia="ru-RU"/>
         </w:rPr>
-        <w:t>Также была реализована административная панель, предоставляющая возможности управления контентом и пользователями через визуальный интерфейс без необходимости писать код. Благодаря встроенным средствам Django, администратор может управлять отелями, номерами, бронированиями и пользователями прямо из панели управления.</w:t>
+        <w:t xml:space="preserve">Также была реализована административная панель, предоставляющая возможности управления контентом и пользователями через визуальный интерфейс без необходимости писать код. Благодаря встроенным средствам </w:t>
+      </w:r>
+      <w:proofErr w:type="spellStart"/>
+      <w:r>
+        <w:rPr>
+          <w:sz w:val="28"/>
+          <w:szCs w:val="28"/>
+          <w:lang w:eastAsia="ru-RU"/>
+        </w:rPr>
+        <w:t>Django</w:t>
+      </w:r>
+      <w:proofErr w:type="spellEnd"/>
+      <w:r>
+        <w:rPr>
+          <w:sz w:val="28"/>
+          <w:szCs w:val="28"/>
+          <w:lang w:eastAsia="ru-RU"/>
+        </w:rPr>
+        <w:t>, администратор может управлять отелями, номерами, бронированиями и пользователями прямо из панели управления.</w:t>
       </w:r>
     </w:p>
     <w:p>
@@ -18472,7 +23673,61 @@
           <w:szCs w:val="28"/>
           <w:lang w:eastAsia="ru-RU"/>
         </w:rPr>
-        <w:t>Интерфейс приложения выполнен с использованием шаблонной системы Django. Шаблоны позволяют переиспользовать общую структуру страниц, разделять визуальную часть и логику, а Tailwind CSS помогает гибко и быстро оформлять элементы интерфейса.</w:t>
+        <w:t xml:space="preserve">Интерфейс приложения выполнен с использованием шаблонной системы </w:t>
+      </w:r>
+      <w:proofErr w:type="spellStart"/>
+      <w:r>
+        <w:rPr>
+          <w:sz w:val="28"/>
+          <w:szCs w:val="28"/>
+          <w:lang w:eastAsia="ru-RU"/>
+        </w:rPr>
+        <w:t>Django</w:t>
+      </w:r>
+      <w:proofErr w:type="spellEnd"/>
+      <w:r>
+        <w:rPr>
+          <w:sz w:val="28"/>
+          <w:szCs w:val="28"/>
+          <w:lang w:eastAsia="ru-RU"/>
+        </w:rPr>
+        <w:t xml:space="preserve">. Шаблоны позволяют </w:t>
+      </w:r>
+      <w:proofErr w:type="spellStart"/>
+      <w:r>
+        <w:rPr>
+          <w:sz w:val="28"/>
+          <w:szCs w:val="28"/>
+          <w:lang w:eastAsia="ru-RU"/>
+        </w:rPr>
+        <w:t>переиспользовать</w:t>
+      </w:r>
+      <w:proofErr w:type="spellEnd"/>
+      <w:r>
+        <w:rPr>
+          <w:sz w:val="28"/>
+          <w:szCs w:val="28"/>
+          <w:lang w:eastAsia="ru-RU"/>
+        </w:rPr>
+        <w:t xml:space="preserve"> общую структуру страниц, разделять визуальную часть и логику, а </w:t>
+      </w:r>
+      <w:proofErr w:type="spellStart"/>
+      <w:r>
+        <w:rPr>
+          <w:sz w:val="28"/>
+          <w:szCs w:val="28"/>
+          <w:lang w:eastAsia="ru-RU"/>
+        </w:rPr>
+        <w:t>Tailwind</w:t>
+      </w:r>
+      <w:proofErr w:type="spellEnd"/>
+      <w:r>
+        <w:rPr>
+          <w:sz w:val="28"/>
+          <w:szCs w:val="28"/>
+          <w:lang w:eastAsia="ru-RU"/>
+        </w:rPr>
+        <w:t xml:space="preserve"> CSS помогает гибко и быстро оформлять элементы интерфейса.</w:t>
       </w:r>
     </w:p>
     <w:p>
@@ -18923,7 +24178,25 @@
                 <w:szCs w:val="24"/>
                 <w:lang w:eastAsia="ru-RU"/>
               </w:rPr>
-              <w:t>Ввести валидный email, имя</w:t>
+              <w:t xml:space="preserve">Ввести валидный </w:t>
+            </w:r>
+            <w:proofErr w:type="spellStart"/>
+            <w:r>
+              <w:rPr>
+                <w:sz w:val="24"/>
+                <w:szCs w:val="24"/>
+                <w:lang w:eastAsia="ru-RU"/>
+              </w:rPr>
+              <w:t>email</w:t>
+            </w:r>
+            <w:proofErr w:type="spellEnd"/>
+            <w:r>
+              <w:rPr>
+                <w:sz w:val="24"/>
+                <w:szCs w:val="24"/>
+                <w:lang w:eastAsia="ru-RU"/>
+              </w:rPr>
+              <w:t>, имя</w:t>
             </w:r>
             <w:r>
               <w:rPr>
@@ -19188,7 +24461,25 @@
                 <w:szCs w:val="24"/>
                 <w:lang w:eastAsia="ru-RU"/>
               </w:rPr>
-              <w:t>2. Ввести зарегистрированный email и правильный пароль</w:t>
+              <w:t xml:space="preserve">2. Ввести зарегистрированный </w:t>
+            </w:r>
+            <w:proofErr w:type="spellStart"/>
+            <w:r>
+              <w:rPr>
+                <w:sz w:val="24"/>
+                <w:szCs w:val="24"/>
+                <w:lang w:eastAsia="ru-RU"/>
+              </w:rPr>
+              <w:t>email</w:t>
+            </w:r>
+            <w:proofErr w:type="spellEnd"/>
+            <w:r>
+              <w:rPr>
+                <w:sz w:val="24"/>
+                <w:szCs w:val="24"/>
+                <w:lang w:eastAsia="ru-RU"/>
+              </w:rPr>
+              <w:t xml:space="preserve"> и правильный пароль</w:t>
             </w:r>
             <w:r>
               <w:rPr>
@@ -19420,7 +24711,25 @@
                 <w:szCs w:val="24"/>
                 <w:lang w:eastAsia="ru-RU"/>
               </w:rPr>
-              <w:t>зарегистрированный email и</w:t>
+              <w:t xml:space="preserve">зарегистрированный </w:t>
+            </w:r>
+            <w:proofErr w:type="spellStart"/>
+            <w:r>
+              <w:rPr>
+                <w:sz w:val="24"/>
+                <w:szCs w:val="24"/>
+                <w:lang w:eastAsia="ru-RU"/>
+              </w:rPr>
+              <w:t>email</w:t>
+            </w:r>
+            <w:proofErr w:type="spellEnd"/>
+            <w:r>
+              <w:rPr>
+                <w:sz w:val="24"/>
+                <w:szCs w:val="24"/>
+                <w:lang w:eastAsia="ru-RU"/>
+              </w:rPr>
+              <w:t xml:space="preserve"> и</w:t>
             </w:r>
             <w:r>
               <w:rPr>
@@ -19459,7 +24768,23 @@
                 <w:sz w:val="24"/>
                 <w:szCs w:val="24"/>
               </w:rPr>
-              <w:t>Отображается сообщение об ошибке авторизации: «Неверный email или пароль</w:t>
+              <w:t xml:space="preserve">Отображается сообщение об ошибке авторизации: «Неверный </w:t>
+            </w:r>
+            <w:proofErr w:type="spellStart"/>
+            <w:r>
+              <w:rPr>
+                <w:sz w:val="24"/>
+                <w:szCs w:val="24"/>
+              </w:rPr>
+              <w:t>email</w:t>
+            </w:r>
+            <w:proofErr w:type="spellEnd"/>
+            <w:r>
+              <w:rPr>
+                <w:sz w:val="24"/>
+                <w:szCs w:val="24"/>
+              </w:rPr>
+              <w:t xml:space="preserve"> или пароль</w:t>
             </w:r>
             <w:r>
               <w:rPr>
@@ -20867,8 +26192,18 @@
                 <w:szCs w:val="24"/>
                 <w:lang w:eastAsia="ru-RU"/>
               </w:rPr>
-              <w:t xml:space="preserve"> email</w:t>
-            </w:r>
+              <w:t xml:space="preserve"> </w:t>
+            </w:r>
+            <w:proofErr w:type="spellStart"/>
+            <w:r>
+              <w:rPr>
+                <w:sz w:val="24"/>
+                <w:szCs w:val="24"/>
+                <w:lang w:eastAsia="ru-RU"/>
+              </w:rPr>
+              <w:t>email</w:t>
+            </w:r>
+            <w:proofErr w:type="spellEnd"/>
           </w:p>
         </w:tc>
         <w:tc>
@@ -20920,7 +26255,25 @@
                 <w:szCs w:val="24"/>
                 <w:lang w:eastAsia="ru-RU"/>
               </w:rPr>
-              <w:t>2. Ввести email, уже используемый в системе.</w:t>
+              <w:t xml:space="preserve">2. Ввести </w:t>
+            </w:r>
+            <w:proofErr w:type="spellStart"/>
+            <w:r>
+              <w:rPr>
+                <w:sz w:val="24"/>
+                <w:szCs w:val="24"/>
+                <w:lang w:eastAsia="ru-RU"/>
+              </w:rPr>
+              <w:t>email</w:t>
+            </w:r>
+            <w:proofErr w:type="spellEnd"/>
+            <w:r>
+              <w:rPr>
+                <w:sz w:val="24"/>
+                <w:szCs w:val="24"/>
+                <w:lang w:eastAsia="ru-RU"/>
+              </w:rPr>
+              <w:t>, уже используемый в системе.</w:t>
             </w:r>
           </w:p>
           <w:p>
@@ -20968,7 +26321,25 @@
                 <w:szCs w:val="24"/>
                 <w:lang w:eastAsia="ru-RU"/>
               </w:rPr>
-              <w:t>Отображается сообщение об ошибке: email уже зарегистрирован.</w:t>
+              <w:t xml:space="preserve">Отображается сообщение об ошибке: </w:t>
+            </w:r>
+            <w:proofErr w:type="spellStart"/>
+            <w:r>
+              <w:rPr>
+                <w:sz w:val="24"/>
+                <w:szCs w:val="24"/>
+                <w:lang w:eastAsia="ru-RU"/>
+              </w:rPr>
+              <w:t>email</w:t>
+            </w:r>
+            <w:proofErr w:type="spellEnd"/>
+            <w:r>
+              <w:rPr>
+                <w:sz w:val="24"/>
+                <w:szCs w:val="24"/>
+                <w:lang w:eastAsia="ru-RU"/>
+              </w:rPr>
+              <w:t xml:space="preserve"> уже зарегистрирован.</w:t>
             </w:r>
           </w:p>
         </w:tc>
@@ -21477,8 +26848,18 @@
           <w:szCs w:val="28"/>
           <w:lang w:eastAsia="ru-RU"/>
         </w:rPr>
-        <w:t>В рамках данной курсовой работы было разработано веб-приложение для онлайн-бронирования номеров в сети отелей. Целью проекта являлось создание системы, позволяющей пользователям просматривать доступные отели и номера, бронировать их на выбранные даты, а также предоставляющей администраторам удобный инструмент для управления данными через встроенную административную панель Django</w:t>
-      </w:r>
+        <w:t xml:space="preserve">В рамках данной курсовой работы было разработано веб-приложение для онлайн-бронирования номеров в сети отелей. Целью проекта являлось создание системы, позволяющей пользователям просматривать доступные отели и номера, бронировать их на выбранные даты, а также предоставляющей администраторам удобный инструмент для управления данными через встроенную административную панель </w:t>
+      </w:r>
+      <w:proofErr w:type="spellStart"/>
+      <w:r>
+        <w:rPr>
+          <w:sz w:val="28"/>
+          <w:szCs w:val="28"/>
+          <w:lang w:eastAsia="ru-RU"/>
+        </w:rPr>
+        <w:t>Django</w:t>
+      </w:r>
+      <w:proofErr w:type="spellEnd"/>
       <w:r>
         <w:rPr>
           <w:sz w:val="28"/>
@@ -21645,7 +27026,25 @@
           <w:szCs w:val="28"/>
           <w:lang w:eastAsia="ru-RU"/>
         </w:rPr>
-        <w:t xml:space="preserve">Изучены современные технологии веб-разработки, включая стек Django </w:t>
+        <w:t xml:space="preserve">Изучены современные технологии веб-разработки, включая стек </w:t>
+      </w:r>
+      <w:proofErr w:type="spellStart"/>
+      <w:r>
+        <w:rPr>
+          <w:sz w:val="28"/>
+          <w:szCs w:val="28"/>
+          <w:lang w:eastAsia="ru-RU"/>
+        </w:rPr>
+        <w:t>Django</w:t>
+      </w:r>
+      <w:proofErr w:type="spellEnd"/>
+      <w:r>
+        <w:rPr>
+          <w:sz w:val="28"/>
+          <w:szCs w:val="28"/>
+          <w:lang w:eastAsia="ru-RU"/>
+        </w:rPr>
+        <w:t xml:space="preserve"> </w:t>
       </w:r>
       <w:r>
         <w:rPr>
@@ -21661,7 +27060,43 @@
           <w:szCs w:val="28"/>
           <w:lang w:eastAsia="ru-RU"/>
         </w:rPr>
-        <w:t xml:space="preserve"> PostgreSQL на стороне сервера, а также HTML, Tailwind CSS и JavaScript для клиентской части</w:t>
+        <w:t xml:space="preserve"> </w:t>
+      </w:r>
+      <w:proofErr w:type="spellStart"/>
+      <w:r>
+        <w:rPr>
+          <w:sz w:val="28"/>
+          <w:szCs w:val="28"/>
+          <w:lang w:eastAsia="ru-RU"/>
+        </w:rPr>
+        <w:t>PostgreSQL</w:t>
+      </w:r>
+      <w:proofErr w:type="spellEnd"/>
+      <w:r>
+        <w:rPr>
+          <w:sz w:val="28"/>
+          <w:szCs w:val="28"/>
+          <w:lang w:eastAsia="ru-RU"/>
+        </w:rPr>
+        <w:t xml:space="preserve"> на стороне сервера, а также HTML, </w:t>
+      </w:r>
+      <w:proofErr w:type="spellStart"/>
+      <w:r>
+        <w:rPr>
+          <w:sz w:val="28"/>
+          <w:szCs w:val="28"/>
+          <w:lang w:eastAsia="ru-RU"/>
+        </w:rPr>
+        <w:t>Tailwind</w:t>
+      </w:r>
+      <w:proofErr w:type="spellEnd"/>
+      <w:r>
+        <w:rPr>
+          <w:sz w:val="28"/>
+          <w:szCs w:val="28"/>
+          <w:lang w:eastAsia="ru-RU"/>
+        </w:rPr>
+        <w:t xml:space="preserve"> CSS и JavaScript для клиентской части</w:t>
       </w:r>
       <w:r>
         <w:rPr>
@@ -21916,8 +27351,18 @@
           <w:szCs w:val="28"/>
           <w:lang w:eastAsia="ru-RU"/>
         </w:rPr>
-        <w:t>Разработанное веб-приложение обладает модульной архитектурой и может быть использовано в образовательных и демонстрационных целях. Система легко расширяема и масштабируема за счёт использования современных веб-технологий и ORM-моделей Django</w:t>
-      </w:r>
+        <w:t xml:space="preserve">Разработанное веб-приложение обладает модульной архитектурой и может быть использовано в образовательных и демонстрационных целях. Система легко расширяема и масштабируема за счёт использования современных веб-технологий и ORM-моделей </w:t>
+      </w:r>
+      <w:proofErr w:type="spellStart"/>
+      <w:r>
+        <w:rPr>
+          <w:sz w:val="28"/>
+          <w:szCs w:val="28"/>
+          <w:lang w:eastAsia="ru-RU"/>
+        </w:rPr>
+        <w:t>Django</w:t>
+      </w:r>
+      <w:proofErr w:type="spellEnd"/>
       <w:r>
         <w:rPr>
           <w:sz w:val="28"/>
@@ -22469,6 +27914,7 @@
         </w:rPr>
         <w:t>.</w:t>
       </w:r>
+      <w:proofErr w:type="spellStart"/>
       <w:r>
         <w:rPr>
           <w:sz w:val="28"/>
@@ -22476,6 +27922,7 @@
         </w:rPr>
         <w:t>ru</w:t>
       </w:r>
+      <w:proofErr w:type="spellEnd"/>
       <w:r>
         <w:rPr>
           <w:sz w:val="28"/>
@@ -22859,6 +28306,7 @@
           </w:rPr>
           <w:t>.</w:t>
         </w:r>
+        <w:proofErr w:type="spellStart"/>
         <w:r>
           <w:rPr>
             <w:rStyle w:val="a9"/>
@@ -22868,6 +28316,7 @@
           </w:rPr>
           <w:t>djangoproject</w:t>
         </w:r>
+        <w:proofErr w:type="spellEnd"/>
         <w:r>
           <w:rPr>
             <w:rStyle w:val="a9"/>
@@ -22893,6 +28342,7 @@
           </w:rPr>
           <w:t>/</w:t>
         </w:r>
+        <w:proofErr w:type="spellStart"/>
         <w:r>
           <w:rPr>
             <w:rStyle w:val="a9"/>
@@ -22902,6 +28352,7 @@
           </w:rPr>
           <w:t>en</w:t>
         </w:r>
+        <w:proofErr w:type="spellEnd"/>
         <w:r>
           <w:rPr>
             <w:rStyle w:val="a9"/>
@@ -23069,6 +28520,7 @@
           </w:rPr>
           <w:t>.</w:t>
         </w:r>
+        <w:proofErr w:type="spellStart"/>
         <w:r>
           <w:rPr>
             <w:rStyle w:val="a9"/>
@@ -23078,6 +28530,7 @@
           </w:rPr>
           <w:t>postgresql</w:t>
         </w:r>
+        <w:proofErr w:type="spellEnd"/>
         <w:r>
           <w:rPr>
             <w:rStyle w:val="a9"/>
@@ -23216,6 +28669,7 @@
         </w:rPr>
         <w:t xml:space="preserve"> </w:t>
       </w:r>
+      <w:proofErr w:type="gramStart"/>
       <w:r>
         <w:rPr>
           <w:sz w:val="28"/>
@@ -23229,7 +28683,15 @@
           <w:sz w:val="28"/>
           <w:szCs w:val="28"/>
         </w:rPr>
-        <w:t xml:space="preserve"> : учебно-методическое пособие. – [</w:t>
+        <w:t xml:space="preserve"> :</w:t>
+      </w:r>
+      <w:proofErr w:type="gramEnd"/>
+      <w:r>
+        <w:rPr>
+          <w:sz w:val="28"/>
+          <w:szCs w:val="28"/>
+        </w:rPr>
+        <w:t xml:space="preserve"> учебно-методическое пособие. – [</w:t>
       </w:r>
       <w:r>
         <w:rPr>
@@ -23370,12 +28832,14 @@
         </w:rPr>
         <w:t xml:space="preserve"> </w:t>
       </w:r>
+      <w:proofErr w:type="spellStart"/>
       <w:r>
         <w:rPr>
           <w:sz w:val="28"/>
         </w:rPr>
         <w:t>documentation</w:t>
       </w:r>
+      <w:proofErr w:type="spellEnd"/>
       <w:r>
         <w:rPr>
           <w:sz w:val="28"/>
@@ -23431,6 +28895,7 @@
           </w:rPr>
           <w:t>.</w:t>
         </w:r>
+        <w:proofErr w:type="spellStart"/>
         <w:r>
           <w:rPr>
             <w:rStyle w:val="a9"/>
@@ -23439,6 +28904,7 @@
           </w:rPr>
           <w:t>mozilla</w:t>
         </w:r>
+        <w:proofErr w:type="spellEnd"/>
         <w:r>
           <w:rPr>
             <w:rStyle w:val="a9"/>
@@ -23461,6 +28927,7 @@
           </w:rPr>
           <w:t>/</w:t>
         </w:r>
+        <w:proofErr w:type="spellStart"/>
         <w:r>
           <w:rPr>
             <w:rStyle w:val="a9"/>
@@ -23469,6 +28936,7 @@
           </w:rPr>
           <w:t>en</w:t>
         </w:r>
+        <w:proofErr w:type="spellEnd"/>
         <w:r>
           <w:rPr>
             <w:rStyle w:val="a9"/>
@@ -23671,6 +29139,7 @@
           </w:rPr>
           <w:t>://</w:t>
         </w:r>
+        <w:proofErr w:type="spellStart"/>
         <w:r>
           <w:rPr>
             <w:rStyle w:val="a9"/>
@@ -23679,6 +29148,7 @@
           </w:rPr>
           <w:t>tailwindcss</w:t>
         </w:r>
+        <w:proofErr w:type="spellEnd"/>
         <w:r>
           <w:rPr>
             <w:rStyle w:val="a9"/>
@@ -23746,6 +29216,7 @@
           </w:rPr>
           <w:t>-</w:t>
         </w:r>
+        <w:proofErr w:type="spellStart"/>
         <w:r>
           <w:rPr>
             <w:rStyle w:val="a9"/>
@@ -23754,6 +29225,7 @@
           </w:rPr>
           <w:t>vite</w:t>
         </w:r>
+        <w:proofErr w:type="spellEnd"/>
       </w:hyperlink>
       <w:r>
         <w:rPr>
@@ -24035,7 +29507,23 @@
           <w:sz w:val="28"/>
           <w:lang w:val="en-US"/>
         </w:rPr>
-        <w:t>Holovaty A., Kaplan-Moss J. The definitive guide to Django: Web development done right. – Apress, 2009</w:t>
+        <w:t xml:space="preserve">Holovaty A., Kaplan-Moss J. The definitive guide to Django: Web development done right. – </w:t>
+      </w:r>
+      <w:proofErr w:type="spellStart"/>
+      <w:r>
+        <w:rPr>
+          <w:sz w:val="28"/>
+          <w:lang w:val="en-US"/>
+        </w:rPr>
+        <w:t>Apress</w:t>
+      </w:r>
+      <w:proofErr w:type="spellEnd"/>
+      <w:r>
+        <w:rPr>
+          <w:sz w:val="28"/>
+          <w:lang w:val="en-US"/>
+        </w:rPr>
+        <w:t>, 2009</w:t>
       </w:r>
       <w:r>
         <w:rPr>
@@ -24141,7 +29629,21 @@
         <w:rPr>
           <w:sz w:val="28"/>
         </w:rPr>
-        <w:t>Python 3.12.10 documentation.</w:t>
+        <w:t xml:space="preserve">Python 3.12.10 </w:t>
+      </w:r>
+      <w:proofErr w:type="spellStart"/>
+      <w:r>
+        <w:rPr>
+          <w:sz w:val="28"/>
+        </w:rPr>
+        <w:t>documentation</w:t>
+      </w:r>
+      <w:proofErr w:type="spellEnd"/>
+      <w:r>
+        <w:rPr>
+          <w:sz w:val="28"/>
+        </w:rPr>
+        <w:t>.</w:t>
       </w:r>
       <w:r>
         <w:rPr>
@@ -24224,7 +29726,21 @@
         <w:rPr>
           <w:sz w:val="28"/>
         </w:rPr>
-        <w:t xml:space="preserve">Документация по GitHub. [Электронный ресурс] URL: </w:t>
+        <w:t xml:space="preserve">Документация по </w:t>
+      </w:r>
+      <w:proofErr w:type="spellStart"/>
+      <w:r>
+        <w:rPr>
+          <w:sz w:val="28"/>
+        </w:rPr>
+        <w:t>GitHub</w:t>
+      </w:r>
+      <w:proofErr w:type="spellEnd"/>
+      <w:r>
+        <w:rPr>
+          <w:sz w:val="28"/>
+        </w:rPr>
+        <w:t xml:space="preserve">. [Электронный ресурс] URL: </w:t>
       </w:r>
       <w:hyperlink r:id="rId38" w:history="1">
         <w:r>
@@ -24300,7 +29816,35 @@
         <w:rPr>
           <w:sz w:val="28"/>
         </w:rPr>
-        <w:t xml:space="preserve">HTML: HyperText Markup Language. </w:t>
+        <w:t xml:space="preserve">HTML: </w:t>
+      </w:r>
+      <w:proofErr w:type="spellStart"/>
+      <w:r>
+        <w:rPr>
+          <w:sz w:val="28"/>
+        </w:rPr>
+        <w:t>HyperText</w:t>
+      </w:r>
+      <w:proofErr w:type="spellEnd"/>
+      <w:r>
+        <w:rPr>
+          <w:sz w:val="28"/>
+        </w:rPr>
+        <w:t xml:space="preserve"> </w:t>
+      </w:r>
+      <w:proofErr w:type="spellStart"/>
+      <w:r>
+        <w:rPr>
+          <w:sz w:val="28"/>
+        </w:rPr>
+        <w:t>Markup</w:t>
+      </w:r>
+      <w:proofErr w:type="spellEnd"/>
+      <w:r>
+        <w:rPr>
+          <w:sz w:val="28"/>
+        </w:rPr>
+        <w:t xml:space="preserve"> Language. </w:t>
       </w:r>
       <w:r>
         <w:rPr>

--- a/3rd year/Summer_practice/Отчет_по_практике_ВласовАА_КЭ-342.docx
+++ b/3rd year/Summer_practice/Отчет_по_практике_ВласовАА_КЭ-342.docx
@@ -2914,8 +2914,8 @@
         </w:sectPr>
       </w:pPr>
     </w:p>
-    <w:bookmarkStart w:id="26" w:name="_Toc201164442" w:displacedByCustomXml="next"/>
-    <w:bookmarkStart w:id="27" w:name="_Toc204205517" w:displacedByCustomXml="next"/>
+    <w:bookmarkStart w:id="26" w:name="_Toc204205517" w:displacedByCustomXml="next"/>
+    <w:bookmarkStart w:id="27" w:name="_Toc201164442" w:displacedByCustomXml="next"/>
     <w:sdt>
       <w:sdtPr>
         <w:rPr>
@@ -8287,7 +8287,7 @@
           <w:lang w:eastAsia="ru-RU"/>
         </w:rPr>
         <w:drawing>
-          <wp:inline distT="0" distB="0" distL="0" distR="0" wp14:anchorId="12AB4A55" wp14:editId="714EB2BA">
+          <wp:inline distT="0" distB="0" distL="0" distR="0" wp14:anchorId="12AB4A55" wp14:editId="36DF4B27">
             <wp:extent cx="5755005" cy="3039110"/>
             <wp:effectExtent l="19050" t="19050" r="17145" b="27940"/>
             <wp:docPr id="1257977121" name="Рисунок 4"/>
@@ -15725,7 +15725,7 @@
         <w:t>«</w:t>
       </w:r>
       <w:r>
-        <w:t>Регистрация</w:t>
+        <w:t>Сравнить файлы</w:t>
       </w:r>
       <w:r>
         <w:rPr>
@@ -15762,7 +15762,14 @@
                 <w:sz w:val="28"/>
                 <w:szCs w:val="28"/>
               </w:rPr>
-              <w:t>Прецедент: Регистрация</w:t>
+              <w:t>Прецедент:</w:t>
+            </w:r>
+            <w:r>
+              <w:rPr>
+                <w:sz w:val="28"/>
+                <w:szCs w:val="28"/>
+              </w:rPr>
+              <w:t xml:space="preserve"> Сравнить файлы</w:t>
             </w:r>
           </w:p>
         </w:tc>
@@ -15823,7 +15830,14 @@
                 <w:sz w:val="28"/>
                 <w:szCs w:val="28"/>
               </w:rPr>
-              <w:t>Неавторизованный пользователь получает доступа к системе с возможностью выполнения бронирований.</w:t>
+              <w:t>Пользователь сравнивает загруженные файлы по заданным условиям</w:t>
+            </w:r>
+            <w:r>
+              <w:rPr>
+                <w:sz w:val="28"/>
+                <w:szCs w:val="28"/>
+              </w:rPr>
+              <w:t>.</w:t>
             </w:r>
           </w:p>
         </w:tc>
@@ -15860,7 +15874,21 @@
                 <w:sz w:val="28"/>
                 <w:szCs w:val="28"/>
               </w:rPr>
-              <w:t>1. Неавторизованный пользователь.</w:t>
+              <w:t xml:space="preserve">1. </w:t>
+            </w:r>
+            <w:r>
+              <w:rPr>
+                <w:sz w:val="28"/>
+                <w:szCs w:val="28"/>
+              </w:rPr>
+              <w:t>П</w:t>
+            </w:r>
+            <w:r>
+              <w:rPr>
+                <w:sz w:val="28"/>
+                <w:szCs w:val="28"/>
+              </w:rPr>
+              <w:t>ользователь.</w:t>
             </w:r>
           </w:p>
         </w:tc>
@@ -15934,7 +15962,29 @@
                 <w:sz w:val="28"/>
                 <w:szCs w:val="28"/>
               </w:rPr>
-              <w:t>1. Неавторизованный пользователь нажал кнопку «Зарегистрироваться».</w:t>
+              <w:t xml:space="preserve">1. </w:t>
+            </w:r>
+            <w:r>
+              <w:rPr>
+                <w:sz w:val="28"/>
+                <w:szCs w:val="28"/>
+              </w:rPr>
+              <w:t>Пользователь загрузил файлы.</w:t>
+            </w:r>
+          </w:p>
+          <w:p>
+            <w:pPr>
+              <w:rPr>
+                <w:sz w:val="28"/>
+                <w:szCs w:val="28"/>
+              </w:rPr>
+            </w:pPr>
+            <w:r>
+              <w:rPr>
+                <w:sz w:val="28"/>
+                <w:szCs w:val="28"/>
+              </w:rPr>
+              <w:t>2. Пользователь задал условия сравнения.</w:t>
             </w:r>
           </w:p>
         </w:tc>
@@ -15971,7 +16021,35 @@
                 <w:sz w:val="28"/>
                 <w:szCs w:val="28"/>
               </w:rPr>
-              <w:t>1. Прецедент начинается, когда Неавторизованный пользователь нажимает кнопку "Зарегистрироваться".</w:t>
+              <w:t xml:space="preserve">1. Прецедент начинается, когда </w:t>
+            </w:r>
+            <w:r>
+              <w:rPr>
+                <w:sz w:val="28"/>
+                <w:szCs w:val="28"/>
+              </w:rPr>
+              <w:t>П</w:t>
+            </w:r>
+            <w:r>
+              <w:rPr>
+                <w:sz w:val="28"/>
+                <w:szCs w:val="28"/>
+              </w:rPr>
+              <w:t>ользователь нажимает кнопку "</w:t>
+            </w:r>
+            <w:r>
+              <w:rPr>
+                <w:sz w:val="28"/>
+                <w:szCs w:val="28"/>
+              </w:rPr>
+              <w:t>Сравнить</w:t>
+            </w:r>
+            <w:r>
+              <w:rPr>
+                <w:sz w:val="28"/>
+                <w:szCs w:val="28"/>
+              </w:rPr>
+              <w:t>".</w:t>
             </w:r>
           </w:p>
           <w:p>
@@ -15986,142 +16064,14 @@
                 <w:sz w:val="28"/>
                 <w:szCs w:val="28"/>
               </w:rPr>
-              <w:t>2. Неавторизованный пользователь заполняет форму регистрации.</w:t>
-            </w:r>
-          </w:p>
-          <w:p>
-            <w:pPr>
-              <w:rPr>
-                <w:sz w:val="28"/>
-                <w:szCs w:val="28"/>
-              </w:rPr>
-            </w:pPr>
-            <w:r>
-              <w:rPr>
-                <w:sz w:val="28"/>
-                <w:szCs w:val="28"/>
-              </w:rPr>
-              <w:t>3. Система проверяет корректность данных.</w:t>
-            </w:r>
-          </w:p>
-          <w:p>
-            <w:pPr>
-              <w:rPr>
-                <w:sz w:val="28"/>
-                <w:szCs w:val="28"/>
-              </w:rPr>
-            </w:pPr>
-            <w:r>
-              <w:rPr>
-                <w:sz w:val="28"/>
-                <w:szCs w:val="28"/>
-              </w:rPr>
-              <w:t xml:space="preserve">4. Если Неавторизованный пользователь ввёл </w:t>
-            </w:r>
-            <w:r>
-              <w:rPr>
-                <w:sz w:val="28"/>
-                <w:szCs w:val="28"/>
-                <w:lang w:val="en-US"/>
-              </w:rPr>
-              <w:t>e</w:t>
-            </w:r>
-            <w:r>
-              <w:rPr>
-                <w:sz w:val="28"/>
-                <w:szCs w:val="28"/>
-              </w:rPr>
-              <w:t>-</w:t>
-            </w:r>
-            <w:r>
-              <w:rPr>
-                <w:sz w:val="28"/>
-                <w:szCs w:val="28"/>
-                <w:lang w:val="en-US"/>
-              </w:rPr>
-              <w:t>mail</w:t>
-            </w:r>
-            <w:r>
-              <w:rPr>
-                <w:sz w:val="28"/>
-                <w:szCs w:val="28"/>
-              </w:rPr>
-              <w:t>, который уже зарегистрирован в системе</w:t>
-            </w:r>
-          </w:p>
-          <w:p>
-            <w:pPr>
-              <w:rPr>
-                <w:sz w:val="28"/>
-                <w:szCs w:val="28"/>
-              </w:rPr>
-            </w:pPr>
-            <w:r>
-              <w:rPr>
-                <w:sz w:val="28"/>
-                <w:szCs w:val="28"/>
-              </w:rPr>
-              <w:t xml:space="preserve">    4.1. Система отображает сообщение об ошибке.</w:t>
-            </w:r>
-          </w:p>
-          <w:p>
-            <w:pPr>
-              <w:rPr>
-                <w:sz w:val="28"/>
-                <w:szCs w:val="28"/>
-              </w:rPr>
-            </w:pPr>
-            <w:r>
-              <w:rPr>
-                <w:sz w:val="28"/>
-                <w:szCs w:val="28"/>
-              </w:rPr>
-              <w:t>5. Если Неавторизованный пользователь ввёл некорректный пароль</w:t>
-            </w:r>
-          </w:p>
-          <w:p>
-            <w:pPr>
-              <w:rPr>
-                <w:sz w:val="28"/>
-                <w:szCs w:val="28"/>
-              </w:rPr>
-            </w:pPr>
-            <w:r>
-              <w:rPr>
-                <w:sz w:val="28"/>
-                <w:szCs w:val="28"/>
-              </w:rPr>
-              <w:t xml:space="preserve">    5.1. Система просит исправить данные.</w:t>
-            </w:r>
-          </w:p>
-          <w:p>
-            <w:pPr>
-              <w:rPr>
-                <w:sz w:val="28"/>
-                <w:szCs w:val="28"/>
-              </w:rPr>
-            </w:pPr>
-            <w:r>
-              <w:rPr>
-                <w:sz w:val="28"/>
-                <w:szCs w:val="28"/>
-              </w:rPr>
-              <w:t>6. Иначе</w:t>
-            </w:r>
-          </w:p>
-          <w:p>
-            <w:pPr>
-              <w:rPr>
-                <w:sz w:val="28"/>
-                <w:szCs w:val="28"/>
-              </w:rPr>
-            </w:pPr>
-            <w:r>
-              <w:rPr>
-                <w:sz w:val="28"/>
-                <w:szCs w:val="28"/>
-              </w:rPr>
-              <w:t xml:space="preserve">    6.1. Система создаёт нового пользователя.</w:t>
+              <w:t xml:space="preserve">2. </w:t>
+            </w:r>
+            <w:r>
+              <w:rPr>
+                <w:sz w:val="28"/>
+                <w:szCs w:val="28"/>
+              </w:rPr>
+              <w:t>Система отображает окно с результатом.</w:t>
             </w:r>
           </w:p>
         </w:tc>
@@ -16158,7 +16108,14 @@
                 <w:sz w:val="28"/>
                 <w:szCs w:val="28"/>
               </w:rPr>
-              <w:t>1. Система успешно зарегистрировала новую учётную запись.</w:t>
+              <w:t>Нет</w:t>
+            </w:r>
+            <w:r>
+              <w:rPr>
+                <w:sz w:val="28"/>
+                <w:szCs w:val="28"/>
+              </w:rPr>
+              <w:t>.</w:t>
             </w:r>
           </w:p>
         </w:tc>
@@ -16248,30 +16205,7 @@
         <w:pStyle w:val="a3"/>
         <w:spacing w:line="362" w:lineRule="auto"/>
         <w:ind w:hanging="2"/>
-        <w:jc w:val="right"/>
-      </w:pPr>
-      <w:r>
-        <w:lastRenderedPageBreak/>
-        <w:t>Продолжение</w:t>
-      </w:r>
-      <w:r>
-        <w:rPr>
-          <w:spacing w:val="-18"/>
-        </w:rPr>
-        <w:t xml:space="preserve"> </w:t>
-      </w:r>
-      <w:r>
-        <w:t>приложения</w:t>
-      </w:r>
-      <w:r>
-        <w:rPr>
-          <w:spacing w:val="-17"/>
-        </w:rPr>
-        <w:t xml:space="preserve"> </w:t>
-      </w:r>
-      <w:r>
-        <w:t>А</w:t>
-      </w:r>
+      </w:pPr>
     </w:p>
     <w:p>
       <w:pPr>
@@ -16279,6 +16213,64 @@
         <w:spacing w:line="362" w:lineRule="auto"/>
         <w:ind w:hanging="2"/>
       </w:pPr>
+    </w:p>
+    <w:p>
+      <w:pPr>
+        <w:pStyle w:val="a3"/>
+        <w:spacing w:line="362" w:lineRule="auto"/>
+        <w:ind w:hanging="2"/>
+      </w:pPr>
+    </w:p>
+    <w:p>
+      <w:pPr>
+        <w:pStyle w:val="a3"/>
+        <w:spacing w:line="362" w:lineRule="auto"/>
+        <w:ind w:hanging="2"/>
+      </w:pPr>
+    </w:p>
+    <w:p>
+      <w:pPr>
+        <w:pStyle w:val="a3"/>
+        <w:spacing w:line="362" w:lineRule="auto"/>
+        <w:ind w:hanging="2"/>
+      </w:pPr>
+    </w:p>
+    <w:p>
+      <w:pPr>
+        <w:pStyle w:val="a3"/>
+        <w:spacing w:line="362" w:lineRule="auto"/>
+        <w:ind w:hanging="2"/>
+        <w:jc w:val="right"/>
+      </w:pPr>
+      <w:r>
+        <w:lastRenderedPageBreak/>
+        <w:t>Продолжение</w:t>
+      </w:r>
+      <w:r>
+        <w:rPr>
+          <w:spacing w:val="-18"/>
+        </w:rPr>
+        <w:t xml:space="preserve"> </w:t>
+      </w:r>
+      <w:r>
+        <w:t>приложения</w:t>
+      </w:r>
+      <w:r>
+        <w:rPr>
+          <w:spacing w:val="-17"/>
+        </w:rPr>
+        <w:t xml:space="preserve"> </w:t>
+      </w:r>
+      <w:r>
+        <w:t>А</w:t>
+      </w:r>
+    </w:p>
+    <w:p>
+      <w:pPr>
+        <w:pStyle w:val="a3"/>
+        <w:spacing w:line="362" w:lineRule="auto"/>
+        <w:ind w:hanging="2"/>
+      </w:pPr>
       <w:r>
         <w:t xml:space="preserve">Таблица 2 </w:t>
       </w:r>
@@ -16295,7 +16287,7 @@
         <w:t xml:space="preserve"> прецедента «</w:t>
       </w:r>
       <w:r>
-        <w:t>Авторизация</w:t>
+        <w:t>Загрузить файлы</w:t>
       </w:r>
       <w:r>
         <w:t>»</w:t>
@@ -16328,7 +16320,14 @@
                 <w:sz w:val="28"/>
                 <w:szCs w:val="28"/>
               </w:rPr>
-              <w:t>Прецедент: Авторизация</w:t>
+              <w:t xml:space="preserve">Прецедент: </w:t>
+            </w:r>
+            <w:r>
+              <w:rPr>
+                <w:sz w:val="28"/>
+                <w:szCs w:val="28"/>
+              </w:rPr>
+              <w:t>Загрузить файлы</w:t>
             </w:r>
           </w:p>
         </w:tc>
@@ -16395,7 +16394,14 @@
                 <w:sz w:val="28"/>
                 <w:szCs w:val="28"/>
               </w:rPr>
-              <w:t>Неавторизованный пользователь входит в систему под существующей учётной записью.</w:t>
+              <w:t>Пользователь загружает файлы</w:t>
+            </w:r>
+            <w:r>
+              <w:rPr>
+                <w:sz w:val="28"/>
+                <w:szCs w:val="28"/>
+              </w:rPr>
+              <w:t>.</w:t>
             </w:r>
           </w:p>
         </w:tc>
@@ -16432,7 +16438,21 @@
                 <w:sz w:val="28"/>
                 <w:szCs w:val="28"/>
               </w:rPr>
-              <w:t>1. Неавторизованный пользователь.</w:t>
+              <w:t xml:space="preserve">1. </w:t>
+            </w:r>
+            <w:r>
+              <w:rPr>
+                <w:sz w:val="28"/>
+                <w:szCs w:val="28"/>
+              </w:rPr>
+              <w:t>П</w:t>
+            </w:r>
+            <w:r>
+              <w:rPr>
+                <w:sz w:val="28"/>
+                <w:szCs w:val="28"/>
+              </w:rPr>
+              <w:t>ользователь.</w:t>
             </w:r>
           </w:p>
         </w:tc>
@@ -16506,22 +16526,7 @@
                 <w:sz w:val="28"/>
                 <w:szCs w:val="28"/>
               </w:rPr>
-              <w:t>1. Неавторизованный пользователь имеет учётную запись в системе.</w:t>
-            </w:r>
-          </w:p>
-          <w:p>
-            <w:pPr>
-              <w:rPr>
-                <w:sz w:val="28"/>
-                <w:szCs w:val="28"/>
-              </w:rPr>
-            </w:pPr>
-            <w:r>
-              <w:rPr>
-                <w:sz w:val="28"/>
-                <w:szCs w:val="28"/>
-              </w:rPr>
-              <w:t>2. Неавторизованный пользователь нажал кнопку «Войти».</w:t>
+              <w:t>Нет.</w:t>
             </w:r>
           </w:p>
         </w:tc>
@@ -16558,7 +16563,28 @@
                 <w:sz w:val="28"/>
                 <w:szCs w:val="28"/>
               </w:rPr>
-              <w:t>1. Прецедент начинается, когда Неавторизованный пользователь нажимает кнопку "Войти".</w:t>
+              <w:t xml:space="preserve">1. Прецедент начинается, когда </w:t>
+            </w:r>
+            <w:r>
+              <w:rPr>
+                <w:sz w:val="28"/>
+                <w:szCs w:val="28"/>
+              </w:rPr>
+              <w:t>П</w:t>
+            </w:r>
+            <w:r>
+              <w:rPr>
+                <w:sz w:val="28"/>
+                <w:szCs w:val="28"/>
+              </w:rPr>
+              <w:t xml:space="preserve">ользователь нажимает кнопку </w:t>
+            </w:r>
+            <w:r>
+              <w:rPr>
+                <w:sz w:val="28"/>
+                <w:szCs w:val="28"/>
+              </w:rPr>
+              <w:t>«Загрузить реестр 1».</w:t>
             </w:r>
           </w:p>
           <w:p>
@@ -16573,37 +16599,7 @@
                 <w:sz w:val="28"/>
                 <w:szCs w:val="28"/>
               </w:rPr>
-              <w:t xml:space="preserve">2. Неавторизованный пользователь вводит </w:t>
-            </w:r>
-            <w:r>
-              <w:rPr>
-                <w:sz w:val="28"/>
-                <w:szCs w:val="28"/>
-                <w:lang w:val="en-US"/>
-              </w:rPr>
-              <w:t>e</w:t>
-            </w:r>
-            <w:r>
-              <w:rPr>
-                <w:sz w:val="28"/>
-                <w:szCs w:val="28"/>
-              </w:rPr>
-              <w:t>-</w:t>
-            </w:r>
-            <w:r>
-              <w:rPr>
-                <w:sz w:val="28"/>
-                <w:szCs w:val="28"/>
-                <w:lang w:val="en-US"/>
-              </w:rPr>
-              <w:t>mail</w:t>
-            </w:r>
-            <w:r>
-              <w:rPr>
-                <w:sz w:val="28"/>
-                <w:szCs w:val="28"/>
-              </w:rPr>
-              <w:t xml:space="preserve"> и пароль.</w:t>
+              <w:t>2. Пользователь загружает нужный файл.</w:t>
             </w:r>
           </w:p>
           <w:p>
@@ -16618,7 +16614,14 @@
                 <w:sz w:val="28"/>
                 <w:szCs w:val="28"/>
               </w:rPr>
-              <w:t>3. Система проверяет корректность данных.</w:t>
+              <w:t>3. Система отображает название загруженного файла</w:t>
+            </w:r>
+            <w:r>
+              <w:rPr>
+                <w:sz w:val="28"/>
+                <w:szCs w:val="28"/>
+              </w:rPr>
+              <w:t xml:space="preserve"> под кнопкой.</w:t>
             </w:r>
           </w:p>
           <w:p>
@@ -16633,7 +16636,35 @@
                 <w:sz w:val="28"/>
                 <w:szCs w:val="28"/>
               </w:rPr>
-              <w:t>4. Если данные корректны</w:t>
+              <w:t>4</w:t>
+            </w:r>
+            <w:r>
+              <w:rPr>
+                <w:sz w:val="28"/>
+                <w:szCs w:val="28"/>
+              </w:rPr>
+              <w:t xml:space="preserve">. Пользователь нажимает кнопку </w:t>
+            </w:r>
+            <w:r>
+              <w:rPr>
+                <w:sz w:val="28"/>
+                <w:szCs w:val="28"/>
+              </w:rPr>
+              <w:t xml:space="preserve">«Загрузить реестр </w:t>
+            </w:r>
+            <w:r>
+              <w:rPr>
+                <w:sz w:val="28"/>
+                <w:szCs w:val="28"/>
+              </w:rPr>
+              <w:t>2</w:t>
+            </w:r>
+            <w:r>
+              <w:rPr>
+                <w:sz w:val="28"/>
+                <w:szCs w:val="28"/>
+              </w:rPr>
+              <w:t>».</w:t>
             </w:r>
           </w:p>
           <w:p>
@@ -16648,7 +16679,21 @@
                 <w:sz w:val="28"/>
                 <w:szCs w:val="28"/>
               </w:rPr>
-              <w:t xml:space="preserve">    4.1. Система выполняет вход в учетную запись.</w:t>
+              <w:t>5</w:t>
+            </w:r>
+            <w:r>
+              <w:rPr>
+                <w:sz w:val="28"/>
+                <w:szCs w:val="28"/>
+              </w:rPr>
+              <w:t xml:space="preserve">. </w:t>
+            </w:r>
+            <w:r>
+              <w:rPr>
+                <w:sz w:val="28"/>
+                <w:szCs w:val="28"/>
+              </w:rPr>
+              <w:t>Пользователь загружает нужный файл.</w:t>
             </w:r>
           </w:p>
           <w:p>
@@ -16663,22 +16708,14 @@
                 <w:sz w:val="28"/>
                 <w:szCs w:val="28"/>
               </w:rPr>
-              <w:t>5. Иначе</w:t>
-            </w:r>
-          </w:p>
-          <w:p>
-            <w:pPr>
-              <w:rPr>
-                <w:sz w:val="28"/>
-                <w:szCs w:val="28"/>
-              </w:rPr>
-            </w:pPr>
-            <w:r>
-              <w:rPr>
-                <w:sz w:val="28"/>
-                <w:szCs w:val="28"/>
-              </w:rPr>
-              <w:t xml:space="preserve">    5.1. Система отображает сообщение об ошибке.</w:t>
+              <w:t xml:space="preserve">6. </w:t>
+            </w:r>
+            <w:r>
+              <w:rPr>
+                <w:sz w:val="28"/>
+                <w:szCs w:val="28"/>
+              </w:rPr>
+              <w:t>Система отображает название загруженного файла под кнопкой.</w:t>
             </w:r>
           </w:p>
         </w:tc>
@@ -16715,7 +16752,14 @@
                 <w:sz w:val="28"/>
                 <w:szCs w:val="28"/>
               </w:rPr>
-              <w:t>1. Неавторизованный пользователь успешно вошел в учётную запись.</w:t>
+              <w:t>Нет</w:t>
+            </w:r>
+            <w:r>
+              <w:rPr>
+                <w:sz w:val="28"/>
+                <w:szCs w:val="28"/>
+              </w:rPr>
+              <w:t>.</w:t>
             </w:r>
           </w:p>
         </w:tc>
@@ -16833,30 +16877,7 @@
         <w:pStyle w:val="a3"/>
         <w:spacing w:line="362" w:lineRule="auto"/>
         <w:ind w:hanging="2"/>
-        <w:jc w:val="right"/>
-      </w:pPr>
-      <w:r>
-        <w:lastRenderedPageBreak/>
-        <w:t>Продолжение</w:t>
-      </w:r>
-      <w:r>
-        <w:rPr>
-          <w:spacing w:val="-18"/>
-        </w:rPr>
-        <w:t xml:space="preserve"> </w:t>
-      </w:r>
-      <w:r>
-        <w:t>приложения</w:t>
-      </w:r>
-      <w:r>
-        <w:rPr>
-          <w:spacing w:val="-17"/>
-        </w:rPr>
-        <w:t xml:space="preserve"> </w:t>
-      </w:r>
-      <w:r>
-        <w:t>А</w:t>
-      </w:r>
+      </w:pPr>
     </w:p>
     <w:p>
       <w:pPr>
@@ -16864,6 +16885,43 @@
         <w:spacing w:line="362" w:lineRule="auto"/>
         <w:ind w:hanging="2"/>
       </w:pPr>
+    </w:p>
+    <w:p>
+      <w:pPr>
+        <w:pStyle w:val="a3"/>
+        <w:spacing w:line="362" w:lineRule="auto"/>
+        <w:ind w:hanging="2"/>
+        <w:jc w:val="right"/>
+      </w:pPr>
+      <w:r>
+        <w:lastRenderedPageBreak/>
+        <w:t>Продолжение</w:t>
+      </w:r>
+      <w:r>
+        <w:rPr>
+          <w:spacing w:val="-18"/>
+        </w:rPr>
+        <w:t xml:space="preserve"> </w:t>
+      </w:r>
+      <w:r>
+        <w:t>приложения</w:t>
+      </w:r>
+      <w:r>
+        <w:rPr>
+          <w:spacing w:val="-17"/>
+        </w:rPr>
+        <w:t xml:space="preserve"> </w:t>
+      </w:r>
+      <w:r>
+        <w:t>А</w:t>
+      </w:r>
+    </w:p>
+    <w:p>
+      <w:pPr>
+        <w:pStyle w:val="a3"/>
+        <w:spacing w:line="362" w:lineRule="auto"/>
+        <w:ind w:hanging="2"/>
+      </w:pPr>
       <w:r>
         <w:t xml:space="preserve">Таблица 3 </w:t>
       </w:r>
@@ -16874,10 +16932,7 @@
         <w:t xml:space="preserve"> Реализация прецедента «</w:t>
       </w:r>
       <w:r>
-        <w:t xml:space="preserve">Просмотр </w:t>
-      </w:r>
-      <w:r>
-        <w:t>отелей</w:t>
+        <w:t>Задать условия сравнения</w:t>
       </w:r>
       <w:r>
         <w:t>»</w:t>
@@ -16910,7 +16965,14 @@
                 <w:sz w:val="28"/>
                 <w:szCs w:val="28"/>
               </w:rPr>
-              <w:t>Прецедент: Просмотр отелей</w:t>
+              <w:t xml:space="preserve">Прецедент: </w:t>
+            </w:r>
+            <w:r>
+              <w:rPr>
+                <w:sz w:val="28"/>
+                <w:szCs w:val="28"/>
+              </w:rPr>
+              <w:t>Задать условия сравнения</w:t>
             </w:r>
           </w:p>
         </w:tc>
@@ -16977,7 +17039,21 @@
                 <w:sz w:val="28"/>
                 <w:szCs w:val="28"/>
               </w:rPr>
-              <w:t>Пользователь просматривает информацию об отелях.</w:t>
+              <w:t xml:space="preserve">Пользователь </w:t>
+            </w:r>
+            <w:r>
+              <w:rPr>
+                <w:sz w:val="28"/>
+                <w:szCs w:val="28"/>
+              </w:rPr>
+              <w:t>задает условия для сравнения</w:t>
+            </w:r>
+            <w:r>
+              <w:rPr>
+                <w:sz w:val="28"/>
+                <w:szCs w:val="28"/>
+              </w:rPr>
+              <w:t>.</w:t>
             </w:r>
           </w:p>
         </w:tc>
@@ -17014,22 +17090,21 @@
                 <w:sz w:val="28"/>
                 <w:szCs w:val="28"/>
               </w:rPr>
-              <w:t>1. Неавторизованный пользователь.</w:t>
-            </w:r>
-          </w:p>
-          <w:p>
-            <w:pPr>
-              <w:rPr>
-                <w:sz w:val="28"/>
-                <w:szCs w:val="28"/>
-              </w:rPr>
-            </w:pPr>
-            <w:r>
-              <w:rPr>
-                <w:sz w:val="28"/>
-                <w:szCs w:val="28"/>
-              </w:rPr>
-              <w:t>2. Авторизованный пользователь.</w:t>
+              <w:t xml:space="preserve">1. </w:t>
+            </w:r>
+            <w:r>
+              <w:rPr>
+                <w:sz w:val="28"/>
+                <w:szCs w:val="28"/>
+              </w:rPr>
+              <w:t>П</w:t>
+            </w:r>
+            <w:r>
+              <w:rPr>
+                <w:sz w:val="28"/>
+                <w:szCs w:val="28"/>
+              </w:rPr>
+              <w:t>ользователь.</w:t>
             </w:r>
           </w:p>
         </w:tc>
@@ -17140,7 +17215,28 @@
                 <w:sz w:val="28"/>
                 <w:szCs w:val="28"/>
               </w:rPr>
-              <w:t>1. Прецедент начинается, когда Неавторизованный пользователь или Авторизованный пользователь нажимает кнопку «Список отелей».</w:t>
+              <w:t xml:space="preserve">1. Прецедент начинается, когда </w:t>
+            </w:r>
+            <w:r>
+              <w:rPr>
+                <w:sz w:val="28"/>
+                <w:szCs w:val="28"/>
+              </w:rPr>
+              <w:t>П</w:t>
+            </w:r>
+            <w:r>
+              <w:rPr>
+                <w:sz w:val="28"/>
+                <w:szCs w:val="28"/>
+              </w:rPr>
+              <w:t>ользователь</w:t>
+            </w:r>
+            <w:r>
+              <w:rPr>
+                <w:sz w:val="28"/>
+                <w:szCs w:val="28"/>
+              </w:rPr>
+              <w:t xml:space="preserve"> выбирает, каким образом сравнивать файлы.</w:t>
             </w:r>
           </w:p>
           <w:p>
@@ -17155,7 +17251,22 @@
                 <w:sz w:val="28"/>
                 <w:szCs w:val="28"/>
               </w:rPr>
-              <w:t>2. Система отображает список отелей с краткой информацией.</w:t>
+              <w:t>2. Пользователь выбирает столбец, по которому будет идти сравнение.</w:t>
+            </w:r>
+          </w:p>
+          <w:p>
+            <w:pPr>
+              <w:rPr>
+                <w:sz w:val="28"/>
+                <w:szCs w:val="28"/>
+              </w:rPr>
+            </w:pPr>
+            <w:r>
+              <w:rPr>
+                <w:sz w:val="28"/>
+                <w:szCs w:val="28"/>
+              </w:rPr>
+              <w:t>3. Пользователь добавляет дополнительные условия, если требуется.</w:t>
             </w:r>
           </w:p>
         </w:tc>
@@ -17440,7 +17551,13 @@
         <w:ind w:hanging="2"/>
       </w:pPr>
       <w:r>
-        <w:t>Таблица 4 – Реализация прецедента «Просмотр номеров»</w:t>
+        <w:t>Таблица 4 – Реализация прецедента «</w:t>
+      </w:r>
+      <w:r>
+        <w:t>Сохранить результаты в файл</w:t>
+      </w:r>
+      <w:r>
+        <w:t>»</w:t>
       </w:r>
     </w:p>
     <w:tbl>
@@ -17470,7 +17587,14 @@
                 <w:sz w:val="28"/>
                 <w:szCs w:val="28"/>
               </w:rPr>
-              <w:t>Прецедент: Просмотр номеров</w:t>
+              <w:t xml:space="preserve">Прецедент: </w:t>
+            </w:r>
+            <w:r>
+              <w:rPr>
+                <w:sz w:val="28"/>
+                <w:szCs w:val="28"/>
+              </w:rPr>
+              <w:t>Сохранить результаты в файл</w:t>
             </w:r>
           </w:p>
         </w:tc>
@@ -17537,7 +17661,21 @@
                 <w:sz w:val="28"/>
                 <w:szCs w:val="28"/>
               </w:rPr>
-              <w:t>Пользователь просматривает информацию о номерах.</w:t>
+              <w:t>Пользователь</w:t>
+            </w:r>
+            <w:r>
+              <w:rPr>
+                <w:sz w:val="28"/>
+                <w:szCs w:val="28"/>
+              </w:rPr>
+              <w:t xml:space="preserve"> сохраняет результаты в файл</w:t>
+            </w:r>
+            <w:r>
+              <w:rPr>
+                <w:sz w:val="28"/>
+                <w:szCs w:val="28"/>
+              </w:rPr>
+              <w:t>.</w:t>
             </w:r>
           </w:p>
         </w:tc>
@@ -17574,22 +17712,21 @@
                 <w:sz w:val="28"/>
                 <w:szCs w:val="28"/>
               </w:rPr>
-              <w:t>1. Неавторизованный пользователь.</w:t>
-            </w:r>
-          </w:p>
-          <w:p>
-            <w:pPr>
-              <w:rPr>
-                <w:sz w:val="28"/>
-                <w:szCs w:val="28"/>
-              </w:rPr>
-            </w:pPr>
-            <w:r>
-              <w:rPr>
-                <w:sz w:val="28"/>
-                <w:szCs w:val="28"/>
-              </w:rPr>
-              <w:t>2. Авторизованный пользователь.</w:t>
+              <w:t xml:space="preserve">1. </w:t>
+            </w:r>
+            <w:r>
+              <w:rPr>
+                <w:sz w:val="28"/>
+                <w:szCs w:val="28"/>
+              </w:rPr>
+              <w:t>П</w:t>
+            </w:r>
+            <w:r>
+              <w:rPr>
+                <w:sz w:val="28"/>
+                <w:szCs w:val="28"/>
+              </w:rPr>
+              <w:t>ользователь.</w:t>
             </w:r>
           </w:p>
         </w:tc>
@@ -17663,7 +17800,14 @@
                 <w:sz w:val="28"/>
                 <w:szCs w:val="28"/>
               </w:rPr>
-              <w:t>Нет.</w:t>
+              <w:t>Пользователь сравнил файлы</w:t>
+            </w:r>
+            <w:r>
+              <w:rPr>
+                <w:sz w:val="28"/>
+                <w:szCs w:val="28"/>
+              </w:rPr>
+              <w:t>.</w:t>
             </w:r>
           </w:p>
         </w:tc>
@@ -17700,7 +17844,28 @@
                 <w:sz w:val="28"/>
                 <w:szCs w:val="28"/>
               </w:rPr>
-              <w:t>1. Прецедент начинается, когда Неавторизованный пользователь или Авторизованный пользователь нажимает кнопку «Доступные номера».</w:t>
+              <w:t xml:space="preserve">1. Прецедент начинается, когда </w:t>
+            </w:r>
+            <w:r>
+              <w:rPr>
+                <w:sz w:val="28"/>
+                <w:szCs w:val="28"/>
+              </w:rPr>
+              <w:t>П</w:t>
+            </w:r>
+            <w:r>
+              <w:rPr>
+                <w:sz w:val="28"/>
+                <w:szCs w:val="28"/>
+              </w:rPr>
+              <w:t>ользователь</w:t>
+            </w:r>
+            <w:r>
+              <w:rPr>
+                <w:sz w:val="28"/>
+                <w:szCs w:val="28"/>
+              </w:rPr>
+              <w:t xml:space="preserve"> нажимает кнопку «Сохранить».</w:t>
             </w:r>
           </w:p>
           <w:p>
@@ -17715,7 +17880,7 @@
                 <w:sz w:val="28"/>
                 <w:szCs w:val="28"/>
               </w:rPr>
-              <w:t>2. Неавторизованный пользователь или Авторизованный пользователь заполняет форму поиска номера.</w:t>
+              <w:t>2. Пользователь выбирает название файла, его расширение и путь, по которому он сохранится.</w:t>
             </w:r>
           </w:p>
           <w:p>
@@ -17730,7 +17895,7 @@
                 <w:sz w:val="28"/>
                 <w:szCs w:val="28"/>
               </w:rPr>
-              <w:t>3. Система отображает список доступных номеров с краткой информацией.</w:t>
+              <w:t>3. Пользователь сохраняет файл.</w:t>
             </w:r>
           </w:p>
         </w:tc>
@@ -17873,6 +18038,16 @@
     <w:p>
       <w:pPr>
         <w:pStyle w:val="a3"/>
+      </w:pPr>
+    </w:p>
+    <w:p>
+      <w:pPr>
+        <w:pStyle w:val="a3"/>
+      </w:pPr>
+    </w:p>
+    <w:p>
+      <w:pPr>
+        <w:pStyle w:val="a3"/>
         <w:ind w:hanging="2"/>
         <w:jc w:val="right"/>
       </w:pPr>
@@ -17956,7 +18131,7 @@
         <w:t>«</w:t>
       </w:r>
       <w:r>
-        <w:t>Бронирование номера</w:t>
+        <w:t>Скачать шаблон файла</w:t>
       </w:r>
       <w:r>
         <w:rPr>
@@ -17992,7 +18167,14 @@
                 <w:sz w:val="28"/>
                 <w:szCs w:val="28"/>
               </w:rPr>
-              <w:t>Прецедент: Бронирование номера</w:t>
+              <w:t xml:space="preserve">Прецедент: </w:t>
+            </w:r>
+            <w:r>
+              <w:rPr>
+                <w:sz w:val="28"/>
+                <w:szCs w:val="28"/>
+              </w:rPr>
+              <w:t>Скачать шаблон файла</w:t>
             </w:r>
           </w:p>
         </w:tc>
@@ -18059,7 +18241,14 @@
                 <w:sz w:val="28"/>
                 <w:szCs w:val="28"/>
               </w:rPr>
-              <w:t>Система создаёт новую запись о бронировании номера, выбранного Авторизованным пользователем.</w:t>
+              <w:t>Пользователь скачивает шаблон файла</w:t>
+            </w:r>
+            <w:r>
+              <w:rPr>
+                <w:sz w:val="28"/>
+                <w:szCs w:val="28"/>
+              </w:rPr>
+              <w:t>.</w:t>
             </w:r>
           </w:p>
         </w:tc>
@@ -18096,7 +18285,21 @@
                 <w:sz w:val="28"/>
                 <w:szCs w:val="28"/>
               </w:rPr>
-              <w:t>1. Авторизованный пользователь.</w:t>
+              <w:t xml:space="preserve">1. </w:t>
+            </w:r>
+            <w:r>
+              <w:rPr>
+                <w:sz w:val="28"/>
+                <w:szCs w:val="28"/>
+              </w:rPr>
+              <w:t>П</w:t>
+            </w:r>
+            <w:r>
+              <w:rPr>
+                <w:sz w:val="28"/>
+                <w:szCs w:val="28"/>
+              </w:rPr>
+              <w:t>ользователь.</w:t>
             </w:r>
           </w:p>
         </w:tc>
@@ -18170,7 +18373,14 @@
                 <w:sz w:val="28"/>
                 <w:szCs w:val="28"/>
               </w:rPr>
-              <w:t>1. Авторизованный пользователь просмотрел доступные номера.</w:t>
+              <w:t>Нет</w:t>
+            </w:r>
+            <w:r>
+              <w:rPr>
+                <w:sz w:val="28"/>
+                <w:szCs w:val="28"/>
+              </w:rPr>
+              <w:t>.</w:t>
             </w:r>
           </w:p>
         </w:tc>
@@ -18207,7 +18417,28 @@
                 <w:sz w:val="28"/>
                 <w:szCs w:val="28"/>
               </w:rPr>
-              <w:t>1. Прецедент начинается, когда Авторизованный пользователь просмотрел доступные номера.</w:t>
+              <w:t xml:space="preserve">1. Прецедент начинается, когда </w:t>
+            </w:r>
+            <w:r>
+              <w:rPr>
+                <w:sz w:val="28"/>
+                <w:szCs w:val="28"/>
+              </w:rPr>
+              <w:t>П</w:t>
+            </w:r>
+            <w:r>
+              <w:rPr>
+                <w:sz w:val="28"/>
+                <w:szCs w:val="28"/>
+              </w:rPr>
+              <w:t xml:space="preserve">ользователь </w:t>
+            </w:r>
+            <w:r>
+              <w:rPr>
+                <w:sz w:val="28"/>
+                <w:szCs w:val="28"/>
+              </w:rPr>
+              <w:t>нажимает кнопку «Скачать шаблон».</w:t>
             </w:r>
           </w:p>
           <w:p>
@@ -18222,7 +18453,7 @@
                 <w:sz w:val="28"/>
                 <w:szCs w:val="28"/>
               </w:rPr>
-              <w:t>2. Авторизованный пользователь выбирает интересующий его номер.</w:t>
+              <w:t>2. Пользователь выбирает путь, по которому сохранится файл.</w:t>
             </w:r>
           </w:p>
           <w:p>
@@ -18237,22 +18468,7 @@
                 <w:sz w:val="28"/>
                 <w:szCs w:val="28"/>
               </w:rPr>
-              <w:t>3. Авторизованный пользователь нажимает кнопку «Забронировать».</w:t>
-            </w:r>
-          </w:p>
-          <w:p>
-            <w:pPr>
-              <w:rPr>
-                <w:sz w:val="28"/>
-                <w:szCs w:val="28"/>
-              </w:rPr>
-            </w:pPr>
-            <w:r>
-              <w:rPr>
-                <w:sz w:val="28"/>
-                <w:szCs w:val="28"/>
-              </w:rPr>
-              <w:t>4. Система создаёт запись о бронировании номера.</w:t>
+              <w:t>3. Пользователь сохраняет файл-шаблон.</w:t>
             </w:r>
           </w:p>
         </w:tc>
@@ -18289,7 +18505,14 @@
                 <w:sz w:val="28"/>
                 <w:szCs w:val="28"/>
               </w:rPr>
-              <w:t xml:space="preserve">1. Система успешно с создала запись о бронировании номера. </w:t>
+              <w:t>Нет</w:t>
+            </w:r>
+            <w:r>
+              <w:rPr>
+                <w:sz w:val="28"/>
+                <w:szCs w:val="28"/>
+              </w:rPr>
+              <w:t xml:space="preserve">. </w:t>
             </w:r>
           </w:p>
         </w:tc>
@@ -18412,9 +18635,23 @@
     <w:p>
       <w:pPr>
         <w:pStyle w:val="a3"/>
+        <w:spacing w:before="74" w:line="362" w:lineRule="auto"/>
+        <w:ind w:firstLine="0"/>
+      </w:pPr>
+    </w:p>
+    <w:p>
+      <w:pPr>
+        <w:pStyle w:val="a3"/>
         <w:ind w:firstLine="0"/>
         <w:jc w:val="right"/>
       </w:pPr>
+    </w:p>
+    <w:p>
+      <w:pPr>
+        <w:pStyle w:val="a3"/>
+        <w:ind w:firstLine="0"/>
+        <w:jc w:val="right"/>
+      </w:pPr>
       <w:r>
         <w:lastRenderedPageBreak/>
         <w:t>Продолжение</w:t>
@@ -18453,7 +18690,7 @@
         <w:t xml:space="preserve"> Реализация прецедента «</w:t>
       </w:r>
       <w:r>
-        <w:t>Просмотр бронирований</w:t>
+        <w:t>Очистить данные из таблиц и условия</w:t>
       </w:r>
       <w:r>
         <w:t>»</w:t>
@@ -18486,7 +18723,14 @@
                 <w:sz w:val="28"/>
                 <w:szCs w:val="28"/>
               </w:rPr>
-              <w:t>Прецедент: Просмотр бронирований</w:t>
+              <w:t xml:space="preserve">Прецедент: </w:t>
+            </w:r>
+            <w:r>
+              <w:rPr>
+                <w:sz w:val="28"/>
+                <w:szCs w:val="28"/>
+              </w:rPr>
+              <w:t>Очистить данные из таблиц и условия</w:t>
             </w:r>
           </w:p>
         </w:tc>
@@ -18553,7 +18797,28 @@
                 <w:sz w:val="28"/>
                 <w:szCs w:val="28"/>
               </w:rPr>
-              <w:t>Авторизованный пользователь просматривает информацию о своих бронированиях.</w:t>
+              <w:t>П</w:t>
+            </w:r>
+            <w:r>
+              <w:rPr>
+                <w:sz w:val="28"/>
+                <w:szCs w:val="28"/>
+              </w:rPr>
+              <w:t xml:space="preserve">ользователь </w:t>
+            </w:r>
+            <w:r>
+              <w:rPr>
+                <w:sz w:val="28"/>
+                <w:szCs w:val="28"/>
+              </w:rPr>
+              <w:t>очищает данные из таблиц и условия</w:t>
+            </w:r>
+            <w:r>
+              <w:rPr>
+                <w:sz w:val="28"/>
+                <w:szCs w:val="28"/>
+              </w:rPr>
+              <w:t>.</w:t>
             </w:r>
           </w:p>
         </w:tc>
@@ -18590,7 +18855,21 @@
                 <w:sz w:val="28"/>
                 <w:szCs w:val="28"/>
               </w:rPr>
-              <w:t>1. Авторизованный пользователь.</w:t>
+              <w:t xml:space="preserve">1. </w:t>
+            </w:r>
+            <w:r>
+              <w:rPr>
+                <w:sz w:val="28"/>
+                <w:szCs w:val="28"/>
+              </w:rPr>
+              <w:t>П</w:t>
+            </w:r>
+            <w:r>
+              <w:rPr>
+                <w:sz w:val="28"/>
+                <w:szCs w:val="28"/>
+              </w:rPr>
+              <w:t>ользователь.</w:t>
             </w:r>
           </w:p>
         </w:tc>
@@ -18701,7 +18980,35 @@
                 <w:sz w:val="28"/>
                 <w:szCs w:val="28"/>
               </w:rPr>
-              <w:t>1. Прецедент начинается, когда пользователь нажимает кнопку «Мои бронирования».</w:t>
+              <w:t xml:space="preserve">1. Прецедент начинается, когда </w:t>
+            </w:r>
+            <w:r>
+              <w:rPr>
+                <w:sz w:val="28"/>
+                <w:szCs w:val="28"/>
+              </w:rPr>
+              <w:t>П</w:t>
+            </w:r>
+            <w:r>
+              <w:rPr>
+                <w:sz w:val="28"/>
+                <w:szCs w:val="28"/>
+              </w:rPr>
+              <w:t xml:space="preserve">ользователь нажимает кнопку </w:t>
+            </w:r>
+            <w:r>
+              <w:rPr>
+                <w:sz w:val="28"/>
+                <w:szCs w:val="28"/>
+              </w:rPr>
+              <w:t>«Очистить»</w:t>
+            </w:r>
+            <w:r>
+              <w:rPr>
+                <w:sz w:val="28"/>
+                <w:szCs w:val="28"/>
+              </w:rPr>
+              <w:t>.</w:t>
             </w:r>
           </w:p>
           <w:p>
@@ -18716,7 +19023,7 @@
                 <w:sz w:val="28"/>
                 <w:szCs w:val="28"/>
               </w:rPr>
-              <w:t>2. Система отображает список всех бронирований Авторизованного пользователя.</w:t>
+              <w:t>2. Система очищает данные из таблиц и условия.</w:t>
             </w:r>
           </w:p>
         </w:tc>
